--- a/docs/手順書/SP-PS_手順書_生徒用.docx
+++ b/docs/手順書/SP-PS_手順書_生徒用.docx
@@ -7489,6 +7489,14 @@
           <w:bCs/>
         </w:rPr>
         <w:t xml:space="preserve">れんしゅうの記録は消えません。</w:t>
+      </w:r>
+    </w:p>
+    <w:p>
+      <w:pPr>
+        <w:spacing w:after="110"/>
+      </w:pPr>
+      <w:r>
+        <w:t xml:space="preserve">パスワードを5回つづけてまちがえると、「続けて間違えたため、○秒待ってから…」と出て、1分ほど入れられなくなります。少し待ってから、ゆっくり入れなおしましょう。</w:t>
       </w:r>
     </w:p>
     <w:p>

--- a/docs/手順書/SP-PS_手順書_生徒用.docx
+++ b/docs/手順書/SP-PS_手順書_生徒用.docx
@@ -7459,6 +7459,49 @@
       </w:r>
       <w:r>
         <w:t xml:space="preserve">言う</w:t>
+      </w:r>
+    </w:p>
+    <w:p>
+      <w:pPr>
+        <w:pStyle w:val="Heading2"/>
+        <w:spacing w:after="100" w:before="280"/>
+      </w:pPr>
+      <w:r>
+        <w:rPr>
+          <w:color w:val="5B4BEA"/>
+        </w:rPr>
+        <w:t xml:space="preserve">Q</w:t>
+      </w:r>
+      <w:r>
+        <w:t xml:space="preserve">　「いま混み合っています」と出た</w:t>
+      </w:r>
+    </w:p>
+    <w:p>
+      <w:pPr>
+        <w:spacing w:after="110"/>
+      </w:pPr>
+      <w:r>
+        <w:t xml:space="preserve">たくさんの人が同時に「結果を見る」を押すと出ます。発音や録音がわるいわけではありません。少し待ってから</w:t>
+      </w:r>
+      <w:r>
+        <w:rPr>
+          <w:b/>
+          <w:bCs/>
+          <w:color w:val="3F31C2"/>
+          <w:bdr w:val="single" w:color="5B4BEA" w:sz="6" w:space="0"/>
+        </w:rPr>
+        <w:t xml:space="preserve"> もう一度ためす </w:t>
+      </w:r>
+      <w:r>
+        <w:t xml:space="preserve">を押すと、録音しなおさなくても結果が出ます。</w:t>
+      </w:r>
+    </w:p>
+    <w:p>
+      <w:pPr>
+        <w:spacing w:after="110"/>
+      </w:pPr>
+      <w:r>
+        <w:t xml:space="preserve">録音のあとに「いま混み合っています。順番が来たら自動で送ります」と出たときは、そのまま少し待ちましょう。</w:t>
       </w:r>
     </w:p>
     <w:p>

--- a/docs/手順書/SP-PS_手順書_生徒用.docx
+++ b/docs/手順書/SP-PS_手順書_生徒用.docx
@@ -2785,7 +2785,7 @@
               <w:t xml:space="preserve">注意　</w:t>
             </w:r>
             <w:r>
-              <w:t xml:space="preserve">カードの上の「お手本を録り直す」「削除」は、お手本を登録しなおすときのボタンです。ふだんは押しません。「削除」を2回押すと単語が消えてしまいます。</w:t>
+              <w:t xml:space="preserve">カードの上の「お手本を録り直す」「削除」は、お手本を登録しなおすときのボタンです。ふだんは押しません。「削除」を2回押すと単語が一覧から消えます。まちがえて消したときは、先生や家の人に言ってください（元にもどせます）。</w:t>
             </w:r>
           </w:p>
         </w:tc>

--- a/docs/手順書/SP-PS_手順書_生徒用.docx
+++ b/docs/手順書/SP-PS_手順書_生徒用.docx
@@ -1060,6 +1060,30 @@
       </w:r>
       <w:r>
         <w:t xml:space="preserve"> ではじまるURLでひらいてください。ほかの方法でひらくと、録音ができないことがあります。</w:t>
+      </w:r>
+    </w:p>
+    <w:p>
+      <w:pPr>
+        <w:pBdr>
+          <w:top w:val="single" w:color="FCF1DD" w:sz="4" w:space="5"/>
+          <w:left w:val="single" w:color="D08A1E" w:sz="24" w:space="7"/>
+          <w:bottom w:val="single" w:color="FCF1DD" w:sz="4" w:space="5"/>
+          <w:right w:val="single" w:color="FCF1DD" w:sz="4" w:space="7"/>
+        </w:pBdr>
+        <w:shd w:fill="FCF1DD" w:color="auto" w:val="clear"/>
+        <w:spacing w:after="180" w:before="140" w:line="300"/>
+        <w:ind w:left="170" w:right="150"/>
+      </w:pPr>
+      <w:r>
+        <w:rPr>
+          <w:b/>
+          <w:bCs/>
+          <w:color w:val="8A5A0A"/>
+        </w:rPr>
+        <w:t xml:space="preserve">LINE などからひらくとき　</w:t>
+      </w:r>
+      <w:r>
+        <w:t xml:space="preserve">LINE などのアプリでURLを押すと、そのアプリの中でひらくことがあります。アプリの中ではカメラが使えないことがあるので、メニューから Safari（Android は Chrome）でひらきなおしてください。</w:t>
       </w:r>
     </w:p>
     <w:p>
@@ -7347,6 +7371,61 @@
       </w:pPr>
       <w:r>
         <w:t xml:space="preserve">それでも使えないときは、ほかのアプリがマイクを使っていないか、たしかめてください。</w:t>
+      </w:r>
+    </w:p>
+    <w:p>
+      <w:pPr>
+        <w:pStyle w:val="Heading2"/>
+        <w:spacing w:after="100" w:before="280"/>
+      </w:pPr>
+      <w:r>
+        <w:rPr>
+          <w:color w:val="5B4BEA"/>
+        </w:rPr>
+        <w:t xml:space="preserve">Q</w:t>
+      </w:r>
+      <w:r>
+        <w:t xml:space="preserve">　iPhone の Chrome や、LINE でひらいている</w:t>
+      </w:r>
+    </w:p>
+    <w:p>
+      <w:pPr>
+        <w:pStyle w:val="ListParagraph"/>
+        <w:numPr>
+          <w:ilvl w:val="0"/>
+          <w:numId w:val="2"/>
+        </w:numPr>
+        <w:spacing w:after="70"/>
+      </w:pPr>
+      <w:r>
+        <w:rPr>
+          <w:b/>
+          <w:bCs/>
+        </w:rPr>
+        <w:t xml:space="preserve">iPhone で Chrome をつかっているとき</w:t>
+      </w:r>
+      <w:r>
+        <w:t xml:space="preserve">：iPhone の「設定」→「アプリ」→「Chrome」で、カメラとマイクをオンにしてから、ページをひらきなおします。</w:t>
+      </w:r>
+    </w:p>
+    <w:p>
+      <w:pPr>
+        <w:pStyle w:val="ListParagraph"/>
+        <w:numPr>
+          <w:ilvl w:val="0"/>
+          <w:numId w:val="2"/>
+        </w:numPr>
+        <w:spacing w:after="70"/>
+      </w:pPr>
+      <w:r>
+        <w:rPr>
+          <w:b/>
+          <w:bCs/>
+        </w:rPr>
+        <w:t xml:space="preserve">LINE などのアプリの中でひらいているとき</w:t>
+      </w:r>
+      <w:r>
+        <w:t xml:space="preserve">：Safari（Android は Chrome）でひらきなおします（1章）。</w:t>
       </w:r>
     </w:p>
     <w:p>

--- a/docs/手順書/SP-PS_手順書_生徒用.docx
+++ b/docs/手順書/SP-PS_手順書_生徒用.docx
@@ -352,6 +352,19 @@
         </w:rPr>
         <w:t xml:space="preserve">利用者ID</w:t>
       </w:r>
+      <w:r>
+        <w:t xml:space="preserve">と</w:t>
+      </w:r>
+      <w:r>
+        <w:rPr>
+          <w:b/>
+          <w:bCs/>
+        </w:rPr>
+        <w:t xml:space="preserve">はじめのコード</w:t>
+      </w:r>
+      <w:r>
+        <w:t xml:space="preserve">（6けたの数字。はじめての日だけ使います）</w:t>
+      </w:r>
     </w:p>
     <w:p>
       <w:pPr>
@@ -1344,7 +1357,7 @@
                 <wp:inline distT="0" distB="0" distL="0" distR="0">
                   <wp:extent cx="1866900" cy="3267075"/>
                   <wp:effectExtent t="0" r="0" b="0" l="0"/>
-                  <wp:docPr id="3" name="s_first_login_filled" descr="はじめの設定の画面。パスワードを2回入力したところ。" title="はじめの設定の画面。パスワードを2回入力したところ。"/>
+                  <wp:docPr id="3" name="s_first_login_filled" descr="はじめの設定の画面。はじめのコードとパスワードを入力したところ。" title="はじめの設定の画面。はじめのコードとパスワードを入力したところ。"/>
                   <wp:cNvGraphicFramePr>
                     <a:graphicFrameLocks xmlns:a="http://schemas.openxmlformats.org/drawingml/2006/main" noChangeAspect="1"/>
                   </wp:cNvGraphicFramePr>
@@ -1418,7 +1431,25 @@
               <w:spacing w:after="110"/>
             </w:pPr>
             <w:r>
-              <w:t xml:space="preserve">「はじめの設定」の画面になります。自分で決めたパスワードを、</w:t>
+              <w:t xml:space="preserve">「はじめの設定」の画面になります。まず「はじめのコード」に、先生からもらった</w:t>
+            </w:r>
+            <w:r>
+              <w:rPr>
+                <w:b/>
+                <w:bCs/>
+              </w:rPr>
+              <w:t xml:space="preserve">6けたの数字</w:t>
+            </w:r>
+            <w:r>
+              <w:t xml:space="preserve">を入れます。</w:t>
+            </w:r>
+          </w:p>
+          <w:p>
+            <w:pPr>
+              <w:spacing w:after="110"/>
+            </w:pPr>
+            <w:r>
+              <w:t xml:space="preserve">つぎに、自分で決めたパスワードを、</w:t>
             </w:r>
             <w:r>
               <w:rPr>
@@ -1491,7 +1522,7 @@
               <w:t xml:space="preserve">注意　</w:t>
             </w:r>
             <w:r>
-              <w:t xml:space="preserve">パスワードは自分だけのひみつです。友だちにも教えません。わすれてしまったときは、先生に言ってください。</w:t>
+              <w:t xml:space="preserve">パスワードは自分だけのひみつです。友だちにも教えません。わすれてしまったときは、先生に言ってください。はじめのコードは1回しか使えません。まちがえたり、なくしたりしたときも、先生に言ってください。</w:t>
             </w:r>
           </w:p>
         </w:tc>
@@ -7603,7 +7634,7 @@
         <w:spacing w:after="110"/>
       </w:pPr>
       <w:r>
-        <w:t xml:space="preserve">IDの大文字・小文字をたしかめてください。パスワードをわすれたときは、先生に言ってください。先生がパスワードをリセットすると、もう一度「はじめの設定」から決めなおせます。</w:t>
+        <w:t xml:space="preserve">IDの大文字・小文字をたしかめてください。パスワードをわすれたときは、先生に言ってください。先生がパスワードをリセットすると、新しい「はじめのコード」がもらえます。そのコードで、もう一度「はじめの設定」から決めなおせます。</w:t>
       </w:r>
       <w:r>
         <w:rPr>

--- a/docs/手順書/SP-PS_手順書_生徒用.docx
+++ b/docs/手順書/SP-PS_手順書_生徒用.docx
@@ -1585,7 +1585,7 @@
                 <wp:inline distT="0" distB="0" distL="0" distR="0">
                   <wp:extent cx="1866900" cy="3267075"/>
                   <wp:effectExtent t="0" r="0" b="0" l="0"/>
-                  <wp:docPr id="7" name="s_intro_1" descr="使い方の説明の1まい目「お手本を見る」。" title="使い方の説明の1まい目「お手本を見る」。"/>
+                  <wp:docPr id="4" name="s_tour_start" descr="「いっしょに1回やってみよう」の画面。" title="「いっしょに1回やってみよう」の画面。"/>
                   <wp:cNvGraphicFramePr>
                     <a:graphicFrameLocks xmlns:a="http://schemas.openxmlformats.org/drawingml/2006/main" noChangeAspect="1"/>
                   </wp:cNvGraphicFramePr>
@@ -1651,7 +1651,7 @@
               <w:t xml:space="preserve"> 3 </w:t>
             </w:r>
             <w:r>
-              <w:t xml:space="preserve">　使い方の説明を読む</w:t>
+              <w:t xml:space="preserve">　チュートリアルで1回やってみる</w:t>
             </w:r>
           </w:p>
           <w:p>
@@ -1659,7 +1659,7 @@
               <w:spacing w:after="110"/>
             </w:pPr>
             <w:r>
-              <w:t xml:space="preserve">はじめてのときは、使い方の説明が3まい出ます。</w:t>
+              <w:t xml:space="preserve">はじめてのときは「いっしょに1回やってみよう」が出ます。</w:t>
             </w:r>
             <w:r>
               <w:rPr>
@@ -1668,10 +1668,42 @@
                 <w:color w:val="3F31C2"/>
                 <w:bdr w:val="single" w:color="5B4BEA" w:sz="6" w:space="0"/>
               </w:rPr>
-              <w:t xml:space="preserve"> つぎへ </w:t>
-            </w:r>
-            <w:r>
-              <w:t xml:space="preserve">で読みすすめて、さいごに</w:t>
+              <w:t xml:space="preserve"> はじめる </w:t>
+            </w:r>
+            <w:r>
+              <w:t xml:space="preserve">を押すと、画面の案内にそって、単語を1つ登録して、録音して、点数を見るところまで、ひととおりやってみられます（3分くらい）。</w:t>
+            </w:r>
+          </w:p>
+          <w:p>
+            <w:pPr>
+              <w:pBdr>
+                <w:top w:val="single" w:color="EEEBFF" w:sz="4" w:space="5"/>
+                <w:left w:val="single" w:color="5B4BEA" w:sz="24" w:space="7"/>
+                <w:bottom w:val="single" w:color="EEEBFF" w:sz="4" w:space="5"/>
+                <w:right w:val="single" w:color="EEEBFF" w:sz="4" w:space="7"/>
+              </w:pBdr>
+              <w:shd w:fill="EEEBFF" w:color="auto" w:val="clear"/>
+              <w:spacing w:after="180" w:before="140" w:line="300"/>
+              <w:ind w:left="170" w:right="150"/>
+            </w:pPr>
+            <w:r>
+              <w:rPr>
+                <w:b/>
+                <w:bCs/>
+                <w:color w:val="3F31C2"/>
+              </w:rPr>
+              <w:t xml:space="preserve">ポイント　</w:t>
+            </w:r>
+            <w:r>
+              <w:t xml:space="preserve">単語とお手本の登録は、ふだんは、おうちの人や先生がします。チュートリアルでは、使い方を知るために、自分で1つ登録します。登録した単語は、そのまま練習に使えます。</w:t>
+            </w:r>
+          </w:p>
+          <w:p>
+            <w:pPr>
+              <w:spacing w:after="110"/>
+            </w:pPr>
+            <w:r>
+              <w:t xml:space="preserve">今やらないときは</w:t>
             </w:r>
             <w:r>
               <w:rPr>
@@ -1680,222 +1712,10 @@
                 <w:color w:val="3F31C2"/>
                 <w:bdr w:val="single" w:color="5B4BEA" w:sz="6" w:space="0"/>
               </w:rPr>
-              <w:t xml:space="preserve"> はじめる </w:t>
-            </w:r>
-            <w:r>
-              <w:t xml:space="preserve">を押すと、ホーム画面になります。</w:t>
-            </w:r>
-          </w:p>
-          <w:p>
-            <w:pPr>
-              <w:tabs>
-                <w:tab w:val="left" w:pos="380"/>
-              </w:tabs>
-              <w:spacing w:after="100" w:line="290"/>
-              <w:ind w:left="380" w:hanging="380"/>
-            </w:pPr>
-            <w:r>
-              <w:drawing>
-                <wp:inline distT="0" distB="0" distL="0" distR="0">
-                  <wp:extent cx="142875" cy="142875"/>
-                  <wp:effectExtent t="0" r="0" b="0" l="0"/>
-                  <wp:docPr id="4" name="mk1" descr="印 1" title="印 1"/>
-                  <wp:cNvGraphicFramePr>
-                    <a:graphicFrameLocks xmlns:a="http://schemas.openxmlformats.org/drawingml/2006/main" noChangeAspect="1"/>
-                  </wp:cNvGraphicFramePr>
-                  <a:graphic xmlns:a="http://schemas.openxmlformats.org/drawingml/2006/main">
-                    <a:graphicData uri="http://schemas.openxmlformats.org/drawingml/2006/picture">
-                      <pic:pic xmlns:pic="http://schemas.openxmlformats.org/drawingml/2006/picture">
-                        <pic:nvPicPr>
-                          <pic:cNvPr id="0" name="" descr=""/>
-                          <pic:cNvPicPr>
-                            <a:picLocks noChangeAspect="1" noChangeArrowheads="1"/>
-                          </pic:cNvPicPr>
-                        </pic:nvPicPr>
-                        <pic:blipFill>
-                          <a:blip r:embed="rId12" cstate="none"/>
-                          <a:srcRect/>
-                          <a:stretch>
-                            <a:fillRect/>
-                          </a:stretch>
-                        </pic:blipFill>
-                        <pic:spPr bwMode="auto">
-                          <a:xfrm>
-                            <a:off x="0" y="0"/>
-                            <a:ext cx="142875" cy="142875"/>
-                          </a:xfrm>
-                          <a:prstGeom prst="rect">
-                            <a:avLst/>
-                          </a:prstGeom>
-                        </pic:spPr>
-                      </pic:pic>
-                    </a:graphicData>
-                  </a:graphic>
-                </wp:inline>
-              </w:drawing>
-            </w:r>
-            <w:r>
-              <w:tab/>
-            </w:r>
-            <w:r>
-              <w:rPr>
-                <w:b/>
-                <w:bCs/>
-              </w:rPr>
-              <w:t xml:space="preserve">お手本を見る</w:t>
-            </w:r>
-            <w:r>
-              <w:br/>
-            </w:r>
-            <w:r>
-              <w:rPr>
-                <w:color w:val="47465E"/>
-              </w:rPr>
-              <w:t xml:space="preserve">先生の口の動きと、音の高さ・長さを見ます。</w:t>
-            </w:r>
-          </w:p>
-          <w:p>
-            <w:pPr>
-              <w:tabs>
-                <w:tab w:val="left" w:pos="380"/>
-              </w:tabs>
-              <w:spacing w:after="100" w:line="290"/>
-              <w:ind w:left="380" w:hanging="380"/>
-            </w:pPr>
-            <w:r>
-              <w:drawing>
-                <wp:inline distT="0" distB="0" distL="0" distR="0">
-                  <wp:extent cx="142875" cy="142875"/>
-                  <wp:effectExtent t="0" r="0" b="0" l="0"/>
-                  <wp:docPr id="5" name="mk2" descr="印 2" title="印 2"/>
-                  <wp:cNvGraphicFramePr>
-                    <a:graphicFrameLocks xmlns:a="http://schemas.openxmlformats.org/drawingml/2006/main" noChangeAspect="1"/>
-                  </wp:cNvGraphicFramePr>
-                  <a:graphic xmlns:a="http://schemas.openxmlformats.org/drawingml/2006/main">
-                    <a:graphicData uri="http://schemas.openxmlformats.org/drawingml/2006/picture">
-                      <pic:pic xmlns:pic="http://schemas.openxmlformats.org/drawingml/2006/picture">
-                        <pic:nvPicPr>
-                          <pic:cNvPr id="0" name="" descr=""/>
-                          <pic:cNvPicPr>
-                            <a:picLocks noChangeAspect="1" noChangeArrowheads="1"/>
-                          </pic:cNvPicPr>
-                        </pic:nvPicPr>
-                        <pic:blipFill>
-                          <a:blip r:embed="rId13" cstate="none"/>
-                          <a:srcRect/>
-                          <a:stretch>
-                            <a:fillRect/>
-                          </a:stretch>
-                        </pic:blipFill>
-                        <pic:spPr bwMode="auto">
-                          <a:xfrm>
-                            <a:off x="0" y="0"/>
-                            <a:ext cx="142875" cy="142875"/>
-                          </a:xfrm>
-                          <a:prstGeom prst="rect">
-                            <a:avLst/>
-                          </a:prstGeom>
-                        </pic:spPr>
-                      </pic:pic>
-                    </a:graphicData>
-                  </a:graphic>
-                </wp:inline>
-              </w:drawing>
-            </w:r>
-            <w:r>
-              <w:tab/>
-            </w:r>
-            <w:r>
-              <w:rPr>
-                <w:b/>
-                <w:bCs/>
-              </w:rPr>
-              <w:t xml:space="preserve">自分のペースで録音</w:t>
-            </w:r>
-            <w:r>
-              <w:br/>
-            </w:r>
-            <w:r>
-              <w:rPr>
-                <w:color w:val="47465E"/>
-              </w:rPr>
-              <w:t xml:space="preserve">言いおわったら「録音停止」を押します。</w:t>
-            </w:r>
-          </w:p>
-          <w:p>
-            <w:pPr>
-              <w:tabs>
-                <w:tab w:val="left" w:pos="380"/>
-              </w:tabs>
-              <w:spacing w:after="100" w:line="290"/>
-              <w:ind w:left="380" w:hanging="380"/>
-            </w:pPr>
-            <w:r>
-              <w:drawing>
-                <wp:inline distT="0" distB="0" distL="0" distR="0">
-                  <wp:extent cx="142875" cy="142875"/>
-                  <wp:effectExtent t="0" r="0" b="0" l="0"/>
-                  <wp:docPr id="6" name="mk3" descr="印 3" title="印 3"/>
-                  <wp:cNvGraphicFramePr>
-                    <a:graphicFrameLocks xmlns:a="http://schemas.openxmlformats.org/drawingml/2006/main" noChangeAspect="1"/>
-                  </wp:cNvGraphicFramePr>
-                  <a:graphic xmlns:a="http://schemas.openxmlformats.org/drawingml/2006/main">
-                    <a:graphicData uri="http://schemas.openxmlformats.org/drawingml/2006/picture">
-                      <pic:pic xmlns:pic="http://schemas.openxmlformats.org/drawingml/2006/picture">
-                        <pic:nvPicPr>
-                          <pic:cNvPr id="0" name="" descr=""/>
-                          <pic:cNvPicPr>
-                            <a:picLocks noChangeAspect="1" noChangeArrowheads="1"/>
-                          </pic:cNvPicPr>
-                        </pic:nvPicPr>
-                        <pic:blipFill>
-                          <a:blip r:embed="rId14" cstate="none"/>
-                          <a:srcRect/>
-                          <a:stretch>
-                            <a:fillRect/>
-                          </a:stretch>
-                        </pic:blipFill>
-                        <pic:spPr bwMode="auto">
-                          <a:xfrm>
-                            <a:off x="0" y="0"/>
-                            <a:ext cx="142875" cy="142875"/>
-                          </a:xfrm>
-                          <a:prstGeom prst="rect">
-                            <a:avLst/>
-                          </a:prstGeom>
-                        </pic:spPr>
-                      </pic:pic>
-                    </a:graphicData>
-                  </a:graphic>
-                </wp:inline>
-              </w:drawing>
-            </w:r>
-            <w:r>
-              <w:tab/>
-            </w:r>
-            <w:r>
-              <w:rPr>
-                <w:b/>
-                <w:bCs/>
-              </w:rPr>
-              <w:t xml:space="preserve">直すところは1つだけ</w:t>
-            </w:r>
-            <w:r>
-              <w:br/>
-            </w:r>
-            <w:r>
-              <w:rPr>
-                <w:color w:val="47465E"/>
-              </w:rPr>
-              <w:t xml:space="preserve">結果の「つぎは、ここだけ」を直していきます。</w:t>
-            </w:r>
-          </w:p>
-          <w:p>
-            <w:pPr>
-              <w:spacing w:after="110"/>
-            </w:pPr>
-            <w:r>
-              <w:t xml:space="preserve">もう一度見たいときは、設定（9章）の「使い方を見る」から見られます。</w:t>
+              <w:t xml:space="preserve"> あとで </w:t>
+            </w:r>
+            <w:r>
+              <w:t xml:space="preserve">を押します。設定（9章）の「使い方を見る」から、いつでもできます。</w:t>
             </w:r>
           </w:p>
         </w:tc>
@@ -1908,20 +1728,6 @@
         </w:pBdr>
         <w:spacing w:after="160" w:before="60"/>
       </w:pPr>
-    </w:p>
-    <w:p>
-      <w:pPr>
-        <w:pStyle w:val="Heading1"/>
-      </w:pPr>
-      <w:r>
-        <w:rPr>
-          <w:color w:val="5B4BEA"/>
-        </w:rPr>
-        <w:t xml:space="preserve">3</w:t>
-      </w:r>
-      <w:r>
-        <w:t xml:space="preserve">　2回目からのログイン</w:t>
-      </w:r>
     </w:p>
     <w:tbl>
       <w:tblPr>
@@ -1972,7 +1778,7 @@
                 <wp:inline distT="0" distB="0" distL="0" distR="0">
                   <wp:extent cx="1866900" cy="3267075"/>
                   <wp:effectExtent t="0" r="0" b="0" l="0"/>
-                  <wp:docPr id="8" name="s_login_filled" descr="ログイン画面。利用者IDとパスワードを入力したところ。" title="ログイン画面。利用者IDとパスワードを入力したところ。"/>
+                  <wp:docPr id="5" name="s_tour_record" descr="チュートリアルの4ばんめ。録画開始のボタンだけが明るくなっている。" title="チュートリアルの4ばんめ。録画開始のボタンだけが明るくなっている。"/>
                   <wp:cNvGraphicFramePr>
                     <a:graphicFrameLocks xmlns:a="http://schemas.openxmlformats.org/drawingml/2006/main" noChangeAspect="1"/>
                   </wp:cNvGraphicFramePr>
@@ -1986,7 +1792,7 @@
                           </pic:cNvPicPr>
                         </pic:nvPicPr>
                         <pic:blipFill>
-                          <a:blip r:embed="rId15" cstate="none"/>
+                          <a:blip r:embed="rId12" cstate="none"/>
                           <a:srcRect/>
                           <a:stretch>
                             <a:fillRect/>
@@ -2035,10 +1841,10 @@
                 <w:color w:val="3F31C2"/>
                 <w:shd w:fill="EEEBFF" w:color="auto" w:val="clear"/>
               </w:rPr>
-              <w:t xml:space="preserve"> 1 </w:t>
-            </w:r>
-            <w:r>
-              <w:t xml:space="preserve">　IDとパスワードを入れる</w:t>
+              <w:t xml:space="preserve"> 4 </w:t>
+            </w:r>
+            <w:r>
+              <w:t xml:space="preserve">　案内にそって進む</w:t>
             </w:r>
           </w:p>
           <w:p>
@@ -2046,7 +1852,15 @@
               <w:spacing w:after="110"/>
             </w:pPr>
             <w:r>
-              <w:t xml:space="preserve">「利用者ID」と、自分で決めた「パスワード」を入れて、</w:t>
+              <w:t xml:space="preserve">つぎに押すボタンだけが明るくなって、ふきだしに、やることが出ます。明るいボタンのほかは押せません。</w:t>
+            </w:r>
+          </w:p>
+          <w:p>
+            <w:pPr>
+              <w:spacing w:after="110"/>
+            </w:pPr>
+            <w:r>
+              <w:t xml:space="preserve">ふきだしの上の数字（4 / 12 など）は、いまが何ばんめかです。とちゅうでやめたいときは、ふきだしの</w:t>
             </w:r>
             <w:r>
               <w:rPr>
@@ -2055,34 +1869,10 @@
                 <w:color w:val="3F31C2"/>
                 <w:bdr w:val="single" w:color="5B4BEA" w:sz="6" w:space="0"/>
               </w:rPr>
-              <w:t xml:space="preserve"> ログイン </w:t>
+              <w:t xml:space="preserve"> やめる </w:t>
             </w:r>
             <w:r>
               <w:t xml:space="preserve">を押します。</w:t>
-            </w:r>
-          </w:p>
-          <w:p>
-            <w:pPr>
-              <w:pBdr>
-                <w:top w:val="single" w:color="EEEBFF" w:sz="4" w:space="5"/>
-                <w:left w:val="single" w:color="5B4BEA" w:sz="24" w:space="7"/>
-                <w:bottom w:val="single" w:color="EEEBFF" w:sz="4" w:space="5"/>
-                <w:right w:val="single" w:color="EEEBFF" w:sz="4" w:space="7"/>
-              </w:pBdr>
-              <w:shd w:fill="EEEBFF" w:color="auto" w:val="clear"/>
-              <w:spacing w:after="180" w:before="140" w:line="300"/>
-              <w:ind w:left="170" w:right="150"/>
-            </w:pPr>
-            <w:r>
-              <w:rPr>
-                <w:b/>
-                <w:bCs/>
-                <w:color w:val="3F31C2"/>
-              </w:rPr>
-              <w:t xml:space="preserve">ポイント　</w:t>
-            </w:r>
-            <w:r>
-              <w:t xml:space="preserve">「利用者IDまたはパスワードが正しくありません」と出たら、大文字・小文字をたしかめて、もう一度入れます。</w:t>
             </w:r>
           </w:p>
         </w:tc>
@@ -2104,22 +1894,10 @@
         <w:rPr>
           <w:color w:val="5B4BEA"/>
         </w:rPr>
-        <w:t xml:space="preserve">4</w:t>
-      </w:r>
-      <w:r>
-        <w:t xml:space="preserve">　ホーム画面の見かた</w:t>
-      </w:r>
-    </w:p>
-    <w:p>
-      <w:pPr>
-        <w:keepNext/>
-        <w:spacing w:after="160"/>
-      </w:pPr>
-      <w:r>
-        <w:rPr>
-          <w:color w:val="47465E"/>
-        </w:rPr>
-        <w:t xml:space="preserve">ログインすると、ホーム画面になります。今日やることが、いちばん上に出ています。</w:t>
+        <w:t xml:space="preserve">3</w:t>
+      </w:r>
+      <w:r>
+        <w:t xml:space="preserve">　2回目からのログイン</w:t>
       </w:r>
     </w:p>
     <w:tbl>
@@ -2171,157 +1949,7 @@
                 <wp:inline distT="0" distB="0" distL="0" distR="0">
                   <wp:extent cx="1866900" cy="3267075"/>
                   <wp:effectExtent t="0" r="0" b="0" l="0"/>
-                  <wp:docPr id="14" name="s_home" descr="ホーム画面。番号1〜5の印つき。" title="ホーム画面。番号1〜5の印つき。"/>
-                  <wp:cNvGraphicFramePr>
-                    <a:graphicFrameLocks xmlns:a="http://schemas.openxmlformats.org/drawingml/2006/main" noChangeAspect="1"/>
-                  </wp:cNvGraphicFramePr>
-                  <a:graphic xmlns:a="http://schemas.openxmlformats.org/drawingml/2006/main">
-                    <a:graphicData uri="http://schemas.openxmlformats.org/drawingml/2006/picture">
-                      <pic:pic xmlns:pic="http://schemas.openxmlformats.org/drawingml/2006/picture">
-                        <pic:nvPicPr>
-                          <pic:cNvPr id="0" name="" descr=""/>
-                          <pic:cNvPicPr>
-                            <a:picLocks noChangeAspect="1" noChangeArrowheads="1"/>
-                          </pic:cNvPicPr>
-                        </pic:nvPicPr>
-                        <pic:blipFill>
-                          <a:blip r:embed="rId16" cstate="none"/>
-                          <a:srcRect/>
-                          <a:stretch>
-                            <a:fillRect/>
-                          </a:stretch>
-                        </pic:blipFill>
-                        <pic:spPr bwMode="auto">
-                          <a:xfrm>
-                            <a:off x="0" y="0"/>
-                            <a:ext cx="1866900" cy="3267075"/>
-                          </a:xfrm>
-                          <a:prstGeom prst="rect">
-                            <a:avLst/>
-                          </a:prstGeom>
-                        </pic:spPr>
-                      </pic:pic>
-                    </a:graphicData>
-                  </a:graphic>
-                </wp:inline>
-              </w:drawing>
-            </w:r>
-          </w:p>
-        </w:tc>
-        <w:tc>
-          <w:tcPr>
-            <w:tcW w:type="dxa" w:w="6602"/>
-            <w:tcBorders>
-              <w:top w:val="none" w:color="FFFFFF" w:sz="0"/>
-              <w:left w:val="none" w:color="FFFFFF" w:sz="0"/>
-              <w:bottom w:val="none" w:color="FFFFFF" w:sz="0"/>
-              <w:right w:val="none" w:color="FFFFFF" w:sz="0"/>
-            </w:tcBorders>
-            <w:tcMar>
-              <w:top w:type="dxa" w:w="60"/>
-              <w:left w:type="dxa" w:w="120"/>
-              <w:bottom w:type="dxa" w:w="60"/>
-              <w:right w:type="dxa" w:w="0"/>
-            </w:tcMar>
-            <w:vAlign w:val="top"/>
-          </w:tcPr>
-          <w:p>
-            <w:pPr>
-              <w:pStyle w:val="Heading2"/>
-            </w:pPr>
-            <w:r>
-              <w:rPr>
-                <w:color w:val="3F31C2"/>
-                <w:shd w:fill="EEEBFF" w:color="auto" w:val="clear"/>
-              </w:rPr>
-              <w:t xml:space="preserve"> 1 </w:t>
-            </w:r>
-            <w:r>
-              <w:t xml:space="preserve">　画面の上のほう</w:t>
-            </w:r>
-          </w:p>
-          <w:p>
-            <w:pPr>
-              <w:tabs>
-                <w:tab w:val="left" w:pos="380"/>
-              </w:tabs>
-              <w:spacing w:after="100" w:line="290"/>
-              <w:ind w:left="380" w:hanging="380"/>
-            </w:pPr>
-            <w:r>
-              <w:drawing>
-                <wp:inline distT="0" distB="0" distL="0" distR="0">
-                  <wp:extent cx="142875" cy="142875"/>
-                  <wp:effectExtent t="0" r="0" b="0" l="0"/>
-                  <wp:docPr id="9" name="mk1" descr="印 1" title="印 1"/>
-                  <wp:cNvGraphicFramePr>
-                    <a:graphicFrameLocks xmlns:a="http://schemas.openxmlformats.org/drawingml/2006/main" noChangeAspect="1"/>
-                  </wp:cNvGraphicFramePr>
-                  <a:graphic xmlns:a="http://schemas.openxmlformats.org/drawingml/2006/main">
-                    <a:graphicData uri="http://schemas.openxmlformats.org/drawingml/2006/picture">
-                      <pic:pic xmlns:pic="http://schemas.openxmlformats.org/drawingml/2006/picture">
-                        <pic:nvPicPr>
-                          <pic:cNvPr id="0" name="" descr=""/>
-                          <pic:cNvPicPr>
-                            <a:picLocks noChangeAspect="1" noChangeArrowheads="1"/>
-                          </pic:cNvPicPr>
-                        </pic:nvPicPr>
-                        <pic:blipFill>
-                          <a:blip r:embed="rId12" cstate="none"/>
-                          <a:srcRect/>
-                          <a:stretch>
-                            <a:fillRect/>
-                          </a:stretch>
-                        </pic:blipFill>
-                        <pic:spPr bwMode="auto">
-                          <a:xfrm>
-                            <a:off x="0" y="0"/>
-                            <a:ext cx="142875" cy="142875"/>
-                          </a:xfrm>
-                          <a:prstGeom prst="rect">
-                            <a:avLst/>
-                          </a:prstGeom>
-                        </pic:spPr>
-                      </pic:pic>
-                    </a:graphicData>
-                  </a:graphic>
-                </wp:inline>
-              </w:drawing>
-            </w:r>
-            <w:r>
-              <w:tab/>
-            </w:r>
-            <w:r>
-              <w:rPr>
-                <w:b/>
-                <w:bCs/>
-              </w:rPr>
-              <w:t xml:space="preserve">連続日数</w:t>
-            </w:r>
-            <w:r>
-              <w:br/>
-            </w:r>
-            <w:r>
-              <w:rPr>
-                <w:color w:val="47465E"/>
-              </w:rPr>
-              <w:t xml:space="preserve">何日つづけてれんしゅうしたか。1日休んでも、とぎれません。</w:t>
-            </w:r>
-          </w:p>
-          <w:p>
-            <w:pPr>
-              <w:tabs>
-                <w:tab w:val="left" w:pos="380"/>
-              </w:tabs>
-              <w:spacing w:after="100" w:line="290"/>
-              <w:ind w:left="380" w:hanging="380"/>
-            </w:pPr>
-            <w:r>
-              <w:drawing>
-                <wp:inline distT="0" distB="0" distL="0" distR="0">
-                  <wp:extent cx="142875" cy="142875"/>
-                  <wp:effectExtent t="0" r="0" b="0" l="0"/>
-                  <wp:docPr id="10" name="mk2" descr="印 2" title="印 2"/>
+                  <wp:docPr id="6" name="s_login_filled" descr="ログイン画面。利用者IDとパスワードを入力したところ。" title="ログイン画面。利用者IDとパスワードを入力したところ。"/>
                   <wp:cNvGraphicFramePr>
                     <a:graphicFrameLocks xmlns:a="http://schemas.openxmlformats.org/drawingml/2006/main" noChangeAspect="1"/>
                   </wp:cNvGraphicFramePr>
@@ -2344,7 +1972,7 @@
                         <pic:spPr bwMode="auto">
                           <a:xfrm>
                             <a:off x="0" y="0"/>
-                            <a:ext cx="142875" cy="142875"/>
+                            <a:ext cx="1866900" cy="3267075"/>
                           </a:xfrm>
                           <a:prstGeom prst="rect">
                             <a:avLst/>
@@ -2356,243 +1984,82 @@
                 </wp:inline>
               </w:drawing>
             </w:r>
-            <w:r>
-              <w:tab/>
-            </w:r>
-            <w:r>
-              <w:rPr>
-                <w:b/>
-                <w:bCs/>
-              </w:rPr>
-              <w:t xml:space="preserve">今日のれんしゅう</w:t>
-            </w:r>
-            <w:r>
-              <w:br/>
-            </w:r>
-            <w:r>
-              <w:rPr>
-                <w:color w:val="47465E"/>
-              </w:rPr>
-              <w:t xml:space="preserve">今日やるとよい単語が出ます。</w:t>
-            </w:r>
-            <w:r>
-              <w:rPr>
-                <w:b/>
-                <w:bCs/>
-                <w:color w:val="47465E"/>
+          </w:p>
+        </w:tc>
+        <w:tc>
+          <w:tcPr>
+            <w:tcW w:type="dxa" w:w="6602"/>
+            <w:tcBorders>
+              <w:top w:val="none" w:color="FFFFFF" w:sz="0"/>
+              <w:left w:val="none" w:color="FFFFFF" w:sz="0"/>
+              <w:bottom w:val="none" w:color="FFFFFF" w:sz="0"/>
+              <w:right w:val="none" w:color="FFFFFF" w:sz="0"/>
+            </w:tcBorders>
+            <w:tcMar>
+              <w:top w:type="dxa" w:w="60"/>
+              <w:left w:type="dxa" w:w="120"/>
+              <w:bottom w:type="dxa" w:w="60"/>
+              <w:right w:type="dxa" w:w="0"/>
+            </w:tcMar>
+            <w:vAlign w:val="top"/>
+          </w:tcPr>
+          <w:p>
+            <w:pPr>
+              <w:pStyle w:val="Heading2"/>
+            </w:pPr>
+            <w:r>
+              <w:rPr>
+                <w:color w:val="3F31C2"/>
+                <w:shd w:fill="EEEBFF" w:color="auto" w:val="clear"/>
+              </w:rPr>
+              <w:t xml:space="preserve"> 1 </w:t>
+            </w:r>
+            <w:r>
+              <w:t xml:space="preserve">　IDとパスワードを入れる</w:t>
+            </w:r>
+          </w:p>
+          <w:p>
+            <w:pPr>
+              <w:spacing w:after="110"/>
+            </w:pPr>
+            <w:r>
+              <w:t xml:space="preserve">「利用者ID」と、自分で決めた「パスワード」を入れて、</w:t>
+            </w:r>
+            <w:r>
+              <w:rPr>
+                <w:b/>
+                <w:bCs/>
+                <w:color w:val="3F31C2"/>
                 <w:bdr w:val="single" w:color="5B4BEA" w:sz="6" w:space="0"/>
               </w:rPr>
-              <w:t xml:space="preserve"> ▶ はじめる </w:t>
-            </w:r>
-            <w:r>
-              <w:rPr>
-                <w:color w:val="47465E"/>
-              </w:rPr>
-              <w:t xml:space="preserve">を押すと、すぐ録音の画面になります。右上のリングは、今日のメニューがどこまで進んだかです。</w:t>
-            </w:r>
-          </w:p>
-          <w:p>
-            <w:pPr>
-              <w:tabs>
-                <w:tab w:val="left" w:pos="380"/>
-              </w:tabs>
-              <w:spacing w:after="100" w:line="290"/>
-              <w:ind w:left="380" w:hanging="380"/>
-            </w:pPr>
-            <w:r>
-              <w:drawing>
-                <wp:inline distT="0" distB="0" distL="0" distR="0">
-                  <wp:extent cx="142875" cy="142875"/>
-                  <wp:effectExtent t="0" r="0" b="0" l="0"/>
-                  <wp:docPr id="11" name="mk3" descr="印 3" title="印 3"/>
-                  <wp:cNvGraphicFramePr>
-                    <a:graphicFrameLocks xmlns:a="http://schemas.openxmlformats.org/drawingml/2006/main" noChangeAspect="1"/>
-                  </wp:cNvGraphicFramePr>
-                  <a:graphic xmlns:a="http://schemas.openxmlformats.org/drawingml/2006/main">
-                    <a:graphicData uri="http://schemas.openxmlformats.org/drawingml/2006/picture">
-                      <pic:pic xmlns:pic="http://schemas.openxmlformats.org/drawingml/2006/picture">
-                        <pic:nvPicPr>
-                          <pic:cNvPr id="0" name="" descr=""/>
-                          <pic:cNvPicPr>
-                            <a:picLocks noChangeAspect="1" noChangeArrowheads="1"/>
-                          </pic:cNvPicPr>
-                        </pic:nvPicPr>
-                        <pic:blipFill>
-                          <a:blip r:embed="rId14" cstate="none"/>
-                          <a:srcRect/>
-                          <a:stretch>
-                            <a:fillRect/>
-                          </a:stretch>
-                        </pic:blipFill>
-                        <pic:spPr bwMode="auto">
-                          <a:xfrm>
-                            <a:off x="0" y="0"/>
-                            <a:ext cx="142875" cy="142875"/>
-                          </a:xfrm>
-                          <a:prstGeom prst="rect">
-                            <a:avLst/>
-                          </a:prstGeom>
-                        </pic:spPr>
-                      </pic:pic>
-                    </a:graphicData>
-                  </a:graphic>
-                </wp:inline>
-              </w:drawing>
-            </w:r>
-            <w:r>
-              <w:tab/>
-            </w:r>
-            <w:r>
-              <w:rPr>
-                <w:b/>
-                <w:bCs/>
-              </w:rPr>
-              <w:t xml:space="preserve">今週のようす</w:t>
-            </w:r>
-            <w:r>
-              <w:br/>
-            </w:r>
-            <w:r>
-              <w:rPr>
-                <w:color w:val="47465E"/>
-              </w:rPr>
-              <w:t xml:space="preserve">今週れんしゅうした日に ✓ がつきます。</w:t>
-            </w:r>
-          </w:p>
-          <w:p>
-            <w:pPr>
-              <w:tabs>
-                <w:tab w:val="left" w:pos="380"/>
-              </w:tabs>
-              <w:spacing w:after="100" w:line="290"/>
-              <w:ind w:left="380" w:hanging="380"/>
-            </w:pPr>
-            <w:r>
-              <w:drawing>
-                <wp:inline distT="0" distB="0" distL="0" distR="0">
-                  <wp:extent cx="142875" cy="142875"/>
-                  <wp:effectExtent t="0" r="0" b="0" l="0"/>
-                  <wp:docPr id="12" name="mk4" descr="印 4" title="印 4"/>
-                  <wp:cNvGraphicFramePr>
-                    <a:graphicFrameLocks xmlns:a="http://schemas.openxmlformats.org/drawingml/2006/main" noChangeAspect="1"/>
-                  </wp:cNvGraphicFramePr>
-                  <a:graphic xmlns:a="http://schemas.openxmlformats.org/drawingml/2006/main">
-                    <a:graphicData uri="http://schemas.openxmlformats.org/drawingml/2006/picture">
-                      <pic:pic xmlns:pic="http://schemas.openxmlformats.org/drawingml/2006/picture">
-                        <pic:nvPicPr>
-                          <pic:cNvPr id="0" name="" descr=""/>
-                          <pic:cNvPicPr>
-                            <a:picLocks noChangeAspect="1" noChangeArrowheads="1"/>
-                          </pic:cNvPicPr>
-                        </pic:nvPicPr>
-                        <pic:blipFill>
-                          <a:blip r:embed="rId17" cstate="none"/>
-                          <a:srcRect/>
-                          <a:stretch>
-                            <a:fillRect/>
-                          </a:stretch>
-                        </pic:blipFill>
-                        <pic:spPr bwMode="auto">
-                          <a:xfrm>
-                            <a:off x="0" y="0"/>
-                            <a:ext cx="142875" cy="142875"/>
-                          </a:xfrm>
-                          <a:prstGeom prst="rect">
-                            <a:avLst/>
-                          </a:prstGeom>
-                        </pic:spPr>
-                      </pic:pic>
-                    </a:graphicData>
-                  </a:graphic>
-                </wp:inline>
-              </w:drawing>
-            </w:r>
-            <w:r>
-              <w:tab/>
-            </w:r>
-            <w:r>
-              <w:rPr>
-                <w:b/>
-                <w:bCs/>
-              </w:rPr>
-              <w:t xml:space="preserve">画面下のタブ</w:t>
-            </w:r>
-            <w:r>
-              <w:br/>
-            </w:r>
-            <w:r>
-              <w:rPr>
-                <w:color w:val="47465E"/>
-              </w:rPr>
-              <w:t xml:space="preserve">「ホーム」「記録」「分析」を切りかえます。どの画面からでも押せます。</w:t>
-            </w:r>
-          </w:p>
-          <w:p>
-            <w:pPr>
-              <w:tabs>
-                <w:tab w:val="left" w:pos="380"/>
-              </w:tabs>
-              <w:spacing w:after="100" w:line="290"/>
-              <w:ind w:left="380" w:hanging="380"/>
-            </w:pPr>
-            <w:r>
-              <w:drawing>
-                <wp:inline distT="0" distB="0" distL="0" distR="0">
-                  <wp:extent cx="142875" cy="142875"/>
-                  <wp:effectExtent t="0" r="0" b="0" l="0"/>
-                  <wp:docPr id="13" name="mk5" descr="印 5" title="印 5"/>
-                  <wp:cNvGraphicFramePr>
-                    <a:graphicFrameLocks xmlns:a="http://schemas.openxmlformats.org/drawingml/2006/main" noChangeAspect="1"/>
-                  </wp:cNvGraphicFramePr>
-                  <a:graphic xmlns:a="http://schemas.openxmlformats.org/drawingml/2006/main">
-                    <a:graphicData uri="http://schemas.openxmlformats.org/drawingml/2006/picture">
-                      <pic:pic xmlns:pic="http://schemas.openxmlformats.org/drawingml/2006/picture">
-                        <pic:nvPicPr>
-                          <pic:cNvPr id="0" name="" descr=""/>
-                          <pic:cNvPicPr>
-                            <a:picLocks noChangeAspect="1" noChangeArrowheads="1"/>
-                          </pic:cNvPicPr>
-                        </pic:nvPicPr>
-                        <pic:blipFill>
-                          <a:blip r:embed="rId18" cstate="none"/>
-                          <a:srcRect/>
-                          <a:stretch>
-                            <a:fillRect/>
-                          </a:stretch>
-                        </pic:blipFill>
-                        <pic:spPr bwMode="auto">
-                          <a:xfrm>
-                            <a:off x="0" y="0"/>
-                            <a:ext cx="142875" cy="142875"/>
-                          </a:xfrm>
-                          <a:prstGeom prst="rect">
-                            <a:avLst/>
-                          </a:prstGeom>
-                        </pic:spPr>
-                      </pic:pic>
-                    </a:graphicData>
-                  </a:graphic>
-                </wp:inline>
-              </w:drawing>
-            </w:r>
-            <w:r>
-              <w:tab/>
-            </w:r>
-            <w:r>
-              <w:rPr>
-                <w:b/>
-                <w:bCs/>
-              </w:rPr>
-              <w:t xml:space="preserve">設定（歯車）</w:t>
-            </w:r>
-            <w:r>
-              <w:br/>
-            </w:r>
-            <w:r>
-              <w:rPr>
-                <w:color w:val="47465E"/>
-              </w:rPr>
-              <w:t xml:space="preserve">画面の明るさ、お手本の速さ、ログアウトなど（9章）。</w:t>
+              <w:t xml:space="preserve"> ログイン </w:t>
+            </w:r>
+            <w:r>
+              <w:t xml:space="preserve">を押します。</w:t>
+            </w:r>
+          </w:p>
+          <w:p>
+            <w:pPr>
+              <w:pBdr>
+                <w:top w:val="single" w:color="EEEBFF" w:sz="4" w:space="5"/>
+                <w:left w:val="single" w:color="5B4BEA" w:sz="24" w:space="7"/>
+                <w:bottom w:val="single" w:color="EEEBFF" w:sz="4" w:space="5"/>
+                <w:right w:val="single" w:color="EEEBFF" w:sz="4" w:space="7"/>
+              </w:pBdr>
+              <w:shd w:fill="EEEBFF" w:color="auto" w:val="clear"/>
+              <w:spacing w:after="180" w:before="140" w:line="300"/>
+              <w:ind w:left="170" w:right="150"/>
+            </w:pPr>
+            <w:r>
+              <w:rPr>
+                <w:b/>
+                <w:bCs/>
+                <w:color w:val="3F31C2"/>
+              </w:rPr>
+              <w:t xml:space="preserve">ポイント　</w:t>
+            </w:r>
+            <w:r>
+              <w:t xml:space="preserve">「利用者IDまたはパスワードが正しくありません」と出たら、大文字・小文字をたしかめて、もう一度入れます。</w:t>
             </w:r>
           </w:p>
         </w:tc>
@@ -2605,6 +2072,32 @@
         </w:pBdr>
         <w:spacing w:after="160" w:before="60"/>
       </w:pPr>
+    </w:p>
+    <w:p>
+      <w:pPr>
+        <w:pStyle w:val="Heading1"/>
+      </w:pPr>
+      <w:r>
+        <w:rPr>
+          <w:color w:val="5B4BEA"/>
+        </w:rPr>
+        <w:t xml:space="preserve">4</w:t>
+      </w:r>
+      <w:r>
+        <w:t xml:space="preserve">　ホーム画面の見かた</w:t>
+      </w:r>
+    </w:p>
+    <w:p>
+      <w:pPr>
+        <w:keepNext/>
+        <w:spacing w:after="160"/>
+      </w:pPr>
+      <w:r>
+        <w:rPr>
+          <w:color w:val="47465E"/>
+        </w:rPr>
+        <w:t xml:space="preserve">ログインすると、ホーム画面になります。今日やることが、いちばん上に出ています。</w:t>
+      </w:r>
     </w:p>
     <w:tbl>
       <w:tblPr>
@@ -2647,15 +2140,384 @@
           <w:p>
             <w:pPr>
               <w:keepNext w:val="false"/>
-              <w:spacing w:after="140" w:before="0"/>
+              <w:spacing w:after="80" w:before="0"/>
               <w:jc w:val="center"/>
             </w:pPr>
             <w:r>
               <w:drawing>
                 <wp:inline distT="0" distB="0" distL="0" distR="0">
-                  <wp:extent cx="1809750" cy="1323975"/>
+                  <wp:extent cx="1866900" cy="3267075"/>
                   <wp:effectExtent t="0" r="0" b="0" l="0"/>
-                  <wp:docPr id="15" name="s_home_tiles" descr="ほかの練習のボタン4つ" title="ほかの練習のボタン4つ"/>
+                  <wp:docPr id="12" name="s_home" descr="ホーム画面。番号1〜5の印つき。" title="ホーム画面。番号1〜5の印つき。"/>
+                  <wp:cNvGraphicFramePr>
+                    <a:graphicFrameLocks xmlns:a="http://schemas.openxmlformats.org/drawingml/2006/main" noChangeAspect="1"/>
+                  </wp:cNvGraphicFramePr>
+                  <a:graphic xmlns:a="http://schemas.openxmlformats.org/drawingml/2006/main">
+                    <a:graphicData uri="http://schemas.openxmlformats.org/drawingml/2006/picture">
+                      <pic:pic xmlns:pic="http://schemas.openxmlformats.org/drawingml/2006/picture">
+                        <pic:nvPicPr>
+                          <pic:cNvPr id="0" name="" descr=""/>
+                          <pic:cNvPicPr>
+                            <a:picLocks noChangeAspect="1" noChangeArrowheads="1"/>
+                          </pic:cNvPicPr>
+                        </pic:nvPicPr>
+                        <pic:blipFill>
+                          <a:blip r:embed="rId14" cstate="none"/>
+                          <a:srcRect/>
+                          <a:stretch>
+                            <a:fillRect/>
+                          </a:stretch>
+                        </pic:blipFill>
+                        <pic:spPr bwMode="auto">
+                          <a:xfrm>
+                            <a:off x="0" y="0"/>
+                            <a:ext cx="1866900" cy="3267075"/>
+                          </a:xfrm>
+                          <a:prstGeom prst="rect">
+                            <a:avLst/>
+                          </a:prstGeom>
+                        </pic:spPr>
+                      </pic:pic>
+                    </a:graphicData>
+                  </a:graphic>
+                </wp:inline>
+              </w:drawing>
+            </w:r>
+          </w:p>
+        </w:tc>
+        <w:tc>
+          <w:tcPr>
+            <w:tcW w:type="dxa" w:w="6602"/>
+            <w:tcBorders>
+              <w:top w:val="none" w:color="FFFFFF" w:sz="0"/>
+              <w:left w:val="none" w:color="FFFFFF" w:sz="0"/>
+              <w:bottom w:val="none" w:color="FFFFFF" w:sz="0"/>
+              <w:right w:val="none" w:color="FFFFFF" w:sz="0"/>
+            </w:tcBorders>
+            <w:tcMar>
+              <w:top w:type="dxa" w:w="60"/>
+              <w:left w:type="dxa" w:w="120"/>
+              <w:bottom w:type="dxa" w:w="60"/>
+              <w:right w:type="dxa" w:w="0"/>
+            </w:tcMar>
+            <w:vAlign w:val="top"/>
+          </w:tcPr>
+          <w:p>
+            <w:pPr>
+              <w:pStyle w:val="Heading2"/>
+            </w:pPr>
+            <w:r>
+              <w:rPr>
+                <w:color w:val="3F31C2"/>
+                <w:shd w:fill="EEEBFF" w:color="auto" w:val="clear"/>
+              </w:rPr>
+              <w:t xml:space="preserve"> 1 </w:t>
+            </w:r>
+            <w:r>
+              <w:t xml:space="preserve">　画面の上のほう</w:t>
+            </w:r>
+          </w:p>
+          <w:p>
+            <w:pPr>
+              <w:tabs>
+                <w:tab w:val="left" w:pos="380"/>
+              </w:tabs>
+              <w:spacing w:after="100" w:line="290"/>
+              <w:ind w:left="380" w:hanging="380"/>
+            </w:pPr>
+            <w:r>
+              <w:drawing>
+                <wp:inline distT="0" distB="0" distL="0" distR="0">
+                  <wp:extent cx="142875" cy="142875"/>
+                  <wp:effectExtent t="0" r="0" b="0" l="0"/>
+                  <wp:docPr id="7" name="mk1" descr="印 1" title="印 1"/>
+                  <wp:cNvGraphicFramePr>
+                    <a:graphicFrameLocks xmlns:a="http://schemas.openxmlformats.org/drawingml/2006/main" noChangeAspect="1"/>
+                  </wp:cNvGraphicFramePr>
+                  <a:graphic xmlns:a="http://schemas.openxmlformats.org/drawingml/2006/main">
+                    <a:graphicData uri="http://schemas.openxmlformats.org/drawingml/2006/picture">
+                      <pic:pic xmlns:pic="http://schemas.openxmlformats.org/drawingml/2006/picture">
+                        <pic:nvPicPr>
+                          <pic:cNvPr id="0" name="" descr=""/>
+                          <pic:cNvPicPr>
+                            <a:picLocks noChangeAspect="1" noChangeArrowheads="1"/>
+                          </pic:cNvPicPr>
+                        </pic:nvPicPr>
+                        <pic:blipFill>
+                          <a:blip r:embed="rId15" cstate="none"/>
+                          <a:srcRect/>
+                          <a:stretch>
+                            <a:fillRect/>
+                          </a:stretch>
+                        </pic:blipFill>
+                        <pic:spPr bwMode="auto">
+                          <a:xfrm>
+                            <a:off x="0" y="0"/>
+                            <a:ext cx="142875" cy="142875"/>
+                          </a:xfrm>
+                          <a:prstGeom prst="rect">
+                            <a:avLst/>
+                          </a:prstGeom>
+                        </pic:spPr>
+                      </pic:pic>
+                    </a:graphicData>
+                  </a:graphic>
+                </wp:inline>
+              </w:drawing>
+            </w:r>
+            <w:r>
+              <w:tab/>
+            </w:r>
+            <w:r>
+              <w:rPr>
+                <w:b/>
+                <w:bCs/>
+              </w:rPr>
+              <w:t xml:space="preserve">連続日数</w:t>
+            </w:r>
+            <w:r>
+              <w:br/>
+            </w:r>
+            <w:r>
+              <w:rPr>
+                <w:color w:val="47465E"/>
+              </w:rPr>
+              <w:t xml:space="preserve">何日つづけてれんしゅうしたか。1日休んでも、とぎれません。</w:t>
+            </w:r>
+          </w:p>
+          <w:p>
+            <w:pPr>
+              <w:tabs>
+                <w:tab w:val="left" w:pos="380"/>
+              </w:tabs>
+              <w:spacing w:after="100" w:line="290"/>
+              <w:ind w:left="380" w:hanging="380"/>
+            </w:pPr>
+            <w:r>
+              <w:drawing>
+                <wp:inline distT="0" distB="0" distL="0" distR="0">
+                  <wp:extent cx="142875" cy="142875"/>
+                  <wp:effectExtent t="0" r="0" b="0" l="0"/>
+                  <wp:docPr id="8" name="mk2" descr="印 2" title="印 2"/>
+                  <wp:cNvGraphicFramePr>
+                    <a:graphicFrameLocks xmlns:a="http://schemas.openxmlformats.org/drawingml/2006/main" noChangeAspect="1"/>
+                  </wp:cNvGraphicFramePr>
+                  <a:graphic xmlns:a="http://schemas.openxmlformats.org/drawingml/2006/main">
+                    <a:graphicData uri="http://schemas.openxmlformats.org/drawingml/2006/picture">
+                      <pic:pic xmlns:pic="http://schemas.openxmlformats.org/drawingml/2006/picture">
+                        <pic:nvPicPr>
+                          <pic:cNvPr id="0" name="" descr=""/>
+                          <pic:cNvPicPr>
+                            <a:picLocks noChangeAspect="1" noChangeArrowheads="1"/>
+                          </pic:cNvPicPr>
+                        </pic:nvPicPr>
+                        <pic:blipFill>
+                          <a:blip r:embed="rId16" cstate="none"/>
+                          <a:srcRect/>
+                          <a:stretch>
+                            <a:fillRect/>
+                          </a:stretch>
+                        </pic:blipFill>
+                        <pic:spPr bwMode="auto">
+                          <a:xfrm>
+                            <a:off x="0" y="0"/>
+                            <a:ext cx="142875" cy="142875"/>
+                          </a:xfrm>
+                          <a:prstGeom prst="rect">
+                            <a:avLst/>
+                          </a:prstGeom>
+                        </pic:spPr>
+                      </pic:pic>
+                    </a:graphicData>
+                  </a:graphic>
+                </wp:inline>
+              </w:drawing>
+            </w:r>
+            <w:r>
+              <w:tab/>
+            </w:r>
+            <w:r>
+              <w:rPr>
+                <w:b/>
+                <w:bCs/>
+              </w:rPr>
+              <w:t xml:space="preserve">今日のれんしゅう</w:t>
+            </w:r>
+            <w:r>
+              <w:br/>
+            </w:r>
+            <w:r>
+              <w:rPr>
+                <w:color w:val="47465E"/>
+              </w:rPr>
+              <w:t xml:space="preserve">今日やるとよい単語が出ます。</w:t>
+            </w:r>
+            <w:r>
+              <w:rPr>
+                <w:b/>
+                <w:bCs/>
+                <w:color w:val="47465E"/>
+                <w:bdr w:val="single" w:color="5B4BEA" w:sz="6" w:space="0"/>
+              </w:rPr>
+              <w:t xml:space="preserve"> ▶ はじめる </w:t>
+            </w:r>
+            <w:r>
+              <w:rPr>
+                <w:color w:val="47465E"/>
+              </w:rPr>
+              <w:t xml:space="preserve">を押すと、すぐ録音の画面になります。右上のリングは、今日のメニューがどこまで進んだかです。</w:t>
+            </w:r>
+          </w:p>
+          <w:p>
+            <w:pPr>
+              <w:tabs>
+                <w:tab w:val="left" w:pos="380"/>
+              </w:tabs>
+              <w:spacing w:after="100" w:line="290"/>
+              <w:ind w:left="380" w:hanging="380"/>
+            </w:pPr>
+            <w:r>
+              <w:drawing>
+                <wp:inline distT="0" distB="0" distL="0" distR="0">
+                  <wp:extent cx="142875" cy="142875"/>
+                  <wp:effectExtent t="0" r="0" b="0" l="0"/>
+                  <wp:docPr id="9" name="mk3" descr="印 3" title="印 3"/>
+                  <wp:cNvGraphicFramePr>
+                    <a:graphicFrameLocks xmlns:a="http://schemas.openxmlformats.org/drawingml/2006/main" noChangeAspect="1"/>
+                  </wp:cNvGraphicFramePr>
+                  <a:graphic xmlns:a="http://schemas.openxmlformats.org/drawingml/2006/main">
+                    <a:graphicData uri="http://schemas.openxmlformats.org/drawingml/2006/picture">
+                      <pic:pic xmlns:pic="http://schemas.openxmlformats.org/drawingml/2006/picture">
+                        <pic:nvPicPr>
+                          <pic:cNvPr id="0" name="" descr=""/>
+                          <pic:cNvPicPr>
+                            <a:picLocks noChangeAspect="1" noChangeArrowheads="1"/>
+                          </pic:cNvPicPr>
+                        </pic:nvPicPr>
+                        <pic:blipFill>
+                          <a:blip r:embed="rId17" cstate="none"/>
+                          <a:srcRect/>
+                          <a:stretch>
+                            <a:fillRect/>
+                          </a:stretch>
+                        </pic:blipFill>
+                        <pic:spPr bwMode="auto">
+                          <a:xfrm>
+                            <a:off x="0" y="0"/>
+                            <a:ext cx="142875" cy="142875"/>
+                          </a:xfrm>
+                          <a:prstGeom prst="rect">
+                            <a:avLst/>
+                          </a:prstGeom>
+                        </pic:spPr>
+                      </pic:pic>
+                    </a:graphicData>
+                  </a:graphic>
+                </wp:inline>
+              </w:drawing>
+            </w:r>
+            <w:r>
+              <w:tab/>
+            </w:r>
+            <w:r>
+              <w:rPr>
+                <w:b/>
+                <w:bCs/>
+              </w:rPr>
+              <w:t xml:space="preserve">今週のようす</w:t>
+            </w:r>
+            <w:r>
+              <w:br/>
+            </w:r>
+            <w:r>
+              <w:rPr>
+                <w:color w:val="47465E"/>
+              </w:rPr>
+              <w:t xml:space="preserve">今週れんしゅうした日に ✓ がつきます。</w:t>
+            </w:r>
+          </w:p>
+          <w:p>
+            <w:pPr>
+              <w:tabs>
+                <w:tab w:val="left" w:pos="380"/>
+              </w:tabs>
+              <w:spacing w:after="100" w:line="290"/>
+              <w:ind w:left="380" w:hanging="380"/>
+            </w:pPr>
+            <w:r>
+              <w:drawing>
+                <wp:inline distT="0" distB="0" distL="0" distR="0">
+                  <wp:extent cx="142875" cy="142875"/>
+                  <wp:effectExtent t="0" r="0" b="0" l="0"/>
+                  <wp:docPr id="10" name="mk4" descr="印 4" title="印 4"/>
+                  <wp:cNvGraphicFramePr>
+                    <a:graphicFrameLocks xmlns:a="http://schemas.openxmlformats.org/drawingml/2006/main" noChangeAspect="1"/>
+                  </wp:cNvGraphicFramePr>
+                  <a:graphic xmlns:a="http://schemas.openxmlformats.org/drawingml/2006/main">
+                    <a:graphicData uri="http://schemas.openxmlformats.org/drawingml/2006/picture">
+                      <pic:pic xmlns:pic="http://schemas.openxmlformats.org/drawingml/2006/picture">
+                        <pic:nvPicPr>
+                          <pic:cNvPr id="0" name="" descr=""/>
+                          <pic:cNvPicPr>
+                            <a:picLocks noChangeAspect="1" noChangeArrowheads="1"/>
+                          </pic:cNvPicPr>
+                        </pic:nvPicPr>
+                        <pic:blipFill>
+                          <a:blip r:embed="rId18" cstate="none"/>
+                          <a:srcRect/>
+                          <a:stretch>
+                            <a:fillRect/>
+                          </a:stretch>
+                        </pic:blipFill>
+                        <pic:spPr bwMode="auto">
+                          <a:xfrm>
+                            <a:off x="0" y="0"/>
+                            <a:ext cx="142875" cy="142875"/>
+                          </a:xfrm>
+                          <a:prstGeom prst="rect">
+                            <a:avLst/>
+                          </a:prstGeom>
+                        </pic:spPr>
+                      </pic:pic>
+                    </a:graphicData>
+                  </a:graphic>
+                </wp:inline>
+              </w:drawing>
+            </w:r>
+            <w:r>
+              <w:tab/>
+            </w:r>
+            <w:r>
+              <w:rPr>
+                <w:b/>
+                <w:bCs/>
+              </w:rPr>
+              <w:t xml:space="preserve">画面下のタブ</w:t>
+            </w:r>
+            <w:r>
+              <w:br/>
+            </w:r>
+            <w:r>
+              <w:rPr>
+                <w:color w:val="47465E"/>
+              </w:rPr>
+              <w:t xml:space="preserve">「ホーム」「記録」「分析」を切りかえます。どの画面からでも押せます。</w:t>
+            </w:r>
+          </w:p>
+          <w:p>
+            <w:pPr>
+              <w:tabs>
+                <w:tab w:val="left" w:pos="380"/>
+              </w:tabs>
+              <w:spacing w:after="100" w:line="290"/>
+              <w:ind w:left="380" w:hanging="380"/>
+            </w:pPr>
+            <w:r>
+              <w:drawing>
+                <wp:inline distT="0" distB="0" distL="0" distR="0">
+                  <wp:extent cx="142875" cy="142875"/>
+                  <wp:effectExtent t="0" r="0" b="0" l="0"/>
+                  <wp:docPr id="11" name="mk5" descr="印 5" title="印 5"/>
                   <wp:cNvGraphicFramePr>
                     <a:graphicFrameLocks xmlns:a="http://schemas.openxmlformats.org/drawingml/2006/main" noChangeAspect="1"/>
                   </wp:cNvGraphicFramePr>
@@ -2678,7 +2540,7 @@
                         <pic:spPr bwMode="auto">
                           <a:xfrm>
                             <a:off x="0" y="0"/>
-                            <a:ext cx="1809750" cy="1323975"/>
+                            <a:ext cx="142875" cy="142875"/>
                           </a:xfrm>
                           <a:prstGeom prst="rect">
                             <a:avLst/>
@@ -2690,157 +2552,24 @@
                 </wp:inline>
               </w:drawing>
             </w:r>
-          </w:p>
-          <w:p>
-            <w:pPr>
-              <w:keepNext w:val="false"/>
-              <w:spacing w:after="140" w:before="0"/>
-              <w:jc w:val="center"/>
-            </w:pPr>
-            <w:r>
-              <w:drawing>
-                <wp:inline distT="0" distB="0" distL="0" distR="0">
-                  <wp:extent cx="1809750" cy="1181100"/>
-                  <wp:effectExtent t="0" r="0" b="0" l="0"/>
-                  <wp:docPr id="16" name="s_home_wordcard" descr="単語カード「学校」" title="単語カード「学校」"/>
-                  <wp:cNvGraphicFramePr>
-                    <a:graphicFrameLocks xmlns:a="http://schemas.openxmlformats.org/drawingml/2006/main" noChangeAspect="1"/>
-                  </wp:cNvGraphicFramePr>
-                  <a:graphic xmlns:a="http://schemas.openxmlformats.org/drawingml/2006/main">
-                    <a:graphicData uri="http://schemas.openxmlformats.org/drawingml/2006/picture">
-                      <pic:pic xmlns:pic="http://schemas.openxmlformats.org/drawingml/2006/picture">
-                        <pic:nvPicPr>
-                          <pic:cNvPr id="0" name="" descr=""/>
-                          <pic:cNvPicPr>
-                            <a:picLocks noChangeAspect="1" noChangeArrowheads="1"/>
-                          </pic:cNvPicPr>
-                        </pic:nvPicPr>
-                        <pic:blipFill>
-                          <a:blip r:embed="rId20" cstate="none"/>
-                          <a:srcRect/>
-                          <a:stretch>
-                            <a:fillRect/>
-                          </a:stretch>
-                        </pic:blipFill>
-                        <pic:spPr bwMode="auto">
-                          <a:xfrm>
-                            <a:off x="0" y="0"/>
-                            <a:ext cx="1809750" cy="1181100"/>
-                          </a:xfrm>
-                          <a:prstGeom prst="rect">
-                            <a:avLst/>
-                          </a:prstGeom>
-                        </pic:spPr>
-                      </pic:pic>
-                    </a:graphicData>
-                  </a:graphic>
-                </wp:inline>
-              </w:drawing>
-            </w:r>
-          </w:p>
-        </w:tc>
-        <w:tc>
-          <w:tcPr>
-            <w:tcW w:type="dxa" w:w="6602"/>
-            <w:tcBorders>
-              <w:top w:val="none" w:color="FFFFFF" w:sz="0"/>
-              <w:left w:val="none" w:color="FFFFFF" w:sz="0"/>
-              <w:bottom w:val="none" w:color="FFFFFF" w:sz="0"/>
-              <w:right w:val="none" w:color="FFFFFF" w:sz="0"/>
-            </w:tcBorders>
-            <w:tcMar>
-              <w:top w:type="dxa" w:w="60"/>
-              <w:left w:type="dxa" w:w="120"/>
-              <w:bottom w:type="dxa" w:w="60"/>
-              <w:right w:type="dxa" w:w="0"/>
-            </w:tcMar>
-            <w:vAlign w:val="top"/>
-          </w:tcPr>
-          <w:p>
-            <w:pPr>
-              <w:pStyle w:val="Heading2"/>
-            </w:pPr>
-            <w:r>
-              <w:rPr>
-                <w:color w:val="3F31C2"/>
-                <w:shd w:fill="EEEBFF" w:color="auto" w:val="clear"/>
-              </w:rPr>
-              <w:t xml:space="preserve"> 2 </w:t>
-            </w:r>
-            <w:r>
-              <w:t xml:space="preserve">　下へすすむと：ほかの練習と単語</w:t>
-            </w:r>
-          </w:p>
-          <w:p>
-            <w:pPr>
-              <w:spacing w:after="110"/>
-            </w:pPr>
-            <w:r>
-              <w:t xml:space="preserve">下へすすむと「ほかの練習」（8章）と、「単語」の一覧があります。</w:t>
-            </w:r>
-          </w:p>
-          <w:p>
-            <w:pPr>
-              <w:spacing w:after="110"/>
-            </w:pPr>
-            <w:r>
-              <w:t xml:space="preserve">単語カードの</w:t>
-            </w:r>
-            <w:r>
-              <w:rPr>
-                <w:b/>
-                <w:bCs/>
-                <w:color w:val="D63C43"/>
-                <w:bdr w:val="single" w:color="D63C43" w:sz="6" w:space="0"/>
-              </w:rPr>
-              <w:t xml:space="preserve"> 録音する </w:t>
-            </w:r>
-            <w:r>
-              <w:t xml:space="preserve">で、その単語のれんしゅうがはじまります。</w:t>
-            </w:r>
-            <w:r>
-              <w:rPr>
-                <w:b/>
-                <w:bCs/>
-                <w:color w:val="3F31C2"/>
-                <w:bdr w:val="single" w:color="5B4BEA" w:sz="6" w:space="0"/>
-              </w:rPr>
-              <w:t xml:space="preserve"> お手本を聞く </w:t>
-            </w:r>
-            <w:r>
-              <w:t xml:space="preserve">で、お手本の音が聞けます。「最高 98点」は、これまででいちばんよい点数です。</w:t>
-            </w:r>
-          </w:p>
-          <w:p>
-            <w:pPr>
-              <w:spacing w:after="110"/>
-            </w:pPr>
-            <w:r>
-              <w:t xml:space="preserve">一覧の上の「すべて」「マスター」などのボタンで単語をしぼりこめます。虫めがねのボタンで、単語をさがせます。</w:t>
-            </w:r>
-          </w:p>
-          <w:p>
-            <w:pPr>
-              <w:pBdr>
-                <w:top w:val="single" w:color="FCF1DD" w:sz="4" w:space="5"/>
-                <w:left w:val="single" w:color="D08A1E" w:sz="24" w:space="7"/>
-                <w:bottom w:val="single" w:color="FCF1DD" w:sz="4" w:space="5"/>
-                <w:right w:val="single" w:color="FCF1DD" w:sz="4" w:space="7"/>
-              </w:pBdr>
-              <w:shd w:fill="FCF1DD" w:color="auto" w:val="clear"/>
-              <w:spacing w:after="180" w:before="140" w:line="300"/>
-              <w:ind w:left="170" w:right="150"/>
-            </w:pPr>
-            <w:r>
-              <w:rPr>
-                <w:b/>
-                <w:bCs/>
-                <w:color w:val="8A5A0A"/>
-              </w:rPr>
-              <w:t xml:space="preserve">注意　</w:t>
-            </w:r>
-            <w:r>
-              <w:t xml:space="preserve">カードの上の「お手本を録り直す」「削除」は、お手本を登録しなおすときのボタンです。ふだんは押しません。「削除」を2回押すと単語が一覧から消えます。まちがえて消したときは、先生や家の人に言ってください（元にもどせます）。</w:t>
+            <w:r>
+              <w:tab/>
+            </w:r>
+            <w:r>
+              <w:rPr>
+                <w:b/>
+                <w:bCs/>
+              </w:rPr>
+              <w:t xml:space="preserve">設定（歯車）</w:t>
+            </w:r>
+            <w:r>
+              <w:br/>
+            </w:r>
+            <w:r>
+              <w:rPr>
+                <w:color w:val="47465E"/>
+              </w:rPr>
+              <w:t xml:space="preserve">画面の明るさ、お手本の速さ、ログアウトなど（9章）。</w:t>
             </w:r>
           </w:p>
         </w:tc>
@@ -2853,62 +2582,6 @@
         </w:pBdr>
         <w:spacing w:after="160" w:before="60"/>
       </w:pPr>
-    </w:p>
-    <w:p>
-      <w:pPr>
-        <w:pStyle w:val="Heading1"/>
-      </w:pPr>
-      <w:r>
-        <w:rPr>
-          <w:color w:val="5B4BEA"/>
-        </w:rPr>
-        <w:t xml:space="preserve">5</w:t>
-      </w:r>
-      <w:r>
-        <w:t xml:space="preserve">　れんしゅうの流れ</w:t>
-      </w:r>
-    </w:p>
-    <w:p>
-      <w:pPr>
-        <w:keepNext/>
-        <w:spacing w:after="160"/>
-      </w:pPr>
-      <w:r>
-        <w:rPr>
-          <w:color w:val="47465E"/>
-        </w:rPr>
-        <w:t xml:space="preserve">ホームの</w:t>
-      </w:r>
-      <w:r>
-        <w:rPr>
-          <w:b/>
-          <w:bCs/>
-          <w:color w:val="47465E"/>
-          <w:bdr w:val="single" w:color="5B4BEA" w:sz="6" w:space="0"/>
-        </w:rPr>
-        <w:t xml:space="preserve"> ▶ はじめる </w:t>
-      </w:r>
-      <w:r>
-        <w:rPr>
-          <w:color w:val="47465E"/>
-        </w:rPr>
-        <w:t xml:space="preserve">か、単語カードの</w:t>
-      </w:r>
-      <w:r>
-        <w:rPr>
-          <w:b/>
-          <w:bCs/>
-          <w:color w:val="47465E"/>
-          <w:bdr w:val="single" w:color="D63C43" w:sz="6" w:space="0"/>
-        </w:rPr>
-        <w:t xml:space="preserve"> 録音する </w:t>
-      </w:r>
-      <w:r>
-        <w:rPr>
-          <w:color w:val="47465E"/>
-        </w:rPr>
-        <w:t xml:space="preserve">を押すと、録音の画面になります。1回のれんしゅうは、つぎの順番ですすみます。</w:t>
-      </w:r>
     </w:p>
     <w:tbl>
       <w:tblPr>
@@ -2951,15 +2624,62 @@
           <w:p>
             <w:pPr>
               <w:keepNext w:val="false"/>
-              <w:spacing w:after="80" w:before="0"/>
+              <w:spacing w:after="140" w:before="0"/>
               <w:jc w:val="center"/>
             </w:pPr>
             <w:r>
               <w:drawing>
                 <wp:inline distT="0" distB="0" distL="0" distR="0">
-                  <wp:extent cx="1866900" cy="3267075"/>
+                  <wp:extent cx="1809750" cy="1323975"/>
                   <wp:effectExtent t="0" r="0" b="0" l="0"/>
-                  <wp:docPr id="21" name="s_rec_start" descr="録音の画面。番号1〜4の印つき。" title="録音の画面。番号1〜4の印つき。"/>
+                  <wp:docPr id="13" name="s_home_tiles" descr="ほかの練習のボタン4つ" title="ほかの練習のボタン4つ"/>
+                  <wp:cNvGraphicFramePr>
+                    <a:graphicFrameLocks xmlns:a="http://schemas.openxmlformats.org/drawingml/2006/main" noChangeAspect="1"/>
+                  </wp:cNvGraphicFramePr>
+                  <a:graphic xmlns:a="http://schemas.openxmlformats.org/drawingml/2006/main">
+                    <a:graphicData uri="http://schemas.openxmlformats.org/drawingml/2006/picture">
+                      <pic:pic xmlns:pic="http://schemas.openxmlformats.org/drawingml/2006/picture">
+                        <pic:nvPicPr>
+                          <pic:cNvPr id="0" name="" descr=""/>
+                          <pic:cNvPicPr>
+                            <a:picLocks noChangeAspect="1" noChangeArrowheads="1"/>
+                          </pic:cNvPicPr>
+                        </pic:nvPicPr>
+                        <pic:blipFill>
+                          <a:blip r:embed="rId20" cstate="none"/>
+                          <a:srcRect/>
+                          <a:stretch>
+                            <a:fillRect/>
+                          </a:stretch>
+                        </pic:blipFill>
+                        <pic:spPr bwMode="auto">
+                          <a:xfrm>
+                            <a:off x="0" y="0"/>
+                            <a:ext cx="1809750" cy="1323975"/>
+                          </a:xfrm>
+                          <a:prstGeom prst="rect">
+                            <a:avLst/>
+                          </a:prstGeom>
+                        </pic:spPr>
+                      </pic:pic>
+                    </a:graphicData>
+                  </a:graphic>
+                </wp:inline>
+              </w:drawing>
+            </w:r>
+          </w:p>
+          <w:p>
+            <w:pPr>
+              <w:keepNext w:val="false"/>
+              <w:spacing w:after="140" w:before="0"/>
+              <w:jc w:val="center"/>
+            </w:pPr>
+            <w:r>
+              <w:drawing>
+                <wp:inline distT="0" distB="0" distL="0" distR="0">
+                  <wp:extent cx="1809750" cy="1181100"/>
+                  <wp:effectExtent t="0" r="0" b="0" l="0"/>
+                  <wp:docPr id="14" name="s_home_wordcard" descr="単語カード「学校」" title="単語カード「学校」"/>
                   <wp:cNvGraphicFramePr>
                     <a:graphicFrameLocks xmlns:a="http://schemas.openxmlformats.org/drawingml/2006/main" noChangeAspect="1"/>
                   </wp:cNvGraphicFramePr>
@@ -2982,7 +2702,7 @@
                         <pic:spPr bwMode="auto">
                           <a:xfrm>
                             <a:off x="0" y="0"/>
-                            <a:ext cx="1866900" cy="3267075"/>
+                            <a:ext cx="1809750" cy="1181100"/>
                           </a:xfrm>
                           <a:prstGeom prst="rect">
                             <a:avLst/>
@@ -3022,282 +2742,58 @@
                 <w:color w:val="3F31C2"/>
                 <w:shd w:fill="EEEBFF" w:color="auto" w:val="clear"/>
               </w:rPr>
-              <w:t xml:space="preserve"> 1 </w:t>
-            </w:r>
-            <w:r>
-              <w:t xml:space="preserve">　録音の画面</w:t>
-            </w:r>
-          </w:p>
-          <w:p>
-            <w:pPr>
-              <w:tabs>
-                <w:tab w:val="left" w:pos="380"/>
-              </w:tabs>
-              <w:spacing w:after="100" w:line="290"/>
-              <w:ind w:left="380" w:hanging="380"/>
-            </w:pPr>
-            <w:r>
-              <w:drawing>
-                <wp:inline distT="0" distB="0" distL="0" distR="0">
-                  <wp:extent cx="142875" cy="142875"/>
-                  <wp:effectExtent t="0" r="0" b="0" l="0"/>
-                  <wp:docPr id="17" name="mk1" descr="印 1" title="印 1"/>
-                  <wp:cNvGraphicFramePr>
-                    <a:graphicFrameLocks xmlns:a="http://schemas.openxmlformats.org/drawingml/2006/main" noChangeAspect="1"/>
-                  </wp:cNvGraphicFramePr>
-                  <a:graphic xmlns:a="http://schemas.openxmlformats.org/drawingml/2006/main">
-                    <a:graphicData uri="http://schemas.openxmlformats.org/drawingml/2006/picture">
-                      <pic:pic xmlns:pic="http://schemas.openxmlformats.org/drawingml/2006/picture">
-                        <pic:nvPicPr>
-                          <pic:cNvPr id="0" name="" descr=""/>
-                          <pic:cNvPicPr>
-                            <a:picLocks noChangeAspect="1" noChangeArrowheads="1"/>
-                          </pic:cNvPicPr>
-                        </pic:nvPicPr>
-                        <pic:blipFill>
-                          <a:blip r:embed="rId12" cstate="none"/>
-                          <a:srcRect/>
-                          <a:stretch>
-                            <a:fillRect/>
-                          </a:stretch>
-                        </pic:blipFill>
-                        <pic:spPr bwMode="auto">
-                          <a:xfrm>
-                            <a:off x="0" y="0"/>
-                            <a:ext cx="142875" cy="142875"/>
-                          </a:xfrm>
-                          <a:prstGeom prst="rect">
-                            <a:avLst/>
-                          </a:prstGeom>
-                        </pic:spPr>
-                      </pic:pic>
-                    </a:graphicData>
-                  </a:graphic>
-                </wp:inline>
-              </w:drawing>
-            </w:r>
-            <w:r>
-              <w:tab/>
-            </w:r>
-            <w:r>
-              <w:rPr>
-                <w:b/>
-                <w:bCs/>
-              </w:rPr>
-              <w:t xml:space="preserve">お手本を見る</w:t>
-            </w:r>
-            <w:r>
-              <w:br/>
-            </w:r>
-            <w:r>
-              <w:rPr>
-                <w:color w:val="47465E"/>
-              </w:rPr>
-              <w:t xml:space="preserve">まずはここから。</w:t>
-            </w:r>
-          </w:p>
-          <w:p>
-            <w:pPr>
-              <w:tabs>
-                <w:tab w:val="left" w:pos="380"/>
-              </w:tabs>
-              <w:spacing w:after="100" w:line="290"/>
-              <w:ind w:left="380" w:hanging="380"/>
-            </w:pPr>
-            <w:r>
-              <w:drawing>
-                <wp:inline distT="0" distB="0" distL="0" distR="0">
-                  <wp:extent cx="142875" cy="142875"/>
-                  <wp:effectExtent t="0" r="0" b="0" l="0"/>
-                  <wp:docPr id="18" name="mk2" descr="印 2" title="印 2"/>
-                  <wp:cNvGraphicFramePr>
-                    <a:graphicFrameLocks xmlns:a="http://schemas.openxmlformats.org/drawingml/2006/main" noChangeAspect="1"/>
-                  </wp:cNvGraphicFramePr>
-                  <a:graphic xmlns:a="http://schemas.openxmlformats.org/drawingml/2006/main">
-                    <a:graphicData uri="http://schemas.openxmlformats.org/drawingml/2006/picture">
-                      <pic:pic xmlns:pic="http://schemas.openxmlformats.org/drawingml/2006/picture">
-                        <pic:nvPicPr>
-                          <pic:cNvPr id="0" name="" descr=""/>
-                          <pic:cNvPicPr>
-                            <a:picLocks noChangeAspect="1" noChangeArrowheads="1"/>
-                          </pic:cNvPicPr>
-                        </pic:nvPicPr>
-                        <pic:blipFill>
-                          <a:blip r:embed="rId13" cstate="none"/>
-                          <a:srcRect/>
-                          <a:stretch>
-                            <a:fillRect/>
-                          </a:stretch>
-                        </pic:blipFill>
-                        <pic:spPr bwMode="auto">
-                          <a:xfrm>
-                            <a:off x="0" y="0"/>
-                            <a:ext cx="142875" cy="142875"/>
-                          </a:xfrm>
-                          <a:prstGeom prst="rect">
-                            <a:avLst/>
-                          </a:prstGeom>
-                        </pic:spPr>
-                      </pic:pic>
-                    </a:graphicData>
-                  </a:graphic>
-                </wp:inline>
-              </w:drawing>
-            </w:r>
-            <w:r>
-              <w:tab/>
-            </w:r>
-            <w:r>
-              <w:rPr>
-                <w:b/>
-                <w:bCs/>
-              </w:rPr>
-              <w:t xml:space="preserve">録音する</w:t>
-            </w:r>
-            <w:r>
-              <w:br/>
-            </w:r>
-            <w:r>
-              <w:rPr>
-                <w:color w:val="47465E"/>
-              </w:rPr>
-              <w:t xml:space="preserve">お手本を見ずに、すぐ録音したいとき。</w:t>
-            </w:r>
-          </w:p>
-          <w:p>
-            <w:pPr>
-              <w:tabs>
-                <w:tab w:val="left" w:pos="380"/>
-              </w:tabs>
-              <w:spacing w:after="100" w:line="290"/>
-              <w:ind w:left="380" w:hanging="380"/>
-            </w:pPr>
-            <w:r>
-              <w:drawing>
-                <wp:inline distT="0" distB="0" distL="0" distR="0">
-                  <wp:extent cx="142875" cy="142875"/>
-                  <wp:effectExtent t="0" r="0" b="0" l="0"/>
-                  <wp:docPr id="19" name="mk3" descr="印 3" title="印 3"/>
-                  <wp:cNvGraphicFramePr>
-                    <a:graphicFrameLocks xmlns:a="http://schemas.openxmlformats.org/drawingml/2006/main" noChangeAspect="1"/>
-                  </wp:cNvGraphicFramePr>
-                  <a:graphic xmlns:a="http://schemas.openxmlformats.org/drawingml/2006/main">
-                    <a:graphicData uri="http://schemas.openxmlformats.org/drawingml/2006/picture">
-                      <pic:pic xmlns:pic="http://schemas.openxmlformats.org/drawingml/2006/picture">
-                        <pic:nvPicPr>
-                          <pic:cNvPr id="0" name="" descr=""/>
-                          <pic:cNvPicPr>
-                            <a:picLocks noChangeAspect="1" noChangeArrowheads="1"/>
-                          </pic:cNvPicPr>
-                        </pic:nvPicPr>
-                        <pic:blipFill>
-                          <a:blip r:embed="rId14" cstate="none"/>
-                          <a:srcRect/>
-                          <a:stretch>
-                            <a:fillRect/>
-                          </a:stretch>
-                        </pic:blipFill>
-                        <pic:spPr bwMode="auto">
-                          <a:xfrm>
-                            <a:off x="0" y="0"/>
-                            <a:ext cx="142875" cy="142875"/>
-                          </a:xfrm>
-                          <a:prstGeom prst="rect">
-                            <a:avLst/>
-                          </a:prstGeom>
-                        </pic:spPr>
-                      </pic:pic>
-                    </a:graphicData>
-                  </a:graphic>
-                </wp:inline>
-              </w:drawing>
-            </w:r>
-            <w:r>
-              <w:tab/>
-            </w:r>
-            <w:r>
-              <w:rPr>
-                <w:b/>
-                <w:bCs/>
-              </w:rPr>
-              <w:t xml:space="preserve">マイクとカメラ</w:t>
-            </w:r>
-            <w:r>
-              <w:br/>
-            </w:r>
-            <w:r>
-              <w:rPr>
-                <w:color w:val="47465E"/>
-              </w:rPr>
-              <w:t xml:space="preserve">両方に ✓ がついたら準備OKです。</w:t>
-            </w:r>
-          </w:p>
-          <w:p>
-            <w:pPr>
-              <w:tabs>
-                <w:tab w:val="left" w:pos="380"/>
-              </w:tabs>
-              <w:spacing w:after="100" w:line="290"/>
-              <w:ind w:left="380" w:hanging="380"/>
-            </w:pPr>
-            <w:r>
-              <w:drawing>
-                <wp:inline distT="0" distB="0" distL="0" distR="0">
-                  <wp:extent cx="142875" cy="142875"/>
-                  <wp:effectExtent t="0" r="0" b="0" l="0"/>
-                  <wp:docPr id="20" name="mk4" descr="印 4" title="印 4"/>
-                  <wp:cNvGraphicFramePr>
-                    <a:graphicFrameLocks xmlns:a="http://schemas.openxmlformats.org/drawingml/2006/main" noChangeAspect="1"/>
-                  </wp:cNvGraphicFramePr>
-                  <a:graphic xmlns:a="http://schemas.openxmlformats.org/drawingml/2006/main">
-                    <a:graphicData uri="http://schemas.openxmlformats.org/drawingml/2006/picture">
-                      <pic:pic xmlns:pic="http://schemas.openxmlformats.org/drawingml/2006/picture">
-                        <pic:nvPicPr>
-                          <pic:cNvPr id="0" name="" descr=""/>
-                          <pic:cNvPicPr>
-                            <a:picLocks noChangeAspect="1" noChangeArrowheads="1"/>
-                          </pic:cNvPicPr>
-                        </pic:nvPicPr>
-                        <pic:blipFill>
-                          <a:blip r:embed="rId17" cstate="none"/>
-                          <a:srcRect/>
-                          <a:stretch>
-                            <a:fillRect/>
-                          </a:stretch>
-                        </pic:blipFill>
-                        <pic:spPr bwMode="auto">
-                          <a:xfrm>
-                            <a:off x="0" y="0"/>
-                            <a:ext cx="142875" cy="142875"/>
-                          </a:xfrm>
-                          <a:prstGeom prst="rect">
-                            <a:avLst/>
-                          </a:prstGeom>
-                        </pic:spPr>
-                      </pic:pic>
-                    </a:graphicData>
-                  </a:graphic>
-                </wp:inline>
-              </w:drawing>
-            </w:r>
-            <w:r>
-              <w:tab/>
-            </w:r>
-            <w:r>
-              <w:rPr>
-                <w:b/>
-                <w:bCs/>
-              </w:rPr>
-              <w:t xml:space="preserve">べつの単語・口の形・練習の設定</w:t>
-            </w:r>
-            <w:r>
-              <w:br/>
-            </w:r>
-            <w:r>
-              <w:rPr>
-                <w:color w:val="47465E"/>
-              </w:rPr>
-              <w:t xml:space="preserve">「練習の設定」で、お手本の速さや「3・2・1」のON/OFFを変えられます。</w:t>
+              <w:t xml:space="preserve"> 2 </w:t>
+            </w:r>
+            <w:r>
+              <w:t xml:space="preserve">　下へすすむと：ほかの練習と単語</w:t>
+            </w:r>
+          </w:p>
+          <w:p>
+            <w:pPr>
+              <w:spacing w:after="110"/>
+            </w:pPr>
+            <w:r>
+              <w:t xml:space="preserve">下へすすむと「ほかの練習」（8章）と、「単語」の一覧があります。</w:t>
+            </w:r>
+          </w:p>
+          <w:p>
+            <w:pPr>
+              <w:spacing w:after="110"/>
+            </w:pPr>
+            <w:r>
+              <w:t xml:space="preserve">単語カードの</w:t>
+            </w:r>
+            <w:r>
+              <w:rPr>
+                <w:b/>
+                <w:bCs/>
+                <w:color w:val="D63C43"/>
+                <w:bdr w:val="single" w:color="D63C43" w:sz="6" w:space="0"/>
+              </w:rPr>
+              <w:t xml:space="preserve"> 録音する </w:t>
+            </w:r>
+            <w:r>
+              <w:t xml:space="preserve">で、その単語のれんしゅうがはじまります。</w:t>
+            </w:r>
+            <w:r>
+              <w:rPr>
+                <w:b/>
+                <w:bCs/>
+                <w:color w:val="3F31C2"/>
+                <w:bdr w:val="single" w:color="5B4BEA" w:sz="6" w:space="0"/>
+              </w:rPr>
+              <w:t xml:space="preserve"> お手本を聞く </w:t>
+            </w:r>
+            <w:r>
+              <w:t xml:space="preserve">で、お手本の音が聞けます。「最高 98点」は、これまででいちばんよい点数です。</w:t>
+            </w:r>
+          </w:p>
+          <w:p>
+            <w:pPr>
+              <w:spacing w:after="110"/>
+            </w:pPr>
+            <w:r>
+              <w:t xml:space="preserve">一覧の上の「すべて」「マスター」などのボタンで単語をしぼりこめます。虫めがねのボタンで、単語をさがせます。</w:t>
             </w:r>
           </w:p>
           <w:p>
@@ -3321,19 +2817,7 @@
               <w:t xml:space="preserve">注意　</w:t>
             </w:r>
             <w:r>
-              <w:t xml:space="preserve">✓ がつかないときは、マイクかカメラが使えていません。出てきた</w:t>
-            </w:r>
-            <w:r>
-              <w:rPr>
-                <w:b/>
-                <w:bCs/>
-                <w:color w:val="3F31C2"/>
-                <w:bdr w:val="single" w:color="5B4BEA" w:sz="6" w:space="0"/>
-              </w:rPr>
-              <w:t xml:space="preserve"> 直し方を見る </w:t>
-            </w:r>
-            <w:r>
-              <w:t xml:space="preserve">を押すか、10章を見てください。</w:t>
+              <w:t xml:space="preserve">カードの上の「お手本を録り直す」「削除」は、お手本を登録しなおすときのボタンです。ふだんは押しません。「削除」を2回押すと単語が一覧から消えます。まちがえて消したときは、先生や家の人に言ってください（元にもどせます）。</w:t>
             </w:r>
           </w:p>
         </w:tc>
@@ -3346,6 +2830,62 @@
         </w:pBdr>
         <w:spacing w:after="160" w:before="60"/>
       </w:pPr>
+    </w:p>
+    <w:p>
+      <w:pPr>
+        <w:pStyle w:val="Heading1"/>
+      </w:pPr>
+      <w:r>
+        <w:rPr>
+          <w:color w:val="5B4BEA"/>
+        </w:rPr>
+        <w:t xml:space="preserve">5</w:t>
+      </w:r>
+      <w:r>
+        <w:t xml:space="preserve">　れんしゅうの流れ</w:t>
+      </w:r>
+    </w:p>
+    <w:p>
+      <w:pPr>
+        <w:keepNext/>
+        <w:spacing w:after="160"/>
+      </w:pPr>
+      <w:r>
+        <w:rPr>
+          <w:color w:val="47465E"/>
+        </w:rPr>
+        <w:t xml:space="preserve">ホームの</w:t>
+      </w:r>
+      <w:r>
+        <w:rPr>
+          <w:b/>
+          <w:bCs/>
+          <w:color w:val="47465E"/>
+          <w:bdr w:val="single" w:color="5B4BEA" w:sz="6" w:space="0"/>
+        </w:rPr>
+        <w:t xml:space="preserve"> ▶ はじめる </w:t>
+      </w:r>
+      <w:r>
+        <w:rPr>
+          <w:color w:val="47465E"/>
+        </w:rPr>
+        <w:t xml:space="preserve">か、単語カードの</w:t>
+      </w:r>
+      <w:r>
+        <w:rPr>
+          <w:b/>
+          <w:bCs/>
+          <w:color w:val="47465E"/>
+          <w:bdr w:val="single" w:color="D63C43" w:sz="6" w:space="0"/>
+        </w:rPr>
+        <w:t xml:space="preserve"> 録音する </w:t>
+      </w:r>
+      <w:r>
+        <w:rPr>
+          <w:color w:val="47465E"/>
+        </w:rPr>
+        <w:t xml:space="preserve">を押すと、録音の画面になります。1回のれんしゅうは、つぎの順番ですすみます。</w:t>
+      </w:r>
     </w:p>
     <w:tbl>
       <w:tblPr>
@@ -3396,7 +2936,7 @@
                 <wp:inline distT="0" distB="0" distL="0" distR="0">
                   <wp:extent cx="1866900" cy="3267075"/>
                   <wp:effectExtent t="0" r="0" b="0" l="0"/>
-                  <wp:docPr id="26" name="s_rec_ref" descr="お手本を見る画面。番号1〜4の印つき。" title="お手本を見る画面。番号1〜4の印つき。"/>
+                  <wp:docPr id="19" name="s_rec_start" descr="録音の画面。番号1〜4の印つき。" title="録音の画面。番号1〜4の印つき。"/>
                   <wp:cNvGraphicFramePr>
                     <a:graphicFrameLocks xmlns:a="http://schemas.openxmlformats.org/drawingml/2006/main" noChangeAspect="1"/>
                   </wp:cNvGraphicFramePr>
@@ -3459,10 +2999,10 @@
                 <w:color w:val="3F31C2"/>
                 <w:shd w:fill="EEEBFF" w:color="auto" w:val="clear"/>
               </w:rPr>
-              <w:t xml:space="preserve"> 2 </w:t>
-            </w:r>
-            <w:r>
-              <w:t xml:space="preserve">　お手本を見る</w:t>
+              <w:t xml:space="preserve"> 1 </w:t>
+            </w:r>
+            <w:r>
+              <w:t xml:space="preserve">　録音の画面</w:t>
             </w:r>
           </w:p>
           <w:p>
@@ -3478,7 +3018,7 @@
                 <wp:inline distT="0" distB="0" distL="0" distR="0">
                   <wp:extent cx="142875" cy="142875"/>
                   <wp:effectExtent t="0" r="0" b="0" l="0"/>
-                  <wp:docPr id="22" name="mk1" descr="印 1" title="印 1"/>
+                  <wp:docPr id="15" name="mk1" descr="印 1" title="印 1"/>
                   <wp:cNvGraphicFramePr>
                     <a:graphicFrameLocks xmlns:a="http://schemas.openxmlformats.org/drawingml/2006/main" noChangeAspect="1"/>
                   </wp:cNvGraphicFramePr>
@@ -3492,7 +3032,7 @@
                           </pic:cNvPicPr>
                         </pic:nvPicPr>
                         <pic:blipFill>
-                          <a:blip r:embed="rId12" cstate="none"/>
+                          <a:blip r:embed="rId15" cstate="none"/>
                           <a:srcRect/>
                           <a:stretch>
                             <a:fillRect/>
@@ -3521,7 +3061,7 @@
                 <w:b/>
                 <w:bCs/>
               </w:rPr>
-              <w:t xml:space="preserve">先生の口</w:t>
+              <w:t xml:space="preserve">お手本を見る</w:t>
             </w:r>
             <w:r>
               <w:br/>
@@ -3530,7 +3070,7 @@
               <w:rPr>
                 <w:color w:val="47465E"/>
               </w:rPr>
-              <w:t xml:space="preserve">お手本の口の動きが、音といっしょに再生されます。</w:t>
+              <w:t xml:space="preserve">まずはここから。</w:t>
             </w:r>
           </w:p>
           <w:p>
@@ -3546,7 +3086,7 @@
                 <wp:inline distT="0" distB="0" distL="0" distR="0">
                   <wp:extent cx="142875" cy="142875"/>
                   <wp:effectExtent t="0" r="0" b="0" l="0"/>
-                  <wp:docPr id="23" name="mk2" descr="印 2" title="印 2"/>
+                  <wp:docPr id="16" name="mk2" descr="印 2" title="印 2"/>
                   <wp:cNvGraphicFramePr>
                     <a:graphicFrameLocks xmlns:a="http://schemas.openxmlformats.org/drawingml/2006/main" noChangeAspect="1"/>
                   </wp:cNvGraphicFramePr>
@@ -3560,7 +3100,7 @@
                           </pic:cNvPicPr>
                         </pic:nvPicPr>
                         <pic:blipFill>
-                          <a:blip r:embed="rId13" cstate="none"/>
+                          <a:blip r:embed="rId16" cstate="none"/>
                           <a:srcRect/>
                           <a:stretch>
                             <a:fillRect/>
@@ -3589,7 +3129,7 @@
                 <w:b/>
                 <w:bCs/>
               </w:rPr>
-              <w:t xml:space="preserve">音の高さ</w:t>
+              <w:t xml:space="preserve">録音する</w:t>
             </w:r>
             <w:r>
               <w:br/>
@@ -3598,7 +3138,7 @@
               <w:rPr>
                 <w:color w:val="47465E"/>
               </w:rPr>
-              <w:t xml:space="preserve">上の段が高い音、下の段が低い音です。「びょ」は低く、「ういん」は高く言います。</w:t>
+              <w:t xml:space="preserve">お手本を見ずに、すぐ録音したいとき。</w:t>
             </w:r>
           </w:p>
           <w:p>
@@ -3614,75 +3154,7 @@
                 <wp:inline distT="0" distB="0" distL="0" distR="0">
                   <wp:extent cx="142875" cy="142875"/>
                   <wp:effectExtent t="0" r="0" b="0" l="0"/>
-                  <wp:docPr id="24" name="mk3" descr="印 3" title="印 3"/>
-                  <wp:cNvGraphicFramePr>
-                    <a:graphicFrameLocks xmlns:a="http://schemas.openxmlformats.org/drawingml/2006/main" noChangeAspect="1"/>
-                  </wp:cNvGraphicFramePr>
-                  <a:graphic xmlns:a="http://schemas.openxmlformats.org/drawingml/2006/main">
-                    <a:graphicData uri="http://schemas.openxmlformats.org/drawingml/2006/picture">
-                      <pic:pic xmlns:pic="http://schemas.openxmlformats.org/drawingml/2006/picture">
-                        <pic:nvPicPr>
-                          <pic:cNvPr id="0" name="" descr=""/>
-                          <pic:cNvPicPr>
-                            <a:picLocks noChangeAspect="1" noChangeArrowheads="1"/>
-                          </pic:cNvPicPr>
-                        </pic:nvPicPr>
-                        <pic:blipFill>
-                          <a:blip r:embed="rId14" cstate="none"/>
-                          <a:srcRect/>
-                          <a:stretch>
-                            <a:fillRect/>
-                          </a:stretch>
-                        </pic:blipFill>
-                        <pic:spPr bwMode="auto">
-                          <a:xfrm>
-                            <a:off x="0" y="0"/>
-                            <a:ext cx="142875" cy="142875"/>
-                          </a:xfrm>
-                          <a:prstGeom prst="rect">
-                            <a:avLst/>
-                          </a:prstGeom>
-                        </pic:spPr>
-                      </pic:pic>
-                    </a:graphicData>
-                  </a:graphic>
-                </wp:inline>
-              </w:drawing>
-            </w:r>
-            <w:r>
-              <w:tab/>
-            </w:r>
-            <w:r>
-              <w:rPr>
-                <w:b/>
-                <w:bCs/>
-              </w:rPr>
-              <w:t xml:space="preserve">音の長さ</w:t>
-            </w:r>
-            <w:r>
-              <w:br/>
-            </w:r>
-            <w:r>
-              <w:rPr>
-                <w:color w:val="47465E"/>
-              </w:rPr>
-              <w:t xml:space="preserve">帯が長いほど、長くのばす音です。</w:t>
-            </w:r>
-          </w:p>
-          <w:p>
-            <w:pPr>
-              <w:tabs>
-                <w:tab w:val="left" w:pos="380"/>
-              </w:tabs>
-              <w:spacing w:after="100" w:line="290"/>
-              <w:ind w:left="380" w:hanging="380"/>
-            </w:pPr>
-            <w:r>
-              <w:drawing>
-                <wp:inline distT="0" distB="0" distL="0" distR="0">
-                  <wp:extent cx="142875" cy="142875"/>
-                  <wp:effectExtent t="0" r="0" b="0" l="0"/>
-                  <wp:docPr id="25" name="mk4" descr="印 4" title="印 4"/>
+                  <wp:docPr id="17" name="mk3" descr="印 3" title="印 3"/>
                   <wp:cNvGraphicFramePr>
                     <a:graphicFrameLocks xmlns:a="http://schemas.openxmlformats.org/drawingml/2006/main" noChangeAspect="1"/>
                   </wp:cNvGraphicFramePr>
@@ -3725,7 +3197,7 @@
                 <w:b/>
                 <w:bCs/>
               </w:rPr>
-              <w:t xml:space="preserve">このまま録音する</w:t>
+              <w:t xml:space="preserve">マイクとカメラ</w:t>
             </w:r>
             <w:r>
               <w:br/>
@@ -3734,27 +3206,99 @@
               <w:rPr>
                 <w:color w:val="47465E"/>
               </w:rPr>
-              <w:t xml:space="preserve">見ているとちゅうでも、録音にすすめます。</w:t>
-            </w:r>
-          </w:p>
-          <w:p>
-            <w:pPr>
-              <w:spacing w:after="110"/>
-            </w:pPr>
-            <w:r>
-              <w:t xml:space="preserve">何回見てもかまいません。見おわると、ボタンが</w:t>
-            </w:r>
-            <w:r>
-              <w:rPr>
-                <w:b/>
-                <w:bCs/>
-                <w:color w:val="D63C43"/>
-                <w:bdr w:val="single" w:color="D63C43" w:sz="6" w:space="0"/>
-              </w:rPr>
-              <w:t xml:space="preserve"> 録音する </w:t>
-            </w:r>
-            <w:r>
-              <w:t xml:space="preserve">と</w:t>
+              <w:t xml:space="preserve">両方に ✓ がついたら準備OKです。</w:t>
+            </w:r>
+          </w:p>
+          <w:p>
+            <w:pPr>
+              <w:tabs>
+                <w:tab w:val="left" w:pos="380"/>
+              </w:tabs>
+              <w:spacing w:after="100" w:line="290"/>
+              <w:ind w:left="380" w:hanging="380"/>
+            </w:pPr>
+            <w:r>
+              <w:drawing>
+                <wp:inline distT="0" distB="0" distL="0" distR="0">
+                  <wp:extent cx="142875" cy="142875"/>
+                  <wp:effectExtent t="0" r="0" b="0" l="0"/>
+                  <wp:docPr id="18" name="mk4" descr="印 4" title="印 4"/>
+                  <wp:cNvGraphicFramePr>
+                    <a:graphicFrameLocks xmlns:a="http://schemas.openxmlformats.org/drawingml/2006/main" noChangeAspect="1"/>
+                  </wp:cNvGraphicFramePr>
+                  <a:graphic xmlns:a="http://schemas.openxmlformats.org/drawingml/2006/main">
+                    <a:graphicData uri="http://schemas.openxmlformats.org/drawingml/2006/picture">
+                      <pic:pic xmlns:pic="http://schemas.openxmlformats.org/drawingml/2006/picture">
+                        <pic:nvPicPr>
+                          <pic:cNvPr id="0" name="" descr=""/>
+                          <pic:cNvPicPr>
+                            <a:picLocks noChangeAspect="1" noChangeArrowheads="1"/>
+                          </pic:cNvPicPr>
+                        </pic:nvPicPr>
+                        <pic:blipFill>
+                          <a:blip r:embed="rId18" cstate="none"/>
+                          <a:srcRect/>
+                          <a:stretch>
+                            <a:fillRect/>
+                          </a:stretch>
+                        </pic:blipFill>
+                        <pic:spPr bwMode="auto">
+                          <a:xfrm>
+                            <a:off x="0" y="0"/>
+                            <a:ext cx="142875" cy="142875"/>
+                          </a:xfrm>
+                          <a:prstGeom prst="rect">
+                            <a:avLst/>
+                          </a:prstGeom>
+                        </pic:spPr>
+                      </pic:pic>
+                    </a:graphicData>
+                  </a:graphic>
+                </wp:inline>
+              </w:drawing>
+            </w:r>
+            <w:r>
+              <w:tab/>
+            </w:r>
+            <w:r>
+              <w:rPr>
+                <w:b/>
+                <w:bCs/>
+              </w:rPr>
+              <w:t xml:space="preserve">べつの単語・口の形・練習の設定</w:t>
+            </w:r>
+            <w:r>
+              <w:br/>
+            </w:r>
+            <w:r>
+              <w:rPr>
+                <w:color w:val="47465E"/>
+              </w:rPr>
+              <w:t xml:space="preserve">「練習の設定」で、お手本の速さや「3・2・1」のON/OFFを変えられます。</w:t>
+            </w:r>
+          </w:p>
+          <w:p>
+            <w:pPr>
+              <w:pBdr>
+                <w:top w:val="single" w:color="FCF1DD" w:sz="4" w:space="5"/>
+                <w:left w:val="single" w:color="D08A1E" w:sz="24" w:space="7"/>
+                <w:bottom w:val="single" w:color="FCF1DD" w:sz="4" w:space="5"/>
+                <w:right w:val="single" w:color="FCF1DD" w:sz="4" w:space="7"/>
+              </w:pBdr>
+              <w:shd w:fill="FCF1DD" w:color="auto" w:val="clear"/>
+              <w:spacing w:after="180" w:before="140" w:line="300"/>
+              <w:ind w:left="170" w:right="150"/>
+            </w:pPr>
+            <w:r>
+              <w:rPr>
+                <w:b/>
+                <w:bCs/>
+                <w:color w:val="8A5A0A"/>
+              </w:rPr>
+              <w:t xml:space="preserve">注意　</w:t>
+            </w:r>
+            <w:r>
+              <w:t xml:space="preserve">✓ がつかないときは、マイクかカメラが使えていません。出てきた</w:t>
             </w:r>
             <w:r>
               <w:rPr>
@@ -3763,10 +3307,10 @@
                 <w:color w:val="3F31C2"/>
                 <w:bdr w:val="single" w:color="5B4BEA" w:sz="6" w:space="0"/>
               </w:rPr>
-              <w:t xml:space="preserve"> ▶ もう一度見る </w:t>
-            </w:r>
-            <w:r>
-              <w:t xml:space="preserve">に変わります。</w:t>
+              <w:t xml:space="preserve"> 直し方を見る </w:t>
+            </w:r>
+            <w:r>
+              <w:t xml:space="preserve">を押すか、10章を見てください。</w:t>
             </w:r>
           </w:p>
         </w:tc>
@@ -3829,7 +3373,7 @@
                 <wp:inline distT="0" distB="0" distL="0" distR="0">
                   <wp:extent cx="1866900" cy="3267075"/>
                   <wp:effectExtent t="0" r="0" b="0" l="0"/>
-                  <wp:docPr id="27" name="s_rec_count" descr="3・2・1 の画面。自分の口がカメラにうつっている。" title="3・2・1 の画面。自分の口がカメラにうつっている。"/>
+                  <wp:docPr id="24" name="s_rec_ref" descr="お手本を見る画面。番号1〜4の印つき。" title="お手本を見る画面。番号1〜4の印つき。"/>
                   <wp:cNvGraphicFramePr>
                     <a:graphicFrameLocks xmlns:a="http://schemas.openxmlformats.org/drawingml/2006/main" noChangeAspect="1"/>
                   </wp:cNvGraphicFramePr>
@@ -3892,10 +3436,282 @@
                 <w:color w:val="3F31C2"/>
                 <w:shd w:fill="EEEBFF" w:color="auto" w:val="clear"/>
               </w:rPr>
-              <w:t xml:space="preserve"> 3 </w:t>
-            </w:r>
-            <w:r>
-              <w:t xml:space="preserve">　3・2・1 でかまえる</w:t>
+              <w:t xml:space="preserve"> 2 </w:t>
+            </w:r>
+            <w:r>
+              <w:t xml:space="preserve">　お手本を見る</w:t>
+            </w:r>
+          </w:p>
+          <w:p>
+            <w:pPr>
+              <w:tabs>
+                <w:tab w:val="left" w:pos="380"/>
+              </w:tabs>
+              <w:spacing w:after="100" w:line="290"/>
+              <w:ind w:left="380" w:hanging="380"/>
+            </w:pPr>
+            <w:r>
+              <w:drawing>
+                <wp:inline distT="0" distB="0" distL="0" distR="0">
+                  <wp:extent cx="142875" cy="142875"/>
+                  <wp:effectExtent t="0" r="0" b="0" l="0"/>
+                  <wp:docPr id="20" name="mk1" descr="印 1" title="印 1"/>
+                  <wp:cNvGraphicFramePr>
+                    <a:graphicFrameLocks xmlns:a="http://schemas.openxmlformats.org/drawingml/2006/main" noChangeAspect="1"/>
+                  </wp:cNvGraphicFramePr>
+                  <a:graphic xmlns:a="http://schemas.openxmlformats.org/drawingml/2006/main">
+                    <a:graphicData uri="http://schemas.openxmlformats.org/drawingml/2006/picture">
+                      <pic:pic xmlns:pic="http://schemas.openxmlformats.org/drawingml/2006/picture">
+                        <pic:nvPicPr>
+                          <pic:cNvPr id="0" name="" descr=""/>
+                          <pic:cNvPicPr>
+                            <a:picLocks noChangeAspect="1" noChangeArrowheads="1"/>
+                          </pic:cNvPicPr>
+                        </pic:nvPicPr>
+                        <pic:blipFill>
+                          <a:blip r:embed="rId15" cstate="none"/>
+                          <a:srcRect/>
+                          <a:stretch>
+                            <a:fillRect/>
+                          </a:stretch>
+                        </pic:blipFill>
+                        <pic:spPr bwMode="auto">
+                          <a:xfrm>
+                            <a:off x="0" y="0"/>
+                            <a:ext cx="142875" cy="142875"/>
+                          </a:xfrm>
+                          <a:prstGeom prst="rect">
+                            <a:avLst/>
+                          </a:prstGeom>
+                        </pic:spPr>
+                      </pic:pic>
+                    </a:graphicData>
+                  </a:graphic>
+                </wp:inline>
+              </w:drawing>
+            </w:r>
+            <w:r>
+              <w:tab/>
+            </w:r>
+            <w:r>
+              <w:rPr>
+                <w:b/>
+                <w:bCs/>
+              </w:rPr>
+              <w:t xml:space="preserve">先生の口</w:t>
+            </w:r>
+            <w:r>
+              <w:br/>
+            </w:r>
+            <w:r>
+              <w:rPr>
+                <w:color w:val="47465E"/>
+              </w:rPr>
+              <w:t xml:space="preserve">お手本の口の動きが、音といっしょに再生されます。</w:t>
+            </w:r>
+          </w:p>
+          <w:p>
+            <w:pPr>
+              <w:tabs>
+                <w:tab w:val="left" w:pos="380"/>
+              </w:tabs>
+              <w:spacing w:after="100" w:line="290"/>
+              <w:ind w:left="380" w:hanging="380"/>
+            </w:pPr>
+            <w:r>
+              <w:drawing>
+                <wp:inline distT="0" distB="0" distL="0" distR="0">
+                  <wp:extent cx="142875" cy="142875"/>
+                  <wp:effectExtent t="0" r="0" b="0" l="0"/>
+                  <wp:docPr id="21" name="mk2" descr="印 2" title="印 2"/>
+                  <wp:cNvGraphicFramePr>
+                    <a:graphicFrameLocks xmlns:a="http://schemas.openxmlformats.org/drawingml/2006/main" noChangeAspect="1"/>
+                  </wp:cNvGraphicFramePr>
+                  <a:graphic xmlns:a="http://schemas.openxmlformats.org/drawingml/2006/main">
+                    <a:graphicData uri="http://schemas.openxmlformats.org/drawingml/2006/picture">
+                      <pic:pic xmlns:pic="http://schemas.openxmlformats.org/drawingml/2006/picture">
+                        <pic:nvPicPr>
+                          <pic:cNvPr id="0" name="" descr=""/>
+                          <pic:cNvPicPr>
+                            <a:picLocks noChangeAspect="1" noChangeArrowheads="1"/>
+                          </pic:cNvPicPr>
+                        </pic:nvPicPr>
+                        <pic:blipFill>
+                          <a:blip r:embed="rId16" cstate="none"/>
+                          <a:srcRect/>
+                          <a:stretch>
+                            <a:fillRect/>
+                          </a:stretch>
+                        </pic:blipFill>
+                        <pic:spPr bwMode="auto">
+                          <a:xfrm>
+                            <a:off x="0" y="0"/>
+                            <a:ext cx="142875" cy="142875"/>
+                          </a:xfrm>
+                          <a:prstGeom prst="rect">
+                            <a:avLst/>
+                          </a:prstGeom>
+                        </pic:spPr>
+                      </pic:pic>
+                    </a:graphicData>
+                  </a:graphic>
+                </wp:inline>
+              </w:drawing>
+            </w:r>
+            <w:r>
+              <w:tab/>
+            </w:r>
+            <w:r>
+              <w:rPr>
+                <w:b/>
+                <w:bCs/>
+              </w:rPr>
+              <w:t xml:space="preserve">音の高さ</w:t>
+            </w:r>
+            <w:r>
+              <w:br/>
+            </w:r>
+            <w:r>
+              <w:rPr>
+                <w:color w:val="47465E"/>
+              </w:rPr>
+              <w:t xml:space="preserve">上の段が高い音、下の段が低い音です。「びょ」は低く、「ういん」は高く言います。</w:t>
+            </w:r>
+          </w:p>
+          <w:p>
+            <w:pPr>
+              <w:tabs>
+                <w:tab w:val="left" w:pos="380"/>
+              </w:tabs>
+              <w:spacing w:after="100" w:line="290"/>
+              <w:ind w:left="380" w:hanging="380"/>
+            </w:pPr>
+            <w:r>
+              <w:drawing>
+                <wp:inline distT="0" distB="0" distL="0" distR="0">
+                  <wp:extent cx="142875" cy="142875"/>
+                  <wp:effectExtent t="0" r="0" b="0" l="0"/>
+                  <wp:docPr id="22" name="mk3" descr="印 3" title="印 3"/>
+                  <wp:cNvGraphicFramePr>
+                    <a:graphicFrameLocks xmlns:a="http://schemas.openxmlformats.org/drawingml/2006/main" noChangeAspect="1"/>
+                  </wp:cNvGraphicFramePr>
+                  <a:graphic xmlns:a="http://schemas.openxmlformats.org/drawingml/2006/main">
+                    <a:graphicData uri="http://schemas.openxmlformats.org/drawingml/2006/picture">
+                      <pic:pic xmlns:pic="http://schemas.openxmlformats.org/drawingml/2006/picture">
+                        <pic:nvPicPr>
+                          <pic:cNvPr id="0" name="" descr=""/>
+                          <pic:cNvPicPr>
+                            <a:picLocks noChangeAspect="1" noChangeArrowheads="1"/>
+                          </pic:cNvPicPr>
+                        </pic:nvPicPr>
+                        <pic:blipFill>
+                          <a:blip r:embed="rId17" cstate="none"/>
+                          <a:srcRect/>
+                          <a:stretch>
+                            <a:fillRect/>
+                          </a:stretch>
+                        </pic:blipFill>
+                        <pic:spPr bwMode="auto">
+                          <a:xfrm>
+                            <a:off x="0" y="0"/>
+                            <a:ext cx="142875" cy="142875"/>
+                          </a:xfrm>
+                          <a:prstGeom prst="rect">
+                            <a:avLst/>
+                          </a:prstGeom>
+                        </pic:spPr>
+                      </pic:pic>
+                    </a:graphicData>
+                  </a:graphic>
+                </wp:inline>
+              </w:drawing>
+            </w:r>
+            <w:r>
+              <w:tab/>
+            </w:r>
+            <w:r>
+              <w:rPr>
+                <w:b/>
+                <w:bCs/>
+              </w:rPr>
+              <w:t xml:space="preserve">音の長さ</w:t>
+            </w:r>
+            <w:r>
+              <w:br/>
+            </w:r>
+            <w:r>
+              <w:rPr>
+                <w:color w:val="47465E"/>
+              </w:rPr>
+              <w:t xml:space="preserve">帯が長いほど、長くのばす音です。</w:t>
+            </w:r>
+          </w:p>
+          <w:p>
+            <w:pPr>
+              <w:tabs>
+                <w:tab w:val="left" w:pos="380"/>
+              </w:tabs>
+              <w:spacing w:after="100" w:line="290"/>
+              <w:ind w:left="380" w:hanging="380"/>
+            </w:pPr>
+            <w:r>
+              <w:drawing>
+                <wp:inline distT="0" distB="0" distL="0" distR="0">
+                  <wp:extent cx="142875" cy="142875"/>
+                  <wp:effectExtent t="0" r="0" b="0" l="0"/>
+                  <wp:docPr id="23" name="mk4" descr="印 4" title="印 4"/>
+                  <wp:cNvGraphicFramePr>
+                    <a:graphicFrameLocks xmlns:a="http://schemas.openxmlformats.org/drawingml/2006/main" noChangeAspect="1"/>
+                  </wp:cNvGraphicFramePr>
+                  <a:graphic xmlns:a="http://schemas.openxmlformats.org/drawingml/2006/main">
+                    <a:graphicData uri="http://schemas.openxmlformats.org/drawingml/2006/picture">
+                      <pic:pic xmlns:pic="http://schemas.openxmlformats.org/drawingml/2006/picture">
+                        <pic:nvPicPr>
+                          <pic:cNvPr id="0" name="" descr=""/>
+                          <pic:cNvPicPr>
+                            <a:picLocks noChangeAspect="1" noChangeArrowheads="1"/>
+                          </pic:cNvPicPr>
+                        </pic:nvPicPr>
+                        <pic:blipFill>
+                          <a:blip r:embed="rId18" cstate="none"/>
+                          <a:srcRect/>
+                          <a:stretch>
+                            <a:fillRect/>
+                          </a:stretch>
+                        </pic:blipFill>
+                        <pic:spPr bwMode="auto">
+                          <a:xfrm>
+                            <a:off x="0" y="0"/>
+                            <a:ext cx="142875" cy="142875"/>
+                          </a:xfrm>
+                          <a:prstGeom prst="rect">
+                            <a:avLst/>
+                          </a:prstGeom>
+                        </pic:spPr>
+                      </pic:pic>
+                    </a:graphicData>
+                  </a:graphic>
+                </wp:inline>
+              </w:drawing>
+            </w:r>
+            <w:r>
+              <w:tab/>
+            </w:r>
+            <w:r>
+              <w:rPr>
+                <w:b/>
+                <w:bCs/>
+              </w:rPr>
+              <w:t xml:space="preserve">このまま録音する</w:t>
+            </w:r>
+            <w:r>
+              <w:br/>
+            </w:r>
+            <w:r>
+              <w:rPr>
+                <w:color w:val="47465E"/>
+              </w:rPr>
+              <w:t xml:space="preserve">見ているとちゅうでも、録音にすすめます。</w:t>
             </w:r>
           </w:p>
           <w:p>
@@ -3903,25 +3719,31 @@
               <w:spacing w:after="110"/>
             </w:pPr>
             <w:r>
-              <w:t xml:space="preserve">カメラに自分の口がうつります。顔を</w:t>
-            </w:r>
-            <w:r>
-              <w:rPr>
-                <w:b/>
-                <w:bCs/>
-              </w:rPr>
-              <w:t xml:space="preserve">点線の枠</w:t>
-            </w:r>
-            <w:r>
-              <w:t xml:space="preserve">に合わせて、かまえましょう。数字がおわると、録音がはじまります。</w:t>
-            </w:r>
-          </w:p>
-          <w:p>
-            <w:pPr>
-              <w:spacing w:after="110"/>
-            </w:pPr>
-            <w:r>
-              <w:t xml:space="preserve">先生の口が出ていた場所に、そのまま自分の口が出ます。さっき見た形と、くらべやすくなっています。</w:t>
+              <w:t xml:space="preserve">何回見てもかまいません。見おわると、ボタンが</w:t>
+            </w:r>
+            <w:r>
+              <w:rPr>
+                <w:b/>
+                <w:bCs/>
+                <w:color w:val="D63C43"/>
+                <w:bdr w:val="single" w:color="D63C43" w:sz="6" w:space="0"/>
+              </w:rPr>
+              <w:t xml:space="preserve"> 録音する </w:t>
+            </w:r>
+            <w:r>
+              <w:t xml:space="preserve">と</w:t>
+            </w:r>
+            <w:r>
+              <w:rPr>
+                <w:b/>
+                <w:bCs/>
+                <w:color w:val="3F31C2"/>
+                <w:bdr w:val="single" w:color="5B4BEA" w:sz="6" w:space="0"/>
+              </w:rPr>
+              <w:t xml:space="preserve"> ▶ もう一度見る </w:t>
+            </w:r>
+            <w:r>
+              <w:t xml:space="preserve">に変わります。</w:t>
             </w:r>
           </w:p>
         </w:tc>
@@ -3984,7 +3806,7 @@
                 <wp:inline distT="0" distB="0" distL="0" distR="0">
                   <wp:extent cx="1866900" cy="3267075"/>
                   <wp:effectExtent t="0" r="0" b="0" l="0"/>
-                  <wp:docPr id="28" name="s_rec_recording" descr="録音している画面。録音停止のボタン。" title="録音している画面。録音停止のボタン。"/>
+                  <wp:docPr id="25" name="s_rec_count" descr="3・2・1 の画面。自分の口がカメラにうつっている。" title="3・2・1 の画面。自分の口がカメラにうつっている。"/>
                   <wp:cNvGraphicFramePr>
                     <a:graphicFrameLocks xmlns:a="http://schemas.openxmlformats.org/drawingml/2006/main" noChangeAspect="1"/>
                   </wp:cNvGraphicFramePr>
@@ -4047,10 +3869,10 @@
                 <w:color w:val="3F31C2"/>
                 <w:shd w:fill="EEEBFF" w:color="auto" w:val="clear"/>
               </w:rPr>
-              <w:t xml:space="preserve"> 4 </w:t>
-            </w:r>
-            <w:r>
-              <w:t xml:space="preserve">　単語を1回言う</w:t>
+              <w:t xml:space="preserve"> 3 </w:t>
+            </w:r>
+            <w:r>
+              <w:t xml:space="preserve">　3・2・1 でかまえる</w:t>
             </w:r>
           </w:p>
           <w:p>
@@ -4058,17 +3880,17 @@
               <w:spacing w:after="110"/>
             </w:pPr>
             <w:r>
-              <w:t xml:space="preserve">「録音しています」になったら、単語を1回言います。お手本に合わせなくてだいじょうぶ。</w:t>
-            </w:r>
-            <w:r>
-              <w:rPr>
-                <w:b/>
-                <w:bCs/>
-              </w:rPr>
-              <w:t xml:space="preserve">自分のペース</w:t>
-            </w:r>
-            <w:r>
-              <w:t xml:space="preserve">で言いましょう。</w:t>
+              <w:t xml:space="preserve">カメラに自分の口がうつります。顔を</w:t>
+            </w:r>
+            <w:r>
+              <w:rPr>
+                <w:b/>
+                <w:bCs/>
+              </w:rPr>
+              <w:t xml:space="preserve">点線の枠</w:t>
+            </w:r>
+            <w:r>
+              <w:t xml:space="preserve">に合わせて、かまえましょう。数字がおわると、録音がはじまります。</w:t>
             </w:r>
           </w:p>
           <w:p>
@@ -4076,43 +3898,7 @@
               <w:spacing w:after="110"/>
             </w:pPr>
             <w:r>
-              <w:t xml:space="preserve">言いおわったら</w:t>
-            </w:r>
-            <w:r>
-              <w:rPr>
-                <w:b/>
-                <w:bCs/>
-                <w:color w:val="3F31C2"/>
-                <w:bdr w:val="single" w:color="5B4BEA" w:sz="6" w:space="0"/>
-              </w:rPr>
-              <w:t xml:space="preserve"> ■ 録音停止 </w:t>
-            </w:r>
-            <w:r>
-              <w:t xml:space="preserve">を押します。言いおわって1.5秒ほど静かにしていると、自動で止まります。</w:t>
-            </w:r>
-          </w:p>
-          <w:p>
-            <w:pPr>
-              <w:pBdr>
-                <w:top w:val="single" w:color="EEEBFF" w:sz="4" w:space="5"/>
-                <w:left w:val="single" w:color="5B4BEA" w:sz="24" w:space="7"/>
-                <w:bottom w:val="single" w:color="EEEBFF" w:sz="4" w:space="5"/>
-                <w:right w:val="single" w:color="EEEBFF" w:sz="4" w:space="7"/>
-              </w:pBdr>
-              <w:shd w:fill="EEEBFF" w:color="auto" w:val="clear"/>
-              <w:spacing w:after="180" w:before="140" w:line="300"/>
-              <w:ind w:left="170" w:right="150"/>
-            </w:pPr>
-            <w:r>
-              <w:rPr>
-                <w:b/>
-                <w:bCs/>
-                <w:color w:val="3F31C2"/>
-              </w:rPr>
-              <w:t xml:space="preserve">ポイント　</w:t>
-            </w:r>
-            <w:r>
-              <w:t xml:space="preserve">下の帯は、お手本の音の長さです。帯に合わせて言わなくてもOKです。</w:t>
+              <w:t xml:space="preserve">先生の口が出ていた場所に、そのまま自分の口が出ます。さっき見た形と、くらべやすくなっています。</w:t>
             </w:r>
           </w:p>
         </w:tc>
@@ -4175,7 +3961,7 @@
                 <wp:inline distT="0" distB="0" distL="0" distR="0">
                   <wp:extent cx="1866900" cy="3267075"/>
                   <wp:effectExtent t="0" r="0" b="0" l="0"/>
-                  <wp:docPr id="29" name="s_rec_done" descr="録音のあとの画面。お手本とあなたの口がならんでいる。" title="録音のあとの画面。お手本とあなたの口がならんでいる。"/>
+                  <wp:docPr id="26" name="s_rec_recording" descr="録音している画面。録音停止のボタン。" title="録音している画面。録音停止のボタン。"/>
                   <wp:cNvGraphicFramePr>
                     <a:graphicFrameLocks xmlns:a="http://schemas.openxmlformats.org/drawingml/2006/main" noChangeAspect="1"/>
                   </wp:cNvGraphicFramePr>
@@ -4238,10 +4024,10 @@
                 <w:color w:val="3F31C2"/>
                 <w:shd w:fill="EEEBFF" w:color="auto" w:val="clear"/>
               </w:rPr>
-              <w:t xml:space="preserve"> 5 </w:t>
-            </w:r>
-            <w:r>
-              <w:t xml:space="preserve">　口の動きを見て、結果へ</w:t>
+              <w:t xml:space="preserve"> 4 </w:t>
+            </w:r>
+            <w:r>
+              <w:t xml:space="preserve">　単語を1回言う</w:t>
             </w:r>
           </w:p>
           <w:p>
@@ -4249,13 +4035,26 @@
               <w:spacing w:after="110"/>
             </w:pPr>
             <w:r>
-              <w:t xml:space="preserve">お手本の口と、いま撮った自分の口が、ならんで再生されます。「ゆっくり」でも見られます。</w:t>
+              <w:t xml:space="preserve">「録音しています」になったら、単語を1回言います。お手本に合わせなくてだいじょうぶ。</w:t>
+            </w:r>
+            <w:r>
+              <w:rPr>
+                <w:b/>
+                <w:bCs/>
+              </w:rPr>
+              <w:t xml:space="preserve">自分のペース</w:t>
+            </w:r>
+            <w:r>
+              <w:t xml:space="preserve">で言いましょう。</w:t>
             </w:r>
           </w:p>
           <w:p>
             <w:pPr>
               <w:spacing w:after="110"/>
             </w:pPr>
+            <w:r>
+              <w:t xml:space="preserve">言いおわったら</w:t>
+            </w:r>
             <w:r>
               <w:rPr>
                 <w:b/>
@@ -4263,34 +4062,34 @@
                 <w:color w:val="3F31C2"/>
                 <w:bdr w:val="single" w:color="5B4BEA" w:sz="6" w:space="0"/>
               </w:rPr>
-              <w:t xml:space="preserve"> 結果を見る → </w:t>
-            </w:r>
-            <w:r>
-              <w:t xml:space="preserve">を押します。言いなおしたいときは、</w:t>
-            </w:r>
+              <w:t xml:space="preserve"> ■ 録音停止 </w:t>
+            </w:r>
+            <w:r>
+              <w:t xml:space="preserve">を押します。言いおわって1.5秒ほど静かにしていると、自動で止まります。</w:t>
+            </w:r>
+          </w:p>
+          <w:p>
+            <w:pPr>
+              <w:pBdr>
+                <w:top w:val="single" w:color="EEEBFF" w:sz="4" w:space="5"/>
+                <w:left w:val="single" w:color="5B4BEA" w:sz="24" w:space="7"/>
+                <w:bottom w:val="single" w:color="EEEBFF" w:sz="4" w:space="5"/>
+                <w:right w:val="single" w:color="EEEBFF" w:sz="4" w:space="7"/>
+              </w:pBdr>
+              <w:shd w:fill="EEEBFF" w:color="auto" w:val="clear"/>
+              <w:spacing w:after="180" w:before="140" w:line="300"/>
+              <w:ind w:left="170" w:right="150"/>
+            </w:pPr>
             <w:r>
               <w:rPr>
                 <w:b/>
                 <w:bCs/>
                 <w:color w:val="3F31C2"/>
-                <w:bdr w:val="single" w:color="5B4BEA" w:sz="6" w:space="0"/>
-              </w:rPr>
-              <w:t xml:space="preserve"> すぐ録り直す </w:t>
-            </w:r>
-            <w:r>
-              <w:t xml:space="preserve">か</w:t>
-            </w:r>
-            <w:r>
-              <w:rPr>
-                <w:b/>
-                <w:bCs/>
-                <w:color w:val="3F31C2"/>
-                <w:bdr w:val="single" w:color="5B4BEA" w:sz="6" w:space="0"/>
-              </w:rPr>
-              <w:t xml:space="preserve"> お手本を見て録り直す </w:t>
-            </w:r>
-            <w:r>
-              <w:t xml:space="preserve">を押します。</w:t>
+              </w:rPr>
+              <w:t xml:space="preserve">ポイント　</w:t>
+            </w:r>
+            <w:r>
+              <w:t xml:space="preserve">下の帯は、お手本の音の長さです。帯に合わせて言わなくてもOKです。</w:t>
             </w:r>
           </w:p>
         </w:tc>
@@ -4353,7 +4152,7 @@
                 <wp:inline distT="0" distB="0" distL="0" distR="0">
                   <wp:extent cx="1866900" cy="3267075"/>
                   <wp:effectExtent t="0" r="0" b="0" l="0"/>
-                  <wp:docPr id="30" name="s_rec_analyzing" descr="結果をつくっています の画面。" title="結果をつくっています の画面。"/>
+                  <wp:docPr id="27" name="s_rec_done" descr="録音のあとの画面。お手本とあなたの口がならんでいる。" title="録音のあとの画面。お手本とあなたの口がならんでいる。"/>
                   <wp:cNvGraphicFramePr>
                     <a:graphicFrameLocks xmlns:a="http://schemas.openxmlformats.org/drawingml/2006/main" noChangeAspect="1"/>
                   </wp:cNvGraphicFramePr>
@@ -4416,10 +4215,10 @@
                 <w:color w:val="3F31C2"/>
                 <w:shd w:fill="EEEBFF" w:color="auto" w:val="clear"/>
               </w:rPr>
-              <w:t xml:space="preserve"> 6 </w:t>
-            </w:r>
-            <w:r>
-              <w:t xml:space="preserve">　結果ができるのを待つ</w:t>
+              <w:t xml:space="preserve"> 5 </w:t>
+            </w:r>
+            <w:r>
+              <w:t xml:space="preserve">　口の動きを見て、結果へ</w:t>
             </w:r>
           </w:p>
           <w:p>
@@ -4427,7 +4226,7 @@
               <w:spacing w:after="110"/>
             </w:pPr>
             <w:r>
-              <w:t xml:space="preserve">「結果をつくっています」の画面で、少し待ちます。声を聞き取る → 高さ → 長さ → 口の形 の順に調べています。</w:t>
+              <w:t xml:space="preserve">お手本の口と、いま撮った自分の口が、ならんで再生されます。「ゆっくり」でも見られます。</w:t>
             </w:r>
           </w:p>
           <w:p>
@@ -4435,7 +4234,40 @@
               <w:spacing w:after="110"/>
             </w:pPr>
             <w:r>
-              <w:t xml:space="preserve">待っているあいだに、下にヒントが出ます。</w:t>
+              <w:rPr>
+                <w:b/>
+                <w:bCs/>
+                <w:color w:val="3F31C2"/>
+                <w:bdr w:val="single" w:color="5B4BEA" w:sz="6" w:space="0"/>
+              </w:rPr>
+              <w:t xml:space="preserve"> 結果を見る → </w:t>
+            </w:r>
+            <w:r>
+              <w:t xml:space="preserve">を押します。言いなおしたいときは、</w:t>
+            </w:r>
+            <w:r>
+              <w:rPr>
+                <w:b/>
+                <w:bCs/>
+                <w:color w:val="3F31C2"/>
+                <w:bdr w:val="single" w:color="5B4BEA" w:sz="6" w:space="0"/>
+              </w:rPr>
+              <w:t xml:space="preserve"> すぐ録り直す </w:t>
+            </w:r>
+            <w:r>
+              <w:t xml:space="preserve">か</w:t>
+            </w:r>
+            <w:r>
+              <w:rPr>
+                <w:b/>
+                <w:bCs/>
+                <w:color w:val="3F31C2"/>
+                <w:bdr w:val="single" w:color="5B4BEA" w:sz="6" w:space="0"/>
+              </w:rPr>
+              <w:t xml:space="preserve"> お手本を見て録り直す </w:t>
+            </w:r>
+            <w:r>
+              <w:t xml:space="preserve">を押します。</w:t>
             </w:r>
           </w:p>
         </w:tc>
@@ -4448,32 +4280,6 @@
         </w:pBdr>
         <w:spacing w:after="160" w:before="60"/>
       </w:pPr>
-    </w:p>
-    <w:p>
-      <w:pPr>
-        <w:pStyle w:val="Heading1"/>
-      </w:pPr>
-      <w:r>
-        <w:rPr>
-          <w:color w:val="5B4BEA"/>
-        </w:rPr>
-        <w:t xml:space="preserve">6</w:t>
-      </w:r>
-      <w:r>
-        <w:t xml:space="preserve">　結果の見かた</w:t>
-      </w:r>
-    </w:p>
-    <w:p>
-      <w:pPr>
-        <w:keepNext/>
-        <w:spacing w:after="160"/>
-      </w:pPr>
-      <w:r>
-        <w:rPr>
-          <w:color w:val="47465E"/>
-        </w:rPr>
-        <w:t xml:space="preserve">結果は「まとめ」「くらべる」「口と声」の3つのタブに分かれています。はじめに「まとめ」が出ます。</w:t>
-      </w:r>
     </w:p>
     <w:tbl>
       <w:tblPr>
@@ -4524,7 +4330,7 @@
                 <wp:inline distT="0" distB="0" distL="0" distR="0">
                   <wp:extent cx="1866900" cy="3267075"/>
                   <wp:effectExtent t="0" r="0" b="0" l="0"/>
-                  <wp:docPr id="37" name="s_res_summary" descr="結果のまとめ。77点、Aランク。番号1〜6の印つき。" title="結果のまとめ。77点、Aランク。番号1〜6の印つき。"/>
+                  <wp:docPr id="28" name="s_rec_analyzing" descr="結果をつくっています の画面。" title="結果をつくっています の画面。"/>
                   <wp:cNvGraphicFramePr>
                     <a:graphicFrameLocks xmlns:a="http://schemas.openxmlformats.org/drawingml/2006/main" noChangeAspect="1"/>
                   </wp:cNvGraphicFramePr>
@@ -4587,26 +4393,115 @@
                 <w:color w:val="3F31C2"/>
                 <w:shd w:fill="EEEBFF" w:color="auto" w:val="clear"/>
               </w:rPr>
-              <w:t xml:space="preserve"> 1 </w:t>
-            </w:r>
-            <w:r>
-              <w:t xml:space="preserve">　まとめ</w:t>
-            </w:r>
-          </w:p>
-          <w:p>
-            <w:pPr>
-              <w:tabs>
-                <w:tab w:val="left" w:pos="380"/>
-              </w:tabs>
-              <w:spacing w:after="100" w:line="290"/>
-              <w:ind w:left="380" w:hanging="380"/>
+              <w:t xml:space="preserve"> 6 </w:t>
+            </w:r>
+            <w:r>
+              <w:t xml:space="preserve">　結果ができるのを待つ</w:t>
+            </w:r>
+          </w:p>
+          <w:p>
+            <w:pPr>
+              <w:spacing w:after="110"/>
+            </w:pPr>
+            <w:r>
+              <w:t xml:space="preserve">「結果をつくっています」の画面で、少し待ちます。声を聞き取る → 高さ → 長さ → 口の形 の順に調べています。</w:t>
+            </w:r>
+          </w:p>
+          <w:p>
+            <w:pPr>
+              <w:spacing w:after="110"/>
+            </w:pPr>
+            <w:r>
+              <w:t xml:space="preserve">待っているあいだに、下にヒントが出ます。</w:t>
+            </w:r>
+          </w:p>
+        </w:tc>
+      </w:tr>
+    </w:tbl>
+    <w:p>
+      <w:pPr>
+        <w:pBdr>
+          <w:bottom w:val="dashed" w:color="DCDAEA" w:sz="4" w:space="1"/>
+        </w:pBdr>
+        <w:spacing w:after="160" w:before="60"/>
+      </w:pPr>
+    </w:p>
+    <w:p>
+      <w:pPr>
+        <w:pStyle w:val="Heading1"/>
+      </w:pPr>
+      <w:r>
+        <w:rPr>
+          <w:color w:val="5B4BEA"/>
+        </w:rPr>
+        <w:t xml:space="preserve">6</w:t>
+      </w:r>
+      <w:r>
+        <w:t xml:space="preserve">　結果の見かた</w:t>
+      </w:r>
+    </w:p>
+    <w:p>
+      <w:pPr>
+        <w:keepNext/>
+        <w:spacing w:after="160"/>
+      </w:pPr>
+      <w:r>
+        <w:rPr>
+          <w:color w:val="47465E"/>
+        </w:rPr>
+        <w:t xml:space="preserve">結果は「まとめ」「くらべる」「口と声」の3つのタブに分かれています。はじめに「まとめ」が出ます。</w:t>
+      </w:r>
+    </w:p>
+    <w:tbl>
+      <w:tblPr>
+        <w:tblW w:type="dxa" w:w="9752"/>
+        <w:tblBorders>
+          <w:top w:val="none" w:color="FFFFFF" w:sz="0"/>
+          <w:left w:val="none" w:color="FFFFFF" w:sz="0"/>
+          <w:bottom w:val="none" w:color="FFFFFF" w:sz="0"/>
+          <w:right w:val="none" w:color="FFFFFF" w:sz="0"/>
+          <w:insideH w:val="none" w:color="FFFFFF" w:sz="0"/>
+          <w:insideV w:val="none" w:color="FFFFFF" w:sz="0"/>
+        </w:tblBorders>
+        <w:tblLayout w:type="fixed"/>
+      </w:tblPr>
+      <w:tblGrid>
+        <w:gridCol w:w="3150"/>
+        <w:gridCol w:w="6602"/>
+      </w:tblGrid>
+      <w:tr>
+        <w:trPr>
+          <w:cantSplit/>
+        </w:trPr>
+        <w:tc>
+          <w:tcPr>
+            <w:tcW w:type="dxa" w:w="3150"/>
+            <w:tcBorders>
+              <w:top w:val="none" w:color="FFFFFF" w:sz="0"/>
+              <w:left w:val="none" w:color="FFFFFF" w:sz="0"/>
+              <w:bottom w:val="none" w:color="FFFFFF" w:sz="0"/>
+              <w:right w:val="none" w:color="FFFFFF" w:sz="0"/>
+            </w:tcBorders>
+            <w:tcMar>
+              <w:top w:type="dxa" w:w="60"/>
+              <w:left w:type="dxa" w:w="0"/>
+              <w:bottom w:type="dxa" w:w="60"/>
+              <w:right w:type="dxa" w:w="200"/>
+            </w:tcMar>
+            <w:vAlign w:val="top"/>
+          </w:tcPr>
+          <w:p>
+            <w:pPr>
+              <w:keepNext w:val="false"/>
+              <w:spacing w:after="80" w:before="0"/>
+              <w:jc w:val="center"/>
             </w:pPr>
             <w:r>
               <w:drawing>
                 <wp:inline distT="0" distB="0" distL="0" distR="0">
-                  <wp:extent cx="142875" cy="142875"/>
+                  <wp:extent cx="1866900" cy="3267075"/>
                   <wp:effectExtent t="0" r="0" b="0" l="0"/>
-                  <wp:docPr id="31" name="mk1" descr="印 1" title="印 1"/>
+                  <wp:docPr id="35" name="s_res_summary" descr="結果のまとめ。77点、Aランク。番号1〜6の印つき。" title="結果のまとめ。77点、Aランク。番号1〜6の印つき。"/>
                   <wp:cNvGraphicFramePr>
                     <a:graphicFrameLocks xmlns:a="http://schemas.openxmlformats.org/drawingml/2006/main" noChangeAspect="1"/>
                   </wp:cNvGraphicFramePr>
@@ -4620,7 +4515,89 @@
                           </pic:cNvPicPr>
                         </pic:nvPicPr>
                         <pic:blipFill>
-                          <a:blip r:embed="rId12" cstate="none"/>
+                          <a:blip r:embed="rId28" cstate="none"/>
+                          <a:srcRect/>
+                          <a:stretch>
+                            <a:fillRect/>
+                          </a:stretch>
+                        </pic:blipFill>
+                        <pic:spPr bwMode="auto">
+                          <a:xfrm>
+                            <a:off x="0" y="0"/>
+                            <a:ext cx="1866900" cy="3267075"/>
+                          </a:xfrm>
+                          <a:prstGeom prst="rect">
+                            <a:avLst/>
+                          </a:prstGeom>
+                        </pic:spPr>
+                      </pic:pic>
+                    </a:graphicData>
+                  </a:graphic>
+                </wp:inline>
+              </w:drawing>
+            </w:r>
+          </w:p>
+        </w:tc>
+        <w:tc>
+          <w:tcPr>
+            <w:tcW w:type="dxa" w:w="6602"/>
+            <w:tcBorders>
+              <w:top w:val="none" w:color="FFFFFF" w:sz="0"/>
+              <w:left w:val="none" w:color="FFFFFF" w:sz="0"/>
+              <w:bottom w:val="none" w:color="FFFFFF" w:sz="0"/>
+              <w:right w:val="none" w:color="FFFFFF" w:sz="0"/>
+            </w:tcBorders>
+            <w:tcMar>
+              <w:top w:type="dxa" w:w="60"/>
+              <w:left w:type="dxa" w:w="120"/>
+              <w:bottom w:type="dxa" w:w="60"/>
+              <w:right w:type="dxa" w:w="0"/>
+            </w:tcMar>
+            <w:vAlign w:val="top"/>
+          </w:tcPr>
+          <w:p>
+            <w:pPr>
+              <w:pStyle w:val="Heading2"/>
+            </w:pPr>
+            <w:r>
+              <w:rPr>
+                <w:color w:val="3F31C2"/>
+                <w:shd w:fill="EEEBFF" w:color="auto" w:val="clear"/>
+              </w:rPr>
+              <w:t xml:space="preserve"> 1 </w:t>
+            </w:r>
+            <w:r>
+              <w:t xml:space="preserve">　まとめ</w:t>
+            </w:r>
+          </w:p>
+          <w:p>
+            <w:pPr>
+              <w:tabs>
+                <w:tab w:val="left" w:pos="380"/>
+              </w:tabs>
+              <w:spacing w:after="100" w:line="290"/>
+              <w:ind w:left="380" w:hanging="380"/>
+            </w:pPr>
+            <w:r>
+              <w:drawing>
+                <wp:inline distT="0" distB="0" distL="0" distR="0">
+                  <wp:extent cx="142875" cy="142875"/>
+                  <wp:effectExtent t="0" r="0" b="0" l="0"/>
+                  <wp:docPr id="29" name="mk1" descr="印 1" title="印 1"/>
+                  <wp:cNvGraphicFramePr>
+                    <a:graphicFrameLocks xmlns:a="http://schemas.openxmlformats.org/drawingml/2006/main" noChangeAspect="1"/>
+                  </wp:cNvGraphicFramePr>
+                  <a:graphic xmlns:a="http://schemas.openxmlformats.org/drawingml/2006/main">
+                    <a:graphicData uri="http://schemas.openxmlformats.org/drawingml/2006/picture">
+                      <pic:pic xmlns:pic="http://schemas.openxmlformats.org/drawingml/2006/picture">
+                        <pic:nvPicPr>
+                          <pic:cNvPr id="0" name="" descr=""/>
+                          <pic:cNvPicPr>
+                            <a:picLocks noChangeAspect="1" noChangeArrowheads="1"/>
+                          </pic:cNvPicPr>
+                        </pic:nvPicPr>
+                        <pic:blipFill>
+                          <a:blip r:embed="rId15" cstate="none"/>
                           <a:srcRect/>
                           <a:stretch>
                             <a:fillRect/>
@@ -4674,7 +4651,7 @@
                 <wp:inline distT="0" distB="0" distL="0" distR="0">
                   <wp:extent cx="142875" cy="142875"/>
                   <wp:effectExtent t="0" r="0" b="0" l="0"/>
-                  <wp:docPr id="32" name="mk2" descr="印 2" title="印 2"/>
+                  <wp:docPr id="30" name="mk2" descr="印 2" title="印 2"/>
                   <wp:cNvGraphicFramePr>
                     <a:graphicFrameLocks xmlns:a="http://schemas.openxmlformats.org/drawingml/2006/main" noChangeAspect="1"/>
                   </wp:cNvGraphicFramePr>
@@ -4688,7 +4665,7 @@
                           </pic:cNvPicPr>
                         </pic:nvPicPr>
                         <pic:blipFill>
-                          <a:blip r:embed="rId13" cstate="none"/>
+                          <a:blip r:embed="rId16" cstate="none"/>
                           <a:srcRect/>
                           <a:stretch>
                             <a:fillRect/>
@@ -4742,75 +4719,7 @@
                 <wp:inline distT="0" distB="0" distL="0" distR="0">
                   <wp:extent cx="142875" cy="142875"/>
                   <wp:effectExtent t="0" r="0" b="0" l="0"/>
-                  <wp:docPr id="33" name="mk3" descr="印 3" title="印 3"/>
-                  <wp:cNvGraphicFramePr>
-                    <a:graphicFrameLocks xmlns:a="http://schemas.openxmlformats.org/drawingml/2006/main" noChangeAspect="1"/>
-                  </wp:cNvGraphicFramePr>
-                  <a:graphic xmlns:a="http://schemas.openxmlformats.org/drawingml/2006/main">
-                    <a:graphicData uri="http://schemas.openxmlformats.org/drawingml/2006/picture">
-                      <pic:pic xmlns:pic="http://schemas.openxmlformats.org/drawingml/2006/picture">
-                        <pic:nvPicPr>
-                          <pic:cNvPr id="0" name="" descr=""/>
-                          <pic:cNvPicPr>
-                            <a:picLocks noChangeAspect="1" noChangeArrowheads="1"/>
-                          </pic:cNvPicPr>
-                        </pic:nvPicPr>
-                        <pic:blipFill>
-                          <a:blip r:embed="rId14" cstate="none"/>
-                          <a:srcRect/>
-                          <a:stretch>
-                            <a:fillRect/>
-                          </a:stretch>
-                        </pic:blipFill>
-                        <pic:spPr bwMode="auto">
-                          <a:xfrm>
-                            <a:off x="0" y="0"/>
-                            <a:ext cx="142875" cy="142875"/>
-                          </a:xfrm>
-                          <a:prstGeom prst="rect">
-                            <a:avLst/>
-                          </a:prstGeom>
-                        </pic:spPr>
-                      </pic:pic>
-                    </a:graphicData>
-                  </a:graphic>
-                </wp:inline>
-              </w:drawing>
-            </w:r>
-            <w:r>
-              <w:tab/>
-            </w:r>
-            <w:r>
-              <w:rPr>
-                <w:b/>
-                <w:bCs/>
-              </w:rPr>
-              <w:t xml:space="preserve">ランクと「前回より」</w:t>
-            </w:r>
-            <w:r>
-              <w:br/>
-            </w:r>
-            <w:r>
-              <w:rPr>
-                <w:color w:val="47465E"/>
-              </w:rPr>
-              <w:t xml:space="preserve">この単語を前に言ったときより、何点上がったか・下がったか。</w:t>
-            </w:r>
-          </w:p>
-          <w:p>
-            <w:pPr>
-              <w:tabs>
-                <w:tab w:val="left" w:pos="380"/>
-              </w:tabs>
-              <w:spacing w:after="100" w:line="290"/>
-              <w:ind w:left="380" w:hanging="380"/>
-            </w:pPr>
-            <w:r>
-              <w:drawing>
-                <wp:inline distT="0" distB="0" distL="0" distR="0">
-                  <wp:extent cx="142875" cy="142875"/>
-                  <wp:effectExtent t="0" r="0" b="0" l="0"/>
-                  <wp:docPr id="34" name="mk4" descr="印 4" title="印 4"/>
+                  <wp:docPr id="31" name="mk3" descr="印 3" title="印 3"/>
                   <wp:cNvGraphicFramePr>
                     <a:graphicFrameLocks xmlns:a="http://schemas.openxmlformats.org/drawingml/2006/main" noChangeAspect="1"/>
                   </wp:cNvGraphicFramePr>
@@ -4853,7 +4762,7 @@
                 <w:b/>
                 <w:bCs/>
               </w:rPr>
-              <w:t xml:space="preserve">高さ・長さ・口の形</w:t>
+              <w:t xml:space="preserve">ランクと「前回より」</w:t>
             </w:r>
             <w:r>
               <w:br/>
@@ -4862,7 +4771,7 @@
               <w:rPr>
                 <w:color w:val="47465E"/>
               </w:rPr>
-              <w:t xml:space="preserve">3つのできばえを ◎○△ で見せます。</w:t>
+              <w:t xml:space="preserve">この単語を前に言ったときより、何点上がったか・下がったか。</w:t>
             </w:r>
           </w:p>
           <w:p>
@@ -4878,7 +4787,7 @@
                 <wp:inline distT="0" distB="0" distL="0" distR="0">
                   <wp:extent cx="142875" cy="142875"/>
                   <wp:effectExtent t="0" r="0" b="0" l="0"/>
-                  <wp:docPr id="35" name="mk5" descr="印 5" title="印 5"/>
+                  <wp:docPr id="32" name="mk4" descr="印 4" title="印 4"/>
                   <wp:cNvGraphicFramePr>
                     <a:graphicFrameLocks xmlns:a="http://schemas.openxmlformats.org/drawingml/2006/main" noChangeAspect="1"/>
                   </wp:cNvGraphicFramePr>
@@ -4921,7 +4830,7 @@
                 <w:b/>
                 <w:bCs/>
               </w:rPr>
-              <w:t xml:space="preserve">口と声</w:t>
+              <w:t xml:space="preserve">高さ・長さ・口の形</w:t>
             </w:r>
             <w:r>
               <w:br/>
@@ -4930,22 +4839,7 @@
               <w:rPr>
                 <w:color w:val="47465E"/>
               </w:rPr>
-              <w:t xml:space="preserve">口の動きと声のタイミングがずれていたときだけ出ます。引いた点は少し（いちばん多くて5点）です。</w:t>
-            </w:r>
-            <w:r>
-              <w:rPr>
-                <w:b/>
-                <w:bCs/>
-                <w:color w:val="47465E"/>
-                <w:bdr w:val="single" w:color="5B4BEA" w:sz="6" w:space="0"/>
-              </w:rPr>
-              <w:t xml:space="preserve"> 見る → </w:t>
-            </w:r>
-            <w:r>
-              <w:rPr>
-                <w:color w:val="47465E"/>
-              </w:rPr>
-              <w:t xml:space="preserve">でくわしく見られます。</w:t>
+              <w:t xml:space="preserve">3つのできばえを ◎○△ で見せます。</w:t>
             </w:r>
           </w:p>
           <w:p>
@@ -4961,7 +4855,7 @@
                 <wp:inline distT="0" distB="0" distL="0" distR="0">
                   <wp:extent cx="142875" cy="142875"/>
                   <wp:effectExtent t="0" r="0" b="0" l="0"/>
-                  <wp:docPr id="36" name="mk6" descr="印 6" title="印 6"/>
+                  <wp:docPr id="33" name="mk5" descr="印 5" title="印 5"/>
                   <wp:cNvGraphicFramePr>
                     <a:graphicFrameLocks xmlns:a="http://schemas.openxmlformats.org/drawingml/2006/main" noChangeAspect="1"/>
                   </wp:cNvGraphicFramePr>
@@ -4975,7 +4869,90 @@
                           </pic:cNvPicPr>
                         </pic:nvPicPr>
                         <pic:blipFill>
-                          <a:blip r:embed="rId28" cstate="none"/>
+                          <a:blip r:embed="rId19" cstate="none"/>
+                          <a:srcRect/>
+                          <a:stretch>
+                            <a:fillRect/>
+                          </a:stretch>
+                        </pic:blipFill>
+                        <pic:spPr bwMode="auto">
+                          <a:xfrm>
+                            <a:off x="0" y="0"/>
+                            <a:ext cx="142875" cy="142875"/>
+                          </a:xfrm>
+                          <a:prstGeom prst="rect">
+                            <a:avLst/>
+                          </a:prstGeom>
+                        </pic:spPr>
+                      </pic:pic>
+                    </a:graphicData>
+                  </a:graphic>
+                </wp:inline>
+              </w:drawing>
+            </w:r>
+            <w:r>
+              <w:tab/>
+            </w:r>
+            <w:r>
+              <w:rPr>
+                <w:b/>
+                <w:bCs/>
+              </w:rPr>
+              <w:t xml:space="preserve">口と声</w:t>
+            </w:r>
+            <w:r>
+              <w:br/>
+            </w:r>
+            <w:r>
+              <w:rPr>
+                <w:color w:val="47465E"/>
+              </w:rPr>
+              <w:t xml:space="preserve">口の動きと声のタイミングがずれていたときだけ出ます。引いた点は少し（いちばん多くて5点）です。</w:t>
+            </w:r>
+            <w:r>
+              <w:rPr>
+                <w:b/>
+                <w:bCs/>
+                <w:color w:val="47465E"/>
+                <w:bdr w:val="single" w:color="5B4BEA" w:sz="6" w:space="0"/>
+              </w:rPr>
+              <w:t xml:space="preserve"> 見る → </w:t>
+            </w:r>
+            <w:r>
+              <w:rPr>
+                <w:color w:val="47465E"/>
+              </w:rPr>
+              <w:t xml:space="preserve">でくわしく見られます。</w:t>
+            </w:r>
+          </w:p>
+          <w:p>
+            <w:pPr>
+              <w:tabs>
+                <w:tab w:val="left" w:pos="380"/>
+              </w:tabs>
+              <w:spacing w:after="100" w:line="290"/>
+              <w:ind w:left="380" w:hanging="380"/>
+            </w:pPr>
+            <w:r>
+              <w:drawing>
+                <wp:inline distT="0" distB="0" distL="0" distR="0">
+                  <wp:extent cx="142875" cy="142875"/>
+                  <wp:effectExtent t="0" r="0" b="0" l="0"/>
+                  <wp:docPr id="34" name="mk6" descr="印 6" title="印 6"/>
+                  <wp:cNvGraphicFramePr>
+                    <a:graphicFrameLocks xmlns:a="http://schemas.openxmlformats.org/drawingml/2006/main" noChangeAspect="1"/>
+                  </wp:cNvGraphicFramePr>
+                  <a:graphic xmlns:a="http://schemas.openxmlformats.org/drawingml/2006/main">
+                    <a:graphicData uri="http://schemas.openxmlformats.org/drawingml/2006/picture">
+                      <pic:pic xmlns:pic="http://schemas.openxmlformats.org/drawingml/2006/picture">
+                        <pic:nvPicPr>
+                          <pic:cNvPr id="0" name="" descr=""/>
+                          <pic:cNvPicPr>
+                            <a:picLocks noChangeAspect="1" noChangeArrowheads="1"/>
+                          </pic:cNvPicPr>
+                        </pic:nvPicPr>
+                        <pic:blipFill>
+                          <a:blip r:embed="rId29" cstate="none"/>
                           <a:srcRect/>
                           <a:stretch>
                             <a:fillRect/>
@@ -5416,7 +5393,7 @@
                 <wp:inline distT="0" distB="0" distL="0" distR="0">
                   <wp:extent cx="1809750" cy="1495425"/>
                   <wp:effectExtent t="0" r="0" b="0" l="0"/>
-                  <wp:docPr id="38" name="s_res_next" descr="つぎは、ここだけ のカード" title="つぎは、ここだけ のカード"/>
+                  <wp:docPr id="36" name="s_res_next" descr="つぎは、ここだけ のカード" title="つぎは、ここだけ のカード"/>
                   <wp:cNvGraphicFramePr>
                     <a:graphicFrameLocks xmlns:a="http://schemas.openxmlformats.org/drawingml/2006/main" noChangeAspect="1"/>
                   </wp:cNvGraphicFramePr>
@@ -5430,7 +5407,7 @@
                           </pic:cNvPicPr>
                         </pic:nvPicPr>
                         <pic:blipFill>
-                          <a:blip r:embed="rId29" cstate="none"/>
+                          <a:blip r:embed="rId30" cstate="none"/>
                           <a:srcRect/>
                           <a:stretch>
                             <a:fillRect/>
@@ -5571,7 +5548,7 @@
                 <wp:inline distT="0" distB="0" distL="0" distR="0">
                   <wp:extent cx="1809750" cy="1181100"/>
                   <wp:effectExtent t="0" r="0" b="0" l="0"/>
-                  <wp:docPr id="39" name="s_res_mora" descr="音ごとのできばえ" title="音ごとのできばえ"/>
+                  <wp:docPr id="37" name="s_res_mora" descr="音ごとのできばえ" title="音ごとのできばえ"/>
                   <wp:cNvGraphicFramePr>
                     <a:graphicFrameLocks xmlns:a="http://schemas.openxmlformats.org/drawingml/2006/main" noChangeAspect="1"/>
                   </wp:cNvGraphicFramePr>
@@ -5585,7 +5562,7 @@
                           </pic:cNvPicPr>
                         </pic:nvPicPr>
                         <pic:blipFill>
-                          <a:blip r:embed="rId30" cstate="none"/>
+                          <a:blip r:embed="rId31" cstate="none"/>
                           <a:srcRect/>
                           <a:stretch>
                             <a:fillRect/>
@@ -5618,7 +5595,7 @@
                 <wp:inline distT="0" distB="0" distL="0" distR="0">
                   <wp:extent cx="1809750" cy="1095375"/>
                   <wp:effectExtent t="0" r="0" b="0" l="0"/>
-                  <wp:docPr id="40" name="s_res_word" descr="この単語の記録" title="この単語の記録"/>
+                  <wp:docPr id="38" name="s_res_word" descr="この単語の記録" title="この単語の記録"/>
                   <wp:cNvGraphicFramePr>
                     <a:graphicFrameLocks xmlns:a="http://schemas.openxmlformats.org/drawingml/2006/main" noChangeAspect="1"/>
                   </wp:cNvGraphicFramePr>
@@ -5632,7 +5609,7 @@
                           </pic:cNvPicPr>
                         </pic:nvPicPr>
                         <pic:blipFill>
-                          <a:blip r:embed="rId31" cstate="none"/>
+                          <a:blip r:embed="rId32" cstate="none"/>
                           <a:srcRect/>
                           <a:stretch>
                             <a:fillRect/>
@@ -5802,99 +5779,7 @@
                 <wp:inline distT="0" distB="0" distL="0" distR="0">
                   <wp:extent cx="1571625" cy="3305175"/>
                   <wp:effectExtent t="0" r="0" b="0" l="0"/>
-                  <wp:docPr id="41" name="s_res_compare_pitch__grid" descr="高さ" title="高さ"/>
-                  <wp:cNvGraphicFramePr>
-                    <a:graphicFrameLocks xmlns:a="http://schemas.openxmlformats.org/drawingml/2006/main" noChangeAspect="1"/>
-                  </wp:cNvGraphicFramePr>
-                  <a:graphic xmlns:a="http://schemas.openxmlformats.org/drawingml/2006/main">
-                    <a:graphicData uri="http://schemas.openxmlformats.org/drawingml/2006/picture">
-                      <pic:pic xmlns:pic="http://schemas.openxmlformats.org/drawingml/2006/picture">
-                        <pic:nvPicPr>
-                          <pic:cNvPr id="0" name="" descr=""/>
-                          <pic:cNvPicPr>
-                            <a:picLocks noChangeAspect="1" noChangeArrowheads="1"/>
-                          </pic:cNvPicPr>
-                        </pic:nvPicPr>
-                        <pic:blipFill>
-                          <a:blip r:embed="rId32" cstate="none"/>
-                          <a:srcRect/>
-                          <a:stretch>
-                            <a:fillRect/>
-                          </a:stretch>
-                        </pic:blipFill>
-                        <pic:spPr bwMode="auto">
-                          <a:xfrm>
-                            <a:off x="0" y="0"/>
-                            <a:ext cx="1571625" cy="3305175"/>
-                          </a:xfrm>
-                          <a:prstGeom prst="rect">
-                            <a:avLst/>
-                          </a:prstGeom>
-                        </pic:spPr>
-                      </pic:pic>
-                    </a:graphicData>
-                  </a:graphic>
-                </wp:inline>
-              </w:drawing>
-            </w:r>
-          </w:p>
-          <w:p>
-            <w:pPr>
-              <w:spacing w:after="40"/>
-            </w:pPr>
-            <w:r>
-              <w:rPr>
-                <w:b/>
-                <w:bCs/>
-                <w:sz w:val="23"/>
-                <w:szCs w:val="23"/>
-              </w:rPr>
-              <w:t xml:space="preserve">高さ</w:t>
-            </w:r>
-          </w:p>
-          <w:p>
-            <w:pPr>
-              <w:spacing w:after="60" w:line="280"/>
-            </w:pPr>
-            <w:r>
-              <w:rPr>
-                <w:color w:val="47465E"/>
-                <w:sz w:val="20"/>
-                <w:szCs w:val="20"/>
-              </w:rPr>
-              <w:t xml:space="preserve">線の形（上がる・下がる）がにているほど、高さが合っています。高さそのものがちがっても、形が同じならOKです。</w:t>
-            </w:r>
-          </w:p>
-        </w:tc>
-        <w:tc>
-          <w:tcPr>
-            <w:tcW w:type="dxa" w:w="3250"/>
-            <w:tcBorders>
-              <w:top w:val="none" w:color="FFFFFF" w:sz="0"/>
-              <w:left w:val="none" w:color="FFFFFF" w:sz="0"/>
-              <w:bottom w:val="none" w:color="FFFFFF" w:sz="0"/>
-              <w:right w:val="none" w:color="FFFFFF" w:sz="0"/>
-            </w:tcBorders>
-            <w:tcMar>
-              <w:top w:type="dxa" w:w="60"/>
-              <w:left w:type="dxa" w:w="110"/>
-              <w:bottom w:type="dxa" w:w="60"/>
-              <w:right w:type="dxa" w:w="110"/>
-            </w:tcMar>
-            <w:vAlign w:val="top"/>
-          </w:tcPr>
-          <w:p>
-            <w:pPr>
-              <w:keepNext w:val="false"/>
-              <w:spacing w:after="100" w:before="0"/>
-              <w:jc w:val="center"/>
-            </w:pPr>
-            <w:r>
-              <w:drawing>
-                <wp:inline distT="0" distB="0" distL="0" distR="0">
-                  <wp:extent cx="1571625" cy="3305175"/>
-                  <wp:effectExtent t="0" r="0" b="0" l="0"/>
-                  <wp:docPr id="42" name="s_res_compare_len__grid" descr="長さ" title="長さ"/>
+                  <wp:docPr id="39" name="s_res_compare_pitch__grid" descr="高さ" title="高さ"/>
                   <wp:cNvGraphicFramePr>
                     <a:graphicFrameLocks xmlns:a="http://schemas.openxmlformats.org/drawingml/2006/main" noChangeAspect="1"/>
                   </wp:cNvGraphicFramePr>
@@ -5941,6 +5826,98 @@
                 <w:sz w:val="23"/>
                 <w:szCs w:val="23"/>
               </w:rPr>
+              <w:t xml:space="preserve">高さ</w:t>
+            </w:r>
+          </w:p>
+          <w:p>
+            <w:pPr>
+              <w:spacing w:after="60" w:line="280"/>
+            </w:pPr>
+            <w:r>
+              <w:rPr>
+                <w:color w:val="47465E"/>
+                <w:sz w:val="20"/>
+                <w:szCs w:val="20"/>
+              </w:rPr>
+              <w:t xml:space="preserve">線の形（上がる・下がる）がにているほど、高さが合っています。高さそのものがちがっても、形が同じならOKです。</w:t>
+            </w:r>
+          </w:p>
+        </w:tc>
+        <w:tc>
+          <w:tcPr>
+            <w:tcW w:type="dxa" w:w="3250"/>
+            <w:tcBorders>
+              <w:top w:val="none" w:color="FFFFFF" w:sz="0"/>
+              <w:left w:val="none" w:color="FFFFFF" w:sz="0"/>
+              <w:bottom w:val="none" w:color="FFFFFF" w:sz="0"/>
+              <w:right w:val="none" w:color="FFFFFF" w:sz="0"/>
+            </w:tcBorders>
+            <w:tcMar>
+              <w:top w:type="dxa" w:w="60"/>
+              <w:left w:type="dxa" w:w="110"/>
+              <w:bottom w:type="dxa" w:w="60"/>
+              <w:right w:type="dxa" w:w="110"/>
+            </w:tcMar>
+            <w:vAlign w:val="top"/>
+          </w:tcPr>
+          <w:p>
+            <w:pPr>
+              <w:keepNext w:val="false"/>
+              <w:spacing w:after="100" w:before="0"/>
+              <w:jc w:val="center"/>
+            </w:pPr>
+            <w:r>
+              <w:drawing>
+                <wp:inline distT="0" distB="0" distL="0" distR="0">
+                  <wp:extent cx="1571625" cy="3305175"/>
+                  <wp:effectExtent t="0" r="0" b="0" l="0"/>
+                  <wp:docPr id="40" name="s_res_compare_len__grid" descr="長さ" title="長さ"/>
+                  <wp:cNvGraphicFramePr>
+                    <a:graphicFrameLocks xmlns:a="http://schemas.openxmlformats.org/drawingml/2006/main" noChangeAspect="1"/>
+                  </wp:cNvGraphicFramePr>
+                  <a:graphic xmlns:a="http://schemas.openxmlformats.org/drawingml/2006/main">
+                    <a:graphicData uri="http://schemas.openxmlformats.org/drawingml/2006/picture">
+                      <pic:pic xmlns:pic="http://schemas.openxmlformats.org/drawingml/2006/picture">
+                        <pic:nvPicPr>
+                          <pic:cNvPr id="0" name="" descr=""/>
+                          <pic:cNvPicPr>
+                            <a:picLocks noChangeAspect="1" noChangeArrowheads="1"/>
+                          </pic:cNvPicPr>
+                        </pic:nvPicPr>
+                        <pic:blipFill>
+                          <a:blip r:embed="rId34" cstate="none"/>
+                          <a:srcRect/>
+                          <a:stretch>
+                            <a:fillRect/>
+                          </a:stretch>
+                        </pic:blipFill>
+                        <pic:spPr bwMode="auto">
+                          <a:xfrm>
+                            <a:off x="0" y="0"/>
+                            <a:ext cx="1571625" cy="3305175"/>
+                          </a:xfrm>
+                          <a:prstGeom prst="rect">
+                            <a:avLst/>
+                          </a:prstGeom>
+                        </pic:spPr>
+                      </pic:pic>
+                    </a:graphicData>
+                  </a:graphic>
+                </wp:inline>
+              </w:drawing>
+            </w:r>
+          </w:p>
+          <w:p>
+            <w:pPr>
+              <w:spacing w:after="40"/>
+            </w:pPr>
+            <w:r>
+              <w:rPr>
+                <w:b/>
+                <w:bCs/>
+                <w:sz w:val="23"/>
+                <w:szCs w:val="23"/>
+              </w:rPr>
               <w:t xml:space="preserve">長さ</w:t>
             </w:r>
           </w:p>
@@ -5986,7 +5963,7 @@
                 <wp:inline distT="0" distB="0" distL="0" distR="0">
                   <wp:extent cx="1571625" cy="3305175"/>
                   <wp:effectExtent t="0" r="0" b="0" l="0"/>
-                  <wp:docPr id="43" name="s_res_compare_mouth__grid" descr="口の形" title="口の形"/>
+                  <wp:docPr id="41" name="s_res_compare_mouth__grid" descr="口の形" title="口の形"/>
                   <wp:cNvGraphicFramePr>
                     <a:graphicFrameLocks xmlns:a="http://schemas.openxmlformats.org/drawingml/2006/main" noChangeAspect="1"/>
                   </wp:cNvGraphicFramePr>
@@ -6000,7 +5977,7 @@
                           </pic:cNvPicPr>
                         </pic:nvPicPr>
                         <pic:blipFill>
-                          <a:blip r:embed="rId34" cstate="none"/>
+                          <a:blip r:embed="rId35" cstate="none"/>
                           <a:srcRect/>
                           <a:stretch>
                             <a:fillRect/>
@@ -6106,7 +6083,7 @@
                 <wp:inline distT="0" distB="0" distL="0" distR="0">
                   <wp:extent cx="1866900" cy="3267075"/>
                   <wp:effectExtent t="0" r="0" b="0" l="0"/>
-                  <wp:docPr id="44" name="s_res_sync" descr="口と声のタブ。音ごとの口と声の位置のグラフ。" title="口と声のタブ。音ごとの口と声の位置のグラフ。"/>
+                  <wp:docPr id="42" name="s_res_sync" descr="口と声のタブ。音ごとの口と声の位置のグラフ。" title="口と声のタブ。音ごとの口と声の位置のグラフ。"/>
                   <wp:cNvGraphicFramePr>
                     <a:graphicFrameLocks xmlns:a="http://schemas.openxmlformats.org/drawingml/2006/main" noChangeAspect="1"/>
                   </wp:cNvGraphicFramePr>
@@ -6120,7 +6097,7 @@
                           </pic:cNvPicPr>
                         </pic:nvPicPr>
                         <pic:blipFill>
-                          <a:blip r:embed="rId35" cstate="none"/>
+                          <a:blip r:embed="rId36" cstate="none"/>
                           <a:srcRect/>
                           <a:stretch>
                             <a:fillRect/>
@@ -6307,7 +6284,7 @@
                 <wp:inline distT="0" distB="0" distL="0" distR="0">
                   <wp:extent cx="1809750" cy="3810000"/>
                   <wp:effectExtent t="0" r="0" b="0" l="0"/>
-                  <wp:docPr id="45" name="s_hist_log__grid" descr="記録" title="記録"/>
+                  <wp:docPr id="43" name="s_hist_log__grid" descr="記録" title="記録"/>
                   <wp:cNvGraphicFramePr>
                     <a:graphicFrameLocks xmlns:a="http://schemas.openxmlformats.org/drawingml/2006/main" noChangeAspect="1"/>
                   </wp:cNvGraphicFramePr>
@@ -6321,7 +6298,7 @@
                           </pic:cNvPicPr>
                         </pic:nvPicPr>
                         <pic:blipFill>
-                          <a:blip r:embed="rId36" cstate="none"/>
+                          <a:blip r:embed="rId37" cstate="none"/>
                           <a:srcRect/>
                           <a:stretch>
                             <a:fillRect/>
@@ -6399,7 +6376,7 @@
                 <wp:inline distT="0" distB="0" distL="0" distR="0">
                   <wp:extent cx="1809750" cy="3810000"/>
                   <wp:effectExtent t="0" r="0" b="0" l="0"/>
-                  <wp:docPr id="46" name="s_hist_analysis__grid" descr="分析" title="分析"/>
+                  <wp:docPr id="44" name="s_hist_analysis__grid" descr="分析" title="分析"/>
                   <wp:cNvGraphicFramePr>
                     <a:graphicFrameLocks xmlns:a="http://schemas.openxmlformats.org/drawingml/2006/main" noChangeAspect="1"/>
                   </wp:cNvGraphicFramePr>
@@ -6413,7 +6390,7 @@
                           </pic:cNvPicPr>
                         </pic:nvPicPr>
                         <pic:blipFill>
-                          <a:blip r:embed="rId37" cstate="none"/>
+                          <a:blip r:embed="rId38" cstate="none"/>
                           <a:srcRect/>
                           <a:stretch>
                             <a:fillRect/>
@@ -6557,7 +6534,7 @@
                 <wp:inline distT="0" distB="0" distL="0" distR="0">
                   <wp:extent cx="1809750" cy="1323975"/>
                   <wp:effectExtent t="0" r="0" b="0" l="0"/>
-                  <wp:docPr id="47" name="s_home_tiles" descr="ほかの練習のボタン4つ" title="ほかの練習のボタン4つ"/>
+                  <wp:docPr id="45" name="s_home_tiles" descr="ほかの練習のボタン4つ" title="ほかの練習のボタン4つ"/>
                   <wp:cNvGraphicFramePr>
                     <a:graphicFrameLocks xmlns:a="http://schemas.openxmlformats.org/drawingml/2006/main" noChangeAspect="1"/>
                   </wp:cNvGraphicFramePr>
@@ -6571,7 +6548,7 @@
                           </pic:cNvPicPr>
                         </pic:nvPicPr>
                         <pic:blipFill>
-                          <a:blip r:embed="rId19" cstate="none"/>
+                          <a:blip r:embed="rId20" cstate="none"/>
                           <a:srcRect/>
                           <a:stretch>
                             <a:fillRect/>
@@ -6809,7 +6786,7 @@
                 <wp:inline distT="0" distB="0" distL="0" distR="0">
                   <wp:extent cx="1809750" cy="4305300"/>
                   <wp:effectExtent t="0" r="0" b="0" l="0"/>
-                  <wp:docPr id="48" name="s_settings" descr="設定の画面" title="設定の画面"/>
+                  <wp:docPr id="46" name="s_settings" descr="設定の画面" title="設定の画面"/>
                   <wp:cNvGraphicFramePr>
                     <a:graphicFrameLocks xmlns:a="http://schemas.openxmlformats.org/drawingml/2006/main" noChangeAspect="1"/>
                   </wp:cNvGraphicFramePr>
@@ -6823,7 +6800,7 @@
                           </pic:cNvPicPr>
                         </pic:nvPicPr>
                         <pic:blipFill>
-                          <a:blip r:embed="rId38" cstate="none"/>
+                          <a:blip r:embed="rId39" cstate="none"/>
                           <a:srcRect/>
                           <a:stretch>
                             <a:fillRect/>
@@ -6964,7 +6941,7 @@
               <w:rPr>
                 <w:color w:val="47465E"/>
               </w:rPr>
-              <w:t xml:space="preserve">はじめてのときの説明を、もう一度見られます。</w:t>
+              <w:t xml:space="preserve">はじめてのときのチュートリアルを、もう一度できます。</w:t>
             </w:r>
           </w:p>
           <w:p>
@@ -7155,7 +7132,7 @@
                 <wp:inline distT="0" distB="0" distL="0" distR="0">
                   <wp:extent cx="1714500" cy="3609975"/>
                   <wp:effectExtent t="0" r="0" b="0" l="0"/>
-                  <wp:docPr id="49" name="s_perm_ios__grid" descr="iPhone（Safari）" title="iPhone（Safari）"/>
+                  <wp:docPr id="47" name="s_perm_ios__grid" descr="iPhone（Safari）" title="iPhone（Safari）"/>
                   <wp:cNvGraphicFramePr>
                     <a:graphicFrameLocks xmlns:a="http://schemas.openxmlformats.org/drawingml/2006/main" noChangeAspect="1"/>
                   </wp:cNvGraphicFramePr>
@@ -7169,7 +7146,7 @@
                           </pic:cNvPicPr>
                         </pic:nvPicPr>
                         <pic:blipFill>
-                          <a:blip r:embed="rId39" cstate="none"/>
+                          <a:blip r:embed="rId40" cstate="none"/>
                           <a:srcRect/>
                           <a:stretch>
                             <a:fillRect/>
@@ -7286,7 +7263,7 @@
                 <wp:inline distT="0" distB="0" distL="0" distR="0">
                   <wp:extent cx="1714500" cy="3609975"/>
                   <wp:effectExtent t="0" r="0" b="0" l="0"/>
-                  <wp:docPr id="50" name="s_perm_android__grid" descr="Android（Chrome）" title="Android（Chrome）"/>
+                  <wp:docPr id="48" name="s_perm_android__grid" descr="Android（Chrome）" title="Android（Chrome）"/>
                   <wp:cNvGraphicFramePr>
                     <a:graphicFrameLocks xmlns:a="http://schemas.openxmlformats.org/drawingml/2006/main" noChangeAspect="1"/>
                   </wp:cNvGraphicFramePr>
@@ -7300,7 +7277,7 @@
                           </pic:cNvPicPr>
                         </pic:nvPicPr>
                         <pic:blipFill>
-                          <a:blip r:embed="rId40" cstate="none"/>
+                          <a:blip r:embed="rId41" cstate="none"/>
                           <a:srcRect/>
                           <a:stretch>
                             <a:fillRect/>

--- a/docs/手順書/SP-PS_手順書_生徒用.docx
+++ b/docs/手順書/SP-PS_手順書_生徒用.docx
@@ -174,7 +174,7 @@
                 <w:sz w:val="19"/>
                 <w:szCs w:val="19"/>
               </w:rPr>
-              <w:t xml:space="preserve">先生の口の動きと、音の高さ・長さを見ます。何回見てもOK。</w:t>
+              <w:t xml:space="preserve">お手本の口の動きと、音の高さ・長さを見ます。何回見てもOK。</w:t>
             </w:r>
           </w:p>
         </w:tc>
@@ -1695,7 +1695,7 @@
               <w:t xml:space="preserve">ポイント　</w:t>
             </w:r>
             <w:r>
-              <w:t xml:space="preserve">単語とお手本の登録は、ふだんは、おうちの人や先生がします。チュートリアルでは、使い方を知るために、自分で1つ登録します。登録した単語は、そのまま練習に使えます。</w:t>
+              <w:t xml:space="preserve">単語とお手本の登録は、ふだんは、保護者がします。チュートリアルでは、使い方を知るために、自分で1つ登録します。登録した単語は、そのまま練習に使えます。</w:t>
             </w:r>
           </w:p>
           <w:p>
@@ -2817,7 +2817,7 @@
               <w:t xml:space="preserve">注意　</w:t>
             </w:r>
             <w:r>
-              <w:t xml:space="preserve">カードの上の「お手本を録り直す」「削除」は、お手本を登録しなおすときのボタンです。ふだんは押しません。「削除」を2回押すと単語が一覧から消えます。まちがえて消したときは、先生や家の人に言ってください（元にもどせます）。</w:t>
+              <w:t xml:space="preserve">カードの上の「お手本を録り直す」「削除」は、お手本を登録しなおすときのボタンです。ふだんは押しません。「削除」を2回押すと単語が一覧から消えます。まちがえて消したときは、保護者に言ってください（元にもどせます）。</w:t>
             </w:r>
           </w:p>
         </w:tc>
@@ -3498,7 +3498,7 @@
                 <w:b/>
                 <w:bCs/>
               </w:rPr>
-              <w:t xml:space="preserve">先生の口</w:t>
+              <w:t xml:space="preserve">お手本の口</w:t>
             </w:r>
             <w:r>
               <w:br/>
@@ -3898,7 +3898,7 @@
               <w:spacing w:after="110"/>
             </w:pPr>
             <w:r>
-              <w:t xml:space="preserve">先生の口が出ていた場所に、そのまま自分の口が出ます。さっき見た形と、くらべやすくなっています。</w:t>
+              <w:t xml:space="preserve">お手本の口が出ていた場所に、そのまま自分の口が出ます。さっき見た形と、くらべやすくなっています。</w:t>
             </w:r>
           </w:p>
         </w:tc>
@@ -6967,7 +6967,7 @@
               <w:rPr>
                 <w:color w:val="47465E"/>
               </w:rPr>
-              <w:t xml:space="preserve">お手本を登録するときに使います。家の人や先生といっしょに使いましょう。</w:t>
+              <w:t xml:space="preserve">お手本を登録するときに使います。保護者といっしょに使いましょう。</w:t>
             </w:r>
           </w:p>
           <w:p>
@@ -7701,7 +7701,7 @@
           <w:sz w:val="17"/>
           <w:szCs w:val="17"/>
         </w:rPr>
-        <w:t xml:space="preserve">お手本の動画とカメラの映像は、イラストに置きかえています。実際の画面では、お手本を登録した人と自分の口がうつります。</w:t>
+        <w:t xml:space="preserve">お手本の動画とカメラの映像は、イラストに置きかえています。実際の画面では、お手本を録画した保護者と自分の口がうつります。</w:t>
       </w:r>
     </w:p>
     <w:sectPr>

--- a/docs/手順書/SP-PS_手順書_生徒用.docx
+++ b/docs/手順書/SP-PS_手順書_生徒用.docx
@@ -1778,7 +1778,7 @@
                 <wp:inline distT="0" distB="0" distL="0" distR="0">
                   <wp:extent cx="1866900" cy="3267075"/>
                   <wp:effectExtent t="0" r="0" b="0" l="0"/>
-                  <wp:docPr id="5" name="s_tour_record" descr="チュートリアルの4ばんめ。録画開始のボタンだけが明るくなっている。" title="チュートリアルの4ばんめ。録画開始のボタンだけが明るくなっている。"/>
+                  <wp:docPr id="5" name="s_tour_record" descr="チュートリアルの4ばんめ。「録画をはじめる」のボタンだけが明るくなり、ふきだしに「お手本を録画しよう」と出ている。" title="チュートリアルの4ばんめ。「録画をはじめる」のボタンだけが明るくなり、ふきだしに「お手本を録画しよう」と出ている。"/>
                   <wp:cNvGraphicFramePr>
                     <a:graphicFrameLocks xmlns:a="http://schemas.openxmlformats.org/drawingml/2006/main" noChangeAspect="1"/>
                   </wp:cNvGraphicFramePr>
@@ -2501,7 +2501,7 @@
               <w:rPr>
                 <w:color w:val="47465E"/>
               </w:rPr>
-              <w:t xml:space="preserve">「ホーム」「記録」「分析」を切りかえます。どの画面からでも押せます。</w:t>
+              <w:t xml:space="preserve">「ホーム」「単語」「記録」「分析」を切りかえます。どの画面からでも押せます。「単語」は、単語とお手本を登録するページです（保護者が使います）。</w:t>
             </w:r>
           </w:p>
           <w:p>
@@ -6784,7 +6784,7 @@
             <w:r>
               <w:drawing>
                 <wp:inline distT="0" distB="0" distL="0" distR="0">
-                  <wp:extent cx="1809750" cy="4305300"/>
+                  <wp:extent cx="1809750" cy="3724275"/>
                   <wp:effectExtent t="0" r="0" b="0" l="0"/>
                   <wp:docPr id="46" name="s_settings" descr="設定の画面" title="設定の画面"/>
                   <wp:cNvGraphicFramePr>
@@ -6809,7 +6809,7 @@
                         <pic:spPr bwMode="auto">
                           <a:xfrm>
                             <a:off x="0" y="0"/>
-                            <a:ext cx="1809750" cy="4305300"/>
+                            <a:ext cx="1809750" cy="3724275"/>
                           </a:xfrm>
                           <a:prstGeom prst="rect">
                             <a:avLst/>
@@ -6942,32 +6942,6 @@
                 <w:color w:val="47465E"/>
               </w:rPr>
               <w:t xml:space="preserve">はじめてのときのチュートリアルを、もう一度できます。</w:t>
-            </w:r>
-          </w:p>
-          <w:p>
-            <w:pPr>
-              <w:keepNext/>
-              <w:spacing w:after="0" w:before="60"/>
-            </w:pPr>
-            <w:r>
-              <w:rPr>
-                <w:b/>
-                <w:bCs/>
-                <w:sz w:val="23"/>
-                <w:szCs w:val="23"/>
-              </w:rPr>
-              <w:t xml:space="preserve">単語を追加・単語の管理</w:t>
-            </w:r>
-          </w:p>
-          <w:p>
-            <w:pPr>
-              <w:spacing w:after="100"/>
-            </w:pPr>
-            <w:r>
-              <w:rPr>
-                <w:color w:val="47465E"/>
-              </w:rPr>
-              <w:t xml:space="preserve">お手本を登録するときに使います。保護者といっしょに使いましょう。</w:t>
             </w:r>
           </w:p>
           <w:p>

--- a/docs/手順書/SP-PS_手順書_生徒用.docx
+++ b/docs/手順書/SP-PS_手順書_生徒用.docx
@@ -79,7 +79,7 @@
         <w:pStyle w:val="Title"/>
       </w:pPr>
       <w:r>
-        <w:t xml:space="preserve">SP-PS のつかいかた</w:t>
+        <w:t xml:space="preserve">SP-PS の使い方</w:t>
       </w:r>
     </w:p>
     <w:p>
@@ -92,7 +92,7 @@
           <w:sz w:val="23"/>
           <w:szCs w:val="23"/>
         </w:rPr>
-        <w:t xml:space="preserve">SP-PS（エスピー・ピーエス）は、声と口の形を目で見ながら、発音をれんしゅうするアプリです。お手本を見て、録音して、結果を見ます。1回のれんしゅうは1〜2分です。</w:t>
+        <w:t xml:space="preserve">SP-PS（エスピー・ピーエス）は、声と口の形を目で確かめながら、発音を練習するアプリです。お手本を見て、録音して、結果を確認します。1回の練習は1〜2分です。</w:t>
       </w:r>
     </w:p>
     <w:tbl>
@@ -174,7 +174,7 @@
                 <w:sz w:val="19"/>
                 <w:szCs w:val="19"/>
               </w:rPr>
-              <w:t xml:space="preserve">お手本の口の動きと、音の高さ・長さを見ます。何回見てもOK。</w:t>
+              <w:t xml:space="preserve">お手本の口の動きと、音の高さ・長さを確認します。何回見てもかまいません。</w:t>
             </w:r>
           </w:p>
         </w:tc>
@@ -235,7 +235,7 @@
                 <w:sz w:val="19"/>
                 <w:szCs w:val="19"/>
               </w:rPr>
-              <w:t xml:space="preserve">お手本に合わせなくてだいじょうぶ。単語を1回言います。</w:t>
+              <w:t xml:space="preserve">お手本に合わせる必要はありません。単語を1回言います。</w:t>
             </w:r>
           </w:p>
         </w:tc>
@@ -296,7 +296,46 @@
                 <w:sz w:val="19"/>
                 <w:szCs w:val="19"/>
               </w:rPr>
-              <w:t xml:space="preserve">結果の「つぎは、ここだけ」を直していくと、点数がのびます。</w:t>
+              <w:t xml:space="preserve">結果の「つぎは、ここだけ」を1つずつ直していくと、点数が</w:t>
+            </w:r>
+            <w:r>
+              <w:ruby>
+                <w:rubyPr>
+                  <w:rubyAlign w:val="center"/>
+                  <w:hps w:val="10"/>
+                  <w:hpsRaise w:val="16"/>
+                  <w:hpsBaseText w:val="19"/>
+                  <w:lid w:val="ja-JP"/>
+                </w:rubyPr>
+                <w:rt>
+                  <w:r>
+                    <w:rPr>
+                      <w:color w:val="47465E"/>
+                      <w:sz w:val="10"/>
+                      <w:szCs w:val="10"/>
+                    </w:rPr>
+                    <w:t>の</w:t>
+                  </w:r>
+                </w:rt>
+                <w:rubyBase>
+                  <w:r>
+                    <w:rPr>
+                      <w:color w:val="47465E"/>
+                      <w:sz w:val="19"/>
+                      <w:szCs w:val="19"/>
+                    </w:rPr>
+                    <w:t>伸</w:t>
+                  </w:r>
+                </w:rubyBase>
+              </w:ruby>
+            </w:r>
+            <w:r>
+              <w:rPr>
+                <w:color w:val="47465E"/>
+                <w:sz w:val="19"/>
+                <w:szCs w:val="19"/>
+              </w:rPr>
+              <w:t xml:space="preserve">びます。</w:t>
             </w:r>
           </w:p>
         </w:tc>
@@ -330,7 +369,7 @@
         <w:spacing w:after="70"/>
       </w:pPr>
       <w:r>
-        <w:t xml:space="preserve">カメラとマイクがあるスマホ</w:t>
+        <w:t xml:space="preserve">カメラとマイクが付いたスマートフォン</w:t>
       </w:r>
     </w:p>
     <w:p>
@@ -343,7 +382,7 @@
         <w:spacing w:after="70"/>
       </w:pPr>
       <w:r>
-        <w:t xml:space="preserve">先生からもらった</w:t>
+        <w:t xml:space="preserve">先生から受け取った</w:t>
       </w:r>
       <w:r>
         <w:rPr>
@@ -363,7 +402,35 @@
         <w:t xml:space="preserve">はじめのコード</w:t>
       </w:r>
       <w:r>
-        <w:t xml:space="preserve">（6けたの数字。はじめての日だけ使います）</w:t>
+        <w:t xml:space="preserve">（6</w:t>
+      </w:r>
+      <w:r>
+        <w:ruby>
+          <w:rubyPr>
+            <w:rubyAlign w:val="center"/>
+            <w:hps w:val="10"/>
+            <w:hpsRaise w:val="18"/>
+            <w:hpsBaseText w:val="21"/>
+            <w:lid w:val="ja-JP"/>
+          </w:rubyPr>
+          <w:rt>
+            <w:r>
+              <w:rPr>
+                <w:sz w:val="10"/>
+                <w:szCs w:val="10"/>
+              </w:rPr>
+              <w:t>けた</w:t>
+            </w:r>
+          </w:rt>
+          <w:rubyBase>
+            <w:r>
+              <w:t>桁</w:t>
+            </w:r>
+          </w:rubyBase>
+        </w:ruby>
+      </w:r>
+      <w:r>
+        <w:t xml:space="preserve">の数字。はじめての日だけ使います）</w:t>
       </w:r>
     </w:p>
     <w:p>
@@ -461,12 +528,43 @@
               <w:jc w:val="center"/>
             </w:pPr>
             <w:r>
+              <w:ruby>
+                <w:rubyPr>
+                  <w:rubyAlign w:val="center"/>
+                  <w:hps w:val="9"/>
+                  <w:hpsRaise w:val="15"/>
+                  <w:hpsBaseText w:val="18"/>
+                  <w:lid w:val="ja-JP"/>
+                </w:rubyPr>
+                <w:rt>
+                  <w:r>
+                    <w:rPr>
+                      <w:color w:val="66657E"/>
+                      <w:sz w:val="9"/>
+                      <w:szCs w:val="9"/>
+                    </w:rPr>
+                    <w:t>は</w:t>
+                  </w:r>
+                </w:rt>
+                <w:rubyBase>
+                  <w:r>
+                    <w:rPr>
+                      <w:color w:val="66657E"/>
+                      <w:sz w:val="18"/>
+                      <w:szCs w:val="18"/>
+                    </w:rPr>
+                    <w:t>貼</w:t>
+                  </w:r>
+                </w:rubyBase>
+              </w:ruby>
+            </w:r>
+            <w:r>
               <w:rPr>
                 <w:color w:val="66657E"/>
                 <w:sz w:val="18"/>
                 <w:szCs w:val="18"/>
               </w:rPr>
-              <w:t xml:space="preserve">はる</w:t>
+              <w:t xml:space="preserve">る</w:t>
             </w:r>
           </w:p>
         </w:tc>
@@ -496,7 +594,7 @@
                 <w:b/>
                 <w:bCs/>
               </w:rPr>
-              <w:t xml:space="preserve">SP-PS のひらき方</w:t>
+              <w:t xml:space="preserve">SP-PS の開き方</w:t>
             </w:r>
             <w:r>
               <w:rPr>
@@ -616,7 +714,7 @@
               <w:t xml:space="preserve">1</w:t>
             </w:r>
             <w:r>
-              <w:t xml:space="preserve">　SP-PS をひらく</w:t>
+              <w:t xml:space="preserve">　SP-PS を開く</w:t>
             </w:r>
           </w:p>
         </w:tc>
@@ -653,7 +751,7 @@
               <w:t xml:space="preserve">6</w:t>
             </w:r>
             <w:r>
-              <w:t xml:space="preserve">　結果の見かた</w:t>
+              <w:t xml:space="preserve">　結果の見方</w:t>
             </w:r>
           </w:p>
         </w:tc>
@@ -732,7 +830,32 @@
               <w:t xml:space="preserve">7</w:t>
             </w:r>
             <w:r>
-              <w:t xml:space="preserve">　記録と分析</w:t>
+              <w:t xml:space="preserve">　記録と</w:t>
+            </w:r>
+            <w:r>
+              <w:ruby>
+                <w:rubyPr>
+                  <w:rubyAlign w:val="center"/>
+                  <w:hps w:val="10"/>
+                  <w:hpsRaise w:val="18"/>
+                  <w:hpsBaseText w:val="21"/>
+                  <w:lid w:val="ja-JP"/>
+                </w:rubyPr>
+                <w:rt>
+                  <w:r>
+                    <w:rPr>
+                      <w:sz w:val="10"/>
+                      <w:szCs w:val="10"/>
+                    </w:rPr>
+                    <w:t>ぶんせき</w:t>
+                  </w:r>
+                </w:rt>
+                <w:rubyBase>
+                  <w:r>
+                    <w:t>分析</w:t>
+                  </w:r>
+                </w:rubyBase>
+              </w:ruby>
             </w:r>
           </w:p>
         </w:tc>
@@ -811,7 +934,7 @@
               <w:t xml:space="preserve">8</w:t>
             </w:r>
             <w:r>
-              <w:t xml:space="preserve">　ほかのれんしゅう</w:t>
+              <w:t xml:space="preserve">　ほかの練習</w:t>
             </w:r>
           </w:p>
         </w:tc>
@@ -853,7 +976,7 @@
               <w:t xml:space="preserve">4</w:t>
             </w:r>
             <w:r>
-              <w:t xml:space="preserve">　ホーム画面の見かた</w:t>
+              <w:t xml:space="preserve">　ホーム画面の見方</w:t>
             </w:r>
           </w:p>
         </w:tc>
@@ -932,7 +1055,7 @@
               <w:t xml:space="preserve">5</w:t>
             </w:r>
             <w:r>
-              <w:t xml:space="preserve">　れんしゅうの流れ</w:t>
+              <w:t xml:space="preserve">　練習の流れ</w:t>
             </w:r>
           </w:p>
         </w:tc>
@@ -969,7 +1092,7 @@
               <w:t xml:space="preserve">10</w:t>
             </w:r>
             <w:r>
-              <w:t xml:space="preserve">　こまったとき</w:t>
+              <w:t xml:space="preserve">　困ったとき</w:t>
             </w:r>
           </w:p>
         </w:tc>
@@ -992,7 +1115,7 @@
         <w:t xml:space="preserve">1</w:t>
       </w:r>
       <w:r>
-        <w:t xml:space="preserve">　SP-PS をひらく</w:t>
+        <w:t xml:space="preserve">　SP-PS を開く</w:t>
       </w:r>
     </w:p>
     <w:p>
@@ -1015,7 +1138,35 @@
         <w:spacing w:after="110"/>
       </w:pPr>
       <w:r>
-        <w:t xml:space="preserve">スマホのカメラを、先生からもらった QRコードに向けます。画面に出たURLを押すと、SP-PS のログイン画面がひらきます。</w:t>
+        <w:t xml:space="preserve">スマートフォンのカメラを、先生から受け取ったQRコードに向けます。画面に出たURLを</w:t>
+      </w:r>
+      <w:r>
+        <w:ruby>
+          <w:rubyPr>
+            <w:rubyAlign w:val="center"/>
+            <w:hps w:val="10"/>
+            <w:hpsRaise w:val="18"/>
+            <w:hpsBaseText w:val="21"/>
+            <w:lid w:val="ja-JP"/>
+          </w:rubyPr>
+          <w:rt>
+            <w:r>
+              <w:rPr>
+                <w:sz w:val="10"/>
+                <w:szCs w:val="10"/>
+              </w:rPr>
+              <w:t>お</w:t>
+            </w:r>
+          </w:rt>
+          <w:rubyBase>
+            <w:r>
+              <w:t>押</w:t>
+            </w:r>
+          </w:rubyBase>
+        </w:ruby>
+      </w:r>
+      <w:r>
+        <w:t xml:space="preserve">すと、SP-PS のログイン画面が開きます。</w:t>
       </w:r>
     </w:p>
     <w:p>
@@ -1038,7 +1189,7 @@
         <w:spacing w:after="110"/>
       </w:pPr>
       <w:r>
-        <w:t xml:space="preserve">iPhone は Safari、Android は Chrome をひらいて、上のアドレスバーにURLを入れます。</w:t>
+        <w:t xml:space="preserve">iPhone は Safari、Android は Chrome を開いて、アドレスバーにURLを入力します。</w:t>
       </w:r>
     </w:p>
     <w:p>
@@ -1062,7 +1213,7 @@
         <w:t xml:space="preserve">ポイント　</w:t>
       </w:r>
       <w:r>
-        <w:t xml:space="preserve">先生からもらった </w:t>
+        <w:t xml:space="preserve">先生から受け取った </w:t>
       </w:r>
       <w:r>
         <w:rPr>
@@ -1072,7 +1223,7 @@
         <w:t xml:space="preserve">https://</w:t>
       </w:r>
       <w:r>
-        <w:t xml:space="preserve"> ではじまるURLでひらいてください。ほかの方法でひらくと、録音ができないことがあります。</w:t>
+        <w:t xml:space="preserve"> で始まるURLで開いてください。ほかの方法で開くと、録音できないことがあります。</w:t>
       </w:r>
     </w:p>
     <w:p>
@@ -1093,10 +1244,38 @@
           <w:bCs/>
           <w:color w:val="8A5A0A"/>
         </w:rPr>
-        <w:t xml:space="preserve">LINE などからひらくとき　</w:t>
-      </w:r>
-      <w:r>
-        <w:t xml:space="preserve">LINE などのアプリでURLを押すと、そのアプリの中でひらくことがあります。アプリの中ではカメラが使えないことがあるので、メニューから Safari（Android は Chrome）でひらきなおしてください。</w:t>
+        <w:t xml:space="preserve">LINE などから開くとき　</w:t>
+      </w:r>
+      <w:r>
+        <w:t xml:space="preserve">LINE などのアプリでURLを</w:t>
+      </w:r>
+      <w:r>
+        <w:ruby>
+          <w:rubyPr>
+            <w:rubyAlign w:val="center"/>
+            <w:hps w:val="10"/>
+            <w:hpsRaise w:val="18"/>
+            <w:hpsBaseText w:val="21"/>
+            <w:lid w:val="ja-JP"/>
+          </w:rubyPr>
+          <w:rt>
+            <w:r>
+              <w:rPr>
+                <w:sz w:val="10"/>
+                <w:szCs w:val="10"/>
+              </w:rPr>
+              <w:t>お</w:t>
+            </w:r>
+          </w:rt>
+          <w:rubyBase>
+            <w:r>
+              <w:t>押</w:t>
+            </w:r>
+          </w:rubyBase>
+        </w:ruby>
+      </w:r>
+      <w:r>
+        <w:t xml:space="preserve">すと、そのアプリの中で開くことがあります。アプリの中ではカメラが使えないことがあるため、メニューから Safari（Android は Chrome）で開き直してください。</w:t>
       </w:r>
     </w:p>
     <w:p>
@@ -1240,7 +1419,7 @@
               <w:t xml:space="preserve"> 1 </w:t>
             </w:r>
             <w:r>
-              <w:t xml:space="preserve">　利用者IDを入れる</w:t>
+              <w:t xml:space="preserve">　利用者IDを入力する</w:t>
             </w:r>
           </w:p>
           <w:p>
@@ -1248,17 +1427,46 @@
               <w:spacing w:after="110"/>
             </w:pPr>
             <w:r>
-              <w:t xml:space="preserve">「利用者ID」に、先生からもらったIDを入れます。はじめてのときは、パスワードは</w:t>
+              <w:t xml:space="preserve">「利用者ID」に、先生から受け取ったIDを入力します。はじめてのときは、パスワードは</w:t>
+            </w:r>
+            <w:r>
+              <w:ruby>
+                <w:rubyPr>
+                  <w:rubyAlign w:val="center"/>
+                  <w:hps w:val="10"/>
+                  <w:hpsRaise w:val="18"/>
+                  <w:hpsBaseText w:val="21"/>
+                  <w:lid w:val="ja-JP"/>
+                </w:rubyPr>
+                <w:rt>
+                  <w:r>
+                    <w:rPr>
+                      <w:sz w:val="10"/>
+                      <w:szCs w:val="10"/>
+                    </w:rPr>
+                    <w:t>くうらん</w:t>
+                  </w:r>
+                </w:rt>
+                <w:rubyBase>
+                  <w:r>
+                    <w:rPr>
+                      <w:b/>
+                      <w:bCs/>
+                    </w:rPr>
+                    <w:t>空欄</w:t>
+                  </w:r>
+                </w:rubyBase>
+              </w:ruby>
             </w:r>
             <w:r>
               <w:rPr>
                 <w:b/>
                 <w:bCs/>
               </w:rPr>
-              <w:t xml:space="preserve">空欄のまま</w:t>
-            </w:r>
-            <w:r>
-              <w:t xml:space="preserve">でだいじょうぶです。</w:t>
+              <w:t xml:space="preserve">のまま</w:t>
+            </w:r>
+            <w:r>
+              <w:t xml:space="preserve">でかまいません。</w:t>
             </w:r>
             <w:r>
               <w:rPr>
@@ -1270,7 +1478,35 @@
               <w:t xml:space="preserve"> ログイン </w:t>
             </w:r>
             <w:r>
-              <w:t xml:space="preserve">を押します。</w:t>
+              <w:t xml:space="preserve">を</w:t>
+            </w:r>
+            <w:r>
+              <w:ruby>
+                <w:rubyPr>
+                  <w:rubyAlign w:val="center"/>
+                  <w:hps w:val="10"/>
+                  <w:hpsRaise w:val="18"/>
+                  <w:hpsBaseText w:val="21"/>
+                  <w:lid w:val="ja-JP"/>
+                </w:rubyPr>
+                <w:rt>
+                  <w:r>
+                    <w:rPr>
+                      <w:sz w:val="10"/>
+                      <w:szCs w:val="10"/>
+                    </w:rPr>
+                    <w:t>お</w:t>
+                  </w:r>
+                </w:rt>
+                <w:rubyBase>
+                  <w:r>
+                    <w:t>押</w:t>
+                  </w:r>
+                </w:rubyBase>
+              </w:ruby>
+            </w:r>
+            <w:r>
+              <w:t xml:space="preserve">します。</w:t>
             </w:r>
           </w:p>
           <w:p>
@@ -1294,7 +1530,7 @@
               <w:t xml:space="preserve">ポイント　</w:t>
             </w:r>
             <w:r>
-              <w:t xml:space="preserve">IDは、大文字と小文字をちがう文字としてあつかいます。紙に書いてあるとおりに入れましょう。</w:t>
+              <w:t xml:space="preserve">IDは、大文字と小文字を区別します。紙に書いてあるとおりに入力してください。</w:t>
             </w:r>
           </w:p>
         </w:tc>
@@ -1431,45 +1667,81 @@
               <w:spacing w:after="110"/>
             </w:pPr>
             <w:r>
-              <w:t xml:space="preserve">「はじめの設定」の画面になります。まず「はじめのコード」に、先生からもらった</w:t>
+              <w:t xml:space="preserve">「はじめの設定」の画面になります。まず「はじめのコード」に、先生から受け取った</w:t>
             </w:r>
             <w:r>
               <w:rPr>
                 <w:b/>
                 <w:bCs/>
               </w:rPr>
-              <w:t xml:space="preserve">6けたの数字</w:t>
-            </w:r>
-            <w:r>
-              <w:t xml:space="preserve">を入れます。</w:t>
-            </w:r>
-          </w:p>
-          <w:p>
-            <w:pPr>
-              <w:spacing w:after="110"/>
-            </w:pPr>
-            <w:r>
-              <w:t xml:space="preserve">つぎに、自分で決めたパスワードを、</w:t>
+              <w:t xml:space="preserve">6</w:t>
+            </w:r>
+            <w:r>
+              <w:ruby>
+                <w:rubyPr>
+                  <w:rubyAlign w:val="center"/>
+                  <w:hps w:val="10"/>
+                  <w:hpsRaise w:val="18"/>
+                  <w:hpsBaseText w:val="21"/>
+                  <w:lid w:val="ja-JP"/>
+                </w:rubyPr>
+                <w:rt>
+                  <w:r>
+                    <w:rPr>
+                      <w:sz w:val="10"/>
+                      <w:szCs w:val="10"/>
+                    </w:rPr>
+                    <w:t>けた</w:t>
+                  </w:r>
+                </w:rt>
+                <w:rubyBase>
+                  <w:r>
+                    <w:rPr>
+                      <w:b/>
+                      <w:bCs/>
+                    </w:rPr>
+                    <w:t>桁</w:t>
+                  </w:r>
+                </w:rubyBase>
+              </w:ruby>
             </w:r>
             <w:r>
               <w:rPr>
                 <w:b/>
                 <w:bCs/>
               </w:rPr>
-              <w:t xml:space="preserve">同じものを2回</w:t>
-            </w:r>
-            <w:r>
-              <w:t xml:space="preserve">入れます。パスワードは</w:t>
+              <w:t xml:space="preserve">の数字</w:t>
+            </w:r>
+            <w:r>
+              <w:t xml:space="preserve">を入力します。</w:t>
+            </w:r>
+          </w:p>
+          <w:p>
+            <w:pPr>
+              <w:spacing w:after="110"/>
+            </w:pPr>
+            <w:r>
+              <w:t xml:space="preserve">次に、自分で決めたパスワードを、</w:t>
             </w:r>
             <w:r>
               <w:rPr>
                 <w:b/>
                 <w:bCs/>
               </w:rPr>
+              <w:t xml:space="preserve">同じものを2回</w:t>
+            </w:r>
+            <w:r>
+              <w:t xml:space="preserve">入力します。パスワードは</w:t>
+            </w:r>
+            <w:r>
+              <w:rPr>
+                <w:b/>
+                <w:bCs/>
+              </w:rPr>
               <w:t xml:space="preserve">6文字以上</w:t>
             </w:r>
             <w:r>
-              <w:t xml:space="preserve">です。</w:t>
+              <w:t xml:space="preserve">にします。</w:t>
             </w:r>
           </w:p>
           <w:p>
@@ -1486,7 +1758,35 @@
               <w:t xml:space="preserve"> 表示 </w:t>
             </w:r>
             <w:r>
-              <w:t xml:space="preserve">を押すと、入れた文字をたしかめられます。さいごに</w:t>
+              <w:t xml:space="preserve">を</w:t>
+            </w:r>
+            <w:r>
+              <w:ruby>
+                <w:rubyPr>
+                  <w:rubyAlign w:val="center"/>
+                  <w:hps w:val="10"/>
+                  <w:hpsRaise w:val="18"/>
+                  <w:hpsBaseText w:val="21"/>
+                  <w:lid w:val="ja-JP"/>
+                </w:rubyPr>
+                <w:rt>
+                  <w:r>
+                    <w:rPr>
+                      <w:sz w:val="10"/>
+                      <w:szCs w:val="10"/>
+                    </w:rPr>
+                    <w:t>お</w:t>
+                  </w:r>
+                </w:rt>
+                <w:rubyBase>
+                  <w:r>
+                    <w:t>押</w:t>
+                  </w:r>
+                </w:rubyBase>
+              </w:ruby>
+            </w:r>
+            <w:r>
+              <w:t xml:space="preserve">すと、入力した文字を確かめられます。最後に</w:t>
             </w:r>
             <w:r>
               <w:rPr>
@@ -1498,7 +1798,35 @@
               <w:t xml:space="preserve"> 設定してはじめる </w:t>
             </w:r>
             <w:r>
-              <w:t xml:space="preserve">を押します。</w:t>
+              <w:t xml:space="preserve">を</w:t>
+            </w:r>
+            <w:r>
+              <w:ruby>
+                <w:rubyPr>
+                  <w:rubyAlign w:val="center"/>
+                  <w:hps w:val="10"/>
+                  <w:hpsRaise w:val="18"/>
+                  <w:hpsBaseText w:val="21"/>
+                  <w:lid w:val="ja-JP"/>
+                </w:rubyPr>
+                <w:rt>
+                  <w:r>
+                    <w:rPr>
+                      <w:sz w:val="10"/>
+                      <w:szCs w:val="10"/>
+                    </w:rPr>
+                    <w:t>お</w:t>
+                  </w:r>
+                </w:rt>
+                <w:rubyBase>
+                  <w:r>
+                    <w:t>押</w:t>
+                  </w:r>
+                </w:rubyBase>
+              </w:ruby>
+            </w:r>
+            <w:r>
+              <w:t xml:space="preserve">します。</w:t>
             </w:r>
           </w:p>
           <w:p>
@@ -1522,7 +1850,35 @@
               <w:t xml:space="preserve">注意　</w:t>
             </w:r>
             <w:r>
-              <w:t xml:space="preserve">パスワードは自分だけのひみつです。友だちにも教えません。わすれてしまったときは、先生に言ってください。はじめのコードは1回しか使えません。まちがえたり、なくしたりしたときも、先生に言ってください。</w:t>
+              <w:t xml:space="preserve">パスワードは自分だけの秘密です。友達にも教えないでください。忘れたときは、先生に伝えてください。はじめのコードは1回しか使えません。</w:t>
+            </w:r>
+            <w:r>
+              <w:ruby>
+                <w:rubyPr>
+                  <w:rubyAlign w:val="center"/>
+                  <w:hps w:val="10"/>
+                  <w:hpsRaise w:val="18"/>
+                  <w:hpsBaseText w:val="21"/>
+                  <w:lid w:val="ja-JP"/>
+                </w:rubyPr>
+                <w:rt>
+                  <w:r>
+                    <w:rPr>
+                      <w:sz w:val="10"/>
+                      <w:szCs w:val="10"/>
+                    </w:rPr>
+                    <w:t>まちが</w:t>
+                  </w:r>
+                </w:rt>
+                <w:rubyBase>
+                  <w:r>
+                    <w:t>間違</w:t>
+                  </w:r>
+                </w:rubyBase>
+              </w:ruby>
+            </w:r>
+            <w:r>
+              <w:t xml:space="preserve">えたときや、なくしたときも、先生に伝えてください。</w:t>
             </w:r>
           </w:p>
         </w:tc>
@@ -1659,7 +2015,7 @@
               <w:spacing w:after="110"/>
             </w:pPr>
             <w:r>
-              <w:t xml:space="preserve">はじめてのときは「いっしょに1回やってみよう」が出ます。</w:t>
+              <w:t xml:space="preserve">はじめてのときは「いっしょに1回やってみよう」が表示されます。</w:t>
             </w:r>
             <w:r>
               <w:rPr>
@@ -1671,7 +2027,35 @@
               <w:t xml:space="preserve"> はじめる </w:t>
             </w:r>
             <w:r>
-              <w:t xml:space="preserve">を押すと、画面の案内にそって、単語を1つ登録して、録音して、点数を見るところまで、ひととおりやってみられます（3分くらい）。</w:t>
+              <w:t xml:space="preserve">を</w:t>
+            </w:r>
+            <w:r>
+              <w:ruby>
+                <w:rubyPr>
+                  <w:rubyAlign w:val="center"/>
+                  <w:hps w:val="10"/>
+                  <w:hpsRaise w:val="18"/>
+                  <w:hpsBaseText w:val="21"/>
+                  <w:lid w:val="ja-JP"/>
+                </w:rubyPr>
+                <w:rt>
+                  <w:r>
+                    <w:rPr>
+                      <w:sz w:val="10"/>
+                      <w:szCs w:val="10"/>
+                    </w:rPr>
+                    <w:t>お</w:t>
+                  </w:r>
+                </w:rt>
+                <w:rubyBase>
+                  <w:r>
+                    <w:t>押</w:t>
+                  </w:r>
+                </w:rubyBase>
+              </w:ruby>
+            </w:r>
+            <w:r>
+              <w:t xml:space="preserve">すと、画面の案内に沿って、単語を1つ登録し、録音して、点数を見るところまで一通り体験できます（3分ほど）。</w:t>
             </w:r>
           </w:p>
           <w:p>
@@ -1695,7 +2079,7 @@
               <w:t xml:space="preserve">ポイント　</w:t>
             </w:r>
             <w:r>
-              <w:t xml:space="preserve">単語とお手本の登録は、ふだんは、保護者がします。チュートリアルでは、使い方を知るために、自分で1つ登録します。登録した単語は、そのまま練習に使えます。</w:t>
+              <w:t xml:space="preserve">単語とお手本の登録は、ふだんは保護者が行います。チュートリアルでは、使い方を知るために自分で1つ登録します。登録した単語は、そのまま練習に使えます。</w:t>
             </w:r>
           </w:p>
           <w:p>
@@ -1715,7 +2099,35 @@
               <w:t xml:space="preserve"> あとで </w:t>
             </w:r>
             <w:r>
-              <w:t xml:space="preserve">を押します。設定（9章）の「使い方を見る」から、いつでもできます。</w:t>
+              <w:t xml:space="preserve">を</w:t>
+            </w:r>
+            <w:r>
+              <w:ruby>
+                <w:rubyPr>
+                  <w:rubyAlign w:val="center"/>
+                  <w:hps w:val="10"/>
+                  <w:hpsRaise w:val="18"/>
+                  <w:hpsBaseText w:val="21"/>
+                  <w:lid w:val="ja-JP"/>
+                </w:rubyPr>
+                <w:rt>
+                  <w:r>
+                    <w:rPr>
+                      <w:sz w:val="10"/>
+                      <w:szCs w:val="10"/>
+                    </w:rPr>
+                    <w:t>お</w:t>
+                  </w:r>
+                </w:rt>
+                <w:rubyBase>
+                  <w:r>
+                    <w:t>押</w:t>
+                  </w:r>
+                </w:rubyBase>
+              </w:ruby>
+            </w:r>
+            <w:r>
+              <w:t xml:space="preserve">します。設定（9章）の「使い方を見る」から、いつでも始められます。</w:t>
             </w:r>
           </w:p>
         </w:tc>
@@ -1778,7 +2190,7 @@
                 <wp:inline distT="0" distB="0" distL="0" distR="0">
                   <wp:extent cx="1866900" cy="3267075"/>
                   <wp:effectExtent t="0" r="0" b="0" l="0"/>
-                  <wp:docPr id="5" name="s_tour_record" descr="チュートリアルの4ばんめ。「録画をはじめる」のボタンだけが明るくなり、ふきだしに「お手本を録画しよう」と出ている。" title="チュートリアルの4ばんめ。「録画をはじめる」のボタンだけが明るくなり、ふきだしに「お手本を録画しよう」と出ている。"/>
+                  <wp:docPr id="5" name="s_tour_record" descr="チュートリアルの4番目。「録画をはじめる」のボタンだけが明るくなり、吹き出しに「お手本を録画しよう」と出ている。" title="チュートリアルの4番目。「録画をはじめる」のボタンだけが明るくなり、吹き出しに「お手本を録画しよう」と出ている。"/>
                   <wp:cNvGraphicFramePr>
                     <a:graphicFrameLocks xmlns:a="http://schemas.openxmlformats.org/drawingml/2006/main" noChangeAspect="1"/>
                   </wp:cNvGraphicFramePr>
@@ -1844,7 +2256,7 @@
               <w:t xml:space="preserve"> 4 </w:t>
             </w:r>
             <w:r>
-              <w:t xml:space="preserve">　案内にそって進む</w:t>
+              <w:t xml:space="preserve">　案内に沿って進む</w:t>
             </w:r>
           </w:p>
           <w:p>
@@ -1852,7 +2264,119 @@
               <w:spacing w:after="110"/>
             </w:pPr>
             <w:r>
-              <w:t xml:space="preserve">つぎに押すボタンだけが明るくなって、ふきだしに、やることが出ます。明るいボタンのほかは押せません。</w:t>
+              <w:t xml:space="preserve">次に</w:t>
+            </w:r>
+            <w:r>
+              <w:ruby>
+                <w:rubyPr>
+                  <w:rubyAlign w:val="center"/>
+                  <w:hps w:val="10"/>
+                  <w:hpsRaise w:val="18"/>
+                  <w:hpsBaseText w:val="21"/>
+                  <w:lid w:val="ja-JP"/>
+                </w:rubyPr>
+                <w:rt>
+                  <w:r>
+                    <w:rPr>
+                      <w:sz w:val="10"/>
+                      <w:szCs w:val="10"/>
+                    </w:rPr>
+                    <w:t>お</w:t>
+                  </w:r>
+                </w:rt>
+                <w:rubyBase>
+                  <w:r>
+                    <w:t>押</w:t>
+                  </w:r>
+                </w:rubyBase>
+              </w:ruby>
+            </w:r>
+            <w:r>
+              <w:t xml:space="preserve">すボタンだけが明るくなり、</w:t>
+            </w:r>
+            <w:r>
+              <w:ruby>
+                <w:rubyPr>
+                  <w:rubyAlign w:val="center"/>
+                  <w:hps w:val="10"/>
+                  <w:hpsRaise w:val="18"/>
+                  <w:hpsBaseText w:val="21"/>
+                  <w:lid w:val="ja-JP"/>
+                </w:rubyPr>
+                <w:rt>
+                  <w:r>
+                    <w:rPr>
+                      <w:sz w:val="10"/>
+                      <w:szCs w:val="10"/>
+                    </w:rPr>
+                    <w:t>ふ</w:t>
+                  </w:r>
+                </w:rt>
+                <w:rubyBase>
+                  <w:r>
+                    <w:t>吹</w:t>
+                  </w:r>
+                </w:rubyBase>
+              </w:ruby>
+            </w:r>
+            <w:r>
+              <w:t xml:space="preserve">き</w:t>
+            </w:r>
+            <w:r>
+              <w:ruby>
+                <w:rubyPr>
+                  <w:rubyAlign w:val="center"/>
+                  <w:hps w:val="10"/>
+                  <w:hpsRaise w:val="18"/>
+                  <w:hpsBaseText w:val="21"/>
+                  <w:lid w:val="ja-JP"/>
+                </w:rubyPr>
+                <w:rt>
+                  <w:r>
+                    <w:rPr>
+                      <w:sz w:val="10"/>
+                      <w:szCs w:val="10"/>
+                    </w:rPr>
+                    <w:t>だ</w:t>
+                  </w:r>
+                </w:rt>
+                <w:rubyBase>
+                  <w:r>
+                    <w:t>出</w:t>
+                  </w:r>
+                </w:rubyBase>
+              </w:ruby>
+            </w:r>
+            <w:r>
+              <w:t xml:space="preserve">しにやることが表示されます。明るいボタン以外は</w:t>
+            </w:r>
+            <w:r>
+              <w:ruby>
+                <w:rubyPr>
+                  <w:rubyAlign w:val="center"/>
+                  <w:hps w:val="10"/>
+                  <w:hpsRaise w:val="18"/>
+                  <w:hpsBaseText w:val="21"/>
+                  <w:lid w:val="ja-JP"/>
+                </w:rubyPr>
+                <w:rt>
+                  <w:r>
+                    <w:rPr>
+                      <w:sz w:val="10"/>
+                      <w:szCs w:val="10"/>
+                    </w:rPr>
+                    <w:t>お</w:t>
+                  </w:r>
+                </w:rt>
+                <w:rubyBase>
+                  <w:r>
+                    <w:t>押</w:t>
+                  </w:r>
+                </w:rubyBase>
+              </w:ruby>
+            </w:r>
+            <w:r>
+              <w:t xml:space="preserve">せません。</w:t>
             </w:r>
           </w:p>
           <w:p>
@@ -1860,7 +2384,144 @@
               <w:spacing w:after="110"/>
             </w:pPr>
             <w:r>
-              <w:t xml:space="preserve">ふきだしの上の数字（4 / 12 など）は、いまが何ばんめかです。とちゅうでやめたいときは、ふきだしの</w:t>
+              <w:ruby>
+                <w:rubyPr>
+                  <w:rubyAlign w:val="center"/>
+                  <w:hps w:val="10"/>
+                  <w:hpsRaise w:val="18"/>
+                  <w:hpsBaseText w:val="21"/>
+                  <w:lid w:val="ja-JP"/>
+                </w:rubyPr>
+                <w:rt>
+                  <w:r>
+                    <w:rPr>
+                      <w:sz w:val="10"/>
+                      <w:szCs w:val="10"/>
+                    </w:rPr>
+                    <w:t>ふ</w:t>
+                  </w:r>
+                </w:rt>
+                <w:rubyBase>
+                  <w:r>
+                    <w:t>吹</w:t>
+                  </w:r>
+                </w:rubyBase>
+              </w:ruby>
+            </w:r>
+            <w:r>
+              <w:t xml:space="preserve">き</w:t>
+            </w:r>
+            <w:r>
+              <w:ruby>
+                <w:rubyPr>
+                  <w:rubyAlign w:val="center"/>
+                  <w:hps w:val="10"/>
+                  <w:hpsRaise w:val="18"/>
+                  <w:hpsBaseText w:val="21"/>
+                  <w:lid w:val="ja-JP"/>
+                </w:rubyPr>
+                <w:rt>
+                  <w:r>
+                    <w:rPr>
+                      <w:sz w:val="10"/>
+                      <w:szCs w:val="10"/>
+                    </w:rPr>
+                    <w:t>だ</w:t>
+                  </w:r>
+                </w:rt>
+                <w:rubyBase>
+                  <w:r>
+                    <w:t>出</w:t>
+                  </w:r>
+                </w:rubyBase>
+              </w:ruby>
+            </w:r>
+            <w:r>
+              <w:t xml:space="preserve">しの上の数字（4 / 12 など）は、今が何番目の手順かを示しています。</w:t>
+            </w:r>
+            <w:r>
+              <w:ruby>
+                <w:rubyPr>
+                  <w:rubyAlign w:val="center"/>
+                  <w:hps w:val="10"/>
+                  <w:hpsRaise w:val="18"/>
+                  <w:hpsBaseText w:val="21"/>
+                  <w:lid w:val="ja-JP"/>
+                </w:rubyPr>
+                <w:rt>
+                  <w:r>
+                    <w:rPr>
+                      <w:sz w:val="10"/>
+                      <w:szCs w:val="10"/>
+                    </w:rPr>
+                    <w:t>とちゅう</w:t>
+                  </w:r>
+                </w:rt>
+                <w:rubyBase>
+                  <w:r>
+                    <w:t>途中</w:t>
+                  </w:r>
+                </w:rubyBase>
+              </w:ruby>
+            </w:r>
+            <w:r>
+              <w:t xml:space="preserve">でやめたいときは、</w:t>
+            </w:r>
+            <w:r>
+              <w:ruby>
+                <w:rubyPr>
+                  <w:rubyAlign w:val="center"/>
+                  <w:hps w:val="10"/>
+                  <w:hpsRaise w:val="18"/>
+                  <w:hpsBaseText w:val="21"/>
+                  <w:lid w:val="ja-JP"/>
+                </w:rubyPr>
+                <w:rt>
+                  <w:r>
+                    <w:rPr>
+                      <w:sz w:val="10"/>
+                      <w:szCs w:val="10"/>
+                    </w:rPr>
+                    <w:t>ふ</w:t>
+                  </w:r>
+                </w:rt>
+                <w:rubyBase>
+                  <w:r>
+                    <w:t>吹</w:t>
+                  </w:r>
+                </w:rubyBase>
+              </w:ruby>
+            </w:r>
+            <w:r>
+              <w:t xml:space="preserve">き</w:t>
+            </w:r>
+            <w:r>
+              <w:ruby>
+                <w:rubyPr>
+                  <w:rubyAlign w:val="center"/>
+                  <w:hps w:val="10"/>
+                  <w:hpsRaise w:val="18"/>
+                  <w:hpsBaseText w:val="21"/>
+                  <w:lid w:val="ja-JP"/>
+                </w:rubyPr>
+                <w:rt>
+                  <w:r>
+                    <w:rPr>
+                      <w:sz w:val="10"/>
+                      <w:szCs w:val="10"/>
+                    </w:rPr>
+                    <w:t>だ</w:t>
+                  </w:r>
+                </w:rt>
+                <w:rubyBase>
+                  <w:r>
+                    <w:t>出</w:t>
+                  </w:r>
+                </w:rubyBase>
+              </w:ruby>
+            </w:r>
+            <w:r>
+              <w:t xml:space="preserve">しの</w:t>
             </w:r>
             <w:r>
               <w:rPr>
@@ -1872,7 +2533,35 @@
               <w:t xml:space="preserve"> やめる </w:t>
             </w:r>
             <w:r>
-              <w:t xml:space="preserve">を押します。</w:t>
+              <w:t xml:space="preserve">を</w:t>
+            </w:r>
+            <w:r>
+              <w:ruby>
+                <w:rubyPr>
+                  <w:rubyAlign w:val="center"/>
+                  <w:hps w:val="10"/>
+                  <w:hpsRaise w:val="18"/>
+                  <w:hpsBaseText w:val="21"/>
+                  <w:lid w:val="ja-JP"/>
+                </w:rubyPr>
+                <w:rt>
+                  <w:r>
+                    <w:rPr>
+                      <w:sz w:val="10"/>
+                      <w:szCs w:val="10"/>
+                    </w:rPr>
+                    <w:t>お</w:t>
+                  </w:r>
+                </w:rt>
+                <w:rubyBase>
+                  <w:r>
+                    <w:t>押</w:t>
+                  </w:r>
+                </w:rubyBase>
+              </w:ruby>
+            </w:r>
+            <w:r>
+              <w:t xml:space="preserve">します。</w:t>
             </w:r>
           </w:p>
         </w:tc>
@@ -2015,7 +2704,7 @@
               <w:t xml:space="preserve"> 1 </w:t>
             </w:r>
             <w:r>
-              <w:t xml:space="preserve">　IDとパスワードを入れる</w:t>
+              <w:t xml:space="preserve">　IDとパスワードを入力する</w:t>
             </w:r>
           </w:p>
           <w:p>
@@ -2023,7 +2712,7 @@
               <w:spacing w:after="110"/>
             </w:pPr>
             <w:r>
-              <w:t xml:space="preserve">「利用者ID」と、自分で決めた「パスワード」を入れて、</w:t>
+              <w:t xml:space="preserve">「利用者ID」と、自分で決めた「パスワード」を入力して、</w:t>
             </w:r>
             <w:r>
               <w:rPr>
@@ -2035,7 +2724,35 @@
               <w:t xml:space="preserve"> ログイン </w:t>
             </w:r>
             <w:r>
-              <w:t xml:space="preserve">を押します。</w:t>
+              <w:t xml:space="preserve">を</w:t>
+            </w:r>
+            <w:r>
+              <w:ruby>
+                <w:rubyPr>
+                  <w:rubyAlign w:val="center"/>
+                  <w:hps w:val="10"/>
+                  <w:hpsRaise w:val="18"/>
+                  <w:hpsBaseText w:val="21"/>
+                  <w:lid w:val="ja-JP"/>
+                </w:rubyPr>
+                <w:rt>
+                  <w:r>
+                    <w:rPr>
+                      <w:sz w:val="10"/>
+                      <w:szCs w:val="10"/>
+                    </w:rPr>
+                    <w:t>お</w:t>
+                  </w:r>
+                </w:rt>
+                <w:rubyBase>
+                  <w:r>
+                    <w:t>押</w:t>
+                  </w:r>
+                </w:rubyBase>
+              </w:ruby>
+            </w:r>
+            <w:r>
+              <w:t xml:space="preserve">します。</w:t>
             </w:r>
           </w:p>
           <w:p>
@@ -2059,7 +2776,7 @@
               <w:t xml:space="preserve">ポイント　</w:t>
             </w:r>
             <w:r>
-              <w:t xml:space="preserve">「利用者IDまたはパスワードが正しくありません」と出たら、大文字・小文字をたしかめて、もう一度入れます。</w:t>
+              <w:t xml:space="preserve">「利用者IDまたはパスワードが正しくありません」と表示されたときは、大文字・小文字を確かめて、もう一度入力します。</w:t>
             </w:r>
           </w:p>
         </w:tc>
@@ -2084,7 +2801,7 @@
         <w:t xml:space="preserve">4</w:t>
       </w:r>
       <w:r>
-        <w:t xml:space="preserve">　ホーム画面の見かた</w:t>
+        <w:t xml:space="preserve">　ホーム画面の見方</w:t>
       </w:r>
     </w:p>
     <w:p>
@@ -2096,7 +2813,7 @@
         <w:rPr>
           <w:color w:val="47465E"/>
         </w:rPr>
-        <w:t xml:space="preserve">ログインすると、ホーム画面になります。今日やることが、いちばん上に出ています。</w:t>
+        <w:t xml:space="preserve">ログインすると、ホーム画面になります。今日やることが一番上に表示されます。</w:t>
       </w:r>
     </w:p>
     <w:tbl>
@@ -2214,7 +2931,7 @@
               <w:t xml:space="preserve"> 1 </w:t>
             </w:r>
             <w:r>
-              <w:t xml:space="preserve">　画面の上のほう</w:t>
+              <w:t xml:space="preserve">　画面の上の部分</w:t>
             </w:r>
           </w:p>
           <w:p>
@@ -2282,7 +2999,42 @@
               <w:rPr>
                 <w:color w:val="47465E"/>
               </w:rPr>
-              <w:t xml:space="preserve">何日つづけてれんしゅうしたか。1日休んでも、とぎれません。</w:t>
+              <w:t xml:space="preserve">何日続けて練習したかを示します。1日休んでも</w:t>
+            </w:r>
+            <w:r>
+              <w:ruby>
+                <w:rubyPr>
+                  <w:rubyAlign w:val="center"/>
+                  <w:hps w:val="10"/>
+                  <w:hpsRaise w:val="18"/>
+                  <w:hpsBaseText w:val="21"/>
+                  <w:lid w:val="ja-JP"/>
+                </w:rubyPr>
+                <w:rt>
+                  <w:r>
+                    <w:rPr>
+                      <w:color w:val="47465E"/>
+                      <w:sz w:val="10"/>
+                      <w:szCs w:val="10"/>
+                    </w:rPr>
+                    <w:t>とぎ</w:t>
+                  </w:r>
+                </w:rt>
+                <w:rubyBase>
+                  <w:r>
+                    <w:rPr>
+                      <w:color w:val="47465E"/>
+                    </w:rPr>
+                    <w:t>途切</w:t>
+                  </w:r>
+                </w:rubyBase>
+              </w:ruby>
+            </w:r>
+            <w:r>
+              <w:rPr>
+                <w:color w:val="47465E"/>
+              </w:rPr>
+              <w:t xml:space="preserve">れません。</w:t>
             </w:r>
           </w:p>
           <w:p>
@@ -2350,7 +3102,7 @@
               <w:rPr>
                 <w:color w:val="47465E"/>
               </w:rPr>
-              <w:t xml:space="preserve">今日やるとよい単語が出ます。</w:t>
+              <w:t xml:space="preserve">今日練習するとよい単語が表示されます。</w:t>
             </w:r>
             <w:r>
               <w:rPr>
@@ -2365,7 +3117,42 @@
               <w:rPr>
                 <w:color w:val="47465E"/>
               </w:rPr>
-              <w:t xml:space="preserve">を押すと、すぐ録音の画面になります。右上のリングは、今日のメニューがどこまで進んだかです。</w:t>
+              <w:t xml:space="preserve">を</w:t>
+            </w:r>
+            <w:r>
+              <w:ruby>
+                <w:rubyPr>
+                  <w:rubyAlign w:val="center"/>
+                  <w:hps w:val="10"/>
+                  <w:hpsRaise w:val="18"/>
+                  <w:hpsBaseText w:val="21"/>
+                  <w:lid w:val="ja-JP"/>
+                </w:rubyPr>
+                <w:rt>
+                  <w:r>
+                    <w:rPr>
+                      <w:color w:val="47465E"/>
+                      <w:sz w:val="10"/>
+                      <w:szCs w:val="10"/>
+                    </w:rPr>
+                    <w:t>お</w:t>
+                  </w:r>
+                </w:rt>
+                <w:rubyBase>
+                  <w:r>
+                    <w:rPr>
+                      <w:color w:val="47465E"/>
+                    </w:rPr>
+                    <w:t>押</w:t>
+                  </w:r>
+                </w:rubyBase>
+              </w:ruby>
+            </w:r>
+            <w:r>
+              <w:rPr>
+                <w:color w:val="47465E"/>
+              </w:rPr>
+              <w:t xml:space="preserve">すと、すぐに録音の画面になります。右上のリングは、今日のメニューの進み具合です。</w:t>
             </w:r>
           </w:p>
           <w:p>
@@ -2433,7 +3220,7 @@
               <w:rPr>
                 <w:color w:val="47465E"/>
               </w:rPr>
-              <w:t xml:space="preserve">今週れんしゅうした日に ✓ がつきます。</w:t>
+              <w:t xml:space="preserve">今週練習した日に ✓ が付きます。</w:t>
             </w:r>
           </w:p>
           <w:p>
@@ -2501,7 +3288,147 @@
               <w:rPr>
                 <w:color w:val="47465E"/>
               </w:rPr>
-              <w:t xml:space="preserve">「ホーム」「単語」「記録」「分析」を切りかえます。どの画面からでも押せます。「単語」は、単語とお手本を登録するページです（保護者が使います）。</w:t>
+              <w:t xml:space="preserve">「ホーム」「単語」「記録」「</w:t>
+            </w:r>
+            <w:r>
+              <w:ruby>
+                <w:rubyPr>
+                  <w:rubyAlign w:val="center"/>
+                  <w:hps w:val="10"/>
+                  <w:hpsRaise w:val="18"/>
+                  <w:hpsBaseText w:val="21"/>
+                  <w:lid w:val="ja-JP"/>
+                </w:rubyPr>
+                <w:rt>
+                  <w:r>
+                    <w:rPr>
+                      <w:color w:val="47465E"/>
+                      <w:sz w:val="10"/>
+                      <w:szCs w:val="10"/>
+                    </w:rPr>
+                    <w:t>ぶんせき</w:t>
+                  </w:r>
+                </w:rt>
+                <w:rubyBase>
+                  <w:r>
+                    <w:rPr>
+                      <w:color w:val="47465E"/>
+                    </w:rPr>
+                    <w:t>分析</w:t>
+                  </w:r>
+                </w:rubyBase>
+              </w:ruby>
+            </w:r>
+            <w:r>
+              <w:rPr>
+                <w:color w:val="47465E"/>
+              </w:rPr>
+              <w:t xml:space="preserve">」を</w:t>
+            </w:r>
+            <w:r>
+              <w:ruby>
+                <w:rubyPr>
+                  <w:rubyAlign w:val="center"/>
+                  <w:hps w:val="10"/>
+                  <w:hpsRaise w:val="18"/>
+                  <w:hpsBaseText w:val="21"/>
+                  <w:lid w:val="ja-JP"/>
+                </w:rubyPr>
+                <w:rt>
+                  <w:r>
+                    <w:rPr>
+                      <w:color w:val="47465E"/>
+                      <w:sz w:val="10"/>
+                      <w:szCs w:val="10"/>
+                    </w:rPr>
+                    <w:t>き</w:t>
+                  </w:r>
+                </w:rt>
+                <w:rubyBase>
+                  <w:r>
+                    <w:rPr>
+                      <w:color w:val="47465E"/>
+                    </w:rPr>
+                    <w:t>切</w:t>
+                  </w:r>
+                </w:rubyBase>
+              </w:ruby>
+            </w:r>
+            <w:r>
+              <w:rPr>
+                <w:color w:val="47465E"/>
+              </w:rPr>
+              <w:t xml:space="preserve">り</w:t>
+            </w:r>
+            <w:r>
+              <w:ruby>
+                <w:rubyPr>
+                  <w:rubyAlign w:val="center"/>
+                  <w:hps w:val="10"/>
+                  <w:hpsRaise w:val="18"/>
+                  <w:hpsBaseText w:val="21"/>
+                  <w:lid w:val="ja-JP"/>
+                </w:rubyPr>
+                <w:rt>
+                  <w:r>
+                    <w:rPr>
+                      <w:color w:val="47465E"/>
+                      <w:sz w:val="10"/>
+                      <w:szCs w:val="10"/>
+                    </w:rPr>
+                    <w:t>か</w:t>
+                  </w:r>
+                </w:rt>
+                <w:rubyBase>
+                  <w:r>
+                    <w:rPr>
+                      <w:color w:val="47465E"/>
+                    </w:rPr>
+                    <w:t>替</w:t>
+                  </w:r>
+                </w:rubyBase>
+              </w:ruby>
+            </w:r>
+            <w:r>
+              <w:rPr>
+                <w:color w:val="47465E"/>
+              </w:rPr>
+              <w:t xml:space="preserve">えます。どの画面からでも</w:t>
+            </w:r>
+            <w:r>
+              <w:ruby>
+                <w:rubyPr>
+                  <w:rubyAlign w:val="center"/>
+                  <w:hps w:val="10"/>
+                  <w:hpsRaise w:val="18"/>
+                  <w:hpsBaseText w:val="21"/>
+                  <w:lid w:val="ja-JP"/>
+                </w:rubyPr>
+                <w:rt>
+                  <w:r>
+                    <w:rPr>
+                      <w:color w:val="47465E"/>
+                      <w:sz w:val="10"/>
+                      <w:szCs w:val="10"/>
+                    </w:rPr>
+                    <w:t>お</w:t>
+                  </w:r>
+                </w:rt>
+                <w:rubyBase>
+                  <w:r>
+                    <w:rPr>
+                      <w:color w:val="47465E"/>
+                    </w:rPr>
+                    <w:t>押</w:t>
+                  </w:r>
+                </w:rubyBase>
+              </w:ruby>
+            </w:r>
+            <w:r>
+              <w:rPr>
+                <w:color w:val="47465E"/>
+              </w:rPr>
+              <w:t xml:space="preserve">せます。「単語」は、単語とお手本を登録するページです（保護者が使います）。</w:t>
             </w:r>
           </w:p>
           <w:p>
@@ -2569,7 +3496,7 @@
               <w:rPr>
                 <w:color w:val="47465E"/>
               </w:rPr>
-              <w:t xml:space="preserve">画面の明るさ、お手本の速さ、ログアウトなど（9章）。</w:t>
+              <w:t xml:space="preserve">画面の明るさ、お手本の速さ、ログアウトなどを設定します（9章）。</w:t>
             </w:r>
           </w:p>
         </w:tc>
@@ -2745,7 +3672,7 @@
               <w:t xml:space="preserve"> 2 </w:t>
             </w:r>
             <w:r>
-              <w:t xml:space="preserve">　下へすすむと：ほかの練習と単語</w:t>
+              <w:t xml:space="preserve">　下にスクロールすると：ほかの練習と単語</w:t>
             </w:r>
           </w:p>
           <w:p>
@@ -2753,7 +3680,7 @@
               <w:spacing w:after="110"/>
             </w:pPr>
             <w:r>
-              <w:t xml:space="preserve">下へすすむと「ほかの練習」（8章）と、「単語」の一覧があります。</w:t>
+              <w:t xml:space="preserve">下にスクロールすると、「ほかの練習」（8章）と「単語」の一覧があります。</w:t>
             </w:r>
           </w:p>
           <w:p>
@@ -2773,7 +3700,35 @@
               <w:t xml:space="preserve"> 録音する </w:t>
             </w:r>
             <w:r>
-              <w:t xml:space="preserve">で、その単語のれんしゅうがはじまります。</w:t>
+              <w:t xml:space="preserve">を</w:t>
+            </w:r>
+            <w:r>
+              <w:ruby>
+                <w:rubyPr>
+                  <w:rubyAlign w:val="center"/>
+                  <w:hps w:val="10"/>
+                  <w:hpsRaise w:val="18"/>
+                  <w:hpsBaseText w:val="21"/>
+                  <w:lid w:val="ja-JP"/>
+                </w:rubyPr>
+                <w:rt>
+                  <w:r>
+                    <w:rPr>
+                      <w:sz w:val="10"/>
+                      <w:szCs w:val="10"/>
+                    </w:rPr>
+                    <w:t>お</w:t>
+                  </w:r>
+                </w:rt>
+                <w:rubyBase>
+                  <w:r>
+                    <w:t>押</w:t>
+                  </w:r>
+                </w:rubyBase>
+              </w:ruby>
+            </w:r>
+            <w:r>
+              <w:t xml:space="preserve">すと、その単語の練習が始まります。</w:t>
             </w:r>
             <w:r>
               <w:rPr>
@@ -2785,7 +3740,35 @@
               <w:t xml:space="preserve"> お手本を聞く </w:t>
             </w:r>
             <w:r>
-              <w:t xml:space="preserve">で、お手本の音が聞けます。「最高 98点」は、これまででいちばんよい点数です。</w:t>
+              <w:t xml:space="preserve">を</w:t>
+            </w:r>
+            <w:r>
+              <w:ruby>
+                <w:rubyPr>
+                  <w:rubyAlign w:val="center"/>
+                  <w:hps w:val="10"/>
+                  <w:hpsRaise w:val="18"/>
+                  <w:hpsBaseText w:val="21"/>
+                  <w:lid w:val="ja-JP"/>
+                </w:rubyPr>
+                <w:rt>
+                  <w:r>
+                    <w:rPr>
+                      <w:sz w:val="10"/>
+                      <w:szCs w:val="10"/>
+                    </w:rPr>
+                    <w:t>お</w:t>
+                  </w:r>
+                </w:rt>
+                <w:rubyBase>
+                  <w:r>
+                    <w:t>押</w:t>
+                  </w:r>
+                </w:rubyBase>
+              </w:ruby>
+            </w:r>
+            <w:r>
+              <w:t xml:space="preserve">すと、お手本の音声を聞けます。「最高 98点」は、これまでで一番よい点数です。</w:t>
             </w:r>
           </w:p>
           <w:p>
@@ -2793,7 +3776,91 @@
               <w:spacing w:after="110"/>
             </w:pPr>
             <w:r>
-              <w:t xml:space="preserve">一覧の上の「すべて」「マスター」などのボタンで単語をしぼりこめます。虫めがねのボタンで、単語をさがせます。</w:t>
+              <w:t xml:space="preserve">一覧の上の「すべて」「マスター」などのボタンで、単語を</w:t>
+            </w:r>
+            <w:r>
+              <w:ruby>
+                <w:rubyPr>
+                  <w:rubyAlign w:val="center"/>
+                  <w:hps w:val="10"/>
+                  <w:hpsRaise w:val="18"/>
+                  <w:hpsBaseText w:val="21"/>
+                  <w:lid w:val="ja-JP"/>
+                </w:rubyPr>
+                <w:rt>
+                  <w:r>
+                    <w:rPr>
+                      <w:sz w:val="10"/>
+                      <w:szCs w:val="10"/>
+                    </w:rPr>
+                    <w:t>しぼ</w:t>
+                  </w:r>
+                </w:rt>
+                <w:rubyBase>
+                  <w:r>
+                    <w:t>絞</w:t>
+                  </w:r>
+                </w:rubyBase>
+              </w:ruby>
+            </w:r>
+            <w:r>
+              <w:t xml:space="preserve">り</w:t>
+            </w:r>
+            <w:r>
+              <w:ruby>
+                <w:rubyPr>
+                  <w:rubyAlign w:val="center"/>
+                  <w:hps w:val="10"/>
+                  <w:hpsRaise w:val="18"/>
+                  <w:hpsBaseText w:val="21"/>
+                  <w:lid w:val="ja-JP"/>
+                </w:rubyPr>
+                <w:rt>
+                  <w:r>
+                    <w:rPr>
+                      <w:sz w:val="10"/>
+                      <w:szCs w:val="10"/>
+                    </w:rPr>
+                    <w:t>こ</w:t>
+                  </w:r>
+                </w:rt>
+                <w:rubyBase>
+                  <w:r>
+                    <w:t>込</w:t>
+                  </w:r>
+                </w:rubyBase>
+              </w:ruby>
+            </w:r>
+            <w:r>
+              <w:t xml:space="preserve">めます。虫眼鏡のボタンで、単語を</w:t>
+            </w:r>
+            <w:r>
+              <w:ruby>
+                <w:rubyPr>
+                  <w:rubyAlign w:val="center"/>
+                  <w:hps w:val="10"/>
+                  <w:hpsRaise w:val="18"/>
+                  <w:hpsBaseText w:val="21"/>
+                  <w:lid w:val="ja-JP"/>
+                </w:rubyPr>
+                <w:rt>
+                  <w:r>
+                    <w:rPr>
+                      <w:sz w:val="10"/>
+                      <w:szCs w:val="10"/>
+                    </w:rPr>
+                    <w:t>けんさく</w:t>
+                  </w:r>
+                </w:rt>
+                <w:rubyBase>
+                  <w:r>
+                    <w:t>検索</w:t>
+                  </w:r>
+                </w:rubyBase>
+              </w:ruby>
+            </w:r>
+            <w:r>
+              <w:t xml:space="preserve">できます。</w:t>
             </w:r>
           </w:p>
           <w:p>
@@ -2817,7 +3884,175 @@
               <w:t xml:space="preserve">注意　</w:t>
             </w:r>
             <w:r>
-              <w:t xml:space="preserve">カードの上の「お手本を録り直す」「削除」は、お手本を登録しなおすときのボタンです。ふだんは押しません。「削除」を2回押すと単語が一覧から消えます。まちがえて消したときは、保護者に言ってください（元にもどせます）。</w:t>
+              <w:t xml:space="preserve">カードの上の「お手本を録り直す」「</w:t>
+            </w:r>
+            <w:r>
+              <w:ruby>
+                <w:rubyPr>
+                  <w:rubyAlign w:val="center"/>
+                  <w:hps w:val="10"/>
+                  <w:hpsRaise w:val="18"/>
+                  <w:hpsBaseText w:val="21"/>
+                  <w:lid w:val="ja-JP"/>
+                </w:rubyPr>
+                <w:rt>
+                  <w:r>
+                    <w:rPr>
+                      <w:sz w:val="10"/>
+                      <w:szCs w:val="10"/>
+                    </w:rPr>
+                    <w:t>さくじょ</w:t>
+                  </w:r>
+                </w:rt>
+                <w:rubyBase>
+                  <w:r>
+                    <w:t>削除</w:t>
+                  </w:r>
+                </w:rubyBase>
+              </w:ruby>
+            </w:r>
+            <w:r>
+              <w:t xml:space="preserve">」は、お手本を登録し直すときのボタンです。ふだんは</w:t>
+            </w:r>
+            <w:r>
+              <w:ruby>
+                <w:rubyPr>
+                  <w:rubyAlign w:val="center"/>
+                  <w:hps w:val="10"/>
+                  <w:hpsRaise w:val="18"/>
+                  <w:hpsBaseText w:val="21"/>
+                  <w:lid w:val="ja-JP"/>
+                </w:rubyPr>
+                <w:rt>
+                  <w:r>
+                    <w:rPr>
+                      <w:sz w:val="10"/>
+                      <w:szCs w:val="10"/>
+                    </w:rPr>
+                    <w:t>お</w:t>
+                  </w:r>
+                </w:rt>
+                <w:rubyBase>
+                  <w:r>
+                    <w:t>押</w:t>
+                  </w:r>
+                </w:rubyBase>
+              </w:ruby>
+            </w:r>
+            <w:r>
+              <w:t xml:space="preserve">さないでください。「</w:t>
+            </w:r>
+            <w:r>
+              <w:ruby>
+                <w:rubyPr>
+                  <w:rubyAlign w:val="center"/>
+                  <w:hps w:val="10"/>
+                  <w:hpsRaise w:val="18"/>
+                  <w:hpsBaseText w:val="21"/>
+                  <w:lid w:val="ja-JP"/>
+                </w:rubyPr>
+                <w:rt>
+                  <w:r>
+                    <w:rPr>
+                      <w:sz w:val="10"/>
+                      <w:szCs w:val="10"/>
+                    </w:rPr>
+                    <w:t>さくじょ</w:t>
+                  </w:r>
+                </w:rt>
+                <w:rubyBase>
+                  <w:r>
+                    <w:t>削除</w:t>
+                  </w:r>
+                </w:rubyBase>
+              </w:ruby>
+            </w:r>
+            <w:r>
+              <w:t xml:space="preserve">」を2回</w:t>
+            </w:r>
+            <w:r>
+              <w:ruby>
+                <w:rubyPr>
+                  <w:rubyAlign w:val="center"/>
+                  <w:hps w:val="10"/>
+                  <w:hpsRaise w:val="18"/>
+                  <w:hpsBaseText w:val="21"/>
+                  <w:lid w:val="ja-JP"/>
+                </w:rubyPr>
+                <w:rt>
+                  <w:r>
+                    <w:rPr>
+                      <w:sz w:val="10"/>
+                      <w:szCs w:val="10"/>
+                    </w:rPr>
+                    <w:t>お</w:t>
+                  </w:r>
+                </w:rt>
+                <w:rubyBase>
+                  <w:r>
+                    <w:t>押</w:t>
+                  </w:r>
+                </w:rubyBase>
+              </w:ruby>
+            </w:r>
+            <w:r>
+              <w:t xml:space="preserve">すと、単語が一覧から消えます。</w:t>
+            </w:r>
+            <w:r>
+              <w:ruby>
+                <w:rubyPr>
+                  <w:rubyAlign w:val="center"/>
+                  <w:hps w:val="10"/>
+                  <w:hpsRaise w:val="18"/>
+                  <w:hpsBaseText w:val="21"/>
+                  <w:lid w:val="ja-JP"/>
+                </w:rubyPr>
+                <w:rt>
+                  <w:r>
+                    <w:rPr>
+                      <w:sz w:val="10"/>
+                      <w:szCs w:val="10"/>
+                    </w:rPr>
+                    <w:t>まちが</w:t>
+                  </w:r>
+                </w:rt>
+                <w:rubyBase>
+                  <w:r>
+                    <w:t>間違</w:t>
+                  </w:r>
+                </w:rubyBase>
+              </w:ruby>
+            </w:r>
+            <w:r>
+              <w:t xml:space="preserve">えて消したときは、保護者に伝えてください（元に</w:t>
+            </w:r>
+            <w:r>
+              <w:ruby>
+                <w:rubyPr>
+                  <w:rubyAlign w:val="center"/>
+                  <w:hps w:val="10"/>
+                  <w:hpsRaise w:val="18"/>
+                  <w:hpsBaseText w:val="21"/>
+                  <w:lid w:val="ja-JP"/>
+                </w:rubyPr>
+                <w:rt>
+                  <w:r>
+                    <w:rPr>
+                      <w:sz w:val="10"/>
+                      <w:szCs w:val="10"/>
+                    </w:rPr>
+                    <w:t>もど</w:t>
+                  </w:r>
+                </w:rt>
+                <w:rubyBase>
+                  <w:r>
+                    <w:t>戻</w:t>
+                  </w:r>
+                </w:rubyBase>
+              </w:ruby>
+            </w:r>
+            <w:r>
+              <w:t xml:space="preserve">せます）。</w:t>
             </w:r>
           </w:p>
         </w:tc>
@@ -2842,7 +4077,7 @@
         <w:t xml:space="preserve">5</w:t>
       </w:r>
       <w:r>
-        <w:t xml:space="preserve">　れんしゅうの流れ</w:t>
+        <w:t xml:space="preserve">　練習の流れ</w:t>
       </w:r>
     </w:p>
     <w:p>
@@ -2884,7 +4119,42 @@
         <w:rPr>
           <w:color w:val="47465E"/>
         </w:rPr>
-        <w:t xml:space="preserve">を押すと、録音の画面になります。1回のれんしゅうは、つぎの順番ですすみます。</w:t>
+        <w:t xml:space="preserve">を</w:t>
+      </w:r>
+      <w:r>
+        <w:ruby>
+          <w:rubyPr>
+            <w:rubyAlign w:val="center"/>
+            <w:hps w:val="10"/>
+            <w:hpsRaise w:val="18"/>
+            <w:hpsBaseText w:val="21"/>
+            <w:lid w:val="ja-JP"/>
+          </w:rubyPr>
+          <w:rt>
+            <w:r>
+              <w:rPr>
+                <w:color w:val="47465E"/>
+                <w:sz w:val="10"/>
+                <w:szCs w:val="10"/>
+              </w:rPr>
+              <w:t>お</w:t>
+            </w:r>
+          </w:rt>
+          <w:rubyBase>
+            <w:r>
+              <w:rPr>
+                <w:color w:val="47465E"/>
+              </w:rPr>
+              <w:t>押</w:t>
+            </w:r>
+          </w:rubyBase>
+        </w:ruby>
+      </w:r>
+      <w:r>
+        <w:rPr>
+          <w:color w:val="47465E"/>
+        </w:rPr>
+        <w:t xml:space="preserve">すと、録音の画面になります。1回の練習は、次の順番で進みます。</w:t>
       </w:r>
     </w:p>
     <w:tbl>
@@ -3070,7 +4340,7 @@
               <w:rPr>
                 <w:color w:val="47465E"/>
               </w:rPr>
-              <w:t xml:space="preserve">まずはここから。</w:t>
+              <w:t xml:space="preserve">まずはここから始めます。</w:t>
             </w:r>
           </w:p>
           <w:p>
@@ -3138,7 +4408,42 @@
               <w:rPr>
                 <w:color w:val="47465E"/>
               </w:rPr>
-              <w:t xml:space="preserve">お手本を見ずに、すぐ録音したいとき。</w:t>
+              <w:t xml:space="preserve">お手本を見ずに、すぐ録音したいときに</w:t>
+            </w:r>
+            <w:r>
+              <w:ruby>
+                <w:rubyPr>
+                  <w:rubyAlign w:val="center"/>
+                  <w:hps w:val="10"/>
+                  <w:hpsRaise w:val="18"/>
+                  <w:hpsBaseText w:val="21"/>
+                  <w:lid w:val="ja-JP"/>
+                </w:rubyPr>
+                <w:rt>
+                  <w:r>
+                    <w:rPr>
+                      <w:color w:val="47465E"/>
+                      <w:sz w:val="10"/>
+                      <w:szCs w:val="10"/>
+                    </w:rPr>
+                    <w:t>お</w:t>
+                  </w:r>
+                </w:rt>
+                <w:rubyBase>
+                  <w:r>
+                    <w:rPr>
+                      <w:color w:val="47465E"/>
+                    </w:rPr>
+                    <w:t>押</w:t>
+                  </w:r>
+                </w:rubyBase>
+              </w:ruby>
+            </w:r>
+            <w:r>
+              <w:rPr>
+                <w:color w:val="47465E"/>
+              </w:rPr>
+              <w:t xml:space="preserve">します。</w:t>
             </w:r>
           </w:p>
           <w:p>
@@ -3206,7 +4511,7 @@
               <w:rPr>
                 <w:color w:val="47465E"/>
               </w:rPr>
-              <w:t xml:space="preserve">両方に ✓ がついたら準備OKです。</w:t>
+              <w:t xml:space="preserve">両方に ✓ が付いたら、準備ができています。</w:t>
             </w:r>
           </w:p>
           <w:p>
@@ -3298,7 +4603,7 @@
               <w:t xml:space="preserve">注意　</w:t>
             </w:r>
             <w:r>
-              <w:t xml:space="preserve">✓ がつかないときは、マイクかカメラが使えていません。出てきた</w:t>
+              <w:t xml:space="preserve">✓ が付かないときは、マイクかカメラが使えていません。表示された</w:t>
             </w:r>
             <w:r>
               <w:rPr>
@@ -3310,7 +4615,35 @@
               <w:t xml:space="preserve"> 直し方を見る </w:t>
             </w:r>
             <w:r>
-              <w:t xml:space="preserve">を押すか、10章を見てください。</w:t>
+              <w:t xml:space="preserve">を</w:t>
+            </w:r>
+            <w:r>
+              <w:ruby>
+                <w:rubyPr>
+                  <w:rubyAlign w:val="center"/>
+                  <w:hps w:val="10"/>
+                  <w:hpsRaise w:val="18"/>
+                  <w:hpsBaseText w:val="21"/>
+                  <w:lid w:val="ja-JP"/>
+                </w:rubyPr>
+                <w:rt>
+                  <w:r>
+                    <w:rPr>
+                      <w:sz w:val="10"/>
+                      <w:szCs w:val="10"/>
+                    </w:rPr>
+                    <w:t>お</w:t>
+                  </w:r>
+                </w:rt>
+                <w:rubyBase>
+                  <w:r>
+                    <w:t>押</w:t>
+                  </w:r>
+                </w:rubyBase>
+              </w:ruby>
+            </w:r>
+            <w:r>
+              <w:t xml:space="preserve">すか、10章を見てください。</w:t>
             </w:r>
           </w:p>
         </w:tc>
@@ -3507,7 +4840,42 @@
               <w:rPr>
                 <w:color w:val="47465E"/>
               </w:rPr>
-              <w:t xml:space="preserve">お手本の口の動きが、音といっしょに再生されます。</w:t>
+              <w:t xml:space="preserve">お手本の口の動きが、音声と</w:t>
+            </w:r>
+            <w:r>
+              <w:ruby>
+                <w:rubyPr>
+                  <w:rubyAlign w:val="center"/>
+                  <w:hps w:val="10"/>
+                  <w:hpsRaise w:val="18"/>
+                  <w:hpsBaseText w:val="21"/>
+                  <w:lid w:val="ja-JP"/>
+                </w:rubyPr>
+                <w:rt>
+                  <w:r>
+                    <w:rPr>
+                      <w:color w:val="47465E"/>
+                      <w:sz w:val="10"/>
+                      <w:szCs w:val="10"/>
+                    </w:rPr>
+                    <w:t>いっしょ</w:t>
+                  </w:r>
+                </w:rt>
+                <w:rubyBase>
+                  <w:r>
+                    <w:rPr>
+                      <w:color w:val="47465E"/>
+                    </w:rPr>
+                    <w:t>一緒</w:t>
+                  </w:r>
+                </w:rubyBase>
+              </w:ruby>
+            </w:r>
+            <w:r>
+              <w:rPr>
+                <w:color w:val="47465E"/>
+              </w:rPr>
+              <w:t xml:space="preserve">に再生されます。</w:t>
             </w:r>
           </w:p>
           <w:p>
@@ -3575,7 +4943,7 @@
               <w:rPr>
                 <w:color w:val="47465E"/>
               </w:rPr>
-              <w:t xml:space="preserve">上の段が高い音、下の段が低い音です。「びょ」は低く、「ういん」は高く言います。</w:t>
+              <w:t xml:space="preserve">上の段が高い音、下の段が低い音です。この例では、「びょ」は低く、「ういん」は高く言います。</w:t>
             </w:r>
           </w:p>
           <w:p>
@@ -3643,7 +5011,42 @@
               <w:rPr>
                 <w:color w:val="47465E"/>
               </w:rPr>
-              <w:t xml:space="preserve">帯が長いほど、長くのばす音です。</w:t>
+              <w:t xml:space="preserve">帯が長いほど、長く</w:t>
+            </w:r>
+            <w:r>
+              <w:ruby>
+                <w:rubyPr>
+                  <w:rubyAlign w:val="center"/>
+                  <w:hps w:val="10"/>
+                  <w:hpsRaise w:val="18"/>
+                  <w:hpsBaseText w:val="21"/>
+                  <w:lid w:val="ja-JP"/>
+                </w:rubyPr>
+                <w:rt>
+                  <w:r>
+                    <w:rPr>
+                      <w:color w:val="47465E"/>
+                      <w:sz w:val="10"/>
+                      <w:szCs w:val="10"/>
+                    </w:rPr>
+                    <w:t>の</w:t>
+                  </w:r>
+                </w:rt>
+                <w:rubyBase>
+                  <w:r>
+                    <w:rPr>
+                      <w:color w:val="47465E"/>
+                    </w:rPr>
+                    <w:t>伸</w:t>
+                  </w:r>
+                </w:rubyBase>
+              </w:ruby>
+            </w:r>
+            <w:r>
+              <w:rPr>
+                <w:color w:val="47465E"/>
+              </w:rPr>
+              <w:t xml:space="preserve">ばす音です。</w:t>
             </w:r>
           </w:p>
           <w:p>
@@ -3711,7 +5114,42 @@
               <w:rPr>
                 <w:color w:val="47465E"/>
               </w:rPr>
-              <w:t xml:space="preserve">見ているとちゅうでも、録音にすすめます。</w:t>
+              <w:t xml:space="preserve">見ている</w:t>
+            </w:r>
+            <w:r>
+              <w:ruby>
+                <w:rubyPr>
+                  <w:rubyAlign w:val="center"/>
+                  <w:hps w:val="10"/>
+                  <w:hpsRaise w:val="18"/>
+                  <w:hpsBaseText w:val="21"/>
+                  <w:lid w:val="ja-JP"/>
+                </w:rubyPr>
+                <w:rt>
+                  <w:r>
+                    <w:rPr>
+                      <w:color w:val="47465E"/>
+                      <w:sz w:val="10"/>
+                      <w:szCs w:val="10"/>
+                    </w:rPr>
+                    <w:t>とちゅう</w:t>
+                  </w:r>
+                </w:rt>
+                <w:rubyBase>
+                  <w:r>
+                    <w:rPr>
+                      <w:color w:val="47465E"/>
+                    </w:rPr>
+                    <w:t>途中</w:t>
+                  </w:r>
+                </w:rubyBase>
+              </w:ruby>
+            </w:r>
+            <w:r>
+              <w:rPr>
+                <w:color w:val="47465E"/>
+              </w:rPr>
+              <w:t xml:space="preserve">でも、録音に進めます。</w:t>
             </w:r>
           </w:p>
           <w:p>
@@ -3719,7 +5157,7 @@
               <w:spacing w:after="110"/>
             </w:pPr>
             <w:r>
-              <w:t xml:space="preserve">何回見てもかまいません。見おわると、ボタンが</w:t>
+              <w:t xml:space="preserve">何回見てもかまいません。見終わると、ボタンが</w:t>
             </w:r>
             <w:r>
               <w:rPr>
@@ -3806,7 +5244,7 @@
                 <wp:inline distT="0" distB="0" distL="0" distR="0">
                   <wp:extent cx="1866900" cy="3267075"/>
                   <wp:effectExtent t="0" r="0" b="0" l="0"/>
-                  <wp:docPr id="25" name="s_rec_count" descr="3・2・1 の画面。自分の口がカメラにうつっている。" title="3・2・1 の画面。自分の口がカメラにうつっている。"/>
+                  <wp:docPr id="25" name="s_rec_count" descr="3・2・1 の画面。自分の口がカメラに映っている。" title="3・2・1 の画面。自分の口がカメラに映っている。"/>
                   <wp:cNvGraphicFramePr>
                     <a:graphicFrameLocks xmlns:a="http://schemas.openxmlformats.org/drawingml/2006/main" noChangeAspect="1"/>
                   </wp:cNvGraphicFramePr>
@@ -3872,7 +5310,7 @@
               <w:t xml:space="preserve"> 3 </w:t>
             </w:r>
             <w:r>
-              <w:t xml:space="preserve">　3・2・1 でかまえる</w:t>
+              <w:t xml:space="preserve">　3・2・1 で構える</w:t>
             </w:r>
           </w:p>
           <w:p>
@@ -3880,17 +5318,46 @@
               <w:spacing w:after="110"/>
             </w:pPr>
             <w:r>
-              <w:t xml:space="preserve">カメラに自分の口がうつります。顔を</w:t>
+              <w:t xml:space="preserve">カメラに自分の口が映ります。顔を</w:t>
             </w:r>
             <w:r>
               <w:rPr>
                 <w:b/>
                 <w:bCs/>
               </w:rPr>
-              <w:t xml:space="preserve">点線の枠</w:t>
-            </w:r>
-            <w:r>
-              <w:t xml:space="preserve">に合わせて、かまえましょう。数字がおわると、録音がはじまります。</w:t>
+              <w:t xml:space="preserve">点線の</w:t>
+            </w:r>
+            <w:r>
+              <w:ruby>
+                <w:rubyPr>
+                  <w:rubyAlign w:val="center"/>
+                  <w:hps w:val="10"/>
+                  <w:hpsRaise w:val="18"/>
+                  <w:hpsBaseText w:val="21"/>
+                  <w:lid w:val="ja-JP"/>
+                </w:rubyPr>
+                <w:rt>
+                  <w:r>
+                    <w:rPr>
+                      <w:sz w:val="10"/>
+                      <w:szCs w:val="10"/>
+                    </w:rPr>
+                    <w:t>わく</w:t>
+                  </w:r>
+                </w:rt>
+                <w:rubyBase>
+                  <w:r>
+                    <w:rPr>
+                      <w:b/>
+                      <w:bCs/>
+                    </w:rPr>
+                    <w:t>枠</w:t>
+                  </w:r>
+                </w:rubyBase>
+              </w:ruby>
+            </w:r>
+            <w:r>
+              <w:t xml:space="preserve">に合わせて構えましょう。数字が終わると、録音が始まります。</w:t>
             </w:r>
           </w:p>
           <w:p>
@@ -3898,7 +5365,7 @@
               <w:spacing w:after="110"/>
             </w:pPr>
             <w:r>
-              <w:t xml:space="preserve">お手本の口が出ていた場所に、そのまま自分の口が出ます。さっき見た形と、くらべやすくなっています。</w:t>
+              <w:t xml:space="preserve">お手本の口が表示されていた場所に、そのまま自分の口が表示されます。先ほど見たお手本の形と比べやすくなっています。</w:t>
             </w:r>
           </w:p>
         </w:tc>
@@ -4035,7 +5502,7 @@
               <w:spacing w:after="110"/>
             </w:pPr>
             <w:r>
-              <w:t xml:space="preserve">「録音しています」になったら、単語を1回言います。お手本に合わせなくてだいじょうぶ。</w:t>
+              <w:t xml:space="preserve">「録音しています」と表示されたら、単語を1回言います。お手本に合わせる必要はありません。</w:t>
             </w:r>
             <w:r>
               <w:rPr>
@@ -4053,7 +5520,7 @@
               <w:spacing w:after="110"/>
             </w:pPr>
             <w:r>
-              <w:t xml:space="preserve">言いおわったら</w:t>
+              <w:t xml:space="preserve">言い終わったら</w:t>
             </w:r>
             <w:r>
               <w:rPr>
@@ -4065,7 +5532,35 @@
               <w:t xml:space="preserve"> ■ 録音停止 </w:t>
             </w:r>
             <w:r>
-              <w:t xml:space="preserve">を押します。言いおわって1.5秒ほど静かにしていると、自動で止まります。</w:t>
+              <w:t xml:space="preserve">を</w:t>
+            </w:r>
+            <w:r>
+              <w:ruby>
+                <w:rubyPr>
+                  <w:rubyAlign w:val="center"/>
+                  <w:hps w:val="10"/>
+                  <w:hpsRaise w:val="18"/>
+                  <w:hpsBaseText w:val="21"/>
+                  <w:lid w:val="ja-JP"/>
+                </w:rubyPr>
+                <w:rt>
+                  <w:r>
+                    <w:rPr>
+                      <w:sz w:val="10"/>
+                      <w:szCs w:val="10"/>
+                    </w:rPr>
+                    <w:t>お</w:t>
+                  </w:r>
+                </w:rt>
+                <w:rubyBase>
+                  <w:r>
+                    <w:t>押</w:t>
+                  </w:r>
+                </w:rubyBase>
+              </w:ruby>
+            </w:r>
+            <w:r>
+              <w:t xml:space="preserve">します。言い終わってから1.5秒ほど静かにしていると、自動で止まります。</w:t>
             </w:r>
           </w:p>
           <w:p>
@@ -4089,7 +5584,7 @@
               <w:t xml:space="preserve">ポイント　</w:t>
             </w:r>
             <w:r>
-              <w:t xml:space="preserve">下の帯は、お手本の音の長さです。帯に合わせて言わなくてもOKです。</w:t>
+              <w:t xml:space="preserve">下の帯は、お手本の音の長さです。帯に合わせて言う必要はありません。</w:t>
             </w:r>
           </w:p>
         </w:tc>
@@ -4152,7 +5647,7 @@
                 <wp:inline distT="0" distB="0" distL="0" distR="0">
                   <wp:extent cx="1866900" cy="3267075"/>
                   <wp:effectExtent t="0" r="0" b="0" l="0"/>
-                  <wp:docPr id="27" name="s_rec_done" descr="録音のあとの画面。お手本とあなたの口がならんでいる。" title="録音のあとの画面。お手本とあなたの口がならんでいる。"/>
+                  <wp:docPr id="27" name="s_rec_done" descr="録音の後の画面。お手本とあなたの口が並んでいる。" title="録音の後の画面。お手本とあなたの口が並んでいる。"/>
                   <wp:cNvGraphicFramePr>
                     <a:graphicFrameLocks xmlns:a="http://schemas.openxmlformats.org/drawingml/2006/main" noChangeAspect="1"/>
                   </wp:cNvGraphicFramePr>
@@ -4226,7 +5721,35 @@
               <w:spacing w:after="110"/>
             </w:pPr>
             <w:r>
-              <w:t xml:space="preserve">お手本の口と、いま撮った自分の口が、ならんで再生されます。「ゆっくり」でも見られます。</w:t>
+              <w:t xml:space="preserve">お手本の口と、今</w:t>
+            </w:r>
+            <w:r>
+              <w:ruby>
+                <w:rubyPr>
+                  <w:rubyAlign w:val="center"/>
+                  <w:hps w:val="10"/>
+                  <w:hpsRaise w:val="18"/>
+                  <w:hpsBaseText w:val="21"/>
+                  <w:lid w:val="ja-JP"/>
+                </w:rubyPr>
+                <w:rt>
+                  <w:r>
+                    <w:rPr>
+                      <w:sz w:val="10"/>
+                      <w:szCs w:val="10"/>
+                    </w:rPr>
+                    <w:t>と</w:t>
+                  </w:r>
+                </w:rt>
+                <w:rubyBase>
+                  <w:r>
+                    <w:t>撮</w:t>
+                  </w:r>
+                </w:rubyBase>
+              </w:ruby>
+            </w:r>
+            <w:r>
+              <w:t xml:space="preserve">った自分の口が並んで再生されます。「ゆっくり」を選ぶと、ゆっくり再生できます。</w:t>
             </w:r>
           </w:p>
           <w:p>
@@ -4243,7 +5766,35 @@
               <w:t xml:space="preserve"> 結果を見る → </w:t>
             </w:r>
             <w:r>
-              <w:t xml:space="preserve">を押します。言いなおしたいときは、</w:t>
+              <w:t xml:space="preserve">を</w:t>
+            </w:r>
+            <w:r>
+              <w:ruby>
+                <w:rubyPr>
+                  <w:rubyAlign w:val="center"/>
+                  <w:hps w:val="10"/>
+                  <w:hpsRaise w:val="18"/>
+                  <w:hpsBaseText w:val="21"/>
+                  <w:lid w:val="ja-JP"/>
+                </w:rubyPr>
+                <w:rt>
+                  <w:r>
+                    <w:rPr>
+                      <w:sz w:val="10"/>
+                      <w:szCs w:val="10"/>
+                    </w:rPr>
+                    <w:t>お</w:t>
+                  </w:r>
+                </w:rt>
+                <w:rubyBase>
+                  <w:r>
+                    <w:t>押</w:t>
+                  </w:r>
+                </w:rubyBase>
+              </w:ruby>
+            </w:r>
+            <w:r>
+              <w:t xml:space="preserve">します。言い直したいときは、</w:t>
             </w:r>
             <w:r>
               <w:rPr>
@@ -4267,7 +5818,35 @@
               <w:t xml:space="preserve"> お手本を見て録り直す </w:t>
             </w:r>
             <w:r>
-              <w:t xml:space="preserve">を押します。</w:t>
+              <w:t xml:space="preserve">を</w:t>
+            </w:r>
+            <w:r>
+              <w:ruby>
+                <w:rubyPr>
+                  <w:rubyAlign w:val="center"/>
+                  <w:hps w:val="10"/>
+                  <w:hpsRaise w:val="18"/>
+                  <w:hpsBaseText w:val="21"/>
+                  <w:lid w:val="ja-JP"/>
+                </w:rubyPr>
+                <w:rt>
+                  <w:r>
+                    <w:rPr>
+                      <w:sz w:val="10"/>
+                      <w:szCs w:val="10"/>
+                    </w:rPr>
+                    <w:t>お</w:t>
+                  </w:r>
+                </w:rt>
+                <w:rubyBase>
+                  <w:r>
+                    <w:t>押</w:t>
+                  </w:r>
+                </w:rubyBase>
+              </w:ruby>
+            </w:r>
+            <w:r>
+              <w:t xml:space="preserve">します。</w:t>
             </w:r>
           </w:p>
         </w:tc>
@@ -4412,7 +5991,7 @@
               <w:spacing w:after="110"/>
             </w:pPr>
             <w:r>
-              <w:t xml:space="preserve">待っているあいだに、下にヒントが出ます。</w:t>
+              <w:t xml:space="preserve">待っている間、下にヒントが表示されます。</w:t>
             </w:r>
           </w:p>
         </w:tc>
@@ -4437,7 +6016,7 @@
         <w:t xml:space="preserve">6</w:t>
       </w:r>
       <w:r>
-        <w:t xml:space="preserve">　結果の見かた</w:t>
+        <w:t xml:space="preserve">　結果の見方</w:t>
       </w:r>
     </w:p>
     <w:p>
@@ -4449,7 +6028,7 @@
         <w:rPr>
           <w:color w:val="47465E"/>
         </w:rPr>
-        <w:t xml:space="preserve">結果は「まとめ」「くらべる」「口と声」の3つのタブに分かれています。はじめに「まとめ」が出ます。</w:t>
+        <w:t xml:space="preserve">結果は「まとめ」「くらべる」「口と声」の3つのタブに分かれています。最初は「まとめ」が表示されます。</w:t>
       </w:r>
     </w:p>
     <w:tbl>
@@ -4635,7 +6214,77 @@
               <w:rPr>
                 <w:color w:val="47465E"/>
               </w:rPr>
-              <w:t xml:space="preserve">「まとめ」「くらべる」「口と声」を切りかえます。</w:t>
+              <w:t xml:space="preserve">「まとめ」「くらべる」「口と声」を</w:t>
+            </w:r>
+            <w:r>
+              <w:ruby>
+                <w:rubyPr>
+                  <w:rubyAlign w:val="center"/>
+                  <w:hps w:val="10"/>
+                  <w:hpsRaise w:val="18"/>
+                  <w:hpsBaseText w:val="21"/>
+                  <w:lid w:val="ja-JP"/>
+                </w:rubyPr>
+                <w:rt>
+                  <w:r>
+                    <w:rPr>
+                      <w:color w:val="47465E"/>
+                      <w:sz w:val="10"/>
+                      <w:szCs w:val="10"/>
+                    </w:rPr>
+                    <w:t>き</w:t>
+                  </w:r>
+                </w:rt>
+                <w:rubyBase>
+                  <w:r>
+                    <w:rPr>
+                      <w:color w:val="47465E"/>
+                    </w:rPr>
+                    <w:t>切</w:t>
+                  </w:r>
+                </w:rubyBase>
+              </w:ruby>
+            </w:r>
+            <w:r>
+              <w:rPr>
+                <w:color w:val="47465E"/>
+              </w:rPr>
+              <w:t xml:space="preserve">り</w:t>
+            </w:r>
+            <w:r>
+              <w:ruby>
+                <w:rubyPr>
+                  <w:rubyAlign w:val="center"/>
+                  <w:hps w:val="10"/>
+                  <w:hpsRaise w:val="18"/>
+                  <w:hpsBaseText w:val="21"/>
+                  <w:lid w:val="ja-JP"/>
+                </w:rubyPr>
+                <w:rt>
+                  <w:r>
+                    <w:rPr>
+                      <w:color w:val="47465E"/>
+                      <w:sz w:val="10"/>
+                      <w:szCs w:val="10"/>
+                    </w:rPr>
+                    <w:t>か</w:t>
+                  </w:r>
+                </w:rt>
+                <w:rubyBase>
+                  <w:r>
+                    <w:rPr>
+                      <w:color w:val="47465E"/>
+                    </w:rPr>
+                    <w:t>替</w:t>
+                  </w:r>
+                </w:rubyBase>
+              </w:ruby>
+            </w:r>
+            <w:r>
+              <w:rPr>
+                <w:color w:val="47465E"/>
+              </w:rPr>
+              <w:t xml:space="preserve">えます。</w:t>
             </w:r>
           </w:p>
           <w:p>
@@ -4771,7 +6420,7 @@
               <w:rPr>
                 <w:color w:val="47465E"/>
               </w:rPr>
-              <w:t xml:space="preserve">この単語を前に言ったときより、何点上がったか・下がったか。</w:t>
+              <w:t xml:space="preserve">この単語を前回言ったときと比べて、何点上がったか（下がったか）を示します。</w:t>
             </w:r>
           </w:p>
           <w:p>
@@ -4839,7 +6488,42 @@
               <w:rPr>
                 <w:color w:val="47465E"/>
               </w:rPr>
-              <w:t xml:space="preserve">3つのできばえを ◎○△ で見せます。</w:t>
+              <w:t xml:space="preserve">3つの</w:t>
+            </w:r>
+            <w:r>
+              <w:ruby>
+                <w:rubyPr>
+                  <w:rubyAlign w:val="center"/>
+                  <w:hps w:val="10"/>
+                  <w:hpsRaise w:val="18"/>
+                  <w:hpsBaseText w:val="21"/>
+                  <w:lid w:val="ja-JP"/>
+                </w:rubyPr>
+                <w:rt>
+                  <w:r>
+                    <w:rPr>
+                      <w:color w:val="47465E"/>
+                      <w:sz w:val="10"/>
+                      <w:szCs w:val="10"/>
+                    </w:rPr>
+                    <w:t>こうもく</w:t>
+                  </w:r>
+                </w:rt>
+                <w:rubyBase>
+                  <w:r>
+                    <w:rPr>
+                      <w:color w:val="47465E"/>
+                    </w:rPr>
+                    <w:t>項目</w:t>
+                  </w:r>
+                </w:rubyBase>
+              </w:ruby>
+            </w:r>
+            <w:r>
+              <w:rPr>
+                <w:color w:val="47465E"/>
+              </w:rPr>
+              <w:t xml:space="preserve">の出来栄えを ◎○△ で示します。</w:t>
             </w:r>
           </w:p>
           <w:p>
@@ -4907,7 +6591,7 @@
               <w:rPr>
                 <w:color w:val="47465E"/>
               </w:rPr>
-              <w:t xml:space="preserve">口の動きと声のタイミングがずれていたときだけ出ます。引いた点は少し（いちばん多くて5点）です。</w:t>
+              <w:t xml:space="preserve">口の動きと声のタイミングがずれていたときだけ表示されます。引かれる点は少しです（最大5点）。</w:t>
             </w:r>
             <w:r>
               <w:rPr>
@@ -4922,7 +6606,42 @@
               <w:rPr>
                 <w:color w:val="47465E"/>
               </w:rPr>
-              <w:t xml:space="preserve">でくわしく見られます。</w:t>
+              <w:t xml:space="preserve">で</w:t>
+            </w:r>
+            <w:r>
+              <w:ruby>
+                <w:rubyPr>
+                  <w:rubyAlign w:val="center"/>
+                  <w:hps w:val="10"/>
+                  <w:hpsRaise w:val="18"/>
+                  <w:hpsBaseText w:val="21"/>
+                  <w:lid w:val="ja-JP"/>
+                </w:rubyPr>
+                <w:rt>
+                  <w:r>
+                    <w:rPr>
+                      <w:color w:val="47465E"/>
+                      <w:sz w:val="10"/>
+                      <w:szCs w:val="10"/>
+                    </w:rPr>
+                    <w:t>くわ</w:t>
+                  </w:r>
+                </w:rt>
+                <w:rubyBase>
+                  <w:r>
+                    <w:rPr>
+                      <w:color w:val="47465E"/>
+                    </w:rPr>
+                    <w:t>詳</w:t>
+                  </w:r>
+                </w:rubyBase>
+              </w:ruby>
+            </w:r>
+            <w:r>
+              <w:rPr>
+                <w:color w:val="47465E"/>
+              </w:rPr>
+              <w:t xml:space="preserve">しく確認できます。</w:t>
             </w:r>
           </w:p>
           <w:p>
@@ -4990,7 +6709,7 @@
               <w:rPr>
                 <w:color w:val="47465E"/>
               </w:rPr>
-              <w:t xml:space="preserve">同じ単語をもう一度か、つぎの単語へすすみます。</w:t>
+              <w:t xml:space="preserve">同じ単語をもう一度練習するか、次の単語へ進みます。</w:t>
             </w:r>
           </w:p>
           <w:p>
@@ -5467,7 +7186,7 @@
               <w:spacing w:after="110"/>
             </w:pPr>
             <w:r>
-              <w:t xml:space="preserve">まとめを下へすすむと出てきます。</w:t>
+              <w:t xml:space="preserve">まとめを下にスクロールすると表示されます。</w:t>
             </w:r>
             <w:r>
               <w:rPr>
@@ -5477,7 +7196,35 @@
               <w:t xml:space="preserve">直すところを1つだけ</w:t>
             </w:r>
             <w:r>
-              <w:t xml:space="preserve">教えてくれます。この例では、「ん」の長さがお手本とちがっています。</w:t>
+              <w:t xml:space="preserve">教えてくれます。この例では、「ん」の長さがお手本と</w:t>
+            </w:r>
+            <w:r>
+              <w:ruby>
+                <w:rubyPr>
+                  <w:rubyAlign w:val="center"/>
+                  <w:hps w:val="10"/>
+                  <w:hpsRaise w:val="18"/>
+                  <w:hpsBaseText w:val="21"/>
+                  <w:lid w:val="ja-JP"/>
+                </w:rubyPr>
+                <w:rt>
+                  <w:r>
+                    <w:rPr>
+                      <w:sz w:val="10"/>
+                      <w:szCs w:val="10"/>
+                    </w:rPr>
+                    <w:t>ちが</w:t>
+                  </w:r>
+                </w:rt>
+                <w:rubyBase>
+                  <w:r>
+                    <w:t>違</w:t>
+                  </w:r>
+                </w:rubyBase>
+              </w:ruby>
+            </w:r>
+            <w:r>
+              <w:t xml:space="preserve">っています。</w:t>
             </w:r>
           </w:p>
           <w:p>
@@ -5485,7 +7232,35 @@
               <w:spacing w:after="110"/>
             </w:pPr>
             <w:r>
-              <w:t xml:space="preserve">ボタンを押すと、その場所をくらべるグラフがひらきます。つぎは、ここだけに気をつけて言ってみましょう。</w:t>
+              <w:t xml:space="preserve">ボタンを</w:t>
+            </w:r>
+            <w:r>
+              <w:ruby>
+                <w:rubyPr>
+                  <w:rubyAlign w:val="center"/>
+                  <w:hps w:val="10"/>
+                  <w:hpsRaise w:val="18"/>
+                  <w:hpsBaseText w:val="21"/>
+                  <w:lid w:val="ja-JP"/>
+                </w:rubyPr>
+                <w:rt>
+                  <w:r>
+                    <w:rPr>
+                      <w:sz w:val="10"/>
+                      <w:szCs w:val="10"/>
+                    </w:rPr>
+                    <w:t>お</w:t>
+                  </w:r>
+                </w:rt>
+                <w:rubyBase>
+                  <w:r>
+                    <w:t>押</w:t>
+                  </w:r>
+                </w:rubyBase>
+              </w:ruby>
+            </w:r>
+            <w:r>
+              <w:t xml:space="preserve">すと、その部分を比べるグラフが開きます。次の練習では、そこだけに気をつけて言ってみましょう。</w:t>
             </w:r>
           </w:p>
         </w:tc>
@@ -5676,7 +7451,7 @@
               <w:t xml:space="preserve">音ごとのできばえ</w:t>
             </w:r>
             <w:r>
-              <w:t xml:space="preserve">：1つの音ごとに、できたところ（◎）と、つぎに直すところ（△）が分かります。◎の下の名前は「できたところ」、△の下は「つぎに直すところ」です。</w:t>
+              <w:t xml:space="preserve">：音の一つ一つについて、できたところ（◎）と次に直すところ（△）が分かります。◎の下の名前は「できたところ」、△の下の名前は「つぎに直すところ」です。</w:t>
             </w:r>
           </w:p>
           <w:p>
@@ -5691,7 +7466,7 @@
               <w:t xml:space="preserve">この単語の記録</w:t>
             </w:r>
             <w:r>
-              <w:t xml:space="preserve">：何回目のれんしゅうか、自己ベスト、マスター（90点）まであと何点か、最近の点数の線が見られます。</w:t>
+              <w:t xml:space="preserve">：何回目の練習か、自己ベスト、マスター（90点）まであと何点か、最近の点数の移り変わりが見られます。</w:t>
             </w:r>
           </w:p>
         </w:tc>
@@ -5726,7 +7501,91 @@
         <w:spacing w:after="110"/>
       </w:pPr>
       <w:r>
-        <w:t xml:space="preserve">「くらべる」タブでは、お手本（灰色）とあなた（青むらさき）を、グラフでくらべます。上のボタンで「高さ」「長さ」「口の形」を切りかえます。</w:t>
+        <w:t xml:space="preserve">「くらべる」タブでは、お手本（灰色）とあなた（</w:t>
+      </w:r>
+      <w:r>
+        <w:ruby>
+          <w:rubyPr>
+            <w:rubyAlign w:val="center"/>
+            <w:hps w:val="10"/>
+            <w:hpsRaise w:val="18"/>
+            <w:hpsBaseText w:val="21"/>
+            <w:lid w:val="ja-JP"/>
+          </w:rubyPr>
+          <w:rt>
+            <w:r>
+              <w:rPr>
+                <w:sz w:val="10"/>
+                <w:szCs w:val="10"/>
+              </w:rPr>
+              <w:t>あおむらさき</w:t>
+            </w:r>
+          </w:rt>
+          <w:rubyBase>
+            <w:r>
+              <w:t>青紫</w:t>
+            </w:r>
+          </w:rubyBase>
+        </w:ruby>
+      </w:r>
+      <w:r>
+        <w:t xml:space="preserve">）をグラフで比べます。上のボタンで「高さ」「長さ」「口の形」を</w:t>
+      </w:r>
+      <w:r>
+        <w:ruby>
+          <w:rubyPr>
+            <w:rubyAlign w:val="center"/>
+            <w:hps w:val="10"/>
+            <w:hpsRaise w:val="18"/>
+            <w:hpsBaseText w:val="21"/>
+            <w:lid w:val="ja-JP"/>
+          </w:rubyPr>
+          <w:rt>
+            <w:r>
+              <w:rPr>
+                <w:sz w:val="10"/>
+                <w:szCs w:val="10"/>
+              </w:rPr>
+              <w:t>き</w:t>
+            </w:r>
+          </w:rt>
+          <w:rubyBase>
+            <w:r>
+              <w:t>切</w:t>
+            </w:r>
+          </w:rubyBase>
+        </w:ruby>
+      </w:r>
+      <w:r>
+        <w:t xml:space="preserve">り</w:t>
+      </w:r>
+      <w:r>
+        <w:ruby>
+          <w:rubyPr>
+            <w:rubyAlign w:val="center"/>
+            <w:hps w:val="10"/>
+            <w:hpsRaise w:val="18"/>
+            <w:hpsBaseText w:val="21"/>
+            <w:lid w:val="ja-JP"/>
+          </w:rubyPr>
+          <w:rt>
+            <w:r>
+              <w:rPr>
+                <w:sz w:val="10"/>
+                <w:szCs w:val="10"/>
+              </w:rPr>
+              <w:t>か</w:t>
+            </w:r>
+          </w:rt>
+          <w:rubyBase>
+            <w:r>
+              <w:t>替</w:t>
+            </w:r>
+          </w:rubyBase>
+        </w:ruby>
+      </w:r>
+      <w:r>
+        <w:t xml:space="preserve">えます。</w:t>
       </w:r>
     </w:p>
     <w:tbl>
@@ -5839,7 +7698,46 @@
                 <w:sz w:val="20"/>
                 <w:szCs w:val="20"/>
               </w:rPr>
-              <w:t xml:space="preserve">線の形（上がる・下がる）がにているほど、高さが合っています。高さそのものがちがっても、形が同じならOKです。</w:t>
+              <w:t xml:space="preserve">線の形（上がる・下がる）が似ているほど、高さが合っています。声の高さそのものが</w:t>
+            </w:r>
+            <w:r>
+              <w:ruby>
+                <w:rubyPr>
+                  <w:rubyAlign w:val="center"/>
+                  <w:hps w:val="10"/>
+                  <w:hpsRaise w:val="17"/>
+                  <w:hpsBaseText w:val="20"/>
+                  <w:lid w:val="ja-JP"/>
+                </w:rubyPr>
+                <w:rt>
+                  <w:r>
+                    <w:rPr>
+                      <w:color w:val="47465E"/>
+                      <w:sz w:val="10"/>
+                      <w:szCs w:val="10"/>
+                    </w:rPr>
+                    <w:t>ちが</w:t>
+                  </w:r>
+                </w:rt>
+                <w:rubyBase>
+                  <w:r>
+                    <w:rPr>
+                      <w:color w:val="47465E"/>
+                      <w:sz w:val="20"/>
+                      <w:szCs w:val="20"/>
+                    </w:rPr>
+                    <w:t>違</w:t>
+                  </w:r>
+                </w:rubyBase>
+              </w:ruby>
+            </w:r>
+            <w:r>
+              <w:rPr>
+                <w:color w:val="47465E"/>
+                <w:sz w:val="20"/>
+                <w:szCs w:val="20"/>
+              </w:rPr>
+              <w:t xml:space="preserve">っていても、形が同じなら問題ありません。</w:t>
             </w:r>
           </w:p>
         </w:tc>
@@ -5931,7 +7829,85 @@
                 <w:sz w:val="20"/>
                 <w:szCs w:val="20"/>
               </w:rPr>
-              <w:t xml:space="preserve">同じ音の帯の、よこ幅をくらべます。お手本より細ければ短く、太ければのばしすぎです。</w:t>
+              <w:t xml:space="preserve">同じ音の帯の</w:t>
+            </w:r>
+            <w:r>
+              <w:ruby>
+                <w:rubyPr>
+                  <w:rubyAlign w:val="center"/>
+                  <w:hps w:val="10"/>
+                  <w:hpsRaise w:val="17"/>
+                  <w:hpsBaseText w:val="20"/>
+                  <w:lid w:val="ja-JP"/>
+                </w:rubyPr>
+                <w:rt>
+                  <w:r>
+                    <w:rPr>
+                      <w:color w:val="47465E"/>
+                      <w:sz w:val="10"/>
+                      <w:szCs w:val="10"/>
+                    </w:rPr>
+                    <w:t>よこはば</w:t>
+                  </w:r>
+                </w:rt>
+                <w:rubyBase>
+                  <w:r>
+                    <w:rPr>
+                      <w:color w:val="47465E"/>
+                      <w:sz w:val="20"/>
+                      <w:szCs w:val="20"/>
+                    </w:rPr>
+                    <w:t>横幅</w:t>
+                  </w:r>
+                </w:rubyBase>
+              </w:ruby>
+            </w:r>
+            <w:r>
+              <w:rPr>
+                <w:color w:val="47465E"/>
+                <w:sz w:val="20"/>
+                <w:szCs w:val="20"/>
+              </w:rPr>
+              <w:t xml:space="preserve">を比べます。お手本より細ければ短すぎ、太ければ</w:t>
+            </w:r>
+            <w:r>
+              <w:ruby>
+                <w:rubyPr>
+                  <w:rubyAlign w:val="center"/>
+                  <w:hps w:val="10"/>
+                  <w:hpsRaise w:val="17"/>
+                  <w:hpsBaseText w:val="20"/>
+                  <w:lid w:val="ja-JP"/>
+                </w:rubyPr>
+                <w:rt>
+                  <w:r>
+                    <w:rPr>
+                      <w:color w:val="47465E"/>
+                      <w:sz w:val="10"/>
+                      <w:szCs w:val="10"/>
+                    </w:rPr>
+                    <w:t>の</w:t>
+                  </w:r>
+                </w:rt>
+                <w:rubyBase>
+                  <w:r>
+                    <w:rPr>
+                      <w:color w:val="47465E"/>
+                      <w:sz w:val="20"/>
+                      <w:szCs w:val="20"/>
+                    </w:rPr>
+                    <w:t>伸</w:t>
+                  </w:r>
+                </w:rubyBase>
+              </w:ruby>
+            </w:r>
+            <w:r>
+              <w:rPr>
+                <w:color w:val="47465E"/>
+                <w:sz w:val="20"/>
+                <w:szCs w:val="20"/>
+              </w:rPr>
+              <w:t xml:space="preserve">ばしすぎです。</w:t>
             </w:r>
           </w:p>
         </w:tc>
@@ -6023,7 +7999,7 @@
                 <w:sz w:val="20"/>
                 <w:szCs w:val="20"/>
               </w:rPr>
-              <w:t xml:space="preserve">お手本とあなたの口を、ならべて再生できます。バーが長いほど、口を大きく開けています。お手本と同じ長さが目標です。</w:t>
+              <w:t xml:space="preserve">お手本とあなたの口を並べて再生できます。バーが長いほど、口を大きく開けています。お手本と同じ長さを目指しましょう。</w:t>
             </w:r>
           </w:p>
         </w:tc>
@@ -6157,7 +8133,7 @@
               <w:spacing w:after="110"/>
             </w:pPr>
             <w:r>
-              <w:t xml:space="preserve">口の動きと声が、同じタイミングで出ているかを見ます。</w:t>
+              <w:t xml:space="preserve">口の動きと声が、同じタイミングで出ているかを確認します。</w:t>
             </w:r>
             <w:r>
               <w:rPr>
@@ -6195,7 +8171,7 @@
               <w:spacing w:after="110"/>
             </w:pPr>
             <w:r>
-              <w:t xml:space="preserve">ずれが大きい音があると、合計点から少し（いちばん多くて5点）引かれます。そのときは、どの音で引いたかが、このタブに出ます。</w:t>
+              <w:t xml:space="preserve">ずれが大きい音があると、合計点から少し（最大5点）引かれます。そのときは、どの音で引かれたかがこのタブに表示されます。</w:t>
             </w:r>
           </w:p>
         </w:tc>
@@ -6220,7 +8196,32 @@
         <w:t xml:space="preserve">7</w:t>
       </w:r>
       <w:r>
-        <w:t xml:space="preserve">　記録と分析</w:t>
+        <w:t xml:space="preserve">　記録と</w:t>
+      </w:r>
+      <w:r>
+        <w:ruby>
+          <w:rubyPr>
+            <w:rubyAlign w:val="center"/>
+            <w:hps w:val="17"/>
+            <w:hpsRaise w:val="31"/>
+            <w:hpsBaseText w:val="34"/>
+            <w:lid w:val="ja-JP"/>
+          </w:rubyPr>
+          <w:rt>
+            <w:r>
+              <w:rPr>
+                <w:sz w:val="17"/>
+                <w:szCs w:val="17"/>
+              </w:rPr>
+              <w:t>ぶんせき</w:t>
+            </w:r>
+          </w:rt>
+          <w:rubyBase>
+            <w:r>
+              <w:t>分析</w:t>
+            </w:r>
+          </w:rubyBase>
+        </w:ruby>
       </w:r>
     </w:p>
     <w:p>
@@ -6232,7 +8233,112 @@
         <w:rPr>
           <w:color w:val="47465E"/>
         </w:rPr>
-        <w:t xml:space="preserve">画面下のタブの「記録」と「分析」で、これまでのれんしゅうをふりかえります。</w:t>
+        <w:t xml:space="preserve">画面下のタブの「記録」と「</w:t>
+      </w:r>
+      <w:r>
+        <w:ruby>
+          <w:rubyPr>
+            <w:rubyAlign w:val="center"/>
+            <w:hps w:val="10"/>
+            <w:hpsRaise w:val="18"/>
+            <w:hpsBaseText w:val="21"/>
+            <w:lid w:val="ja-JP"/>
+          </w:rubyPr>
+          <w:rt>
+            <w:r>
+              <w:rPr>
+                <w:color w:val="47465E"/>
+                <w:sz w:val="10"/>
+                <w:szCs w:val="10"/>
+              </w:rPr>
+              <w:t>ぶんせき</w:t>
+            </w:r>
+          </w:rt>
+          <w:rubyBase>
+            <w:r>
+              <w:rPr>
+                <w:color w:val="47465E"/>
+              </w:rPr>
+              <w:t>分析</w:t>
+            </w:r>
+          </w:rubyBase>
+        </w:ruby>
+      </w:r>
+      <w:r>
+        <w:rPr>
+          <w:color w:val="47465E"/>
+        </w:rPr>
+        <w:t xml:space="preserve">」で、これまでの練習を</w:t>
+      </w:r>
+      <w:r>
+        <w:ruby>
+          <w:rubyPr>
+            <w:rubyAlign w:val="center"/>
+            <w:hps w:val="10"/>
+            <w:hpsRaise w:val="18"/>
+            <w:hpsBaseText w:val="21"/>
+            <w:lid w:val="ja-JP"/>
+          </w:rubyPr>
+          <w:rt>
+            <w:r>
+              <w:rPr>
+                <w:color w:val="47465E"/>
+                <w:sz w:val="10"/>
+                <w:szCs w:val="10"/>
+              </w:rPr>
+              <w:t>ふ</w:t>
+            </w:r>
+          </w:rt>
+          <w:rubyBase>
+            <w:r>
+              <w:rPr>
+                <w:color w:val="47465E"/>
+              </w:rPr>
+              <w:t>振</w:t>
+            </w:r>
+          </w:rubyBase>
+        </w:ruby>
+      </w:r>
+      <w:r>
+        <w:rPr>
+          <w:color w:val="47465E"/>
+        </w:rPr>
+        <w:t xml:space="preserve">り</w:t>
+      </w:r>
+      <w:r>
+        <w:ruby>
+          <w:rubyPr>
+            <w:rubyAlign w:val="center"/>
+            <w:hps w:val="10"/>
+            <w:hpsRaise w:val="18"/>
+            <w:hpsBaseText w:val="21"/>
+            <w:lid w:val="ja-JP"/>
+          </w:rubyPr>
+          <w:rt>
+            <w:r>
+              <w:rPr>
+                <w:color w:val="47465E"/>
+                <w:sz w:val="10"/>
+                <w:szCs w:val="10"/>
+              </w:rPr>
+              <w:t>かえ</w:t>
+            </w:r>
+          </w:rt>
+          <w:rubyBase>
+            <w:r>
+              <w:rPr>
+                <w:color w:val="47465E"/>
+              </w:rPr>
+              <w:t>返</w:t>
+            </w:r>
+          </w:rubyBase>
+        </w:ruby>
+      </w:r>
+      <w:r>
+        <w:rPr>
+          <w:color w:val="47465E"/>
+        </w:rPr>
+        <w:t xml:space="preserve">れます。</w:t>
       </w:r>
     </w:p>
     <w:tbl>
@@ -6344,7 +8450,46 @@
                 <w:sz w:val="20"/>
                 <w:szCs w:val="20"/>
               </w:rPr>
-              <w:t xml:space="preserve">最近5回の平均点と、はじめのころから何点のびたか。連続日数、れんしゅうした回数、点数のうつりかわり、れんしゅうした日のカレンダー、さいきんのれんしゅうの一覧が見られます。</w:t>
+              <w:t xml:space="preserve">最近5回の平均点と、始めたころから何点</w:t>
+            </w:r>
+            <w:r>
+              <w:ruby>
+                <w:rubyPr>
+                  <w:rubyAlign w:val="center"/>
+                  <w:hps w:val="10"/>
+                  <w:hpsRaise w:val="17"/>
+                  <w:hpsBaseText w:val="20"/>
+                  <w:lid w:val="ja-JP"/>
+                </w:rubyPr>
+                <w:rt>
+                  <w:r>
+                    <w:rPr>
+                      <w:color w:val="47465E"/>
+                      <w:sz w:val="10"/>
+                      <w:szCs w:val="10"/>
+                    </w:rPr>
+                    <w:t>の</w:t>
+                  </w:r>
+                </w:rt>
+                <w:rubyBase>
+                  <w:r>
+                    <w:rPr>
+                      <w:color w:val="47465E"/>
+                      <w:sz w:val="20"/>
+                      <w:szCs w:val="20"/>
+                    </w:rPr>
+                    <w:t>伸</w:t>
+                  </w:r>
+                </w:rubyBase>
+              </w:ruby>
+            </w:r>
+            <w:r>
+              <w:rPr>
+                <w:color w:val="47465E"/>
+                <w:sz w:val="20"/>
+                <w:szCs w:val="20"/>
+              </w:rPr>
+              <w:t xml:space="preserve">びたかが分かります。連続日数、練習した回数、点数の移り変わり、練習した日のカレンダー、最近の練習の一覧も見られます。</w:t>
             </w:r>
           </w:p>
         </w:tc>
@@ -6417,13 +8562,35 @@
               <w:spacing w:after="40"/>
             </w:pPr>
             <w:r>
-              <w:rPr>
-                <w:b/>
-                <w:bCs/>
-                <w:sz w:val="23"/>
-                <w:szCs w:val="23"/>
-              </w:rPr>
-              <w:t xml:space="preserve">分析</w:t>
+              <w:ruby>
+                <w:rubyPr>
+                  <w:rubyAlign w:val="center"/>
+                  <w:hps w:val="12"/>
+                  <w:hpsRaise w:val="20"/>
+                  <w:hpsBaseText w:val="23"/>
+                  <w:lid w:val="ja-JP"/>
+                </w:rubyPr>
+                <w:rt>
+                  <w:r>
+                    <w:rPr>
+                      <w:sz w:val="12"/>
+                      <w:szCs w:val="12"/>
+                    </w:rPr>
+                    <w:t>ぶんせき</w:t>
+                  </w:r>
+                </w:rt>
+                <w:rubyBase>
+                  <w:r>
+                    <w:rPr>
+                      <w:b/>
+                      <w:bCs/>
+                      <w:sz w:val="23"/>
+                      <w:szCs w:val="23"/>
+                    </w:rPr>
+                    <w:t>分析</w:t>
+                  </w:r>
+                </w:rubyBase>
+              </w:ruby>
             </w:r>
           </w:p>
           <w:p>
@@ -6436,7 +8603,46 @@
                 <w:sz w:val="20"/>
                 <w:szCs w:val="20"/>
               </w:rPr>
-              <w:t xml:space="preserve">1回れんしゅうするごとに、平均で何点のびているか。単語ごとに「のびている」「足ぶみ中」「マスター」が分かります。足ぶみ中の単語は、その場でれんしゅうできます。</w:t>
+              <w:t xml:space="preserve">1回練習するごとに、平均で何点</w:t>
+            </w:r>
+            <w:r>
+              <w:ruby>
+                <w:rubyPr>
+                  <w:rubyAlign w:val="center"/>
+                  <w:hps w:val="10"/>
+                  <w:hpsRaise w:val="17"/>
+                  <w:hpsBaseText w:val="20"/>
+                  <w:lid w:val="ja-JP"/>
+                </w:rubyPr>
+                <w:rt>
+                  <w:r>
+                    <w:rPr>
+                      <w:color w:val="47465E"/>
+                      <w:sz w:val="10"/>
+                      <w:szCs w:val="10"/>
+                    </w:rPr>
+                    <w:t>の</w:t>
+                  </w:r>
+                </w:rt>
+                <w:rubyBase>
+                  <w:r>
+                    <w:rPr>
+                      <w:color w:val="47465E"/>
+                      <w:sz w:val="20"/>
+                      <w:szCs w:val="20"/>
+                    </w:rPr>
+                    <w:t>伸</w:t>
+                  </w:r>
+                </w:rubyBase>
+              </w:ruby>
+            </w:r>
+            <w:r>
+              <w:rPr>
+                <w:color w:val="47465E"/>
+                <w:sz w:val="20"/>
+                <w:szCs w:val="20"/>
+              </w:rPr>
+              <w:t xml:space="preserve">びているかが分かります。単語ごとに「のびている」「足ぶみ中」「マスター」が表示され、足ぶみ中の単語はその場で練習できます。</w:t>
             </w:r>
           </w:p>
         </w:tc>
@@ -6468,7 +8674,63 @@
         <w:t xml:space="preserve">ポイント　</w:t>
       </w:r>
       <w:r>
-        <w:t xml:space="preserve">れんしゅうが5回より少ないあいだは、分析のかわりに「もう少し練習すると、分析が見られます」と出ます。</w:t>
+        <w:t xml:space="preserve">練習が5回より少ない間は、</w:t>
+      </w:r>
+      <w:r>
+        <w:ruby>
+          <w:rubyPr>
+            <w:rubyAlign w:val="center"/>
+            <w:hps w:val="10"/>
+            <w:hpsRaise w:val="18"/>
+            <w:hpsBaseText w:val="21"/>
+            <w:lid w:val="ja-JP"/>
+          </w:rubyPr>
+          <w:rt>
+            <w:r>
+              <w:rPr>
+                <w:sz w:val="10"/>
+                <w:szCs w:val="10"/>
+              </w:rPr>
+              <w:t>ぶんせき</w:t>
+            </w:r>
+          </w:rt>
+          <w:rubyBase>
+            <w:r>
+              <w:t>分析</w:t>
+            </w:r>
+          </w:rubyBase>
+        </w:ruby>
+      </w:r>
+      <w:r>
+        <w:t xml:space="preserve">の代わりに「もう少し練習すると、</w:t>
+      </w:r>
+      <w:r>
+        <w:ruby>
+          <w:rubyPr>
+            <w:rubyAlign w:val="center"/>
+            <w:hps w:val="10"/>
+            <w:hpsRaise w:val="18"/>
+            <w:hpsBaseText w:val="21"/>
+            <w:lid w:val="ja-JP"/>
+          </w:rubyPr>
+          <w:rt>
+            <w:r>
+              <w:rPr>
+                <w:sz w:val="10"/>
+                <w:szCs w:val="10"/>
+              </w:rPr>
+              <w:t>ぶんせき</w:t>
+            </w:r>
+          </w:rt>
+          <w:rubyBase>
+            <w:r>
+              <w:t>分析</w:t>
+            </w:r>
+          </w:rubyBase>
+        </w:ruby>
+      </w:r>
+      <w:r>
+        <w:t xml:space="preserve">が見られます」と表示されます。</w:t>
       </w:r>
     </w:p>
     <w:p>
@@ -6482,7 +8744,7 @@
         <w:t xml:space="preserve">8</w:t>
       </w:r>
       <w:r>
-        <w:t xml:space="preserve">　ほかのれんしゅう</w:t>
+        <w:t xml:space="preserve">　ほかの練習</w:t>
       </w:r>
     </w:p>
     <w:tbl>
@@ -6593,7 +8855,7 @@
               <w:spacing w:after="110"/>
             </w:pPr>
             <w:r>
-              <w:t xml:space="preserve">ホームの「ほかの練習」から、つぎのれんしゅうができます。れんしゅうの記録によって、出てくるボタンが変わります。</w:t>
+              <w:t xml:space="preserve">ホームの「ほかの練習」から、次の練習ができます。練習の記録によって、表示されるボタンが変わります。</w:t>
             </w:r>
           </w:p>
           <w:p>
@@ -6619,7 +8881,7 @@
               <w:rPr>
                 <w:color w:val="47465E"/>
               </w:rPr>
-              <w:t xml:space="preserve">いちばん苦手な音を、「音だけ → のばす → ことばの先頭 → ことばの中」の4つの段階でれんしゅうします。</w:t>
+              <w:t xml:space="preserve">一番苦手な音を、「音だけ → のばす → ことばの先頭 → ことばの中」の4つの段階で練習します。</w:t>
             </w:r>
           </w:p>
           <w:p>
@@ -6671,7 +8933,7 @@
               <w:rPr>
                 <w:color w:val="47465E"/>
               </w:rPr>
-              <w:t xml:space="preserve">口の動きや音から、どの単語かを当てます。お手本つきの単語が3つ以上あると使えます。</w:t>
+              <w:t xml:space="preserve">口の動きや音から、どの単語かを当てます。お手本付きの単語が3つ以上あると利用できます。</w:t>
             </w:r>
           </w:p>
           <w:p>
@@ -6697,7 +8959,7 @@
               <w:rPr>
                 <w:color w:val="47465E"/>
               </w:rPr>
-              <w:t xml:space="preserve">単語の一覧を、順番につづけてれんしゅうします。</w:t>
+              <w:t xml:space="preserve">単語の一覧を、順番に続けて練習します。</w:t>
             </w:r>
           </w:p>
         </w:tc>
@@ -6734,7 +8996,42 @@
         <w:rPr>
           <w:color w:val="47465E"/>
         </w:rPr>
-        <w:t xml:space="preserve">ホーム右上の歯車を押すと、設定がひらきます。</w:t>
+        <w:t xml:space="preserve">ホーム画面の右上の歯車を</w:t>
+      </w:r>
+      <w:r>
+        <w:ruby>
+          <w:rubyPr>
+            <w:rubyAlign w:val="center"/>
+            <w:hps w:val="10"/>
+            <w:hpsRaise w:val="18"/>
+            <w:hpsBaseText w:val="21"/>
+            <w:lid w:val="ja-JP"/>
+          </w:rubyPr>
+          <w:rt>
+            <w:r>
+              <w:rPr>
+                <w:color w:val="47465E"/>
+                <w:sz w:val="10"/>
+                <w:szCs w:val="10"/>
+              </w:rPr>
+              <w:t>お</w:t>
+            </w:r>
+          </w:rt>
+          <w:rubyBase>
+            <w:r>
+              <w:rPr>
+                <w:color w:val="47465E"/>
+              </w:rPr>
+              <w:t>押</w:t>
+            </w:r>
+          </w:rubyBase>
+        </w:ruby>
+      </w:r>
+      <w:r>
+        <w:rPr>
+          <w:color w:val="47465E"/>
+        </w:rPr>
+        <w:t xml:space="preserve">すと、設定が開きます。</w:t>
       </w:r>
     </w:p>
     <w:tbl>
@@ -6889,7 +9186,7 @@
               <w:rPr>
                 <w:color w:val="47465E"/>
               </w:rPr>
-              <w:t xml:space="preserve">ふつう・ゆっくり・とてもゆっくり。お手本が速くて見にくいときに使います。</w:t>
+              <w:t xml:space="preserve">ふつう・ゆっくり・とてもゆっくり から選びます。お手本が速くて見にくいときに使います。</w:t>
             </w:r>
           </w:p>
           <w:p>
@@ -6897,6 +9194,37 @@
               <w:keepNext/>
               <w:spacing w:after="0" w:before="60"/>
             </w:pPr>
+            <w:r>
+              <w:ruby>
+                <w:rubyPr>
+                  <w:rubyAlign w:val="center"/>
+                  <w:hps w:val="12"/>
+                  <w:hpsRaise w:val="20"/>
+                  <w:hpsBaseText w:val="23"/>
+                  <w:lid w:val="ja-JP"/>
+                </w:rubyPr>
+                <w:rt>
+                  <w:r>
+                    <w:rPr>
+                      <w:sz w:val="12"/>
+                      <w:szCs w:val="12"/>
+                    </w:rPr>
+                    <w:t>しんどう</w:t>
+                  </w:r>
+                </w:rt>
+                <w:rubyBase>
+                  <w:r>
+                    <w:rPr>
+                      <w:b/>
+                      <w:bCs/>
+                      <w:sz w:val="23"/>
+                      <w:szCs w:val="23"/>
+                    </w:rPr>
+                    <w:t>振動</w:t>
+                  </w:r>
+                </w:rubyBase>
+              </w:ruby>
+            </w:r>
             <w:r>
               <w:rPr>
                 <w:b/>
@@ -6904,7 +9232,7 @@
                 <w:sz w:val="23"/>
                 <w:szCs w:val="23"/>
               </w:rPr>
-              <w:t xml:space="preserve">振動で知らせる</w:t>
+              <w:t xml:space="preserve">で知らせる</w:t>
             </w:r>
           </w:p>
           <w:p>
@@ -6915,7 +9243,112 @@
               <w:rPr>
                 <w:color w:val="47465E"/>
               </w:rPr>
-              <w:t xml:space="preserve">録音のはじまり・おわりなどを、スマホの振動で知らせます（振動できるスマホだけに出ます）。</w:t>
+              <w:t xml:space="preserve">録音の開始・</w:t>
+            </w:r>
+            <w:r>
+              <w:ruby>
+                <w:rubyPr>
+                  <w:rubyAlign w:val="center"/>
+                  <w:hps w:val="10"/>
+                  <w:hpsRaise w:val="18"/>
+                  <w:hpsBaseText w:val="21"/>
+                  <w:lid w:val="ja-JP"/>
+                </w:rubyPr>
+                <w:rt>
+                  <w:r>
+                    <w:rPr>
+                      <w:color w:val="47465E"/>
+                      <w:sz w:val="10"/>
+                      <w:szCs w:val="10"/>
+                    </w:rPr>
+                    <w:t>しゅうりょう</w:t>
+                  </w:r>
+                </w:rt>
+                <w:rubyBase>
+                  <w:r>
+                    <w:rPr>
+                      <w:color w:val="47465E"/>
+                    </w:rPr>
+                    <w:t>終了</w:t>
+                  </w:r>
+                </w:rubyBase>
+              </w:ruby>
+            </w:r>
+            <w:r>
+              <w:rPr>
+                <w:color w:val="47465E"/>
+              </w:rPr>
+              <w:t xml:space="preserve">などを、スマートフォンの</w:t>
+            </w:r>
+            <w:r>
+              <w:ruby>
+                <w:rubyPr>
+                  <w:rubyAlign w:val="center"/>
+                  <w:hps w:val="10"/>
+                  <w:hpsRaise w:val="18"/>
+                  <w:hpsBaseText w:val="21"/>
+                  <w:lid w:val="ja-JP"/>
+                </w:rubyPr>
+                <w:rt>
+                  <w:r>
+                    <w:rPr>
+                      <w:color w:val="47465E"/>
+                      <w:sz w:val="10"/>
+                      <w:szCs w:val="10"/>
+                    </w:rPr>
+                    <w:t>しんどう</w:t>
+                  </w:r>
+                </w:rt>
+                <w:rubyBase>
+                  <w:r>
+                    <w:rPr>
+                      <w:color w:val="47465E"/>
+                    </w:rPr>
+                    <w:t>振動</w:t>
+                  </w:r>
+                </w:rubyBase>
+              </w:ruby>
+            </w:r>
+            <w:r>
+              <w:rPr>
+                <w:color w:val="47465E"/>
+              </w:rPr>
+              <w:t xml:space="preserve">で知らせます（</w:t>
+            </w:r>
+            <w:r>
+              <w:ruby>
+                <w:rubyPr>
+                  <w:rubyAlign w:val="center"/>
+                  <w:hps w:val="10"/>
+                  <w:hpsRaise w:val="18"/>
+                  <w:hpsBaseText w:val="21"/>
+                  <w:lid w:val="ja-JP"/>
+                </w:rubyPr>
+                <w:rt>
+                  <w:r>
+                    <w:rPr>
+                      <w:color w:val="47465E"/>
+                      <w:sz w:val="10"/>
+                      <w:szCs w:val="10"/>
+                    </w:rPr>
+                    <w:t>しんどう</w:t>
+                  </w:r>
+                </w:rt>
+                <w:rubyBase>
+                  <w:r>
+                    <w:rPr>
+                      <w:color w:val="47465E"/>
+                    </w:rPr>
+                    <w:t>振動</w:t>
+                  </w:r>
+                </w:rubyBase>
+              </w:ruby>
+            </w:r>
+            <w:r>
+              <w:rPr>
+                <w:color w:val="47465E"/>
+              </w:rPr>
+              <w:t xml:space="preserve">に対応したスマートフォンだけに表示されます）。</w:t>
             </w:r>
           </w:p>
           <w:p>
@@ -6941,7 +9374,7 @@
               <w:rPr>
                 <w:color w:val="47465E"/>
               </w:rPr>
-              <w:t xml:space="preserve">はじめてのときのチュートリアルを、もう一度できます。</w:t>
+              <w:t xml:space="preserve">はじめてのときのチュートリアルを、もう一度体験できます。</w:t>
             </w:r>
           </w:p>
           <w:p>
@@ -6967,7 +9400,42 @@
               <w:rPr>
                 <w:color w:val="47465E"/>
               </w:rPr>
-              <w:t xml:space="preserve">先生が使うものです。さわらなくてだいじょうぶです。</w:t>
+              <w:t xml:space="preserve">先生が使う機能です。</w:t>
+            </w:r>
+            <w:r>
+              <w:ruby>
+                <w:rubyPr>
+                  <w:rubyAlign w:val="center"/>
+                  <w:hps w:val="10"/>
+                  <w:hpsRaise w:val="18"/>
+                  <w:hpsBaseText w:val="21"/>
+                  <w:lid w:val="ja-JP"/>
+                </w:rubyPr>
+                <w:rt>
+                  <w:r>
+                    <w:rPr>
+                      <w:color w:val="47465E"/>
+                      <w:sz w:val="10"/>
+                      <w:szCs w:val="10"/>
+                    </w:rPr>
+                    <w:t>さわ</w:t>
+                  </w:r>
+                </w:rt>
+                <w:rubyBase>
+                  <w:r>
+                    <w:rPr>
+                      <w:color w:val="47465E"/>
+                    </w:rPr>
+                    <w:t>触</w:t>
+                  </w:r>
+                </w:rubyBase>
+              </w:ruby>
+            </w:r>
+            <w:r>
+              <w:rPr>
+                <w:color w:val="47465E"/>
+              </w:rPr>
+              <w:t xml:space="preserve">らなくてかまいません。</w:t>
             </w:r>
           </w:p>
           <w:p>
@@ -6993,7 +9461,7 @@
               <w:rPr>
                 <w:color w:val="47465E"/>
               </w:rPr>
-              <w:t xml:space="preserve">家族や学校のスマホ・タブレットを借りたときは、おわったらログアウトしましょう。</w:t>
+              <w:t xml:space="preserve">家族や学校のスマートフォン・タブレットを借りたときは、使い終わったらログアウトしましょう。</w:t>
             </w:r>
           </w:p>
         </w:tc>
@@ -7018,7 +9486,7 @@
         <w:t xml:space="preserve">10</w:t>
       </w:r>
       <w:r>
-        <w:t xml:space="preserve">　こまったとき</w:t>
+        <w:t xml:space="preserve">　困ったとき</w:t>
       </w:r>
     </w:p>
     <w:p>
@@ -7033,7 +9501,7 @@
         <w:t xml:space="preserve">Q</w:t>
       </w:r>
       <w:r>
-        <w:t xml:space="preserve">　マイクやカメラに ✓ がつかない</w:t>
+        <w:t xml:space="preserve">　マイクやカメラに ✓ が付かない</w:t>
       </w:r>
     </w:p>
     <w:p>
@@ -7042,7 +9510,7 @@
         <w:spacing w:after="110"/>
       </w:pPr>
       <w:r>
-        <w:t xml:space="preserve">スマホが、SP-PS にマイクやカメラを使わせないようになっています。録音の画面の</w:t>
+        <w:t xml:space="preserve">スマートフォンの設定で、SP-PS がマイクやカメラを使えないようになっています。録音の画面の</w:t>
       </w:r>
       <w:r>
         <w:rPr>
@@ -7054,7 +9522,35 @@
         <w:t xml:space="preserve"> 直し方を見る </w:t>
       </w:r>
       <w:r>
-        <w:t xml:space="preserve">を押すと、つぎの説明が出ます。</w:t>
+        <w:t xml:space="preserve">を</w:t>
+      </w:r>
+      <w:r>
+        <w:ruby>
+          <w:rubyPr>
+            <w:rubyAlign w:val="center"/>
+            <w:hps w:val="10"/>
+            <w:hpsRaise w:val="18"/>
+            <w:hpsBaseText w:val="21"/>
+            <w:lid w:val="ja-JP"/>
+          </w:rubyPr>
+          <w:rt>
+            <w:r>
+              <w:rPr>
+                <w:sz w:val="10"/>
+                <w:szCs w:val="10"/>
+              </w:rPr>
+              <w:t>お</w:t>
+            </w:r>
+          </w:rt>
+          <w:rubyBase>
+            <w:r>
+              <w:t>押</w:t>
+            </w:r>
+          </w:rubyBase>
+        </w:ruby>
+      </w:r>
+      <w:r>
+        <w:t xml:space="preserve">すと、次の説明が表示されます。</w:t>
       </w:r>
     </w:p>
     <w:tbl>
@@ -7166,7 +9662,35 @@
               <w:spacing w:after="50"/>
             </w:pPr>
             <w:r>
-              <w:t xml:space="preserve">画面の上（または下）にある「ぁあ」を押す</w:t>
+              <w:t xml:space="preserve">画面の上（または下）にある「ぁあ」を</w:t>
+            </w:r>
+            <w:r>
+              <w:ruby>
+                <w:rubyPr>
+                  <w:rubyAlign w:val="center"/>
+                  <w:hps w:val="10"/>
+                  <w:hpsRaise w:val="18"/>
+                  <w:hpsBaseText w:val="21"/>
+                  <w:lid w:val="ja-JP"/>
+                </w:rubyPr>
+                <w:rt>
+                  <w:r>
+                    <w:rPr>
+                      <w:sz w:val="10"/>
+                      <w:szCs w:val="10"/>
+                    </w:rPr>
+                    <w:t>お</w:t>
+                  </w:r>
+                </w:rt>
+                <w:rubyBase>
+                  <w:r>
+                    <w:t>押</w:t>
+                  </w:r>
+                </w:rubyBase>
+              </w:ruby>
+            </w:r>
+            <w:r>
+              <w:t xml:space="preserve">す</w:t>
             </w:r>
           </w:p>
           <w:p>
@@ -7179,7 +9703,35 @@
               <w:spacing w:after="50"/>
             </w:pPr>
             <w:r>
-              <w:t xml:space="preserve">「Webサイトの設定」を押す</w:t>
+              <w:t xml:space="preserve">「Webサイトの設定」を</w:t>
+            </w:r>
+            <w:r>
+              <w:ruby>
+                <w:rubyPr>
+                  <w:rubyAlign w:val="center"/>
+                  <w:hps w:val="10"/>
+                  <w:hpsRaise w:val="18"/>
+                  <w:hpsBaseText w:val="21"/>
+                  <w:lid w:val="ja-JP"/>
+                </w:rubyPr>
+                <w:rt>
+                  <w:r>
+                    <w:rPr>
+                      <w:sz w:val="10"/>
+                      <w:szCs w:val="10"/>
+                    </w:rPr>
+                    <w:t>お</w:t>
+                  </w:r>
+                </w:rt>
+                <w:rubyBase>
+                  <w:r>
+                    <w:t>押</w:t>
+                  </w:r>
+                </w:rubyBase>
+              </w:ruby>
+            </w:r>
+            <w:r>
+              <w:t xml:space="preserve">す</w:t>
             </w:r>
           </w:p>
           <w:p>
@@ -7205,7 +9757,35 @@
               <w:spacing w:after="50"/>
             </w:pPr>
             <w:r>
-              <w:t xml:space="preserve">「もう一度ためす」を押す</w:t>
+              <w:t xml:space="preserve">「もう一度ためす」を</w:t>
+            </w:r>
+            <w:r>
+              <w:ruby>
+                <w:rubyPr>
+                  <w:rubyAlign w:val="center"/>
+                  <w:hps w:val="10"/>
+                  <w:hpsRaise w:val="18"/>
+                  <w:hpsBaseText w:val="21"/>
+                  <w:lid w:val="ja-JP"/>
+                </w:rubyPr>
+                <w:rt>
+                  <w:r>
+                    <w:rPr>
+                      <w:sz w:val="10"/>
+                      <w:szCs w:val="10"/>
+                    </w:rPr>
+                    <w:t>お</w:t>
+                  </w:r>
+                </w:rt>
+                <w:rubyBase>
+                  <w:r>
+                    <w:t>押</w:t>
+                  </w:r>
+                </w:rubyBase>
+              </w:ruby>
+            </w:r>
+            <w:r>
+              <w:t xml:space="preserve">す</w:t>
             </w:r>
           </w:p>
         </w:tc>
@@ -7297,7 +9877,63 @@
               <w:spacing w:after="50"/>
             </w:pPr>
             <w:r>
-              <w:t xml:space="preserve">アドレスバーの左にある鍵のマークを押す</w:t>
+              <w:t xml:space="preserve">アドレスバーの左にある</w:t>
+            </w:r>
+            <w:r>
+              <w:ruby>
+                <w:rubyPr>
+                  <w:rubyAlign w:val="center"/>
+                  <w:hps w:val="10"/>
+                  <w:hpsRaise w:val="18"/>
+                  <w:hpsBaseText w:val="21"/>
+                  <w:lid w:val="ja-JP"/>
+                </w:rubyPr>
+                <w:rt>
+                  <w:r>
+                    <w:rPr>
+                      <w:sz w:val="10"/>
+                      <w:szCs w:val="10"/>
+                    </w:rPr>
+                    <w:t>かぎ</w:t>
+                  </w:r>
+                </w:rt>
+                <w:rubyBase>
+                  <w:r>
+                    <w:t>鍵</w:t>
+                  </w:r>
+                </w:rubyBase>
+              </w:ruby>
+            </w:r>
+            <w:r>
+              <w:t xml:space="preserve">のマークを</w:t>
+            </w:r>
+            <w:r>
+              <w:ruby>
+                <w:rubyPr>
+                  <w:rubyAlign w:val="center"/>
+                  <w:hps w:val="10"/>
+                  <w:hpsRaise w:val="18"/>
+                  <w:hpsBaseText w:val="21"/>
+                  <w:lid w:val="ja-JP"/>
+                </w:rubyPr>
+                <w:rt>
+                  <w:r>
+                    <w:rPr>
+                      <w:sz w:val="10"/>
+                      <w:szCs w:val="10"/>
+                    </w:rPr>
+                    <w:t>お</w:t>
+                  </w:r>
+                </w:rt>
+                <w:rubyBase>
+                  <w:r>
+                    <w:t>押</w:t>
+                  </w:r>
+                </w:rubyBase>
+              </w:ruby>
+            </w:r>
+            <w:r>
+              <w:t xml:space="preserve">す</w:t>
             </w:r>
           </w:p>
           <w:p>
@@ -7310,7 +9946,35 @@
               <w:spacing w:after="50"/>
             </w:pPr>
             <w:r>
-              <w:t xml:space="preserve">「権限」（または「サイトの設定」）を押す</w:t>
+              <w:t xml:space="preserve">「権限」（または「サイトの設定」）を</w:t>
+            </w:r>
+            <w:r>
+              <w:ruby>
+                <w:rubyPr>
+                  <w:rubyAlign w:val="center"/>
+                  <w:hps w:val="10"/>
+                  <w:hpsRaise w:val="18"/>
+                  <w:hpsBaseText w:val="21"/>
+                  <w:lid w:val="ja-JP"/>
+                </w:rubyPr>
+                <w:rt>
+                  <w:r>
+                    <w:rPr>
+                      <w:sz w:val="10"/>
+                      <w:szCs w:val="10"/>
+                    </w:rPr>
+                    <w:t>お</w:t>
+                  </w:r>
+                </w:rt>
+                <w:rubyBase>
+                  <w:r>
+                    <w:t>押</w:t>
+                  </w:r>
+                </w:rubyBase>
+              </w:ruby>
+            </w:r>
+            <w:r>
+              <w:t xml:space="preserve">す</w:t>
             </w:r>
           </w:p>
           <w:p>
@@ -7336,7 +10000,35 @@
               <w:spacing w:after="50"/>
             </w:pPr>
             <w:r>
-              <w:t xml:space="preserve">「もう一度ためす」を押す</w:t>
+              <w:t xml:space="preserve">「もう一度ためす」を</w:t>
+            </w:r>
+            <w:r>
+              <w:ruby>
+                <w:rubyPr>
+                  <w:rubyAlign w:val="center"/>
+                  <w:hps w:val="10"/>
+                  <w:hpsRaise w:val="18"/>
+                  <w:hpsBaseText w:val="21"/>
+                  <w:lid w:val="ja-JP"/>
+                </w:rubyPr>
+                <w:rt>
+                  <w:r>
+                    <w:rPr>
+                      <w:sz w:val="10"/>
+                      <w:szCs w:val="10"/>
+                    </w:rPr>
+                    <w:t>お</w:t>
+                  </w:r>
+                </w:rt>
+                <w:rubyBase>
+                  <w:r>
+                    <w:t>押</w:t>
+                  </w:r>
+                </w:rubyBase>
+              </w:ruby>
+            </w:r>
+            <w:r>
+              <w:t xml:space="preserve">す</w:t>
             </w:r>
           </w:p>
         </w:tc>
@@ -7352,7 +10044,7 @@
         <w:spacing w:after="110"/>
       </w:pPr>
       <w:r>
-        <w:t xml:space="preserve">それでも使えないときは、ほかのアプリがマイクを使っていないか、たしかめてください。</w:t>
+        <w:t xml:space="preserve">それでも使えないときは、ほかのアプリがマイクを使っていないか確かめてください。</w:t>
       </w:r>
     </w:p>
     <w:p>
@@ -7367,7 +10059,7 @@
         <w:t xml:space="preserve">Q</w:t>
       </w:r>
       <w:r>
-        <w:t xml:space="preserve">　iPhone の Chrome や、LINE でひらいている</w:t>
+        <w:t xml:space="preserve">　iPhone の Chrome や、LINE で開いている</w:t>
       </w:r>
     </w:p>
     <w:p>
@@ -7384,10 +10076,10 @@
           <w:b/>
           <w:bCs/>
         </w:rPr>
-        <w:t xml:space="preserve">iPhone で Chrome をつかっているとき</w:t>
-      </w:r>
-      <w:r>
-        <w:t xml:space="preserve">：iPhone の「設定」→「アプリ」→「Chrome」で、カメラとマイクをオンにしてから、ページをひらきなおします。</w:t>
+        <w:t xml:space="preserve">iPhone で Chrome を使っているとき</w:t>
+      </w:r>
+      <w:r>
+        <w:t xml:space="preserve">：iPhone の「設定」→「アプリ」→「Chrome」で、カメラとマイクをオンにしてから、ページを開き直します。</w:t>
       </w:r>
     </w:p>
     <w:p>
@@ -7404,10 +10096,10 @@
           <w:b/>
           <w:bCs/>
         </w:rPr>
-        <w:t xml:space="preserve">LINE などのアプリの中でひらいているとき</w:t>
-      </w:r>
-      <w:r>
-        <w:t xml:space="preserve">：Safari（Android は Chrome）でひらきなおします（1章）。</w:t>
+        <w:t xml:space="preserve">LINE などのアプリの中で開いているとき</w:t>
+      </w:r>
+      <w:r>
+        <w:t xml:space="preserve">：Safari（Android は Chrome）で開き直します（1章）。</w:t>
       </w:r>
     </w:p>
     <w:p>
@@ -7430,7 +10122,7 @@
         <w:spacing w:after="110"/>
       </w:pPr>
       <w:r>
-        <w:t xml:space="preserve">発音が悪いわけではありません。つぎのことをためして、もう一度録音しましょう。</w:t>
+        <w:t xml:space="preserve">発音が悪いわけではありません。次のことを試して、もう一度録音しましょう。</w:t>
       </w:r>
     </w:p>
     <w:p>
@@ -7443,7 +10135,7 @@
         <w:spacing w:after="70"/>
       </w:pPr>
       <w:r>
-        <w:t xml:space="preserve">スマホを口から </w:t>
+        <w:t xml:space="preserve">スマートフォンを口から </w:t>
       </w:r>
       <w:r>
         <w:rPr>
@@ -7486,7 +10178,7 @@
         <w:spacing w:after="70"/>
       </w:pPr>
       <w:r>
-        <w:t xml:space="preserve">まわりが</w:t>
+        <w:t xml:space="preserve">周りが</w:t>
       </w:r>
       <w:r>
         <w:rPr>
@@ -7512,11 +10204,40 @@
         <w:t xml:space="preserve">単語を</w:t>
       </w:r>
       <w:r>
+        <w:ruby>
+          <w:rubyPr>
+            <w:rubyAlign w:val="center"/>
+            <w:hps w:val="10"/>
+            <w:hpsRaise w:val="18"/>
+            <w:hpsBaseText w:val="21"/>
+            <w:lid w:val="ja-JP"/>
+          </w:rubyPr>
+          <w:rt>
+            <w:r>
+              <w:rPr>
+                <w:sz w:val="10"/>
+                <w:szCs w:val="10"/>
+              </w:rPr>
+              <w:t>とちゅう</w:t>
+            </w:r>
+          </w:rt>
+          <w:rubyBase>
+            <w:r>
+              <w:rPr>
+                <w:b/>
+                <w:bCs/>
+              </w:rPr>
+              <w:t>途中</w:t>
+            </w:r>
+          </w:rubyBase>
+        </w:ruby>
+      </w:r>
+      <w:r>
         <w:rPr>
           <w:b/>
           <w:bCs/>
         </w:rPr>
-        <w:t xml:space="preserve">とちゅうで切らずに</w:t>
+        <w:t xml:space="preserve">で切らずに</w:t>
       </w:r>
       <w:r>
         <w:t xml:space="preserve">言う</w:t>
@@ -7542,7 +10263,35 @@
         <w:spacing w:after="110"/>
       </w:pPr>
       <w:r>
-        <w:t xml:space="preserve">たくさんの人が同時に「結果を見る」を押すと出ます。発音や録音がわるいわけではありません。少し待ってから</w:t>
+        <w:t xml:space="preserve">たくさんの人が同時に「結果を見る」を</w:t>
+      </w:r>
+      <w:r>
+        <w:ruby>
+          <w:rubyPr>
+            <w:rubyAlign w:val="center"/>
+            <w:hps w:val="10"/>
+            <w:hpsRaise w:val="18"/>
+            <w:hpsBaseText w:val="21"/>
+            <w:lid w:val="ja-JP"/>
+          </w:rubyPr>
+          <w:rt>
+            <w:r>
+              <w:rPr>
+                <w:sz w:val="10"/>
+                <w:szCs w:val="10"/>
+              </w:rPr>
+              <w:t>お</w:t>
+            </w:r>
+          </w:rt>
+          <w:rubyBase>
+            <w:r>
+              <w:t>押</w:t>
+            </w:r>
+          </w:rubyBase>
+        </w:ruby>
+      </w:r>
+      <w:r>
+        <w:t xml:space="preserve">すと表示されます。発音や録音が悪いわけではありません。少し待ってから</w:t>
       </w:r>
       <w:r>
         <w:rPr>
@@ -7554,7 +10303,35 @@
         <w:t xml:space="preserve"> もう一度ためす </w:t>
       </w:r>
       <w:r>
-        <w:t xml:space="preserve">を押すと、録音しなおさなくても結果が出ます。</w:t>
+        <w:t xml:space="preserve">を</w:t>
+      </w:r>
+      <w:r>
+        <w:ruby>
+          <w:rubyPr>
+            <w:rubyAlign w:val="center"/>
+            <w:hps w:val="10"/>
+            <w:hpsRaise w:val="18"/>
+            <w:hpsBaseText w:val="21"/>
+            <w:lid w:val="ja-JP"/>
+          </w:rubyPr>
+          <w:rt>
+            <w:r>
+              <w:rPr>
+                <w:sz w:val="10"/>
+                <w:szCs w:val="10"/>
+              </w:rPr>
+              <w:t>お</w:t>
+            </w:r>
+          </w:rt>
+          <w:rubyBase>
+            <w:r>
+              <w:t>押</w:t>
+            </w:r>
+          </w:rubyBase>
+        </w:ruby>
+      </w:r>
+      <w:r>
+        <w:t xml:space="preserve">すと、録音し直さなくても結果が表示されます。</w:t>
       </w:r>
     </w:p>
     <w:p>
@@ -7562,7 +10339,7 @@
         <w:spacing w:after="110"/>
       </w:pPr>
       <w:r>
-        <w:t xml:space="preserve">録音のあとに「いま混み合っています。順番が来たら自動で送ります」と出たときは、そのまま少し待ちましょう。</w:t>
+        <w:t xml:space="preserve">録音の後に「いま混み合っています。順番が来たら自動で送ります」と出たときは、そのまま少し待ちましょう。</w:t>
       </w:r>
     </w:p>
     <w:p>
@@ -7577,7 +10354,7 @@
         <w:t xml:space="preserve">Q</w:t>
       </w:r>
       <w:r>
-        <w:t xml:space="preserve">　ログインできない・パスワードをわすれた</w:t>
+        <w:t xml:space="preserve">　ログインできない・パスワードを忘れた</w:t>
       </w:r>
     </w:p>
     <w:p>
@@ -7585,14 +10362,14 @@
         <w:spacing w:after="110"/>
       </w:pPr>
       <w:r>
-        <w:t xml:space="preserve">IDの大文字・小文字をたしかめてください。パスワードをわすれたときは、先生に言ってください。先生がパスワードをリセットすると、新しい「はじめのコード」がもらえます。そのコードで、もう一度「はじめの設定」から決めなおせます。</w:t>
+        <w:t xml:space="preserve">IDの大文字・小文字を確かめてください。パスワードを忘れたときは、先生に伝えてください。先生がパスワードをリセットすると、新しい「はじめのコード」を受け取れます。そのコードで、もう一度「はじめの設定」からパスワードを決め直せます。</w:t>
       </w:r>
       <w:r>
         <w:rPr>
           <w:b/>
           <w:bCs/>
         </w:rPr>
-        <w:t xml:space="preserve">れんしゅうの記録は消えません。</w:t>
+        <w:t xml:space="preserve">練習の記録は消えません。</w:t>
       </w:r>
     </w:p>
     <w:p>
@@ -7600,7 +10377,63 @@
         <w:spacing w:after="110"/>
       </w:pPr>
       <w:r>
-        <w:t xml:space="preserve">パスワードを5回つづけてまちがえると、「続けて間違えたため、○秒待ってから…」と出て、1分ほど入れられなくなります。少し待ってから、ゆっくり入れなおしましょう。</w:t>
+        <w:t xml:space="preserve">パスワードを5回続けて</w:t>
+      </w:r>
+      <w:r>
+        <w:ruby>
+          <w:rubyPr>
+            <w:rubyAlign w:val="center"/>
+            <w:hps w:val="10"/>
+            <w:hpsRaise w:val="18"/>
+            <w:hpsBaseText w:val="21"/>
+            <w:lid w:val="ja-JP"/>
+          </w:rubyPr>
+          <w:rt>
+            <w:r>
+              <w:rPr>
+                <w:sz w:val="10"/>
+                <w:szCs w:val="10"/>
+              </w:rPr>
+              <w:t>まちが</w:t>
+            </w:r>
+          </w:rt>
+          <w:rubyBase>
+            <w:r>
+              <w:t>間違</w:t>
+            </w:r>
+          </w:rubyBase>
+        </w:ruby>
+      </w:r>
+      <w:r>
+        <w:t xml:space="preserve">えると、「続けて</w:t>
+      </w:r>
+      <w:r>
+        <w:ruby>
+          <w:rubyPr>
+            <w:rubyAlign w:val="center"/>
+            <w:hps w:val="10"/>
+            <w:hpsRaise w:val="18"/>
+            <w:hpsBaseText w:val="21"/>
+            <w:lid w:val="ja-JP"/>
+          </w:rubyPr>
+          <w:rt>
+            <w:r>
+              <w:rPr>
+                <w:sz w:val="10"/>
+                <w:szCs w:val="10"/>
+              </w:rPr>
+              <w:t>まちが</w:t>
+            </w:r>
+          </w:rt>
+          <w:rubyBase>
+            <w:r>
+              <w:t>間違</w:t>
+            </w:r>
+          </w:rubyBase>
+        </w:ruby>
+      </w:r>
+      <w:r>
+        <w:t xml:space="preserve">えたため、○秒待ってから…」と表示され、1分ほど入力できなくなります。少し待ってから、ゆっくり入力し直しましょう。</w:t>
       </w:r>
     </w:p>
     <w:p>
@@ -7615,7 +10448,7 @@
         <w:t xml:space="preserve">Q</w:t>
       </w:r>
       <w:r>
-        <w:t xml:space="preserve">　ページがひらかない</w:t>
+        <w:t xml:space="preserve">　ページが開かない</w:t>
       </w:r>
     </w:p>
     <w:p>
@@ -7623,7 +10456,7 @@
         <w:spacing w:after="110"/>
       </w:pPr>
       <w:r>
-        <w:t xml:space="preserve">SP-PS が使えない時間かもしれません。少し時間をおいてからためすか、先生に知らせてください。</w:t>
+        <w:t xml:space="preserve">SP-PS が使えない時間帯かもしれません。少し時間をおいてから試すか、先生に知らせてください。</w:t>
       </w:r>
     </w:p>
     <w:p>
@@ -7646,7 +10479,91 @@
         <w:spacing w:after="110"/>
       </w:pPr>
       <w:r>
-        <w:t xml:space="preserve">点数は、お手本とのちがいを数字にしたものです。1回ごとに上がったり下がったりします。「つぎは、ここだけ」を1つずつ直していきましょう。「分析」の「のび方」で、少しずつのびていることをたしかめられます。</w:t>
+        <w:t xml:space="preserve">点数は、お手本との</w:t>
+      </w:r>
+      <w:r>
+        <w:ruby>
+          <w:rubyPr>
+            <w:rubyAlign w:val="center"/>
+            <w:hps w:val="10"/>
+            <w:hpsRaise w:val="18"/>
+            <w:hpsBaseText w:val="21"/>
+            <w:lid w:val="ja-JP"/>
+          </w:rubyPr>
+          <w:rt>
+            <w:r>
+              <w:rPr>
+                <w:sz w:val="10"/>
+                <w:szCs w:val="10"/>
+              </w:rPr>
+              <w:t>ちが</w:t>
+            </w:r>
+          </w:rt>
+          <w:rubyBase>
+            <w:r>
+              <w:t>違</w:t>
+            </w:r>
+          </w:rubyBase>
+        </w:ruby>
+      </w:r>
+      <w:r>
+        <w:t xml:space="preserve">いを数字にしたものです。1回ごとに上がったり下がったりします。「つぎは、ここだけ」を1つずつ直していきましょう。「</w:t>
+      </w:r>
+      <w:r>
+        <w:ruby>
+          <w:rubyPr>
+            <w:rubyAlign w:val="center"/>
+            <w:hps w:val="10"/>
+            <w:hpsRaise w:val="18"/>
+            <w:hpsBaseText w:val="21"/>
+            <w:lid w:val="ja-JP"/>
+          </w:rubyPr>
+          <w:rt>
+            <w:r>
+              <w:rPr>
+                <w:sz w:val="10"/>
+                <w:szCs w:val="10"/>
+              </w:rPr>
+              <w:t>ぶんせき</w:t>
+            </w:r>
+          </w:rt>
+          <w:rubyBase>
+            <w:r>
+              <w:t>分析</w:t>
+            </w:r>
+          </w:rubyBase>
+        </w:ruby>
+      </w:r>
+      <w:r>
+        <w:t xml:space="preserve">」の「のび方」で、少しずつ</w:t>
+      </w:r>
+      <w:r>
+        <w:ruby>
+          <w:rubyPr>
+            <w:rubyAlign w:val="center"/>
+            <w:hps w:val="10"/>
+            <w:hpsRaise w:val="18"/>
+            <w:hpsBaseText w:val="21"/>
+            <w:lid w:val="ja-JP"/>
+          </w:rubyPr>
+          <w:rt>
+            <w:r>
+              <w:rPr>
+                <w:sz w:val="10"/>
+                <w:szCs w:val="10"/>
+              </w:rPr>
+              <w:t>の</w:t>
+            </w:r>
+          </w:rt>
+          <w:rubyBase>
+            <w:r>
+              <w:t>伸</w:t>
+            </w:r>
+          </w:rubyBase>
+        </w:ruby>
+      </w:r>
+      <w:r>
+        <w:t xml:space="preserve">びていることを確かめられます。</w:t>
       </w:r>
     </w:p>
     <w:p>
@@ -7662,7 +10579,46 @@
           <w:sz w:val="17"/>
           <w:szCs w:val="17"/>
         </w:rPr>
-        <w:t xml:space="preserve">この手順書の画面は、見本用のアカウント（sample01・sample02）で撮影しました。単語・点数・日付は見本です。</w:t>
+        <w:t xml:space="preserve">この手順書の画面は、見本用のアカウント（sample01・sample02）で</w:t>
+      </w:r>
+      <w:r>
+        <w:ruby>
+          <w:rubyPr>
+            <w:rubyAlign w:val="center"/>
+            <w:hps w:val="8"/>
+            <w:hpsRaise w:val="14"/>
+            <w:hpsBaseText w:val="17"/>
+            <w:lid w:val="ja-JP"/>
+          </w:rubyPr>
+          <w:rt>
+            <w:r>
+              <w:rPr>
+                <w:color w:val="66657E"/>
+                <w:sz w:val="8"/>
+                <w:szCs w:val="8"/>
+              </w:rPr>
+              <w:t>さつえい</w:t>
+            </w:r>
+          </w:rt>
+          <w:rubyBase>
+            <w:r>
+              <w:rPr>
+                <w:color w:val="66657E"/>
+                <w:sz w:val="17"/>
+                <w:szCs w:val="17"/>
+              </w:rPr>
+              <w:t>撮影</w:t>
+            </w:r>
+          </w:rubyBase>
+        </w:ruby>
+      </w:r>
+      <w:r>
+        <w:rPr>
+          <w:color w:val="66657E"/>
+          <w:sz w:val="17"/>
+          <w:szCs w:val="17"/>
+        </w:rPr>
+        <w:t xml:space="preserve">しました。単語・点数・日付は見本です。</w:t>
       </w:r>
     </w:p>
     <w:p>
@@ -7675,7 +10631,85 @@
           <w:sz w:val="17"/>
           <w:szCs w:val="17"/>
         </w:rPr>
-        <w:t xml:space="preserve">お手本の動画とカメラの映像は、イラストに置きかえています。実際の画面では、お手本を録画した保護者と自分の口がうつります。</w:t>
+        <w:t xml:space="preserve">お手本の動画とカメラの映像は、イラストに</w:t>
+      </w:r>
+      <w:r>
+        <w:ruby>
+          <w:rubyPr>
+            <w:rubyAlign w:val="center"/>
+            <w:hps w:val="8"/>
+            <w:hpsRaise w:val="14"/>
+            <w:hpsBaseText w:val="17"/>
+            <w:lid w:val="ja-JP"/>
+          </w:rubyPr>
+          <w:rt>
+            <w:r>
+              <w:rPr>
+                <w:color w:val="66657E"/>
+                <w:sz w:val="8"/>
+                <w:szCs w:val="8"/>
+              </w:rPr>
+              <w:t>お</w:t>
+            </w:r>
+          </w:rt>
+          <w:rubyBase>
+            <w:r>
+              <w:rPr>
+                <w:color w:val="66657E"/>
+                <w:sz w:val="17"/>
+                <w:szCs w:val="17"/>
+              </w:rPr>
+              <w:t>置</w:t>
+            </w:r>
+          </w:rubyBase>
+        </w:ruby>
+      </w:r>
+      <w:r>
+        <w:rPr>
+          <w:color w:val="66657E"/>
+          <w:sz w:val="17"/>
+          <w:szCs w:val="17"/>
+        </w:rPr>
+        <w:t xml:space="preserve">き</w:t>
+      </w:r>
+      <w:r>
+        <w:ruby>
+          <w:rubyPr>
+            <w:rubyAlign w:val="center"/>
+            <w:hps w:val="8"/>
+            <w:hpsRaise w:val="14"/>
+            <w:hpsBaseText w:val="17"/>
+            <w:lid w:val="ja-JP"/>
+          </w:rubyPr>
+          <w:rt>
+            <w:r>
+              <w:rPr>
+                <w:color w:val="66657E"/>
+                <w:sz w:val="8"/>
+                <w:szCs w:val="8"/>
+              </w:rPr>
+              <w:t>か</w:t>
+            </w:r>
+          </w:rt>
+          <w:rubyBase>
+            <w:r>
+              <w:rPr>
+                <w:color w:val="66657E"/>
+                <w:sz w:val="17"/>
+                <w:szCs w:val="17"/>
+              </w:rPr>
+              <w:t>換</w:t>
+            </w:r>
+          </w:rubyBase>
+        </w:ruby>
+      </w:r>
+      <w:r>
+        <w:rPr>
+          <w:color w:val="66657E"/>
+          <w:sz w:val="17"/>
+          <w:szCs w:val="17"/>
+        </w:rPr>
+        <w:t xml:space="preserve">えています。実際の画面では、お手本を録画した保護者と自分の口が映ります。</w:t>
       </w:r>
     </w:p>
     <w:sectPr>

--- a/docs/手順書/SP-PS_手順書_生徒用.docx
+++ b/docs/手順書/SP-PS_手順書_生徒用.docx
@@ -2,16 +2,219 @@
 <file path=word/document.xml><?xml version="1.0" encoding="utf-8"?>
 <w:document xmlns:wpc="http://schemas.microsoft.com/office/word/2010/wordprocessingCanvas" xmlns:mc="http://schemas.openxmlformats.org/markup-compatibility/2006" xmlns:o="urn:schemas-microsoft-com:office:office" xmlns:r="http://schemas.openxmlformats.org/officeDocument/2006/relationships" xmlns:m="http://schemas.openxmlformats.org/officeDocument/2006/math" xmlns:v="urn:schemas-microsoft-com:vml" xmlns:wp14="http://schemas.microsoft.com/office/word/2010/wordprocessingDrawing" xmlns:wp="http://schemas.openxmlformats.org/drawingml/2006/wordprocessingDrawing" xmlns:w10="urn:schemas-microsoft-com:office:word" xmlns:w="http://schemas.openxmlformats.org/wordprocessingml/2006/main" xmlns:w14="http://schemas.microsoft.com/office/word/2010/wordml" xmlns:w15="http://schemas.microsoft.com/office/word/2012/wordml" xmlns:wpg="http://schemas.microsoft.com/office/word/2010/wordprocessingGroup" xmlns:wpi="http://schemas.microsoft.com/office/word/2010/wordprocessingInk" xmlns:wne="http://schemas.microsoft.com/office/word/2006/wordml" xmlns:wps="http://schemas.microsoft.com/office/word/2010/wordprocessingShape" xmlns:cx="http://schemas.microsoft.com/office/drawing/2014/chartex" xmlns:cx1="http://schemas.microsoft.com/office/drawing/2015/9/8/chartex" xmlns:cx2="http://schemas.microsoft.com/office/drawing/2015/10/21/chartex" xmlns:cx3="http://schemas.microsoft.com/office/drawing/2016/5/9/chartex" xmlns:cx4="http://schemas.microsoft.com/office/drawing/2016/5/10/chartex" xmlns:cx5="http://schemas.microsoft.com/office/drawing/2016/5/11/chartex" xmlns:cx6="http://schemas.microsoft.com/office/drawing/2016/5/12/chartex" xmlns:cx7="http://schemas.microsoft.com/office/drawing/2016/5/13/chartex" xmlns:cx8="http://schemas.microsoft.com/office/drawing/2016/5/14/chartex" xmlns:aink="http://schemas.microsoft.com/office/drawing/2016/ink" xmlns:am3d="http://schemas.microsoft.com/office/drawing/2017/model3d" xmlns:w16cex="http://schemas.microsoft.com/office/word/2018/wordml/cex" xmlns:w16cid="http://schemas.microsoft.com/office/word/2016/wordml/cid" xmlns:w16="http://schemas.microsoft.com/office/word/2018/wordml" xmlns:w16sdtdh="http://schemas.microsoft.com/office/word/2020/wordml/sdtdatahash" xmlns:w16se="http://schemas.microsoft.com/office/word/2015/wordml/symex" mc:Ignorable="w14 w15 wp14">
   <w:body>
+    <w:tbl>
+      <w:tblPr>
+        <w:tblW w:type="dxa" w:w="10057"/>
+        <w:tblBorders>
+          <w:top w:val="none" w:color="FFFFFF" w:sz="0"/>
+          <w:left w:val="none" w:color="FFFFFF" w:sz="0"/>
+          <w:bottom w:val="none" w:color="FFFFFF" w:sz="0"/>
+          <w:right w:val="none" w:color="FFFFFF" w:sz="0"/>
+          <w:insideH w:val="none" w:color="FFFFFF" w:sz="0"/>
+          <w:insideV w:val="none" w:color="FFFFFF" w:sz="0"/>
+        </w:tblBorders>
+        <w:tblLayout w:type="fixed"/>
+      </w:tblPr>
+      <w:tblGrid>
+        <w:gridCol w:w="2035"/>
+        <w:gridCol w:w="397"/>
+        <w:gridCol w:w="7625"/>
+      </w:tblGrid>
+      <w:tr>
+        <w:trPr>
+          <w:cantSplit/>
+          <w:trHeight w:val="2086" w:hRule="atLeast"/>
+        </w:trPr>
+        <w:tc>
+          <w:tcPr>
+            <w:tcW w:type="dxa" w:w="2035"/>
+            <w:tcBorders>
+              <w:top w:val="none" w:color="FFFFFF" w:sz="0"/>
+              <w:left w:val="none" w:color="FFFFFF" w:sz="0"/>
+              <w:bottom w:val="none" w:color="FFFFFF" w:sz="0"/>
+              <w:right w:val="none" w:color="FFFFFF" w:sz="0"/>
+            </w:tcBorders>
+            <w:tcMar>
+              <w:top w:type="dxa" w:w="0"/>
+              <w:left w:type="dxa" w:w="0"/>
+              <w:bottom w:type="dxa" w:w="0"/>
+              <w:right w:type="dxa" w:w="0"/>
+            </w:tcMar>
+            <w:vAlign w:val="top"/>
+          </w:tcPr>
+          <w:p>
+            <w:pPr>
+              <w:spacing w:after="0" w:before="0" w:line="240" w:lineRule="auto"/>
+            </w:pPr>
+            <w:r>
+              <w:drawing>
+                <wp:inline distT="0" distB="0" distL="0" distR="0">
+                  <wp:extent cx="1292400" cy="1292400"/>
+                  <wp:effectExtent t="0" r="0" b="0" l="0"/>
+                  <wp:docPr id="2" name="cover_qr_student" descr="QRコードを貼る場所" title="QRコードを貼る場所"/>
+                  <wp:cNvGraphicFramePr>
+                    <a:graphicFrameLocks xmlns:a="http://schemas.openxmlformats.org/drawingml/2006/main" noChangeAspect="1"/>
+                  </wp:cNvGraphicFramePr>
+                  <a:graphic xmlns:a="http://schemas.openxmlformats.org/drawingml/2006/main">
+                    <a:graphicData uri="http://schemas.openxmlformats.org/drawingml/2006/picture">
+                      <pic:pic xmlns:pic="http://schemas.openxmlformats.org/drawingml/2006/picture">
+                        <pic:nvPicPr>
+                          <pic:cNvPr id="0" name="" descr=""/>
+                          <pic:cNvPicPr>
+                            <a:picLocks noChangeAspect="1" noChangeArrowheads="1"/>
+                          </pic:cNvPicPr>
+                        </pic:nvPicPr>
+                        <pic:blipFill>
+                          <a:blip r:embed="rId8" cstate="none"/>
+                          <a:srcRect/>
+                          <a:stretch>
+                            <a:fillRect/>
+                          </a:stretch>
+                        </pic:blipFill>
+                        <pic:spPr bwMode="auto">
+                          <a:xfrm>
+                            <a:off x="0" y="0"/>
+                            <a:ext cx="1292400" cy="1292400"/>
+                          </a:xfrm>
+                          <a:prstGeom prst="rect">
+                            <a:avLst/>
+                          </a:prstGeom>
+                        </pic:spPr>
+                      </pic:pic>
+                    </a:graphicData>
+                  </a:graphic>
+                </wp:inline>
+              </w:drawing>
+            </w:r>
+          </w:p>
+        </w:tc>
+        <w:tc>
+          <w:tcPr>
+            <w:tcW w:type="dxa" w:w="397"/>
+            <w:tcBorders>
+              <w:top w:val="none" w:color="FFFFFF" w:sz="0"/>
+              <w:left w:val="none" w:color="FFFFFF" w:sz="0"/>
+              <w:bottom w:val="none" w:color="FFFFFF" w:sz="0"/>
+              <w:right w:val="none" w:color="FFFFFF" w:sz="0"/>
+            </w:tcBorders>
+            <w:tcMar>
+              <w:top w:type="dxa" w:w="0"/>
+              <w:left w:type="dxa" w:w="0"/>
+              <w:bottom w:type="dxa" w:w="0"/>
+              <w:right w:type="dxa" w:w="0"/>
+            </w:tcMar>
+            <w:vAlign w:val="top"/>
+          </w:tcPr>
+          <w:p/>
+        </w:tc>
+        <w:tc>
+          <w:tcPr>
+            <w:tcW w:type="dxa" w:w="7625"/>
+            <w:tcBorders>
+              <w:top w:val="none" w:color="FFFFFF" w:sz="0"/>
+              <w:left w:val="none" w:color="FFFFFF" w:sz="0"/>
+              <w:bottom w:val="none" w:color="FFFFFF" w:sz="0"/>
+              <w:right w:val="none" w:color="FFFFFF" w:sz="0"/>
+            </w:tcBorders>
+            <w:tcMar>
+              <w:top w:type="dxa" w:w="0"/>
+              <w:left w:type="dxa" w:w="0"/>
+              <w:bottom w:type="dxa" w:w="0"/>
+              <w:right w:type="dxa" w:w="0"/>
+            </w:tcMar>
+            <w:vAlign w:val="top"/>
+          </w:tcPr>
+          <w:p>
+            <w:pPr>
+              <w:spacing w:after="0" w:before="0" w:line="363" w:lineRule="exact"/>
+            </w:pPr>
+            <w:r>
+              <w:rPr>
+                <w:b/>
+                <w:bCs/>
+                <w:sz w:val="25"/>
+                <w:szCs w:val="25"/>
+              </w:rPr>
+              <w:t xml:space="preserve">SP-PS の開き方</w:t>
+            </w:r>
+            <w:r>
+              <w:rPr>
+                <w:sz w:val="25"/>
+                <w:szCs w:val="25"/>
+              </w:rPr>
+              <w:t xml:space="preserve">　</w:t>
+            </w:r>
+            <w:r>
+              <w:rPr>
+                <w:b/>
+                <w:bCs/>
+                <w:color w:val="3F31C2"/>
+                <w:sz w:val="16"/>
+                <w:szCs w:val="16"/>
+                <w:shd w:fill="EEEBFF" w:color="auto" w:val="clear"/>
+              </w:rPr>
+              <w:t xml:space="preserve"> 先生が書きます </w:t>
+            </w:r>
+          </w:p>
+          <w:p>
+            <w:pPr>
+              <w:pBdr>
+                <w:bottom w:val="single" w:color="DCDAEA" w:sz="6" w:space="3"/>
+              </w:pBdr>
+              <w:spacing w:after="0" w:before="0" w:line="680" w:lineRule="exact"/>
+            </w:pPr>
+            <w:r>
+              <w:rPr>
+                <w:color w:val="66657E"/>
+                <w:sz w:val="20"/>
+                <w:szCs w:val="20"/>
+              </w:rPr>
+              <w:t xml:space="preserve">URL：</w:t>
+            </w:r>
+          </w:p>
+          <w:p>
+            <w:pPr>
+              <w:pBdr>
+                <w:bottom w:val="single" w:color="DCDAEA" w:sz="6" w:space="4"/>
+              </w:pBdr>
+              <w:spacing w:after="0" w:before="0" w:line="680" w:lineRule="exact"/>
+            </w:pPr>
+            <w:r>
+              <w:rPr>
+                <w:color w:val="66657E"/>
+                <w:sz w:val="20"/>
+                <w:szCs w:val="20"/>
+              </w:rPr>
+              <w:t xml:space="preserve">使える時間：</w:t>
+            </w:r>
+          </w:p>
+        </w:tc>
+      </w:tr>
+    </w:tbl>
     <w:p>
       <w:pPr>
-        <w:spacing w:after="240"/>
+        <w:spacing w:after="0" w:before="0" w:line="20" w:lineRule="exact"/>
+        <w:sectPr>
+          <w:pgSz w:w="11906" w:h="16838" w:orient="portrait"/>
+          <w:pgMar w:top="12506" w:right="1020" w:bottom="567" w:left="828" w:header="0" w:footer="0" w:gutter="0"/>
+          <w:pgNumType/>
+          <w:docGrid w:linePitch="360"/>
+        </w:sectPr>
       </w:pPr>
       <w:r>
         <w:drawing>
-          <wp:inline distT="0" distB="0" distL="0" distR="0">
-            <wp:extent cx="323850" cy="323850"/>
+          <wp:anchor distT="0" distB="0" distL="0" distR="0" simplePos="0" allowOverlap="1" behindDoc="1" locked="1" layoutInCell="1" relativeHeight="10692000">
+            <wp:simplePos x="0" y="0"/>
+            <wp:positionH relativeFrom="page">
+              <wp:posOffset>0</wp:posOffset>
+            </wp:positionH>
+            <wp:positionV relativeFrom="page">
+              <wp:posOffset>0</wp:posOffset>
+            </wp:positionV>
+            <wp:extent cx="7560000" cy="10692000"/>
             <wp:effectExtent t="0" r="0" b="0" l="0"/>
-            <wp:docPr id="1" name="logo.png" descr="SP-PS のしるし" title="SP-PS のしるし"/>
+            <wp:wrapNone/>
+            <wp:docPr id="1" name="cover_student" descr="表紙。SP-PS の使い方（生徒用）。手順書 2026年10月版。声と口の形を目で確かめながら、発音を練習するアプリ。お手本を見る画面と、結果の画面のスマートフォン。金沢工業大学 情報理工学部 情報工学科 金道研究室。" title="表紙。SP-PS の使い方（生徒用）。手順書 2026年10月版。声と口の形を目で確かめながら、発音を練習するアプリ。お手本を見る画面と、結果の画面のスマートフォン。金沢工業大学 情報理工学部 情報工学科 金道研究室。"/>
             <wp:cNvGraphicFramePr>
               <a:graphicFrameLocks xmlns:a="http://schemas.openxmlformats.org/drawingml/2006/main" noChangeAspect="1"/>
             </wp:cNvGraphicFramePr>
@@ -25,7 +228,7 @@
                     </pic:cNvPicPr>
                   </pic:nvPicPr>
                   <pic:blipFill>
-                    <a:blip r:embed="rId8" cstate="none"/>
+                    <a:blip r:embed="rId9" cstate="none"/>
                     <a:srcRect/>
                     <a:stretch>
                       <a:fillRect/>
@@ -34,7 +237,7 @@
                   <pic:spPr bwMode="auto">
                     <a:xfrm>
                       <a:off x="0" y="0"/>
-                      <a:ext cx="323850" cy="323850"/>
+                      <a:ext cx="7560000" cy="10692000"/>
                     </a:xfrm>
                     <a:prstGeom prst="rect">
                       <a:avLst/>
@@ -43,43 +246,17 @@
                 </pic:pic>
               </a:graphicData>
             </a:graphic>
-          </wp:inline>
+          </wp:anchor>
         </w:drawing>
-      </w:r>
-      <w:r>
-        <w:rPr>
-          <w:b/>
-          <w:bCs/>
-          <w:sz w:val="30"/>
-          <w:szCs w:val="30"/>
-        </w:rPr>
-        <w:t xml:space="preserve"> SP-PS </w:t>
-      </w:r>
-      <w:r>
-        <w:rPr>
-          <w:b/>
-          <w:bCs/>
-          <w:color w:val="FFFFFF"/>
-          <w:shd w:fill="5B4BEA" w:color="auto" w:val="clear"/>
-        </w:rPr>
-        <w:t xml:space="preserve"> 生徒用 </w:t>
-      </w:r>
-      <w:r>
-        <w:rPr>
-          <w:color w:val="66657E"/>
-          <w:sz w:val="18"/>
-          <w:szCs w:val="18"/>
-        </w:rPr>
-        <w:ptab w:alignment="right" w:relativeTo="margin" w:leader="none"/>
-        <w:t xml:space="preserve">手順書　2026年10月版</w:t>
       </w:r>
     </w:p>
     <w:p>
       <w:pPr>
-        <w:pStyle w:val="Title"/>
+        <w:pStyle w:val="Heading1"/>
+        <w:spacing w:before="0"/>
       </w:pPr>
       <w:r>
-        <w:t xml:space="preserve">SP-PS の使い方</w:t>
+        <w:t xml:space="preserve">はじめに</w:t>
       </w:r>
     </w:p>
     <w:p>
@@ -355,6 +532,8 @@
         <w:rPr>
           <w:b/>
           <w:bCs/>
+          <w:sz w:val="23"/>
+          <w:szCs w:val="23"/>
         </w:rPr>
         <w:t xml:space="preserve">用意するもの</w:t>
       </w:r>
@@ -468,187 +647,10 @@
         <w:spacing w:after="100"/>
       </w:pPr>
     </w:p>
-    <w:tbl>
-      <w:tblPr>
-        <w:tblW w:type="dxa" w:w="9752"/>
-        <w:tblBorders>
-          <w:top w:val="none" w:color="FFFFFF" w:sz="0"/>
-          <w:left w:val="none" w:color="FFFFFF" w:sz="0"/>
-          <w:bottom w:val="none" w:color="FFFFFF" w:sz="0"/>
-          <w:right w:val="none" w:color="FFFFFF" w:sz="0"/>
-          <w:insideH w:val="none" w:color="FFFFFF" w:sz="0"/>
-          <w:insideV w:val="none" w:color="FFFFFF" w:sz="0"/>
-        </w:tblBorders>
-        <w:tblLayout w:type="fixed"/>
-      </w:tblPr>
-      <w:tblGrid>
-        <w:gridCol w:w="2100"/>
-        <w:gridCol w:w="7652"/>
-      </w:tblGrid>
-      <w:tr>
-        <w:trPr>
-          <w:cantSplit/>
-          <w:trHeight w:val="2100" w:hRule="atLeast"/>
-        </w:trPr>
-        <w:tc>
-          <w:tcPr>
-            <w:tcW w:type="dxa" w:w="2100"/>
-            <w:tcBorders>
-              <w:top w:val="dashed" w:color="B9B6CF" w:sz="8"/>
-              <w:left w:val="dashed" w:color="B9B6CF" w:sz="8"/>
-              <w:bottom w:val="dashed" w:color="B9B6CF" w:sz="8"/>
-              <w:right w:val="dashed" w:color="B9B6CF" w:sz="8"/>
-            </w:tcBorders>
-            <w:shd w:fill="F5F4FA" w:color="auto" w:val="clear"/>
-            <w:tcMar>
-              <w:top w:type="dxa" w:w="60"/>
-              <w:left w:type="dxa" w:w="0"/>
-              <w:bottom w:type="dxa" w:w="60"/>
-              <w:right w:type="dxa" w:w="0"/>
-            </w:tcMar>
-            <w:vAlign w:val="center"/>
-          </w:tcPr>
-          <w:p>
-            <w:pPr>
-              <w:spacing w:after="0"/>
-              <w:jc w:val="center"/>
-            </w:pPr>
-            <w:r>
-              <w:rPr>
-                <w:color w:val="66657E"/>
-                <w:sz w:val="18"/>
-                <w:szCs w:val="18"/>
-              </w:rPr>
-              <w:t xml:space="preserve">QRコードを</w:t>
-            </w:r>
-          </w:p>
-          <w:p>
-            <w:pPr>
-              <w:spacing w:after="0"/>
-              <w:jc w:val="center"/>
-            </w:pPr>
-            <w:r>
-              <w:ruby>
-                <w:rubyPr>
-                  <w:rubyAlign w:val="center"/>
-                  <w:hps w:val="9"/>
-                  <w:hpsRaise w:val="15"/>
-                  <w:hpsBaseText w:val="18"/>
-                  <w:lid w:val="ja-JP"/>
-                </w:rubyPr>
-                <w:rt>
-                  <w:r>
-                    <w:rPr>
-                      <w:color w:val="66657E"/>
-                      <w:sz w:val="9"/>
-                      <w:szCs w:val="9"/>
-                    </w:rPr>
-                    <w:t>は</w:t>
-                  </w:r>
-                </w:rt>
-                <w:rubyBase>
-                  <w:r>
-                    <w:rPr>
-                      <w:color w:val="66657E"/>
-                      <w:sz w:val="18"/>
-                      <w:szCs w:val="18"/>
-                    </w:rPr>
-                    <w:t>貼</w:t>
-                  </w:r>
-                </w:rubyBase>
-              </w:ruby>
-            </w:r>
-            <w:r>
-              <w:rPr>
-                <w:color w:val="66657E"/>
-                <w:sz w:val="18"/>
-                <w:szCs w:val="18"/>
-              </w:rPr>
-              <w:t xml:space="preserve">る</w:t>
-            </w:r>
-          </w:p>
-        </w:tc>
-        <w:tc>
-          <w:tcPr>
-            <w:tcW w:type="dxa" w:w="7652"/>
-            <w:tcBorders>
-              <w:top w:val="dashed" w:color="B9B6CF" w:sz="8"/>
-              <w:left w:val="none" w:color="FFFFFF" w:sz="0"/>
-              <w:bottom w:val="dashed" w:color="B9B6CF" w:sz="8"/>
-              <w:right w:val="dashed" w:color="B9B6CF" w:sz="8"/>
-            </w:tcBorders>
-            <w:tcMar>
-              <w:top w:type="dxa" w:w="100"/>
-              <w:left w:type="dxa" w:w="240"/>
-              <w:bottom w:type="dxa" w:w="160"/>
-              <w:right w:type="dxa" w:w="200"/>
-            </w:tcMar>
-            <w:vAlign w:val="top"/>
-          </w:tcPr>
-          <w:p>
-            <w:pPr>
-              <w:spacing w:after="40"/>
-            </w:pPr>
-            <w:r>
-              <w:rPr>
-                <w:b/>
-                <w:bCs/>
-              </w:rPr>
-              <w:t xml:space="preserve">SP-PS の開き方</w:t>
-            </w:r>
-            <w:r>
-              <w:rPr>
-                <w:color w:val="66657E"/>
-                <w:sz w:val="17"/>
-                <w:szCs w:val="17"/>
-              </w:rPr>
-              <w:t xml:space="preserve">　先生が書きます</w:t>
-            </w:r>
-          </w:p>
-          <w:p>
-            <w:pPr>
-              <w:pBdr>
-                <w:bottom w:val="single" w:color="DCDAEA" w:sz="6" w:space="2"/>
-              </w:pBdr>
-              <w:spacing w:after="40" w:before="200"/>
-            </w:pPr>
-            <w:r>
-              <w:rPr>
-                <w:color w:val="66657E"/>
-                <w:sz w:val="19"/>
-                <w:szCs w:val="19"/>
-              </w:rPr>
-              <w:t xml:space="preserve">URL：</w:t>
-            </w:r>
-          </w:p>
-          <w:p>
-            <w:pPr>
-              <w:pBdr>
-                <w:bottom w:val="single" w:color="DCDAEA" w:sz="6" w:space="2"/>
-              </w:pBdr>
-              <w:spacing w:after="40" w:before="200"/>
-            </w:pPr>
-            <w:r>
-              <w:rPr>
-                <w:color w:val="66657E"/>
-                <w:sz w:val="19"/>
-                <w:szCs w:val="19"/>
-              </w:rPr>
-              <w:t xml:space="preserve">使える時間：</w:t>
-            </w:r>
-          </w:p>
-        </w:tc>
-      </w:tr>
-    </w:tbl>
-    <w:p>
-      <w:pPr>
-        <w:spacing w:after="120"/>
-      </w:pPr>
-    </w:p>
     <w:p>
       <w:pPr>
         <w:keepNext/>
-        <w:spacing w:after="80" w:before="120"/>
+        <w:spacing w:after="80" w:before="160"/>
       </w:pPr>
       <w:r>
         <w:rPr>
@@ -1353,7 +1355,7 @@
                 <wp:inline distT="0" distB="0" distL="0" distR="0">
                   <wp:extent cx="1866900" cy="3267075"/>
                   <wp:effectExtent t="0" r="0" b="0" l="0"/>
-                  <wp:docPr id="2" name="s_login_first" descr="ログイン画面。利用者IDに sample02 を入力し、パスワードは空欄。" title="ログイン画面。利用者IDに sample02 を入力し、パスワードは空欄。"/>
+                  <wp:docPr id="3" name="s_login_first" descr="ログイン画面。利用者IDに sample02 を入力し、パスワードは空欄。" title="ログイン画面。利用者IDに sample02 を入力し、パスワードは空欄。"/>
                   <wp:cNvGraphicFramePr>
                     <a:graphicFrameLocks xmlns:a="http://schemas.openxmlformats.org/drawingml/2006/main" noChangeAspect="1"/>
                   </wp:cNvGraphicFramePr>
@@ -1367,7 +1369,7 @@
                           </pic:cNvPicPr>
                         </pic:nvPicPr>
                         <pic:blipFill>
-                          <a:blip r:embed="rId9" cstate="none"/>
+                          <a:blip r:embed="rId10" cstate="none"/>
                           <a:srcRect/>
                           <a:stretch>
                             <a:fillRect/>
@@ -1593,7 +1595,7 @@
                 <wp:inline distT="0" distB="0" distL="0" distR="0">
                   <wp:extent cx="1866900" cy="3267075"/>
                   <wp:effectExtent t="0" r="0" b="0" l="0"/>
-                  <wp:docPr id="3" name="s_first_login_filled" descr="はじめの設定の画面。はじめのコードとパスワードを入力したところ。" title="はじめの設定の画面。はじめのコードとパスワードを入力したところ。"/>
+                  <wp:docPr id="4" name="s_first_login_filled" descr="はじめの設定の画面。はじめのコードとパスワードを入力したところ。" title="はじめの設定の画面。はじめのコードとパスワードを入力したところ。"/>
                   <wp:cNvGraphicFramePr>
                     <a:graphicFrameLocks xmlns:a="http://schemas.openxmlformats.org/drawingml/2006/main" noChangeAspect="1"/>
                   </wp:cNvGraphicFramePr>
@@ -1607,7 +1609,7 @@
                           </pic:cNvPicPr>
                         </pic:nvPicPr>
                         <pic:blipFill>
-                          <a:blip r:embed="rId10" cstate="none"/>
+                          <a:blip r:embed="rId11" cstate="none"/>
                           <a:srcRect/>
                           <a:stretch>
                             <a:fillRect/>
@@ -1941,7 +1943,7 @@
                 <wp:inline distT="0" distB="0" distL="0" distR="0">
                   <wp:extent cx="1866900" cy="3267075"/>
                   <wp:effectExtent t="0" r="0" b="0" l="0"/>
-                  <wp:docPr id="4" name="s_tour_start" descr="「いっしょに1回やってみよう」の画面。" title="「いっしょに1回やってみよう」の画面。"/>
+                  <wp:docPr id="5" name="s_tour_start" descr="「いっしょに1回やってみよう」の画面。" title="「いっしょに1回やってみよう」の画面。"/>
                   <wp:cNvGraphicFramePr>
                     <a:graphicFrameLocks xmlns:a="http://schemas.openxmlformats.org/drawingml/2006/main" noChangeAspect="1"/>
                   </wp:cNvGraphicFramePr>
@@ -1955,7 +1957,7 @@
                           </pic:cNvPicPr>
                         </pic:nvPicPr>
                         <pic:blipFill>
-                          <a:blip r:embed="rId11" cstate="none"/>
+                          <a:blip r:embed="rId12" cstate="none"/>
                           <a:srcRect/>
                           <a:stretch>
                             <a:fillRect/>
@@ -2190,7 +2192,7 @@
                 <wp:inline distT="0" distB="0" distL="0" distR="0">
                   <wp:extent cx="1866900" cy="3267075"/>
                   <wp:effectExtent t="0" r="0" b="0" l="0"/>
-                  <wp:docPr id="5" name="s_tour_record" descr="チュートリアルの4番目。「録画をはじめる」のボタンだけが明るくなり、吹き出しに「お手本を録画しよう」と出ている。" title="チュートリアルの4番目。「録画をはじめる」のボタンだけが明るくなり、吹き出しに「お手本を録画しよう」と出ている。"/>
+                  <wp:docPr id="6" name="s_tour_record" descr="チュートリアルの4番目。「録画をはじめる」のボタンだけが明るくなり、吹き出しに「お手本を録画しよう」と出ている。" title="チュートリアルの4番目。「録画をはじめる」のボタンだけが明るくなり、吹き出しに「お手本を録画しよう」と出ている。"/>
                   <wp:cNvGraphicFramePr>
                     <a:graphicFrameLocks xmlns:a="http://schemas.openxmlformats.org/drawingml/2006/main" noChangeAspect="1"/>
                   </wp:cNvGraphicFramePr>
@@ -2204,7 +2206,7 @@
                           </pic:cNvPicPr>
                         </pic:nvPicPr>
                         <pic:blipFill>
-                          <a:blip r:embed="rId12" cstate="none"/>
+                          <a:blip r:embed="rId13" cstate="none"/>
                           <a:srcRect/>
                           <a:stretch>
                             <a:fillRect/>
@@ -2638,7 +2640,7 @@
                 <wp:inline distT="0" distB="0" distL="0" distR="0">
                   <wp:extent cx="1866900" cy="3267075"/>
                   <wp:effectExtent t="0" r="0" b="0" l="0"/>
-                  <wp:docPr id="6" name="s_login_filled" descr="ログイン画面。利用者IDとパスワードを入力したところ。" title="ログイン画面。利用者IDとパスワードを入力したところ。"/>
+                  <wp:docPr id="7" name="s_login_filled" descr="ログイン画面。利用者IDとパスワードを入力したところ。" title="ログイン画面。利用者IDとパスワードを入力したところ。"/>
                   <wp:cNvGraphicFramePr>
                     <a:graphicFrameLocks xmlns:a="http://schemas.openxmlformats.org/drawingml/2006/main" noChangeAspect="1"/>
                   </wp:cNvGraphicFramePr>
@@ -2652,7 +2654,7 @@
                           </pic:cNvPicPr>
                         </pic:nvPicPr>
                         <pic:blipFill>
-                          <a:blip r:embed="rId13" cstate="none"/>
+                          <a:blip r:embed="rId14" cstate="none"/>
                           <a:srcRect/>
                           <a:stretch>
                             <a:fillRect/>
@@ -2865,89 +2867,7 @@
                 <wp:inline distT="0" distB="0" distL="0" distR="0">
                   <wp:extent cx="1866900" cy="3267075"/>
                   <wp:effectExtent t="0" r="0" b="0" l="0"/>
-                  <wp:docPr id="12" name="s_home" descr="ホーム画面。番号1〜5の印つき。" title="ホーム画面。番号1〜5の印つき。"/>
-                  <wp:cNvGraphicFramePr>
-                    <a:graphicFrameLocks xmlns:a="http://schemas.openxmlformats.org/drawingml/2006/main" noChangeAspect="1"/>
-                  </wp:cNvGraphicFramePr>
-                  <a:graphic xmlns:a="http://schemas.openxmlformats.org/drawingml/2006/main">
-                    <a:graphicData uri="http://schemas.openxmlformats.org/drawingml/2006/picture">
-                      <pic:pic xmlns:pic="http://schemas.openxmlformats.org/drawingml/2006/picture">
-                        <pic:nvPicPr>
-                          <pic:cNvPr id="0" name="" descr=""/>
-                          <pic:cNvPicPr>
-                            <a:picLocks noChangeAspect="1" noChangeArrowheads="1"/>
-                          </pic:cNvPicPr>
-                        </pic:nvPicPr>
-                        <pic:blipFill>
-                          <a:blip r:embed="rId14" cstate="none"/>
-                          <a:srcRect/>
-                          <a:stretch>
-                            <a:fillRect/>
-                          </a:stretch>
-                        </pic:blipFill>
-                        <pic:spPr bwMode="auto">
-                          <a:xfrm>
-                            <a:off x="0" y="0"/>
-                            <a:ext cx="1866900" cy="3267075"/>
-                          </a:xfrm>
-                          <a:prstGeom prst="rect">
-                            <a:avLst/>
-                          </a:prstGeom>
-                        </pic:spPr>
-                      </pic:pic>
-                    </a:graphicData>
-                  </a:graphic>
-                </wp:inline>
-              </w:drawing>
-            </w:r>
-          </w:p>
-        </w:tc>
-        <w:tc>
-          <w:tcPr>
-            <w:tcW w:type="dxa" w:w="6602"/>
-            <w:tcBorders>
-              <w:top w:val="none" w:color="FFFFFF" w:sz="0"/>
-              <w:left w:val="none" w:color="FFFFFF" w:sz="0"/>
-              <w:bottom w:val="none" w:color="FFFFFF" w:sz="0"/>
-              <w:right w:val="none" w:color="FFFFFF" w:sz="0"/>
-            </w:tcBorders>
-            <w:tcMar>
-              <w:top w:type="dxa" w:w="60"/>
-              <w:left w:type="dxa" w:w="120"/>
-              <w:bottom w:type="dxa" w:w="60"/>
-              <w:right w:type="dxa" w:w="0"/>
-            </w:tcMar>
-            <w:vAlign w:val="top"/>
-          </w:tcPr>
-          <w:p>
-            <w:pPr>
-              <w:pStyle w:val="Heading2"/>
-            </w:pPr>
-            <w:r>
-              <w:rPr>
-                <w:color w:val="3F31C2"/>
-                <w:shd w:fill="EEEBFF" w:color="auto" w:val="clear"/>
-              </w:rPr>
-              <w:t xml:space="preserve"> 1 </w:t>
-            </w:r>
-            <w:r>
-              <w:t xml:space="preserve">　画面の上の部分</w:t>
-            </w:r>
-          </w:p>
-          <w:p>
-            <w:pPr>
-              <w:tabs>
-                <w:tab w:val="left" w:pos="380"/>
-              </w:tabs>
-              <w:spacing w:after="100" w:line="290"/>
-              <w:ind w:left="380" w:hanging="380"/>
-            </w:pPr>
-            <w:r>
-              <w:drawing>
-                <wp:inline distT="0" distB="0" distL="0" distR="0">
-                  <wp:extent cx="142875" cy="142875"/>
-                  <wp:effectExtent t="0" r="0" b="0" l="0"/>
-                  <wp:docPr id="7" name="mk1" descr="印 1" title="印 1"/>
+                  <wp:docPr id="13" name="s_home" descr="ホーム画面。番号1〜5の印つき。" title="ホーム画面。番号1〜5の印つき。"/>
                   <wp:cNvGraphicFramePr>
                     <a:graphicFrameLocks xmlns:a="http://schemas.openxmlformats.org/drawingml/2006/main" noChangeAspect="1"/>
                   </wp:cNvGraphicFramePr>
@@ -2970,7 +2890,7 @@
                         <pic:spPr bwMode="auto">
                           <a:xfrm>
                             <a:off x="0" y="0"/>
-                            <a:ext cx="142875" cy="142875"/>
+                            <a:ext cx="1866900" cy="3267075"/>
                           </a:xfrm>
                           <a:prstGeom prst="rect">
                             <a:avLst/>
@@ -2982,59 +2902,38 @@
                 </wp:inline>
               </w:drawing>
             </w:r>
-            <w:r>
-              <w:tab/>
-            </w:r>
-            <w:r>
-              <w:rPr>
-                <w:b/>
-                <w:bCs/>
-              </w:rPr>
-              <w:t xml:space="preserve">連続日数</w:t>
-            </w:r>
-            <w:r>
-              <w:br/>
-            </w:r>
-            <w:r>
-              <w:rPr>
-                <w:color w:val="47465E"/>
-              </w:rPr>
-              <w:t xml:space="preserve">何日続けて練習したかを示します。1日休んでも</w:t>
-            </w:r>
-            <w:r>
-              <w:ruby>
-                <w:rubyPr>
-                  <w:rubyAlign w:val="center"/>
-                  <w:hps w:val="10"/>
-                  <w:hpsRaise w:val="18"/>
-                  <w:hpsBaseText w:val="21"/>
-                  <w:lid w:val="ja-JP"/>
-                </w:rubyPr>
-                <w:rt>
-                  <w:r>
-                    <w:rPr>
-                      <w:color w:val="47465E"/>
-                      <w:sz w:val="10"/>
-                      <w:szCs w:val="10"/>
-                    </w:rPr>
-                    <w:t>とぎ</w:t>
-                  </w:r>
-                </w:rt>
-                <w:rubyBase>
-                  <w:r>
-                    <w:rPr>
-                      <w:color w:val="47465E"/>
-                    </w:rPr>
-                    <w:t>途切</w:t>
-                  </w:r>
-                </w:rubyBase>
-              </w:ruby>
-            </w:r>
-            <w:r>
-              <w:rPr>
-                <w:color w:val="47465E"/>
-              </w:rPr>
-              <w:t xml:space="preserve">れません。</w:t>
+          </w:p>
+        </w:tc>
+        <w:tc>
+          <w:tcPr>
+            <w:tcW w:type="dxa" w:w="6602"/>
+            <w:tcBorders>
+              <w:top w:val="none" w:color="FFFFFF" w:sz="0"/>
+              <w:left w:val="none" w:color="FFFFFF" w:sz="0"/>
+              <w:bottom w:val="none" w:color="FFFFFF" w:sz="0"/>
+              <w:right w:val="none" w:color="FFFFFF" w:sz="0"/>
+            </w:tcBorders>
+            <w:tcMar>
+              <w:top w:type="dxa" w:w="60"/>
+              <w:left w:type="dxa" w:w="120"/>
+              <w:bottom w:type="dxa" w:w="60"/>
+              <w:right w:type="dxa" w:w="0"/>
+            </w:tcMar>
+            <w:vAlign w:val="top"/>
+          </w:tcPr>
+          <w:p>
+            <w:pPr>
+              <w:pStyle w:val="Heading2"/>
+            </w:pPr>
+            <w:r>
+              <w:rPr>
+                <w:color w:val="3F31C2"/>
+                <w:shd w:fill="EEEBFF" w:color="auto" w:val="clear"/>
+              </w:rPr>
+              <w:t xml:space="preserve"> 1 </w:t>
+            </w:r>
+            <w:r>
+              <w:t xml:space="preserve">　画面の上の部分</w:t>
             </w:r>
           </w:p>
           <w:p>
@@ -3050,7 +2949,7 @@
                 <wp:inline distT="0" distB="0" distL="0" distR="0">
                   <wp:extent cx="142875" cy="142875"/>
                   <wp:effectExtent t="0" r="0" b="0" l="0"/>
-                  <wp:docPr id="8" name="mk2" descr="印 2" title="印 2"/>
+                  <wp:docPr id="8" name="mk1" descr="印 1" title="印 1"/>
                   <wp:cNvGraphicFramePr>
                     <a:graphicFrameLocks xmlns:a="http://schemas.openxmlformats.org/drawingml/2006/main" noChangeAspect="1"/>
                   </wp:cNvGraphicFramePr>
@@ -3093,7 +2992,7 @@
                 <w:b/>
                 <w:bCs/>
               </w:rPr>
-              <w:t xml:space="preserve">今日のれんしゅう</w:t>
+              <w:t xml:space="preserve">連続日数</w:t>
             </w:r>
             <w:r>
               <w:br/>
@@ -3102,22 +3001,7 @@
               <w:rPr>
                 <w:color w:val="47465E"/>
               </w:rPr>
-              <w:t xml:space="preserve">今日練習するとよい単語が表示されます。</w:t>
-            </w:r>
-            <w:r>
-              <w:rPr>
-                <w:b/>
-                <w:bCs/>
-                <w:color w:val="47465E"/>
-                <w:bdr w:val="single" w:color="5B4BEA" w:sz="6" w:space="0"/>
-              </w:rPr>
-              <w:t xml:space="preserve"> ▶ はじめる </w:t>
-            </w:r>
-            <w:r>
-              <w:rPr>
-                <w:color w:val="47465E"/>
-              </w:rPr>
-              <w:t xml:space="preserve">を</w:t>
+              <w:t xml:space="preserve">何日続けて練習したかを示します。1日休んでも</w:t>
             </w:r>
             <w:r>
               <w:ruby>
@@ -3135,7 +3019,7 @@
                       <w:sz w:val="10"/>
                       <w:szCs w:val="10"/>
                     </w:rPr>
-                    <w:t>お</w:t>
+                    <w:t>とぎ</w:t>
                   </w:r>
                 </w:rt>
                 <w:rubyBase>
@@ -3143,7 +3027,7 @@
                     <w:rPr>
                       <w:color w:val="47465E"/>
                     </w:rPr>
-                    <w:t>押</w:t>
+                    <w:t>途切</w:t>
                   </w:r>
                 </w:rubyBase>
               </w:ruby>
@@ -3152,7 +3036,7 @@
               <w:rPr>
                 <w:color w:val="47465E"/>
               </w:rPr>
-              <w:t xml:space="preserve">すと、すぐに録音の画面になります。右上のリングは、今日のメニューの進み具合です。</w:t>
+              <w:t xml:space="preserve">れません。</w:t>
             </w:r>
           </w:p>
           <w:p>
@@ -3168,7 +3052,7 @@
                 <wp:inline distT="0" distB="0" distL="0" distR="0">
                   <wp:extent cx="142875" cy="142875"/>
                   <wp:effectExtent t="0" r="0" b="0" l="0"/>
-                  <wp:docPr id="9" name="mk3" descr="印 3" title="印 3"/>
+                  <wp:docPr id="9" name="mk2" descr="印 2" title="印 2"/>
                   <wp:cNvGraphicFramePr>
                     <a:graphicFrameLocks xmlns:a="http://schemas.openxmlformats.org/drawingml/2006/main" noChangeAspect="1"/>
                   </wp:cNvGraphicFramePr>
@@ -3211,7 +3095,7 @@
                 <w:b/>
                 <w:bCs/>
               </w:rPr>
-              <w:t xml:space="preserve">今週のようす</w:t>
+              <w:t xml:space="preserve">今日のれんしゅう</w:t>
             </w:r>
             <w:r>
               <w:br/>
@@ -3220,7 +3104,57 @@
               <w:rPr>
                 <w:color w:val="47465E"/>
               </w:rPr>
-              <w:t xml:space="preserve">今週練習した日に ✓ が付きます。</w:t>
+              <w:t xml:space="preserve">今日練習するとよい単語が表示されます。</w:t>
+            </w:r>
+            <w:r>
+              <w:rPr>
+                <w:b/>
+                <w:bCs/>
+                <w:color w:val="47465E"/>
+                <w:bdr w:val="single" w:color="5B4BEA" w:sz="6" w:space="0"/>
+              </w:rPr>
+              <w:t xml:space="preserve"> ▶ はじめる </w:t>
+            </w:r>
+            <w:r>
+              <w:rPr>
+                <w:color w:val="47465E"/>
+              </w:rPr>
+              <w:t xml:space="preserve">を</w:t>
+            </w:r>
+            <w:r>
+              <w:ruby>
+                <w:rubyPr>
+                  <w:rubyAlign w:val="center"/>
+                  <w:hps w:val="10"/>
+                  <w:hpsRaise w:val="18"/>
+                  <w:hpsBaseText w:val="21"/>
+                  <w:lid w:val="ja-JP"/>
+                </w:rubyPr>
+                <w:rt>
+                  <w:r>
+                    <w:rPr>
+                      <w:color w:val="47465E"/>
+                      <w:sz w:val="10"/>
+                      <w:szCs w:val="10"/>
+                    </w:rPr>
+                    <w:t>お</w:t>
+                  </w:r>
+                </w:rt>
+                <w:rubyBase>
+                  <w:r>
+                    <w:rPr>
+                      <w:color w:val="47465E"/>
+                    </w:rPr>
+                    <w:t>押</w:t>
+                  </w:r>
+                </w:rubyBase>
+              </w:ruby>
+            </w:r>
+            <w:r>
+              <w:rPr>
+                <w:color w:val="47465E"/>
+              </w:rPr>
+              <w:t xml:space="preserve">すと、すぐに録音の画面になります。右上のリングは、今日のメニューの進み具合です。</w:t>
             </w:r>
           </w:p>
           <w:p>
@@ -3236,7 +3170,7 @@
                 <wp:inline distT="0" distB="0" distL="0" distR="0">
                   <wp:extent cx="142875" cy="142875"/>
                   <wp:effectExtent t="0" r="0" b="0" l="0"/>
-                  <wp:docPr id="10" name="mk4" descr="印 4" title="印 4"/>
+                  <wp:docPr id="10" name="mk3" descr="印 3" title="印 3"/>
                   <wp:cNvGraphicFramePr>
                     <a:graphicFrameLocks xmlns:a="http://schemas.openxmlformats.org/drawingml/2006/main" noChangeAspect="1"/>
                   </wp:cNvGraphicFramePr>
@@ -3279,7 +3213,7 @@
                 <w:b/>
                 <w:bCs/>
               </w:rPr>
-              <w:t xml:space="preserve">画面下のタブ</w:t>
+              <w:t xml:space="preserve">今週のようす</w:t>
             </w:r>
             <w:r>
               <w:br/>
@@ -3288,147 +3222,7 @@
               <w:rPr>
                 <w:color w:val="47465E"/>
               </w:rPr>
-              <w:t xml:space="preserve">「ホーム」「単語」「記録」「</w:t>
-            </w:r>
-            <w:r>
-              <w:ruby>
-                <w:rubyPr>
-                  <w:rubyAlign w:val="center"/>
-                  <w:hps w:val="10"/>
-                  <w:hpsRaise w:val="18"/>
-                  <w:hpsBaseText w:val="21"/>
-                  <w:lid w:val="ja-JP"/>
-                </w:rubyPr>
-                <w:rt>
-                  <w:r>
-                    <w:rPr>
-                      <w:color w:val="47465E"/>
-                      <w:sz w:val="10"/>
-                      <w:szCs w:val="10"/>
-                    </w:rPr>
-                    <w:t>ぶんせき</w:t>
-                  </w:r>
-                </w:rt>
-                <w:rubyBase>
-                  <w:r>
-                    <w:rPr>
-                      <w:color w:val="47465E"/>
-                    </w:rPr>
-                    <w:t>分析</w:t>
-                  </w:r>
-                </w:rubyBase>
-              </w:ruby>
-            </w:r>
-            <w:r>
-              <w:rPr>
-                <w:color w:val="47465E"/>
-              </w:rPr>
-              <w:t xml:space="preserve">」を</w:t>
-            </w:r>
-            <w:r>
-              <w:ruby>
-                <w:rubyPr>
-                  <w:rubyAlign w:val="center"/>
-                  <w:hps w:val="10"/>
-                  <w:hpsRaise w:val="18"/>
-                  <w:hpsBaseText w:val="21"/>
-                  <w:lid w:val="ja-JP"/>
-                </w:rubyPr>
-                <w:rt>
-                  <w:r>
-                    <w:rPr>
-                      <w:color w:val="47465E"/>
-                      <w:sz w:val="10"/>
-                      <w:szCs w:val="10"/>
-                    </w:rPr>
-                    <w:t>き</w:t>
-                  </w:r>
-                </w:rt>
-                <w:rubyBase>
-                  <w:r>
-                    <w:rPr>
-                      <w:color w:val="47465E"/>
-                    </w:rPr>
-                    <w:t>切</w:t>
-                  </w:r>
-                </w:rubyBase>
-              </w:ruby>
-            </w:r>
-            <w:r>
-              <w:rPr>
-                <w:color w:val="47465E"/>
-              </w:rPr>
-              <w:t xml:space="preserve">り</w:t>
-            </w:r>
-            <w:r>
-              <w:ruby>
-                <w:rubyPr>
-                  <w:rubyAlign w:val="center"/>
-                  <w:hps w:val="10"/>
-                  <w:hpsRaise w:val="18"/>
-                  <w:hpsBaseText w:val="21"/>
-                  <w:lid w:val="ja-JP"/>
-                </w:rubyPr>
-                <w:rt>
-                  <w:r>
-                    <w:rPr>
-                      <w:color w:val="47465E"/>
-                      <w:sz w:val="10"/>
-                      <w:szCs w:val="10"/>
-                    </w:rPr>
-                    <w:t>か</w:t>
-                  </w:r>
-                </w:rt>
-                <w:rubyBase>
-                  <w:r>
-                    <w:rPr>
-                      <w:color w:val="47465E"/>
-                    </w:rPr>
-                    <w:t>替</w:t>
-                  </w:r>
-                </w:rubyBase>
-              </w:ruby>
-            </w:r>
-            <w:r>
-              <w:rPr>
-                <w:color w:val="47465E"/>
-              </w:rPr>
-              <w:t xml:space="preserve">えます。どの画面からでも</w:t>
-            </w:r>
-            <w:r>
-              <w:ruby>
-                <w:rubyPr>
-                  <w:rubyAlign w:val="center"/>
-                  <w:hps w:val="10"/>
-                  <w:hpsRaise w:val="18"/>
-                  <w:hpsBaseText w:val="21"/>
-                  <w:lid w:val="ja-JP"/>
-                </w:rubyPr>
-                <w:rt>
-                  <w:r>
-                    <w:rPr>
-                      <w:color w:val="47465E"/>
-                      <w:sz w:val="10"/>
-                      <w:szCs w:val="10"/>
-                    </w:rPr>
-                    <w:t>お</w:t>
-                  </w:r>
-                </w:rt>
-                <w:rubyBase>
-                  <w:r>
-                    <w:rPr>
-                      <w:color w:val="47465E"/>
-                    </w:rPr>
-                    <w:t>押</w:t>
-                  </w:r>
-                </w:rubyBase>
-              </w:ruby>
-            </w:r>
-            <w:r>
-              <w:rPr>
-                <w:color w:val="47465E"/>
-              </w:rPr>
-              <w:t xml:space="preserve">せます。「単語」は、単語とお手本を登録するページです（保護者が使います）。</w:t>
+              <w:t xml:space="preserve">今週練習した日に ✓ が付きます。</w:t>
             </w:r>
           </w:p>
           <w:p>
@@ -3444,7 +3238,7 @@
                 <wp:inline distT="0" distB="0" distL="0" distR="0">
                   <wp:extent cx="142875" cy="142875"/>
                   <wp:effectExtent t="0" r="0" b="0" l="0"/>
-                  <wp:docPr id="11" name="mk5" descr="印 5" title="印 5"/>
+                  <wp:docPr id="11" name="mk4" descr="印 4" title="印 4"/>
                   <wp:cNvGraphicFramePr>
                     <a:graphicFrameLocks xmlns:a="http://schemas.openxmlformats.org/drawingml/2006/main" noChangeAspect="1"/>
                   </wp:cNvGraphicFramePr>
@@ -3459,6 +3253,214 @@
                         </pic:nvPicPr>
                         <pic:blipFill>
                           <a:blip r:embed="rId19" cstate="none"/>
+                          <a:srcRect/>
+                          <a:stretch>
+                            <a:fillRect/>
+                          </a:stretch>
+                        </pic:blipFill>
+                        <pic:spPr bwMode="auto">
+                          <a:xfrm>
+                            <a:off x="0" y="0"/>
+                            <a:ext cx="142875" cy="142875"/>
+                          </a:xfrm>
+                          <a:prstGeom prst="rect">
+                            <a:avLst/>
+                          </a:prstGeom>
+                        </pic:spPr>
+                      </pic:pic>
+                    </a:graphicData>
+                  </a:graphic>
+                </wp:inline>
+              </w:drawing>
+            </w:r>
+            <w:r>
+              <w:tab/>
+            </w:r>
+            <w:r>
+              <w:rPr>
+                <w:b/>
+                <w:bCs/>
+              </w:rPr>
+              <w:t xml:space="preserve">画面下のタブ</w:t>
+            </w:r>
+            <w:r>
+              <w:br/>
+            </w:r>
+            <w:r>
+              <w:rPr>
+                <w:color w:val="47465E"/>
+              </w:rPr>
+              <w:t xml:space="preserve">「ホーム」「単語」「記録」「</w:t>
+            </w:r>
+            <w:r>
+              <w:ruby>
+                <w:rubyPr>
+                  <w:rubyAlign w:val="center"/>
+                  <w:hps w:val="10"/>
+                  <w:hpsRaise w:val="18"/>
+                  <w:hpsBaseText w:val="21"/>
+                  <w:lid w:val="ja-JP"/>
+                </w:rubyPr>
+                <w:rt>
+                  <w:r>
+                    <w:rPr>
+                      <w:color w:val="47465E"/>
+                      <w:sz w:val="10"/>
+                      <w:szCs w:val="10"/>
+                    </w:rPr>
+                    <w:t>ぶんせき</w:t>
+                  </w:r>
+                </w:rt>
+                <w:rubyBase>
+                  <w:r>
+                    <w:rPr>
+                      <w:color w:val="47465E"/>
+                    </w:rPr>
+                    <w:t>分析</w:t>
+                  </w:r>
+                </w:rubyBase>
+              </w:ruby>
+            </w:r>
+            <w:r>
+              <w:rPr>
+                <w:color w:val="47465E"/>
+              </w:rPr>
+              <w:t xml:space="preserve">」を</w:t>
+            </w:r>
+            <w:r>
+              <w:ruby>
+                <w:rubyPr>
+                  <w:rubyAlign w:val="center"/>
+                  <w:hps w:val="10"/>
+                  <w:hpsRaise w:val="18"/>
+                  <w:hpsBaseText w:val="21"/>
+                  <w:lid w:val="ja-JP"/>
+                </w:rubyPr>
+                <w:rt>
+                  <w:r>
+                    <w:rPr>
+                      <w:color w:val="47465E"/>
+                      <w:sz w:val="10"/>
+                      <w:szCs w:val="10"/>
+                    </w:rPr>
+                    <w:t>き</w:t>
+                  </w:r>
+                </w:rt>
+                <w:rubyBase>
+                  <w:r>
+                    <w:rPr>
+                      <w:color w:val="47465E"/>
+                    </w:rPr>
+                    <w:t>切</w:t>
+                  </w:r>
+                </w:rubyBase>
+              </w:ruby>
+            </w:r>
+            <w:r>
+              <w:rPr>
+                <w:color w:val="47465E"/>
+              </w:rPr>
+              <w:t xml:space="preserve">り</w:t>
+            </w:r>
+            <w:r>
+              <w:ruby>
+                <w:rubyPr>
+                  <w:rubyAlign w:val="center"/>
+                  <w:hps w:val="10"/>
+                  <w:hpsRaise w:val="18"/>
+                  <w:hpsBaseText w:val="21"/>
+                  <w:lid w:val="ja-JP"/>
+                </w:rubyPr>
+                <w:rt>
+                  <w:r>
+                    <w:rPr>
+                      <w:color w:val="47465E"/>
+                      <w:sz w:val="10"/>
+                      <w:szCs w:val="10"/>
+                    </w:rPr>
+                    <w:t>か</w:t>
+                  </w:r>
+                </w:rt>
+                <w:rubyBase>
+                  <w:r>
+                    <w:rPr>
+                      <w:color w:val="47465E"/>
+                    </w:rPr>
+                    <w:t>替</w:t>
+                  </w:r>
+                </w:rubyBase>
+              </w:ruby>
+            </w:r>
+            <w:r>
+              <w:rPr>
+                <w:color w:val="47465E"/>
+              </w:rPr>
+              <w:t xml:space="preserve">えます。どの画面からでも</w:t>
+            </w:r>
+            <w:r>
+              <w:ruby>
+                <w:rubyPr>
+                  <w:rubyAlign w:val="center"/>
+                  <w:hps w:val="10"/>
+                  <w:hpsRaise w:val="18"/>
+                  <w:hpsBaseText w:val="21"/>
+                  <w:lid w:val="ja-JP"/>
+                </w:rubyPr>
+                <w:rt>
+                  <w:r>
+                    <w:rPr>
+                      <w:color w:val="47465E"/>
+                      <w:sz w:val="10"/>
+                      <w:szCs w:val="10"/>
+                    </w:rPr>
+                    <w:t>お</w:t>
+                  </w:r>
+                </w:rt>
+                <w:rubyBase>
+                  <w:r>
+                    <w:rPr>
+                      <w:color w:val="47465E"/>
+                    </w:rPr>
+                    <w:t>押</w:t>
+                  </w:r>
+                </w:rubyBase>
+              </w:ruby>
+            </w:r>
+            <w:r>
+              <w:rPr>
+                <w:color w:val="47465E"/>
+              </w:rPr>
+              <w:t xml:space="preserve">せます。「単語」は、単語とお手本を登録するページです（保護者が使います）。</w:t>
+            </w:r>
+          </w:p>
+          <w:p>
+            <w:pPr>
+              <w:tabs>
+                <w:tab w:val="left" w:pos="380"/>
+              </w:tabs>
+              <w:spacing w:after="100" w:line="290"/>
+              <w:ind w:left="380" w:hanging="380"/>
+            </w:pPr>
+            <w:r>
+              <w:drawing>
+                <wp:inline distT="0" distB="0" distL="0" distR="0">
+                  <wp:extent cx="142875" cy="142875"/>
+                  <wp:effectExtent t="0" r="0" b="0" l="0"/>
+                  <wp:docPr id="12" name="mk5" descr="印 5" title="印 5"/>
+                  <wp:cNvGraphicFramePr>
+                    <a:graphicFrameLocks xmlns:a="http://schemas.openxmlformats.org/drawingml/2006/main" noChangeAspect="1"/>
+                  </wp:cNvGraphicFramePr>
+                  <a:graphic xmlns:a="http://schemas.openxmlformats.org/drawingml/2006/main">
+                    <a:graphicData uri="http://schemas.openxmlformats.org/drawingml/2006/picture">
+                      <pic:pic xmlns:pic="http://schemas.openxmlformats.org/drawingml/2006/picture">
+                        <pic:nvPicPr>
+                          <pic:cNvPr id="0" name="" descr=""/>
+                          <pic:cNvPicPr>
+                            <a:picLocks noChangeAspect="1" noChangeArrowheads="1"/>
+                          </pic:cNvPicPr>
+                        </pic:nvPicPr>
+                        <pic:blipFill>
+                          <a:blip r:embed="rId20" cstate="none"/>
                           <a:srcRect/>
                           <a:stretch>
                             <a:fillRect/>
@@ -3559,7 +3561,7 @@
                 <wp:inline distT="0" distB="0" distL="0" distR="0">
                   <wp:extent cx="1809750" cy="1323975"/>
                   <wp:effectExtent t="0" r="0" b="0" l="0"/>
-                  <wp:docPr id="13" name="s_home_tiles" descr="ほかの練習のボタン4つ" title="ほかの練習のボタン4つ"/>
+                  <wp:docPr id="14" name="s_home_tiles" descr="ほかの練習のボタン4つ" title="ほかの練習のボタン4つ"/>
                   <wp:cNvGraphicFramePr>
                     <a:graphicFrameLocks xmlns:a="http://schemas.openxmlformats.org/drawingml/2006/main" noChangeAspect="1"/>
                   </wp:cNvGraphicFramePr>
@@ -3573,7 +3575,7 @@
                           </pic:cNvPicPr>
                         </pic:nvPicPr>
                         <pic:blipFill>
-                          <a:blip r:embed="rId20" cstate="none"/>
+                          <a:blip r:embed="rId21" cstate="none"/>
                           <a:srcRect/>
                           <a:stretch>
                             <a:fillRect/>
@@ -3606,7 +3608,7 @@
                 <wp:inline distT="0" distB="0" distL="0" distR="0">
                   <wp:extent cx="1809750" cy="1181100"/>
                   <wp:effectExtent t="0" r="0" b="0" l="0"/>
-                  <wp:docPr id="14" name="s_home_wordcard" descr="単語カード「学校」" title="単語カード「学校」"/>
+                  <wp:docPr id="15" name="s_home_wordcard" descr="単語カード「学校」" title="単語カード「学校」"/>
                   <wp:cNvGraphicFramePr>
                     <a:graphicFrameLocks xmlns:a="http://schemas.openxmlformats.org/drawingml/2006/main" noChangeAspect="1"/>
                   </wp:cNvGraphicFramePr>
@@ -3620,7 +3622,7 @@
                           </pic:cNvPicPr>
                         </pic:nvPicPr>
                         <pic:blipFill>
-                          <a:blip r:embed="rId21" cstate="none"/>
+                          <a:blip r:embed="rId22" cstate="none"/>
                           <a:srcRect/>
                           <a:stretch>
                             <a:fillRect/>
@@ -4206,7 +4208,7 @@
                 <wp:inline distT="0" distB="0" distL="0" distR="0">
                   <wp:extent cx="1866900" cy="3267075"/>
                   <wp:effectExtent t="0" r="0" b="0" l="0"/>
-                  <wp:docPr id="19" name="s_rec_start" descr="録音の画面。番号1〜4の印つき。" title="録音の画面。番号1〜4の印つき。"/>
+                  <wp:docPr id="20" name="s_rec_start" descr="録音の画面。番号1〜4の印つき。" title="録音の画面。番号1〜4の印つき。"/>
                   <wp:cNvGraphicFramePr>
                     <a:graphicFrameLocks xmlns:a="http://schemas.openxmlformats.org/drawingml/2006/main" noChangeAspect="1"/>
                   </wp:cNvGraphicFramePr>
@@ -4220,7 +4222,7 @@
                           </pic:cNvPicPr>
                         </pic:nvPicPr>
                         <pic:blipFill>
-                          <a:blip r:embed="rId22" cstate="none"/>
+                          <a:blip r:embed="rId23" cstate="none"/>
                           <a:srcRect/>
                           <a:stretch>
                             <a:fillRect/>
@@ -4288,75 +4290,7 @@
                 <wp:inline distT="0" distB="0" distL="0" distR="0">
                   <wp:extent cx="142875" cy="142875"/>
                   <wp:effectExtent t="0" r="0" b="0" l="0"/>
-                  <wp:docPr id="15" name="mk1" descr="印 1" title="印 1"/>
-                  <wp:cNvGraphicFramePr>
-                    <a:graphicFrameLocks xmlns:a="http://schemas.openxmlformats.org/drawingml/2006/main" noChangeAspect="1"/>
-                  </wp:cNvGraphicFramePr>
-                  <a:graphic xmlns:a="http://schemas.openxmlformats.org/drawingml/2006/main">
-                    <a:graphicData uri="http://schemas.openxmlformats.org/drawingml/2006/picture">
-                      <pic:pic xmlns:pic="http://schemas.openxmlformats.org/drawingml/2006/picture">
-                        <pic:nvPicPr>
-                          <pic:cNvPr id="0" name="" descr=""/>
-                          <pic:cNvPicPr>
-                            <a:picLocks noChangeAspect="1" noChangeArrowheads="1"/>
-                          </pic:cNvPicPr>
-                        </pic:nvPicPr>
-                        <pic:blipFill>
-                          <a:blip r:embed="rId15" cstate="none"/>
-                          <a:srcRect/>
-                          <a:stretch>
-                            <a:fillRect/>
-                          </a:stretch>
-                        </pic:blipFill>
-                        <pic:spPr bwMode="auto">
-                          <a:xfrm>
-                            <a:off x="0" y="0"/>
-                            <a:ext cx="142875" cy="142875"/>
-                          </a:xfrm>
-                          <a:prstGeom prst="rect">
-                            <a:avLst/>
-                          </a:prstGeom>
-                        </pic:spPr>
-                      </pic:pic>
-                    </a:graphicData>
-                  </a:graphic>
-                </wp:inline>
-              </w:drawing>
-            </w:r>
-            <w:r>
-              <w:tab/>
-            </w:r>
-            <w:r>
-              <w:rPr>
-                <w:b/>
-                <w:bCs/>
-              </w:rPr>
-              <w:t xml:space="preserve">お手本を見る</w:t>
-            </w:r>
-            <w:r>
-              <w:br/>
-            </w:r>
-            <w:r>
-              <w:rPr>
-                <w:color w:val="47465E"/>
-              </w:rPr>
-              <w:t xml:space="preserve">まずはここから始めます。</w:t>
-            </w:r>
-          </w:p>
-          <w:p>
-            <w:pPr>
-              <w:tabs>
-                <w:tab w:val="left" w:pos="380"/>
-              </w:tabs>
-              <w:spacing w:after="100" w:line="290"/>
-              <w:ind w:left="380" w:hanging="380"/>
-            </w:pPr>
-            <w:r>
-              <w:drawing>
-                <wp:inline distT="0" distB="0" distL="0" distR="0">
-                  <wp:extent cx="142875" cy="142875"/>
-                  <wp:effectExtent t="0" r="0" b="0" l="0"/>
-                  <wp:docPr id="16" name="mk2" descr="印 2" title="印 2"/>
+                  <wp:docPr id="16" name="mk1" descr="印 1" title="印 1"/>
                   <wp:cNvGraphicFramePr>
                     <a:graphicFrameLocks xmlns:a="http://schemas.openxmlformats.org/drawingml/2006/main" noChangeAspect="1"/>
                   </wp:cNvGraphicFramePr>
@@ -4399,7 +4333,7 @@
                 <w:b/>
                 <w:bCs/>
               </w:rPr>
-              <w:t xml:space="preserve">録音する</w:t>
+              <w:t xml:space="preserve">お手本を見る</w:t>
             </w:r>
             <w:r>
               <w:br/>
@@ -4408,42 +4342,7 @@
               <w:rPr>
                 <w:color w:val="47465E"/>
               </w:rPr>
-              <w:t xml:space="preserve">お手本を見ずに、すぐ録音したいときに</w:t>
-            </w:r>
-            <w:r>
-              <w:ruby>
-                <w:rubyPr>
-                  <w:rubyAlign w:val="center"/>
-                  <w:hps w:val="10"/>
-                  <w:hpsRaise w:val="18"/>
-                  <w:hpsBaseText w:val="21"/>
-                  <w:lid w:val="ja-JP"/>
-                </w:rubyPr>
-                <w:rt>
-                  <w:r>
-                    <w:rPr>
-                      <w:color w:val="47465E"/>
-                      <w:sz w:val="10"/>
-                      <w:szCs w:val="10"/>
-                    </w:rPr>
-                    <w:t>お</w:t>
-                  </w:r>
-                </w:rt>
-                <w:rubyBase>
-                  <w:r>
-                    <w:rPr>
-                      <w:color w:val="47465E"/>
-                    </w:rPr>
-                    <w:t>押</w:t>
-                  </w:r>
-                </w:rubyBase>
-              </w:ruby>
-            </w:r>
-            <w:r>
-              <w:rPr>
-                <w:color w:val="47465E"/>
-              </w:rPr>
-              <w:t xml:space="preserve">します。</w:t>
+              <w:t xml:space="preserve">まずはここから始めます。</w:t>
             </w:r>
           </w:p>
           <w:p>
@@ -4459,7 +4358,7 @@
                 <wp:inline distT="0" distB="0" distL="0" distR="0">
                   <wp:extent cx="142875" cy="142875"/>
                   <wp:effectExtent t="0" r="0" b="0" l="0"/>
-                  <wp:docPr id="17" name="mk3" descr="印 3" title="印 3"/>
+                  <wp:docPr id="17" name="mk2" descr="印 2" title="印 2"/>
                   <wp:cNvGraphicFramePr>
                     <a:graphicFrameLocks xmlns:a="http://schemas.openxmlformats.org/drawingml/2006/main" noChangeAspect="1"/>
                   </wp:cNvGraphicFramePr>
@@ -4502,7 +4401,7 @@
                 <w:b/>
                 <w:bCs/>
               </w:rPr>
-              <w:t xml:space="preserve">マイクとカメラ</w:t>
+              <w:t xml:space="preserve">録音する</w:t>
             </w:r>
             <w:r>
               <w:br/>
@@ -4511,7 +4410,42 @@
               <w:rPr>
                 <w:color w:val="47465E"/>
               </w:rPr>
-              <w:t xml:space="preserve">両方に ✓ が付いたら、準備ができています。</w:t>
+              <w:t xml:space="preserve">お手本を見ずに、すぐ録音したいときに</w:t>
+            </w:r>
+            <w:r>
+              <w:ruby>
+                <w:rubyPr>
+                  <w:rubyAlign w:val="center"/>
+                  <w:hps w:val="10"/>
+                  <w:hpsRaise w:val="18"/>
+                  <w:hpsBaseText w:val="21"/>
+                  <w:lid w:val="ja-JP"/>
+                </w:rubyPr>
+                <w:rt>
+                  <w:r>
+                    <w:rPr>
+                      <w:color w:val="47465E"/>
+                      <w:sz w:val="10"/>
+                      <w:szCs w:val="10"/>
+                    </w:rPr>
+                    <w:t>お</w:t>
+                  </w:r>
+                </w:rt>
+                <w:rubyBase>
+                  <w:r>
+                    <w:rPr>
+                      <w:color w:val="47465E"/>
+                    </w:rPr>
+                    <w:t>押</w:t>
+                  </w:r>
+                </w:rubyBase>
+              </w:ruby>
+            </w:r>
+            <w:r>
+              <w:rPr>
+                <w:color w:val="47465E"/>
+              </w:rPr>
+              <w:t xml:space="preserve">します。</w:t>
             </w:r>
           </w:p>
           <w:p>
@@ -4527,7 +4461,7 @@
                 <wp:inline distT="0" distB="0" distL="0" distR="0">
                   <wp:extent cx="142875" cy="142875"/>
                   <wp:effectExtent t="0" r="0" b="0" l="0"/>
-                  <wp:docPr id="18" name="mk4" descr="印 4" title="印 4"/>
+                  <wp:docPr id="18" name="mk3" descr="印 3" title="印 3"/>
                   <wp:cNvGraphicFramePr>
                     <a:graphicFrameLocks xmlns:a="http://schemas.openxmlformats.org/drawingml/2006/main" noChangeAspect="1"/>
                   </wp:cNvGraphicFramePr>
@@ -4542,6 +4476,74 @@
                         </pic:nvPicPr>
                         <pic:blipFill>
                           <a:blip r:embed="rId18" cstate="none"/>
+                          <a:srcRect/>
+                          <a:stretch>
+                            <a:fillRect/>
+                          </a:stretch>
+                        </pic:blipFill>
+                        <pic:spPr bwMode="auto">
+                          <a:xfrm>
+                            <a:off x="0" y="0"/>
+                            <a:ext cx="142875" cy="142875"/>
+                          </a:xfrm>
+                          <a:prstGeom prst="rect">
+                            <a:avLst/>
+                          </a:prstGeom>
+                        </pic:spPr>
+                      </pic:pic>
+                    </a:graphicData>
+                  </a:graphic>
+                </wp:inline>
+              </w:drawing>
+            </w:r>
+            <w:r>
+              <w:tab/>
+            </w:r>
+            <w:r>
+              <w:rPr>
+                <w:b/>
+                <w:bCs/>
+              </w:rPr>
+              <w:t xml:space="preserve">マイクとカメラ</w:t>
+            </w:r>
+            <w:r>
+              <w:br/>
+            </w:r>
+            <w:r>
+              <w:rPr>
+                <w:color w:val="47465E"/>
+              </w:rPr>
+              <w:t xml:space="preserve">両方に ✓ が付いたら、準備ができています。</w:t>
+            </w:r>
+          </w:p>
+          <w:p>
+            <w:pPr>
+              <w:tabs>
+                <w:tab w:val="left" w:pos="380"/>
+              </w:tabs>
+              <w:spacing w:after="100" w:line="290"/>
+              <w:ind w:left="380" w:hanging="380"/>
+            </w:pPr>
+            <w:r>
+              <w:drawing>
+                <wp:inline distT="0" distB="0" distL="0" distR="0">
+                  <wp:extent cx="142875" cy="142875"/>
+                  <wp:effectExtent t="0" r="0" b="0" l="0"/>
+                  <wp:docPr id="19" name="mk4" descr="印 4" title="印 4"/>
+                  <wp:cNvGraphicFramePr>
+                    <a:graphicFrameLocks xmlns:a="http://schemas.openxmlformats.org/drawingml/2006/main" noChangeAspect="1"/>
+                  </wp:cNvGraphicFramePr>
+                  <a:graphic xmlns:a="http://schemas.openxmlformats.org/drawingml/2006/main">
+                    <a:graphicData uri="http://schemas.openxmlformats.org/drawingml/2006/picture">
+                      <pic:pic xmlns:pic="http://schemas.openxmlformats.org/drawingml/2006/picture">
+                        <pic:nvPicPr>
+                          <pic:cNvPr id="0" name="" descr=""/>
+                          <pic:cNvPicPr>
+                            <a:picLocks noChangeAspect="1" noChangeArrowheads="1"/>
+                          </pic:cNvPicPr>
+                        </pic:nvPicPr>
+                        <pic:blipFill>
+                          <a:blip r:embed="rId19" cstate="none"/>
                           <a:srcRect/>
                           <a:stretch>
                             <a:fillRect/>
@@ -4706,7 +4708,7 @@
                 <wp:inline distT="0" distB="0" distL="0" distR="0">
                   <wp:extent cx="1866900" cy="3267075"/>
                   <wp:effectExtent t="0" r="0" b="0" l="0"/>
-                  <wp:docPr id="24" name="s_rec_ref" descr="お手本を見る画面。番号1〜4の印つき。" title="お手本を見る画面。番号1〜4の印つき。"/>
+                  <wp:docPr id="25" name="s_rec_ref" descr="お手本を見る画面。番号1〜4の印つき。" title="お手本を見る画面。番号1〜4の印つき。"/>
                   <wp:cNvGraphicFramePr>
                     <a:graphicFrameLocks xmlns:a="http://schemas.openxmlformats.org/drawingml/2006/main" noChangeAspect="1"/>
                   </wp:cNvGraphicFramePr>
@@ -4720,7 +4722,7 @@
                           </pic:cNvPicPr>
                         </pic:nvPicPr>
                         <pic:blipFill>
-                          <a:blip r:embed="rId23" cstate="none"/>
+                          <a:blip r:embed="rId24" cstate="none"/>
                           <a:srcRect/>
                           <a:stretch>
                             <a:fillRect/>
@@ -4788,110 +4790,7 @@
                 <wp:inline distT="0" distB="0" distL="0" distR="0">
                   <wp:extent cx="142875" cy="142875"/>
                   <wp:effectExtent t="0" r="0" b="0" l="0"/>
-                  <wp:docPr id="20" name="mk1" descr="印 1" title="印 1"/>
-                  <wp:cNvGraphicFramePr>
-                    <a:graphicFrameLocks xmlns:a="http://schemas.openxmlformats.org/drawingml/2006/main" noChangeAspect="1"/>
-                  </wp:cNvGraphicFramePr>
-                  <a:graphic xmlns:a="http://schemas.openxmlformats.org/drawingml/2006/main">
-                    <a:graphicData uri="http://schemas.openxmlformats.org/drawingml/2006/picture">
-                      <pic:pic xmlns:pic="http://schemas.openxmlformats.org/drawingml/2006/picture">
-                        <pic:nvPicPr>
-                          <pic:cNvPr id="0" name="" descr=""/>
-                          <pic:cNvPicPr>
-                            <a:picLocks noChangeAspect="1" noChangeArrowheads="1"/>
-                          </pic:cNvPicPr>
-                        </pic:nvPicPr>
-                        <pic:blipFill>
-                          <a:blip r:embed="rId15" cstate="none"/>
-                          <a:srcRect/>
-                          <a:stretch>
-                            <a:fillRect/>
-                          </a:stretch>
-                        </pic:blipFill>
-                        <pic:spPr bwMode="auto">
-                          <a:xfrm>
-                            <a:off x="0" y="0"/>
-                            <a:ext cx="142875" cy="142875"/>
-                          </a:xfrm>
-                          <a:prstGeom prst="rect">
-                            <a:avLst/>
-                          </a:prstGeom>
-                        </pic:spPr>
-                      </pic:pic>
-                    </a:graphicData>
-                  </a:graphic>
-                </wp:inline>
-              </w:drawing>
-            </w:r>
-            <w:r>
-              <w:tab/>
-            </w:r>
-            <w:r>
-              <w:rPr>
-                <w:b/>
-                <w:bCs/>
-              </w:rPr>
-              <w:t xml:space="preserve">お手本の口</w:t>
-            </w:r>
-            <w:r>
-              <w:br/>
-            </w:r>
-            <w:r>
-              <w:rPr>
-                <w:color w:val="47465E"/>
-              </w:rPr>
-              <w:t xml:space="preserve">お手本の口の動きが、音声と</w:t>
-            </w:r>
-            <w:r>
-              <w:ruby>
-                <w:rubyPr>
-                  <w:rubyAlign w:val="center"/>
-                  <w:hps w:val="10"/>
-                  <w:hpsRaise w:val="18"/>
-                  <w:hpsBaseText w:val="21"/>
-                  <w:lid w:val="ja-JP"/>
-                </w:rubyPr>
-                <w:rt>
-                  <w:r>
-                    <w:rPr>
-                      <w:color w:val="47465E"/>
-                      <w:sz w:val="10"/>
-                      <w:szCs w:val="10"/>
-                    </w:rPr>
-                    <w:t>いっしょ</w:t>
-                  </w:r>
-                </w:rt>
-                <w:rubyBase>
-                  <w:r>
-                    <w:rPr>
-                      <w:color w:val="47465E"/>
-                    </w:rPr>
-                    <w:t>一緒</w:t>
-                  </w:r>
-                </w:rubyBase>
-              </w:ruby>
-            </w:r>
-            <w:r>
-              <w:rPr>
-                <w:color w:val="47465E"/>
-              </w:rPr>
-              <w:t xml:space="preserve">に再生されます。</w:t>
-            </w:r>
-          </w:p>
-          <w:p>
-            <w:pPr>
-              <w:tabs>
-                <w:tab w:val="left" w:pos="380"/>
-              </w:tabs>
-              <w:spacing w:after="100" w:line="290"/>
-              <w:ind w:left="380" w:hanging="380"/>
-            </w:pPr>
-            <w:r>
-              <w:drawing>
-                <wp:inline distT="0" distB="0" distL="0" distR="0">
-                  <wp:extent cx="142875" cy="142875"/>
-                  <wp:effectExtent t="0" r="0" b="0" l="0"/>
-                  <wp:docPr id="21" name="mk2" descr="印 2" title="印 2"/>
+                  <wp:docPr id="21" name="mk1" descr="印 1" title="印 1"/>
                   <wp:cNvGraphicFramePr>
                     <a:graphicFrameLocks xmlns:a="http://schemas.openxmlformats.org/drawingml/2006/main" noChangeAspect="1"/>
                   </wp:cNvGraphicFramePr>
@@ -4934,7 +4833,7 @@
                 <w:b/>
                 <w:bCs/>
               </w:rPr>
-              <w:t xml:space="preserve">音の高さ</w:t>
+              <w:t xml:space="preserve">お手本の口</w:t>
             </w:r>
             <w:r>
               <w:br/>
@@ -4943,7 +4842,42 @@
               <w:rPr>
                 <w:color w:val="47465E"/>
               </w:rPr>
-              <w:t xml:space="preserve">上の段が高い音、下の段が低い音です。この例では、「びょ」は低く、「ういん」は高く言います。</w:t>
+              <w:t xml:space="preserve">お手本の口の動きが、音声と</w:t>
+            </w:r>
+            <w:r>
+              <w:ruby>
+                <w:rubyPr>
+                  <w:rubyAlign w:val="center"/>
+                  <w:hps w:val="10"/>
+                  <w:hpsRaise w:val="18"/>
+                  <w:hpsBaseText w:val="21"/>
+                  <w:lid w:val="ja-JP"/>
+                </w:rubyPr>
+                <w:rt>
+                  <w:r>
+                    <w:rPr>
+                      <w:color w:val="47465E"/>
+                      <w:sz w:val="10"/>
+                      <w:szCs w:val="10"/>
+                    </w:rPr>
+                    <w:t>いっしょ</w:t>
+                  </w:r>
+                </w:rt>
+                <w:rubyBase>
+                  <w:r>
+                    <w:rPr>
+                      <w:color w:val="47465E"/>
+                    </w:rPr>
+                    <w:t>一緒</w:t>
+                  </w:r>
+                </w:rubyBase>
+              </w:ruby>
+            </w:r>
+            <w:r>
+              <w:rPr>
+                <w:color w:val="47465E"/>
+              </w:rPr>
+              <w:t xml:space="preserve">に再生されます。</w:t>
             </w:r>
           </w:p>
           <w:p>
@@ -4959,7 +4893,7 @@
                 <wp:inline distT="0" distB="0" distL="0" distR="0">
                   <wp:extent cx="142875" cy="142875"/>
                   <wp:effectExtent t="0" r="0" b="0" l="0"/>
-                  <wp:docPr id="22" name="mk3" descr="印 3" title="印 3"/>
+                  <wp:docPr id="22" name="mk2" descr="印 2" title="印 2"/>
                   <wp:cNvGraphicFramePr>
                     <a:graphicFrameLocks xmlns:a="http://schemas.openxmlformats.org/drawingml/2006/main" noChangeAspect="1"/>
                   </wp:cNvGraphicFramePr>
@@ -5002,7 +4936,7 @@
                 <w:b/>
                 <w:bCs/>
               </w:rPr>
-              <w:t xml:space="preserve">音の長さ</w:t>
+              <w:t xml:space="preserve">音の高さ</w:t>
             </w:r>
             <w:r>
               <w:br/>
@@ -5011,42 +4945,7 @@
               <w:rPr>
                 <w:color w:val="47465E"/>
               </w:rPr>
-              <w:t xml:space="preserve">帯が長いほど、長く</w:t>
-            </w:r>
-            <w:r>
-              <w:ruby>
-                <w:rubyPr>
-                  <w:rubyAlign w:val="center"/>
-                  <w:hps w:val="10"/>
-                  <w:hpsRaise w:val="18"/>
-                  <w:hpsBaseText w:val="21"/>
-                  <w:lid w:val="ja-JP"/>
-                </w:rubyPr>
-                <w:rt>
-                  <w:r>
-                    <w:rPr>
-                      <w:color w:val="47465E"/>
-                      <w:sz w:val="10"/>
-                      <w:szCs w:val="10"/>
-                    </w:rPr>
-                    <w:t>の</w:t>
-                  </w:r>
-                </w:rt>
-                <w:rubyBase>
-                  <w:r>
-                    <w:rPr>
-                      <w:color w:val="47465E"/>
-                    </w:rPr>
-                    <w:t>伸</w:t>
-                  </w:r>
-                </w:rubyBase>
-              </w:ruby>
-            </w:r>
-            <w:r>
-              <w:rPr>
-                <w:color w:val="47465E"/>
-              </w:rPr>
-              <w:t xml:space="preserve">ばす音です。</w:t>
+              <w:t xml:space="preserve">上の段が高い音、下の段が低い音です。この例では、「びょ」は低く、「ういん」は高く言います。</w:t>
             </w:r>
           </w:p>
           <w:p>
@@ -5062,7 +4961,7 @@
                 <wp:inline distT="0" distB="0" distL="0" distR="0">
                   <wp:extent cx="142875" cy="142875"/>
                   <wp:effectExtent t="0" r="0" b="0" l="0"/>
-                  <wp:docPr id="23" name="mk4" descr="印 4" title="印 4"/>
+                  <wp:docPr id="23" name="mk3" descr="印 3" title="印 3"/>
                   <wp:cNvGraphicFramePr>
                     <a:graphicFrameLocks xmlns:a="http://schemas.openxmlformats.org/drawingml/2006/main" noChangeAspect="1"/>
                   </wp:cNvGraphicFramePr>
@@ -5077,6 +4976,109 @@
                         </pic:nvPicPr>
                         <pic:blipFill>
                           <a:blip r:embed="rId18" cstate="none"/>
+                          <a:srcRect/>
+                          <a:stretch>
+                            <a:fillRect/>
+                          </a:stretch>
+                        </pic:blipFill>
+                        <pic:spPr bwMode="auto">
+                          <a:xfrm>
+                            <a:off x="0" y="0"/>
+                            <a:ext cx="142875" cy="142875"/>
+                          </a:xfrm>
+                          <a:prstGeom prst="rect">
+                            <a:avLst/>
+                          </a:prstGeom>
+                        </pic:spPr>
+                      </pic:pic>
+                    </a:graphicData>
+                  </a:graphic>
+                </wp:inline>
+              </w:drawing>
+            </w:r>
+            <w:r>
+              <w:tab/>
+            </w:r>
+            <w:r>
+              <w:rPr>
+                <w:b/>
+                <w:bCs/>
+              </w:rPr>
+              <w:t xml:space="preserve">音の長さ</w:t>
+            </w:r>
+            <w:r>
+              <w:br/>
+            </w:r>
+            <w:r>
+              <w:rPr>
+                <w:color w:val="47465E"/>
+              </w:rPr>
+              <w:t xml:space="preserve">帯が長いほど、長く</w:t>
+            </w:r>
+            <w:r>
+              <w:ruby>
+                <w:rubyPr>
+                  <w:rubyAlign w:val="center"/>
+                  <w:hps w:val="10"/>
+                  <w:hpsRaise w:val="18"/>
+                  <w:hpsBaseText w:val="21"/>
+                  <w:lid w:val="ja-JP"/>
+                </w:rubyPr>
+                <w:rt>
+                  <w:r>
+                    <w:rPr>
+                      <w:color w:val="47465E"/>
+                      <w:sz w:val="10"/>
+                      <w:szCs w:val="10"/>
+                    </w:rPr>
+                    <w:t>の</w:t>
+                  </w:r>
+                </w:rt>
+                <w:rubyBase>
+                  <w:r>
+                    <w:rPr>
+                      <w:color w:val="47465E"/>
+                    </w:rPr>
+                    <w:t>伸</w:t>
+                  </w:r>
+                </w:rubyBase>
+              </w:ruby>
+            </w:r>
+            <w:r>
+              <w:rPr>
+                <w:color w:val="47465E"/>
+              </w:rPr>
+              <w:t xml:space="preserve">ばす音です。</w:t>
+            </w:r>
+          </w:p>
+          <w:p>
+            <w:pPr>
+              <w:tabs>
+                <w:tab w:val="left" w:pos="380"/>
+              </w:tabs>
+              <w:spacing w:after="100" w:line="290"/>
+              <w:ind w:left="380" w:hanging="380"/>
+            </w:pPr>
+            <w:r>
+              <w:drawing>
+                <wp:inline distT="0" distB="0" distL="0" distR="0">
+                  <wp:extent cx="142875" cy="142875"/>
+                  <wp:effectExtent t="0" r="0" b="0" l="0"/>
+                  <wp:docPr id="24" name="mk4" descr="印 4" title="印 4"/>
+                  <wp:cNvGraphicFramePr>
+                    <a:graphicFrameLocks xmlns:a="http://schemas.openxmlformats.org/drawingml/2006/main" noChangeAspect="1"/>
+                  </wp:cNvGraphicFramePr>
+                  <a:graphic xmlns:a="http://schemas.openxmlformats.org/drawingml/2006/main">
+                    <a:graphicData uri="http://schemas.openxmlformats.org/drawingml/2006/picture">
+                      <pic:pic xmlns:pic="http://schemas.openxmlformats.org/drawingml/2006/picture">
+                        <pic:nvPicPr>
+                          <pic:cNvPr id="0" name="" descr=""/>
+                          <pic:cNvPicPr>
+                            <a:picLocks noChangeAspect="1" noChangeArrowheads="1"/>
+                          </pic:cNvPicPr>
+                        </pic:nvPicPr>
+                        <pic:blipFill>
+                          <a:blip r:embed="rId19" cstate="none"/>
                           <a:srcRect/>
                           <a:stretch>
                             <a:fillRect/>
@@ -5244,7 +5246,7 @@
                 <wp:inline distT="0" distB="0" distL="0" distR="0">
                   <wp:extent cx="1866900" cy="3267075"/>
                   <wp:effectExtent t="0" r="0" b="0" l="0"/>
-                  <wp:docPr id="25" name="s_rec_count" descr="3・2・1 の画面。自分の口がカメラに映っている。" title="3・2・1 の画面。自分の口がカメラに映っている。"/>
+                  <wp:docPr id="26" name="s_rec_count" descr="3・2・1 の画面。自分の口がカメラに映っている。" title="3・2・1 の画面。自分の口がカメラに映っている。"/>
                   <wp:cNvGraphicFramePr>
                     <a:graphicFrameLocks xmlns:a="http://schemas.openxmlformats.org/drawingml/2006/main" noChangeAspect="1"/>
                   </wp:cNvGraphicFramePr>
@@ -5258,7 +5260,7 @@
                           </pic:cNvPicPr>
                         </pic:nvPicPr>
                         <pic:blipFill>
-                          <a:blip r:embed="rId24" cstate="none"/>
+                          <a:blip r:embed="rId25" cstate="none"/>
                           <a:srcRect/>
                           <a:stretch>
                             <a:fillRect/>
@@ -5428,7 +5430,7 @@
                 <wp:inline distT="0" distB="0" distL="0" distR="0">
                   <wp:extent cx="1866900" cy="3267075"/>
                   <wp:effectExtent t="0" r="0" b="0" l="0"/>
-                  <wp:docPr id="26" name="s_rec_recording" descr="録音している画面。録音停止のボタン。" title="録音している画面。録音停止のボタン。"/>
+                  <wp:docPr id="27" name="s_rec_recording" descr="録音している画面。録音停止のボタン。" title="録音している画面。録音停止のボタン。"/>
                   <wp:cNvGraphicFramePr>
                     <a:graphicFrameLocks xmlns:a="http://schemas.openxmlformats.org/drawingml/2006/main" noChangeAspect="1"/>
                   </wp:cNvGraphicFramePr>
@@ -5442,7 +5444,7 @@
                           </pic:cNvPicPr>
                         </pic:nvPicPr>
                         <pic:blipFill>
-                          <a:blip r:embed="rId25" cstate="none"/>
+                          <a:blip r:embed="rId26" cstate="none"/>
                           <a:srcRect/>
                           <a:stretch>
                             <a:fillRect/>
@@ -5647,7 +5649,7 @@
                 <wp:inline distT="0" distB="0" distL="0" distR="0">
                   <wp:extent cx="1866900" cy="3267075"/>
                   <wp:effectExtent t="0" r="0" b="0" l="0"/>
-                  <wp:docPr id="27" name="s_rec_done" descr="録音の後の画面。お手本とあなたの口が並んでいる。" title="録音の後の画面。お手本とあなたの口が並んでいる。"/>
+                  <wp:docPr id="28" name="s_rec_done" descr="録音の後の画面。お手本とあなたの口が並んでいる。" title="録音の後の画面。お手本とあなたの口が並んでいる。"/>
                   <wp:cNvGraphicFramePr>
                     <a:graphicFrameLocks xmlns:a="http://schemas.openxmlformats.org/drawingml/2006/main" noChangeAspect="1"/>
                   </wp:cNvGraphicFramePr>
@@ -5661,7 +5663,7 @@
                           </pic:cNvPicPr>
                         </pic:nvPicPr>
                         <pic:blipFill>
-                          <a:blip r:embed="rId26" cstate="none"/>
+                          <a:blip r:embed="rId27" cstate="none"/>
                           <a:srcRect/>
                           <a:stretch>
                             <a:fillRect/>
@@ -5909,7 +5911,7 @@
                 <wp:inline distT="0" distB="0" distL="0" distR="0">
                   <wp:extent cx="1866900" cy="3267075"/>
                   <wp:effectExtent t="0" r="0" b="0" l="0"/>
-                  <wp:docPr id="28" name="s_rec_analyzing" descr="結果をつくっています の画面。" title="結果をつくっています の画面。"/>
+                  <wp:docPr id="29" name="s_rec_analyzing" descr="結果をつくっています の画面。" title="結果をつくっています の画面。"/>
                   <wp:cNvGraphicFramePr>
                     <a:graphicFrameLocks xmlns:a="http://schemas.openxmlformats.org/drawingml/2006/main" noChangeAspect="1"/>
                   </wp:cNvGraphicFramePr>
@@ -5923,7 +5925,7 @@
                           </pic:cNvPicPr>
                         </pic:nvPicPr>
                         <pic:blipFill>
-                          <a:blip r:embed="rId27" cstate="none"/>
+                          <a:blip r:embed="rId28" cstate="none"/>
                           <a:srcRect/>
                           <a:stretch>
                             <a:fillRect/>
@@ -6080,7 +6082,7 @@
                 <wp:inline distT="0" distB="0" distL="0" distR="0">
                   <wp:extent cx="1866900" cy="3267075"/>
                   <wp:effectExtent t="0" r="0" b="0" l="0"/>
-                  <wp:docPr id="35" name="s_res_summary" descr="結果のまとめ。77点、Aランク。番号1〜6の印つき。" title="結果のまとめ。77点、Aランク。番号1〜6の印つき。"/>
+                  <wp:docPr id="36" name="s_res_summary" descr="結果のまとめ。77点、Aランク。番号1〜6の印つき。" title="結果のまとめ。77点、Aランク。番号1〜6の印つき。"/>
                   <wp:cNvGraphicFramePr>
                     <a:graphicFrameLocks xmlns:a="http://schemas.openxmlformats.org/drawingml/2006/main" noChangeAspect="1"/>
                   </wp:cNvGraphicFramePr>
@@ -6094,7 +6096,7 @@
                           </pic:cNvPicPr>
                         </pic:nvPicPr>
                         <pic:blipFill>
-                          <a:blip r:embed="rId28" cstate="none"/>
+                          <a:blip r:embed="rId29" cstate="none"/>
                           <a:srcRect/>
                           <a:stretch>
                             <a:fillRect/>
@@ -6162,145 +6164,7 @@
                 <wp:inline distT="0" distB="0" distL="0" distR="0">
                   <wp:extent cx="142875" cy="142875"/>
                   <wp:effectExtent t="0" r="0" b="0" l="0"/>
-                  <wp:docPr id="29" name="mk1" descr="印 1" title="印 1"/>
-                  <wp:cNvGraphicFramePr>
-                    <a:graphicFrameLocks xmlns:a="http://schemas.openxmlformats.org/drawingml/2006/main" noChangeAspect="1"/>
-                  </wp:cNvGraphicFramePr>
-                  <a:graphic xmlns:a="http://schemas.openxmlformats.org/drawingml/2006/main">
-                    <a:graphicData uri="http://schemas.openxmlformats.org/drawingml/2006/picture">
-                      <pic:pic xmlns:pic="http://schemas.openxmlformats.org/drawingml/2006/picture">
-                        <pic:nvPicPr>
-                          <pic:cNvPr id="0" name="" descr=""/>
-                          <pic:cNvPicPr>
-                            <a:picLocks noChangeAspect="1" noChangeArrowheads="1"/>
-                          </pic:cNvPicPr>
-                        </pic:nvPicPr>
-                        <pic:blipFill>
-                          <a:blip r:embed="rId15" cstate="none"/>
-                          <a:srcRect/>
-                          <a:stretch>
-                            <a:fillRect/>
-                          </a:stretch>
-                        </pic:blipFill>
-                        <pic:spPr bwMode="auto">
-                          <a:xfrm>
-                            <a:off x="0" y="0"/>
-                            <a:ext cx="142875" cy="142875"/>
-                          </a:xfrm>
-                          <a:prstGeom prst="rect">
-                            <a:avLst/>
-                          </a:prstGeom>
-                        </pic:spPr>
-                      </pic:pic>
-                    </a:graphicData>
-                  </a:graphic>
-                </wp:inline>
-              </w:drawing>
-            </w:r>
-            <w:r>
-              <w:tab/>
-            </w:r>
-            <w:r>
-              <w:rPr>
-                <w:b/>
-                <w:bCs/>
-              </w:rPr>
-              <w:t xml:space="preserve">タブ</w:t>
-            </w:r>
-            <w:r>
-              <w:br/>
-            </w:r>
-            <w:r>
-              <w:rPr>
-                <w:color w:val="47465E"/>
-              </w:rPr>
-              <w:t xml:space="preserve">「まとめ」「くらべる」「口と声」を</w:t>
-            </w:r>
-            <w:r>
-              <w:ruby>
-                <w:rubyPr>
-                  <w:rubyAlign w:val="center"/>
-                  <w:hps w:val="10"/>
-                  <w:hpsRaise w:val="18"/>
-                  <w:hpsBaseText w:val="21"/>
-                  <w:lid w:val="ja-JP"/>
-                </w:rubyPr>
-                <w:rt>
-                  <w:r>
-                    <w:rPr>
-                      <w:color w:val="47465E"/>
-                      <w:sz w:val="10"/>
-                      <w:szCs w:val="10"/>
-                    </w:rPr>
-                    <w:t>き</w:t>
-                  </w:r>
-                </w:rt>
-                <w:rubyBase>
-                  <w:r>
-                    <w:rPr>
-                      <w:color w:val="47465E"/>
-                    </w:rPr>
-                    <w:t>切</w:t>
-                  </w:r>
-                </w:rubyBase>
-              </w:ruby>
-            </w:r>
-            <w:r>
-              <w:rPr>
-                <w:color w:val="47465E"/>
-              </w:rPr>
-              <w:t xml:space="preserve">り</w:t>
-            </w:r>
-            <w:r>
-              <w:ruby>
-                <w:rubyPr>
-                  <w:rubyAlign w:val="center"/>
-                  <w:hps w:val="10"/>
-                  <w:hpsRaise w:val="18"/>
-                  <w:hpsBaseText w:val="21"/>
-                  <w:lid w:val="ja-JP"/>
-                </w:rubyPr>
-                <w:rt>
-                  <w:r>
-                    <w:rPr>
-                      <w:color w:val="47465E"/>
-                      <w:sz w:val="10"/>
-                      <w:szCs w:val="10"/>
-                    </w:rPr>
-                    <w:t>か</w:t>
-                  </w:r>
-                </w:rt>
-                <w:rubyBase>
-                  <w:r>
-                    <w:rPr>
-                      <w:color w:val="47465E"/>
-                    </w:rPr>
-                    <w:t>替</w:t>
-                  </w:r>
-                </w:rubyBase>
-              </w:ruby>
-            </w:r>
-            <w:r>
-              <w:rPr>
-                <w:color w:val="47465E"/>
-              </w:rPr>
-              <w:t xml:space="preserve">えます。</w:t>
-            </w:r>
-          </w:p>
-          <w:p>
-            <w:pPr>
-              <w:tabs>
-                <w:tab w:val="left" w:pos="380"/>
-              </w:tabs>
-              <w:spacing w:after="100" w:line="290"/>
-              <w:ind w:left="380" w:hanging="380"/>
-            </w:pPr>
-            <w:r>
-              <w:drawing>
-                <wp:inline distT="0" distB="0" distL="0" distR="0">
-                  <wp:extent cx="142875" cy="142875"/>
-                  <wp:effectExtent t="0" r="0" b="0" l="0"/>
-                  <wp:docPr id="30" name="mk2" descr="印 2" title="印 2"/>
+                  <wp:docPr id="30" name="mk1" descr="印 1" title="印 1"/>
                   <wp:cNvGraphicFramePr>
                     <a:graphicFrameLocks xmlns:a="http://schemas.openxmlformats.org/drawingml/2006/main" noChangeAspect="1"/>
                   </wp:cNvGraphicFramePr>
@@ -6343,7 +6207,7 @@
                 <w:b/>
                 <w:bCs/>
               </w:rPr>
-              <w:t xml:space="preserve">点数</w:t>
+              <w:t xml:space="preserve">タブ</w:t>
             </w:r>
             <w:r>
               <w:br/>
@@ -6352,7 +6216,77 @@
               <w:rPr>
                 <w:color w:val="47465E"/>
               </w:rPr>
-              <w:t xml:space="preserve">100点満点です。</w:t>
+              <w:t xml:space="preserve">「まとめ」「くらべる」「口と声」を</w:t>
+            </w:r>
+            <w:r>
+              <w:ruby>
+                <w:rubyPr>
+                  <w:rubyAlign w:val="center"/>
+                  <w:hps w:val="10"/>
+                  <w:hpsRaise w:val="18"/>
+                  <w:hpsBaseText w:val="21"/>
+                  <w:lid w:val="ja-JP"/>
+                </w:rubyPr>
+                <w:rt>
+                  <w:r>
+                    <w:rPr>
+                      <w:color w:val="47465E"/>
+                      <w:sz w:val="10"/>
+                      <w:szCs w:val="10"/>
+                    </w:rPr>
+                    <w:t>き</w:t>
+                  </w:r>
+                </w:rt>
+                <w:rubyBase>
+                  <w:r>
+                    <w:rPr>
+                      <w:color w:val="47465E"/>
+                    </w:rPr>
+                    <w:t>切</w:t>
+                  </w:r>
+                </w:rubyBase>
+              </w:ruby>
+            </w:r>
+            <w:r>
+              <w:rPr>
+                <w:color w:val="47465E"/>
+              </w:rPr>
+              <w:t xml:space="preserve">り</w:t>
+            </w:r>
+            <w:r>
+              <w:ruby>
+                <w:rubyPr>
+                  <w:rubyAlign w:val="center"/>
+                  <w:hps w:val="10"/>
+                  <w:hpsRaise w:val="18"/>
+                  <w:hpsBaseText w:val="21"/>
+                  <w:lid w:val="ja-JP"/>
+                </w:rubyPr>
+                <w:rt>
+                  <w:r>
+                    <w:rPr>
+                      <w:color w:val="47465E"/>
+                      <w:sz w:val="10"/>
+                      <w:szCs w:val="10"/>
+                    </w:rPr>
+                    <w:t>か</w:t>
+                  </w:r>
+                </w:rt>
+                <w:rubyBase>
+                  <w:r>
+                    <w:rPr>
+                      <w:color w:val="47465E"/>
+                    </w:rPr>
+                    <w:t>替</w:t>
+                  </w:r>
+                </w:rubyBase>
+              </w:ruby>
+            </w:r>
+            <w:r>
+              <w:rPr>
+                <w:color w:val="47465E"/>
+              </w:rPr>
+              <w:t xml:space="preserve">えます。</w:t>
             </w:r>
           </w:p>
           <w:p>
@@ -6368,7 +6302,7 @@
                 <wp:inline distT="0" distB="0" distL="0" distR="0">
                   <wp:extent cx="142875" cy="142875"/>
                   <wp:effectExtent t="0" r="0" b="0" l="0"/>
-                  <wp:docPr id="31" name="mk3" descr="印 3" title="印 3"/>
+                  <wp:docPr id="31" name="mk2" descr="印 2" title="印 2"/>
                   <wp:cNvGraphicFramePr>
                     <a:graphicFrameLocks xmlns:a="http://schemas.openxmlformats.org/drawingml/2006/main" noChangeAspect="1"/>
                   </wp:cNvGraphicFramePr>
@@ -6411,7 +6345,7 @@
                 <w:b/>
                 <w:bCs/>
               </w:rPr>
-              <w:t xml:space="preserve">ランクと「前回より」</w:t>
+              <w:t xml:space="preserve">点数</w:t>
             </w:r>
             <w:r>
               <w:br/>
@@ -6420,7 +6354,7 @@
               <w:rPr>
                 <w:color w:val="47465E"/>
               </w:rPr>
-              <w:t xml:space="preserve">この単語を前回言ったときと比べて、何点上がったか（下がったか）を示します。</w:t>
+              <w:t xml:space="preserve">100点満点です。</w:t>
             </w:r>
           </w:p>
           <w:p>
@@ -6436,7 +6370,7 @@
                 <wp:inline distT="0" distB="0" distL="0" distR="0">
                   <wp:extent cx="142875" cy="142875"/>
                   <wp:effectExtent t="0" r="0" b="0" l="0"/>
-                  <wp:docPr id="32" name="mk4" descr="印 4" title="印 4"/>
+                  <wp:docPr id="32" name="mk3" descr="印 3" title="印 3"/>
                   <wp:cNvGraphicFramePr>
                     <a:graphicFrameLocks xmlns:a="http://schemas.openxmlformats.org/drawingml/2006/main" noChangeAspect="1"/>
                   </wp:cNvGraphicFramePr>
@@ -6479,7 +6413,7 @@
                 <w:b/>
                 <w:bCs/>
               </w:rPr>
-              <w:t xml:space="preserve">高さ・長さ・口の形</w:t>
+              <w:t xml:space="preserve">ランクと「前回より」</w:t>
             </w:r>
             <w:r>
               <w:br/>
@@ -6488,42 +6422,7 @@
               <w:rPr>
                 <w:color w:val="47465E"/>
               </w:rPr>
-              <w:t xml:space="preserve">3つの</w:t>
-            </w:r>
-            <w:r>
-              <w:ruby>
-                <w:rubyPr>
-                  <w:rubyAlign w:val="center"/>
-                  <w:hps w:val="10"/>
-                  <w:hpsRaise w:val="18"/>
-                  <w:hpsBaseText w:val="21"/>
-                  <w:lid w:val="ja-JP"/>
-                </w:rubyPr>
-                <w:rt>
-                  <w:r>
-                    <w:rPr>
-                      <w:color w:val="47465E"/>
-                      <w:sz w:val="10"/>
-                      <w:szCs w:val="10"/>
-                    </w:rPr>
-                    <w:t>こうもく</w:t>
-                  </w:r>
-                </w:rt>
-                <w:rubyBase>
-                  <w:r>
-                    <w:rPr>
-                      <w:color w:val="47465E"/>
-                    </w:rPr>
-                    <w:t>項目</w:t>
-                  </w:r>
-                </w:rubyBase>
-              </w:ruby>
-            </w:r>
-            <w:r>
-              <w:rPr>
-                <w:color w:val="47465E"/>
-              </w:rPr>
-              <w:t xml:space="preserve">の出来栄えを ◎○△ で示します。</w:t>
+              <w:t xml:space="preserve">この単語を前回言ったときと比べて、何点上がったか（下がったか）を示します。</w:t>
             </w:r>
           </w:p>
           <w:p>
@@ -6539,7 +6438,7 @@
                 <wp:inline distT="0" distB="0" distL="0" distR="0">
                   <wp:extent cx="142875" cy="142875"/>
                   <wp:effectExtent t="0" r="0" b="0" l="0"/>
-                  <wp:docPr id="33" name="mk5" descr="印 5" title="印 5"/>
+                  <wp:docPr id="33" name="mk4" descr="印 4" title="印 4"/>
                   <wp:cNvGraphicFramePr>
                     <a:graphicFrameLocks xmlns:a="http://schemas.openxmlformats.org/drawingml/2006/main" noChangeAspect="1"/>
                   </wp:cNvGraphicFramePr>
@@ -6582,7 +6481,7 @@
                 <w:b/>
                 <w:bCs/>
               </w:rPr>
-              <w:t xml:space="preserve">口と声</w:t>
+              <w:t xml:space="preserve">高さ・長さ・口の形</w:t>
             </w:r>
             <w:r>
               <w:br/>
@@ -6591,22 +6490,7 @@
               <w:rPr>
                 <w:color w:val="47465E"/>
               </w:rPr>
-              <w:t xml:space="preserve">口の動きと声のタイミングがずれていたときだけ表示されます。引かれる点は少しです（最大5点）。</w:t>
-            </w:r>
-            <w:r>
-              <w:rPr>
-                <w:b/>
-                <w:bCs/>
-                <w:color w:val="47465E"/>
-                <w:bdr w:val="single" w:color="5B4BEA" w:sz="6" w:space="0"/>
-              </w:rPr>
-              <w:t xml:space="preserve"> 見る → </w:t>
-            </w:r>
-            <w:r>
-              <w:rPr>
-                <w:color w:val="47465E"/>
-              </w:rPr>
-              <w:t xml:space="preserve">で</w:t>
+              <w:t xml:space="preserve">3つの</w:t>
             </w:r>
             <w:r>
               <w:ruby>
@@ -6624,7 +6508,7 @@
                       <w:sz w:val="10"/>
                       <w:szCs w:val="10"/>
                     </w:rPr>
-                    <w:t>くわ</w:t>
+                    <w:t>こうもく</w:t>
                   </w:r>
                 </w:rt>
                 <w:rubyBase>
@@ -6632,7 +6516,7 @@
                     <w:rPr>
                       <w:color w:val="47465E"/>
                     </w:rPr>
-                    <w:t>詳</w:t>
+                    <w:t>項目</w:t>
                   </w:r>
                 </w:rubyBase>
               </w:ruby>
@@ -6641,7 +6525,7 @@
               <w:rPr>
                 <w:color w:val="47465E"/>
               </w:rPr>
-              <w:t xml:space="preserve">しく確認できます。</w:t>
+              <w:t xml:space="preserve">の出来栄えを ◎○△ で示します。</w:t>
             </w:r>
           </w:p>
           <w:p>
@@ -6657,7 +6541,7 @@
                 <wp:inline distT="0" distB="0" distL="0" distR="0">
                   <wp:extent cx="142875" cy="142875"/>
                   <wp:effectExtent t="0" r="0" b="0" l="0"/>
-                  <wp:docPr id="34" name="mk6" descr="印 6" title="印 6"/>
+                  <wp:docPr id="34" name="mk5" descr="印 5" title="印 5"/>
                   <wp:cNvGraphicFramePr>
                     <a:graphicFrameLocks xmlns:a="http://schemas.openxmlformats.org/drawingml/2006/main" noChangeAspect="1"/>
                   </wp:cNvGraphicFramePr>
@@ -6671,7 +6555,125 @@
                           </pic:cNvPicPr>
                         </pic:nvPicPr>
                         <pic:blipFill>
-                          <a:blip r:embed="rId29" cstate="none"/>
+                          <a:blip r:embed="rId20" cstate="none"/>
+                          <a:srcRect/>
+                          <a:stretch>
+                            <a:fillRect/>
+                          </a:stretch>
+                        </pic:blipFill>
+                        <pic:spPr bwMode="auto">
+                          <a:xfrm>
+                            <a:off x="0" y="0"/>
+                            <a:ext cx="142875" cy="142875"/>
+                          </a:xfrm>
+                          <a:prstGeom prst="rect">
+                            <a:avLst/>
+                          </a:prstGeom>
+                        </pic:spPr>
+                      </pic:pic>
+                    </a:graphicData>
+                  </a:graphic>
+                </wp:inline>
+              </w:drawing>
+            </w:r>
+            <w:r>
+              <w:tab/>
+            </w:r>
+            <w:r>
+              <w:rPr>
+                <w:b/>
+                <w:bCs/>
+              </w:rPr>
+              <w:t xml:space="preserve">口と声</w:t>
+            </w:r>
+            <w:r>
+              <w:br/>
+            </w:r>
+            <w:r>
+              <w:rPr>
+                <w:color w:val="47465E"/>
+              </w:rPr>
+              <w:t xml:space="preserve">口の動きと声のタイミングがずれていたときだけ表示されます。引かれる点は少しです（最大5点）。</w:t>
+            </w:r>
+            <w:r>
+              <w:rPr>
+                <w:b/>
+                <w:bCs/>
+                <w:color w:val="47465E"/>
+                <w:bdr w:val="single" w:color="5B4BEA" w:sz="6" w:space="0"/>
+              </w:rPr>
+              <w:t xml:space="preserve"> 見る → </w:t>
+            </w:r>
+            <w:r>
+              <w:rPr>
+                <w:color w:val="47465E"/>
+              </w:rPr>
+              <w:t xml:space="preserve">で</w:t>
+            </w:r>
+            <w:r>
+              <w:ruby>
+                <w:rubyPr>
+                  <w:rubyAlign w:val="center"/>
+                  <w:hps w:val="10"/>
+                  <w:hpsRaise w:val="18"/>
+                  <w:hpsBaseText w:val="21"/>
+                  <w:lid w:val="ja-JP"/>
+                </w:rubyPr>
+                <w:rt>
+                  <w:r>
+                    <w:rPr>
+                      <w:color w:val="47465E"/>
+                      <w:sz w:val="10"/>
+                      <w:szCs w:val="10"/>
+                    </w:rPr>
+                    <w:t>くわ</w:t>
+                  </w:r>
+                </w:rt>
+                <w:rubyBase>
+                  <w:r>
+                    <w:rPr>
+                      <w:color w:val="47465E"/>
+                    </w:rPr>
+                    <w:t>詳</w:t>
+                  </w:r>
+                </w:rubyBase>
+              </w:ruby>
+            </w:r>
+            <w:r>
+              <w:rPr>
+                <w:color w:val="47465E"/>
+              </w:rPr>
+              <w:t xml:space="preserve">しく確認できます。</w:t>
+            </w:r>
+          </w:p>
+          <w:p>
+            <w:pPr>
+              <w:tabs>
+                <w:tab w:val="left" w:pos="380"/>
+              </w:tabs>
+              <w:spacing w:after="100" w:line="290"/>
+              <w:ind w:left="380" w:hanging="380"/>
+            </w:pPr>
+            <w:r>
+              <w:drawing>
+                <wp:inline distT="0" distB="0" distL="0" distR="0">
+                  <wp:extent cx="142875" cy="142875"/>
+                  <wp:effectExtent t="0" r="0" b="0" l="0"/>
+                  <wp:docPr id="35" name="mk6" descr="印 6" title="印 6"/>
+                  <wp:cNvGraphicFramePr>
+                    <a:graphicFrameLocks xmlns:a="http://schemas.openxmlformats.org/drawingml/2006/main" noChangeAspect="1"/>
+                  </wp:cNvGraphicFramePr>
+                  <a:graphic xmlns:a="http://schemas.openxmlformats.org/drawingml/2006/main">
+                    <a:graphicData uri="http://schemas.openxmlformats.org/drawingml/2006/picture">
+                      <pic:pic xmlns:pic="http://schemas.openxmlformats.org/drawingml/2006/picture">
+                        <pic:nvPicPr>
+                          <pic:cNvPr id="0" name="" descr=""/>
+                          <pic:cNvPicPr>
+                            <a:picLocks noChangeAspect="1" noChangeArrowheads="1"/>
+                          </pic:cNvPicPr>
+                        </pic:nvPicPr>
+                        <pic:blipFill>
+                          <a:blip r:embed="rId30" cstate="none"/>
                           <a:srcRect/>
                           <a:stretch>
                             <a:fillRect/>
@@ -7112,7 +7114,7 @@
                 <wp:inline distT="0" distB="0" distL="0" distR="0">
                   <wp:extent cx="1809750" cy="1495425"/>
                   <wp:effectExtent t="0" r="0" b="0" l="0"/>
-                  <wp:docPr id="36" name="s_res_next" descr="つぎは、ここだけ のカード" title="つぎは、ここだけ のカード"/>
+                  <wp:docPr id="37" name="s_res_next" descr="つぎは、ここだけ のカード" title="つぎは、ここだけ のカード"/>
                   <wp:cNvGraphicFramePr>
                     <a:graphicFrameLocks xmlns:a="http://schemas.openxmlformats.org/drawingml/2006/main" noChangeAspect="1"/>
                   </wp:cNvGraphicFramePr>
@@ -7126,7 +7128,7 @@
                           </pic:cNvPicPr>
                         </pic:nvPicPr>
                         <pic:blipFill>
-                          <a:blip r:embed="rId30" cstate="none"/>
+                          <a:blip r:embed="rId31" cstate="none"/>
                           <a:srcRect/>
                           <a:stretch>
                             <a:fillRect/>
@@ -7323,7 +7325,7 @@
                 <wp:inline distT="0" distB="0" distL="0" distR="0">
                   <wp:extent cx="1809750" cy="1181100"/>
                   <wp:effectExtent t="0" r="0" b="0" l="0"/>
-                  <wp:docPr id="37" name="s_res_mora" descr="音ごとのできばえ" title="音ごとのできばえ"/>
+                  <wp:docPr id="38" name="s_res_mora" descr="音ごとのできばえ" title="音ごとのできばえ"/>
                   <wp:cNvGraphicFramePr>
                     <a:graphicFrameLocks xmlns:a="http://schemas.openxmlformats.org/drawingml/2006/main" noChangeAspect="1"/>
                   </wp:cNvGraphicFramePr>
@@ -7337,7 +7339,7 @@
                           </pic:cNvPicPr>
                         </pic:nvPicPr>
                         <pic:blipFill>
-                          <a:blip r:embed="rId31" cstate="none"/>
+                          <a:blip r:embed="rId32" cstate="none"/>
                           <a:srcRect/>
                           <a:stretch>
                             <a:fillRect/>
@@ -7370,7 +7372,7 @@
                 <wp:inline distT="0" distB="0" distL="0" distR="0">
                   <wp:extent cx="1809750" cy="1095375"/>
                   <wp:effectExtent t="0" r="0" b="0" l="0"/>
-                  <wp:docPr id="38" name="s_res_word" descr="この単語の記録" title="この単語の記録"/>
+                  <wp:docPr id="39" name="s_res_word" descr="この単語の記録" title="この単語の記録"/>
                   <wp:cNvGraphicFramePr>
                     <a:graphicFrameLocks xmlns:a="http://schemas.openxmlformats.org/drawingml/2006/main" noChangeAspect="1"/>
                   </wp:cNvGraphicFramePr>
@@ -7384,7 +7386,7 @@
                           </pic:cNvPicPr>
                         </pic:nvPicPr>
                         <pic:blipFill>
-                          <a:blip r:embed="rId32" cstate="none"/>
+                          <a:blip r:embed="rId33" cstate="none"/>
                           <a:srcRect/>
                           <a:stretch>
                             <a:fillRect/>
@@ -7638,138 +7640,7 @@
                 <wp:inline distT="0" distB="0" distL="0" distR="0">
                   <wp:extent cx="1571625" cy="3305175"/>
                   <wp:effectExtent t="0" r="0" b="0" l="0"/>
-                  <wp:docPr id="39" name="s_res_compare_pitch__grid" descr="高さ" title="高さ"/>
-                  <wp:cNvGraphicFramePr>
-                    <a:graphicFrameLocks xmlns:a="http://schemas.openxmlformats.org/drawingml/2006/main" noChangeAspect="1"/>
-                  </wp:cNvGraphicFramePr>
-                  <a:graphic xmlns:a="http://schemas.openxmlformats.org/drawingml/2006/main">
-                    <a:graphicData uri="http://schemas.openxmlformats.org/drawingml/2006/picture">
-                      <pic:pic xmlns:pic="http://schemas.openxmlformats.org/drawingml/2006/picture">
-                        <pic:nvPicPr>
-                          <pic:cNvPr id="0" name="" descr=""/>
-                          <pic:cNvPicPr>
-                            <a:picLocks noChangeAspect="1" noChangeArrowheads="1"/>
-                          </pic:cNvPicPr>
-                        </pic:nvPicPr>
-                        <pic:blipFill>
-                          <a:blip r:embed="rId33" cstate="none"/>
-                          <a:srcRect/>
-                          <a:stretch>
-                            <a:fillRect/>
-                          </a:stretch>
-                        </pic:blipFill>
-                        <pic:spPr bwMode="auto">
-                          <a:xfrm>
-                            <a:off x="0" y="0"/>
-                            <a:ext cx="1571625" cy="3305175"/>
-                          </a:xfrm>
-                          <a:prstGeom prst="rect">
-                            <a:avLst/>
-                          </a:prstGeom>
-                        </pic:spPr>
-                      </pic:pic>
-                    </a:graphicData>
-                  </a:graphic>
-                </wp:inline>
-              </w:drawing>
-            </w:r>
-          </w:p>
-          <w:p>
-            <w:pPr>
-              <w:spacing w:after="40"/>
-            </w:pPr>
-            <w:r>
-              <w:rPr>
-                <w:b/>
-                <w:bCs/>
-                <w:sz w:val="23"/>
-                <w:szCs w:val="23"/>
-              </w:rPr>
-              <w:t xml:space="preserve">高さ</w:t>
-            </w:r>
-          </w:p>
-          <w:p>
-            <w:pPr>
-              <w:spacing w:after="60" w:line="280"/>
-            </w:pPr>
-            <w:r>
-              <w:rPr>
-                <w:color w:val="47465E"/>
-                <w:sz w:val="20"/>
-                <w:szCs w:val="20"/>
-              </w:rPr>
-              <w:t xml:space="preserve">線の形（上がる・下がる）が似ているほど、高さが合っています。声の高さそのものが</w:t>
-            </w:r>
-            <w:r>
-              <w:ruby>
-                <w:rubyPr>
-                  <w:rubyAlign w:val="center"/>
-                  <w:hps w:val="10"/>
-                  <w:hpsRaise w:val="17"/>
-                  <w:hpsBaseText w:val="20"/>
-                  <w:lid w:val="ja-JP"/>
-                </w:rubyPr>
-                <w:rt>
-                  <w:r>
-                    <w:rPr>
-                      <w:color w:val="47465E"/>
-                      <w:sz w:val="10"/>
-                      <w:szCs w:val="10"/>
-                    </w:rPr>
-                    <w:t>ちが</w:t>
-                  </w:r>
-                </w:rt>
-                <w:rubyBase>
-                  <w:r>
-                    <w:rPr>
-                      <w:color w:val="47465E"/>
-                      <w:sz w:val="20"/>
-                      <w:szCs w:val="20"/>
-                    </w:rPr>
-                    <w:t>違</w:t>
-                  </w:r>
-                </w:rubyBase>
-              </w:ruby>
-            </w:r>
-            <w:r>
-              <w:rPr>
-                <w:color w:val="47465E"/>
-                <w:sz w:val="20"/>
-                <w:szCs w:val="20"/>
-              </w:rPr>
-              <w:t xml:space="preserve">っていても、形が同じなら問題ありません。</w:t>
-            </w:r>
-          </w:p>
-        </w:tc>
-        <w:tc>
-          <w:tcPr>
-            <w:tcW w:type="dxa" w:w="3250"/>
-            <w:tcBorders>
-              <w:top w:val="none" w:color="FFFFFF" w:sz="0"/>
-              <w:left w:val="none" w:color="FFFFFF" w:sz="0"/>
-              <w:bottom w:val="none" w:color="FFFFFF" w:sz="0"/>
-              <w:right w:val="none" w:color="FFFFFF" w:sz="0"/>
-            </w:tcBorders>
-            <w:tcMar>
-              <w:top w:type="dxa" w:w="60"/>
-              <w:left w:type="dxa" w:w="110"/>
-              <w:bottom w:type="dxa" w:w="60"/>
-              <w:right w:type="dxa" w:w="110"/>
-            </w:tcMar>
-            <w:vAlign w:val="top"/>
-          </w:tcPr>
-          <w:p>
-            <w:pPr>
-              <w:keepNext w:val="false"/>
-              <w:spacing w:after="100" w:before="0"/>
-              <w:jc w:val="center"/>
-            </w:pPr>
-            <w:r>
-              <w:drawing>
-                <wp:inline distT="0" distB="0" distL="0" distR="0">
-                  <wp:extent cx="1571625" cy="3305175"/>
-                  <wp:effectExtent t="0" r="0" b="0" l="0"/>
-                  <wp:docPr id="40" name="s_res_compare_len__grid" descr="長さ" title="長さ"/>
+                  <wp:docPr id="40" name="s_res_compare_pitch__grid" descr="高さ" title="高さ"/>
                   <wp:cNvGraphicFramePr>
                     <a:graphicFrameLocks xmlns:a="http://schemas.openxmlformats.org/drawingml/2006/main" noChangeAspect="1"/>
                   </wp:cNvGraphicFramePr>
@@ -7816,6 +7687,137 @@
                 <w:sz w:val="23"/>
                 <w:szCs w:val="23"/>
               </w:rPr>
+              <w:t xml:space="preserve">高さ</w:t>
+            </w:r>
+          </w:p>
+          <w:p>
+            <w:pPr>
+              <w:spacing w:after="60" w:line="280"/>
+            </w:pPr>
+            <w:r>
+              <w:rPr>
+                <w:color w:val="47465E"/>
+                <w:sz w:val="20"/>
+                <w:szCs w:val="20"/>
+              </w:rPr>
+              <w:t xml:space="preserve">線の形（上がる・下がる）が似ているほど、高さが合っています。声の高さそのものが</w:t>
+            </w:r>
+            <w:r>
+              <w:ruby>
+                <w:rubyPr>
+                  <w:rubyAlign w:val="center"/>
+                  <w:hps w:val="10"/>
+                  <w:hpsRaise w:val="17"/>
+                  <w:hpsBaseText w:val="20"/>
+                  <w:lid w:val="ja-JP"/>
+                </w:rubyPr>
+                <w:rt>
+                  <w:r>
+                    <w:rPr>
+                      <w:color w:val="47465E"/>
+                      <w:sz w:val="10"/>
+                      <w:szCs w:val="10"/>
+                    </w:rPr>
+                    <w:t>ちが</w:t>
+                  </w:r>
+                </w:rt>
+                <w:rubyBase>
+                  <w:r>
+                    <w:rPr>
+                      <w:color w:val="47465E"/>
+                      <w:sz w:val="20"/>
+                      <w:szCs w:val="20"/>
+                    </w:rPr>
+                    <w:t>違</w:t>
+                  </w:r>
+                </w:rubyBase>
+              </w:ruby>
+            </w:r>
+            <w:r>
+              <w:rPr>
+                <w:color w:val="47465E"/>
+                <w:sz w:val="20"/>
+                <w:szCs w:val="20"/>
+              </w:rPr>
+              <w:t xml:space="preserve">っていても、形が同じなら問題ありません。</w:t>
+            </w:r>
+          </w:p>
+        </w:tc>
+        <w:tc>
+          <w:tcPr>
+            <w:tcW w:type="dxa" w:w="3250"/>
+            <w:tcBorders>
+              <w:top w:val="none" w:color="FFFFFF" w:sz="0"/>
+              <w:left w:val="none" w:color="FFFFFF" w:sz="0"/>
+              <w:bottom w:val="none" w:color="FFFFFF" w:sz="0"/>
+              <w:right w:val="none" w:color="FFFFFF" w:sz="0"/>
+            </w:tcBorders>
+            <w:tcMar>
+              <w:top w:type="dxa" w:w="60"/>
+              <w:left w:type="dxa" w:w="110"/>
+              <w:bottom w:type="dxa" w:w="60"/>
+              <w:right w:type="dxa" w:w="110"/>
+            </w:tcMar>
+            <w:vAlign w:val="top"/>
+          </w:tcPr>
+          <w:p>
+            <w:pPr>
+              <w:keepNext w:val="false"/>
+              <w:spacing w:after="100" w:before="0"/>
+              <w:jc w:val="center"/>
+            </w:pPr>
+            <w:r>
+              <w:drawing>
+                <wp:inline distT="0" distB="0" distL="0" distR="0">
+                  <wp:extent cx="1571625" cy="3305175"/>
+                  <wp:effectExtent t="0" r="0" b="0" l="0"/>
+                  <wp:docPr id="41" name="s_res_compare_len__grid" descr="長さ" title="長さ"/>
+                  <wp:cNvGraphicFramePr>
+                    <a:graphicFrameLocks xmlns:a="http://schemas.openxmlformats.org/drawingml/2006/main" noChangeAspect="1"/>
+                  </wp:cNvGraphicFramePr>
+                  <a:graphic xmlns:a="http://schemas.openxmlformats.org/drawingml/2006/main">
+                    <a:graphicData uri="http://schemas.openxmlformats.org/drawingml/2006/picture">
+                      <pic:pic xmlns:pic="http://schemas.openxmlformats.org/drawingml/2006/picture">
+                        <pic:nvPicPr>
+                          <pic:cNvPr id="0" name="" descr=""/>
+                          <pic:cNvPicPr>
+                            <a:picLocks noChangeAspect="1" noChangeArrowheads="1"/>
+                          </pic:cNvPicPr>
+                        </pic:nvPicPr>
+                        <pic:blipFill>
+                          <a:blip r:embed="rId35" cstate="none"/>
+                          <a:srcRect/>
+                          <a:stretch>
+                            <a:fillRect/>
+                          </a:stretch>
+                        </pic:blipFill>
+                        <pic:spPr bwMode="auto">
+                          <a:xfrm>
+                            <a:off x="0" y="0"/>
+                            <a:ext cx="1571625" cy="3305175"/>
+                          </a:xfrm>
+                          <a:prstGeom prst="rect">
+                            <a:avLst/>
+                          </a:prstGeom>
+                        </pic:spPr>
+                      </pic:pic>
+                    </a:graphicData>
+                  </a:graphic>
+                </wp:inline>
+              </w:drawing>
+            </w:r>
+          </w:p>
+          <w:p>
+            <w:pPr>
+              <w:spacing w:after="40"/>
+            </w:pPr>
+            <w:r>
+              <w:rPr>
+                <w:b/>
+                <w:bCs/>
+                <w:sz w:val="23"/>
+                <w:szCs w:val="23"/>
+              </w:rPr>
               <w:t xml:space="preserve">長さ</w:t>
             </w:r>
           </w:p>
@@ -7939,7 +7941,7 @@
                 <wp:inline distT="0" distB="0" distL="0" distR="0">
                   <wp:extent cx="1571625" cy="3305175"/>
                   <wp:effectExtent t="0" r="0" b="0" l="0"/>
-                  <wp:docPr id="41" name="s_res_compare_mouth__grid" descr="口の形" title="口の形"/>
+                  <wp:docPr id="42" name="s_res_compare_mouth__grid" descr="口の形" title="口の形"/>
                   <wp:cNvGraphicFramePr>
                     <a:graphicFrameLocks xmlns:a="http://schemas.openxmlformats.org/drawingml/2006/main" noChangeAspect="1"/>
                   </wp:cNvGraphicFramePr>
@@ -7953,7 +7955,7 @@
                           </pic:cNvPicPr>
                         </pic:nvPicPr>
                         <pic:blipFill>
-                          <a:blip r:embed="rId35" cstate="none"/>
+                          <a:blip r:embed="rId36" cstate="none"/>
                           <a:srcRect/>
                           <a:stretch>
                             <a:fillRect/>
@@ -8059,7 +8061,7 @@
                 <wp:inline distT="0" distB="0" distL="0" distR="0">
                   <wp:extent cx="1866900" cy="3267075"/>
                   <wp:effectExtent t="0" r="0" b="0" l="0"/>
-                  <wp:docPr id="42" name="s_res_sync" descr="口と声のタブ。音ごとの口と声の位置のグラフ。" title="口と声のタブ。音ごとの口と声の位置のグラフ。"/>
+                  <wp:docPr id="43" name="s_res_sync" descr="口と声のタブ。音ごとの口と声の位置のグラフ。" title="口と声のタブ。音ごとの口と声の位置のグラフ。"/>
                   <wp:cNvGraphicFramePr>
                     <a:graphicFrameLocks xmlns:a="http://schemas.openxmlformats.org/drawingml/2006/main" noChangeAspect="1"/>
                   </wp:cNvGraphicFramePr>
@@ -8073,7 +8075,7 @@
                           </pic:cNvPicPr>
                         </pic:nvPicPr>
                         <pic:blipFill>
-                          <a:blip r:embed="rId36" cstate="none"/>
+                          <a:blip r:embed="rId37" cstate="none"/>
                           <a:srcRect/>
                           <a:stretch>
                             <a:fillRect/>
@@ -8390,7 +8392,7 @@
                 <wp:inline distT="0" distB="0" distL="0" distR="0">
                   <wp:extent cx="1809750" cy="3810000"/>
                   <wp:effectExtent t="0" r="0" b="0" l="0"/>
-                  <wp:docPr id="43" name="s_hist_log__grid" descr="記録" title="記録"/>
+                  <wp:docPr id="44" name="s_hist_log__grid" descr="記録" title="記録"/>
                   <wp:cNvGraphicFramePr>
                     <a:graphicFrameLocks xmlns:a="http://schemas.openxmlformats.org/drawingml/2006/main" noChangeAspect="1"/>
                   </wp:cNvGraphicFramePr>
@@ -8404,7 +8406,7 @@
                           </pic:cNvPicPr>
                         </pic:nvPicPr>
                         <pic:blipFill>
-                          <a:blip r:embed="rId37" cstate="none"/>
+                          <a:blip r:embed="rId38" cstate="none"/>
                           <a:srcRect/>
                           <a:stretch>
                             <a:fillRect/>
@@ -8521,7 +8523,7 @@
                 <wp:inline distT="0" distB="0" distL="0" distR="0">
                   <wp:extent cx="1809750" cy="3810000"/>
                   <wp:effectExtent t="0" r="0" b="0" l="0"/>
-                  <wp:docPr id="44" name="s_hist_analysis__grid" descr="分析" title="分析"/>
+                  <wp:docPr id="45" name="s_hist_analysis__grid" descr="分析" title="分析"/>
                   <wp:cNvGraphicFramePr>
                     <a:graphicFrameLocks xmlns:a="http://schemas.openxmlformats.org/drawingml/2006/main" noChangeAspect="1"/>
                   </wp:cNvGraphicFramePr>
@@ -8535,7 +8537,7 @@
                           </pic:cNvPicPr>
                         </pic:nvPicPr>
                         <pic:blipFill>
-                          <a:blip r:embed="rId38" cstate="none"/>
+                          <a:blip r:embed="rId39" cstate="none"/>
                           <a:srcRect/>
                           <a:stretch>
                             <a:fillRect/>
@@ -8796,7 +8798,7 @@
                 <wp:inline distT="0" distB="0" distL="0" distR="0">
                   <wp:extent cx="1809750" cy="1323975"/>
                   <wp:effectExtent t="0" r="0" b="0" l="0"/>
-                  <wp:docPr id="45" name="s_home_tiles" descr="ほかの練習のボタン4つ" title="ほかの練習のボタン4つ"/>
+                  <wp:docPr id="46" name="s_home_tiles" descr="ほかの練習のボタン4つ" title="ほかの練習のボタン4つ"/>
                   <wp:cNvGraphicFramePr>
                     <a:graphicFrameLocks xmlns:a="http://schemas.openxmlformats.org/drawingml/2006/main" noChangeAspect="1"/>
                   </wp:cNvGraphicFramePr>
@@ -8810,7 +8812,7 @@
                           </pic:cNvPicPr>
                         </pic:nvPicPr>
                         <pic:blipFill>
-                          <a:blip r:embed="rId20" cstate="none"/>
+                          <a:blip r:embed="rId21" cstate="none"/>
                           <a:srcRect/>
                           <a:stretch>
                             <a:fillRect/>
@@ -9083,7 +9085,7 @@
                 <wp:inline distT="0" distB="0" distL="0" distR="0">
                   <wp:extent cx="1809750" cy="3724275"/>
                   <wp:effectExtent t="0" r="0" b="0" l="0"/>
-                  <wp:docPr id="46" name="s_settings" descr="設定の画面" title="設定の画面"/>
+                  <wp:docPr id="47" name="s_settings" descr="設定の画面" title="設定の画面"/>
                   <wp:cNvGraphicFramePr>
                     <a:graphicFrameLocks xmlns:a="http://schemas.openxmlformats.org/drawingml/2006/main" noChangeAspect="1"/>
                   </wp:cNvGraphicFramePr>
@@ -9097,7 +9099,7 @@
                           </pic:cNvPicPr>
                         </pic:nvPicPr>
                         <pic:blipFill>
-                          <a:blip r:embed="rId39" cstate="none"/>
+                          <a:blip r:embed="rId40" cstate="none"/>
                           <a:srcRect/>
                           <a:stretch>
                             <a:fillRect/>
@@ -9602,222 +9604,7 @@
                 <wp:inline distT="0" distB="0" distL="0" distR="0">
                   <wp:extent cx="1714500" cy="3609975"/>
                   <wp:effectExtent t="0" r="0" b="0" l="0"/>
-                  <wp:docPr id="47" name="s_perm_ios__grid" descr="iPhone（Safari）" title="iPhone（Safari）"/>
-                  <wp:cNvGraphicFramePr>
-                    <a:graphicFrameLocks xmlns:a="http://schemas.openxmlformats.org/drawingml/2006/main" noChangeAspect="1"/>
-                  </wp:cNvGraphicFramePr>
-                  <a:graphic xmlns:a="http://schemas.openxmlformats.org/drawingml/2006/main">
-                    <a:graphicData uri="http://schemas.openxmlformats.org/drawingml/2006/picture">
-                      <pic:pic xmlns:pic="http://schemas.openxmlformats.org/drawingml/2006/picture">
-                        <pic:nvPicPr>
-                          <pic:cNvPr id="0" name="" descr=""/>
-                          <pic:cNvPicPr>
-                            <a:picLocks noChangeAspect="1" noChangeArrowheads="1"/>
-                          </pic:cNvPicPr>
-                        </pic:nvPicPr>
-                        <pic:blipFill>
-                          <a:blip r:embed="rId40" cstate="none"/>
-                          <a:srcRect/>
-                          <a:stretch>
-                            <a:fillRect/>
-                          </a:stretch>
-                        </pic:blipFill>
-                        <pic:spPr bwMode="auto">
-                          <a:xfrm>
-                            <a:off x="0" y="0"/>
-                            <a:ext cx="1714500" cy="3609975"/>
-                          </a:xfrm>
-                          <a:prstGeom prst="rect">
-                            <a:avLst/>
-                          </a:prstGeom>
-                        </pic:spPr>
-                      </pic:pic>
-                    </a:graphicData>
-                  </a:graphic>
-                </wp:inline>
-              </w:drawing>
-            </w:r>
-          </w:p>
-          <w:p>
-            <w:pPr>
-              <w:spacing w:after="40"/>
-            </w:pPr>
-            <w:r>
-              <w:rPr>
-                <w:b/>
-                <w:bCs/>
-                <w:sz w:val="23"/>
-                <w:szCs w:val="23"/>
-              </w:rPr>
-              <w:t xml:space="preserve">iPhone（Safari）</w:t>
-            </w:r>
-          </w:p>
-          <w:p>
-            <w:pPr>
-              <w:pStyle w:val="ListParagraph"/>
-              <w:numPr>
-                <w:ilvl w:val="0"/>
-                <w:numId w:val="3"/>
-              </w:numPr>
-              <w:spacing w:after="50"/>
-            </w:pPr>
-            <w:r>
-              <w:t xml:space="preserve">画面の上（または下）にある「ぁあ」を</w:t>
-            </w:r>
-            <w:r>
-              <w:ruby>
-                <w:rubyPr>
-                  <w:rubyAlign w:val="center"/>
-                  <w:hps w:val="10"/>
-                  <w:hpsRaise w:val="18"/>
-                  <w:hpsBaseText w:val="21"/>
-                  <w:lid w:val="ja-JP"/>
-                </w:rubyPr>
-                <w:rt>
-                  <w:r>
-                    <w:rPr>
-                      <w:sz w:val="10"/>
-                      <w:szCs w:val="10"/>
-                    </w:rPr>
-                    <w:t>お</w:t>
-                  </w:r>
-                </w:rt>
-                <w:rubyBase>
-                  <w:r>
-                    <w:t>押</w:t>
-                  </w:r>
-                </w:rubyBase>
-              </w:ruby>
-            </w:r>
-            <w:r>
-              <w:t xml:space="preserve">す</w:t>
-            </w:r>
-          </w:p>
-          <w:p>
-            <w:pPr>
-              <w:pStyle w:val="ListParagraph"/>
-              <w:numPr>
-                <w:ilvl w:val="0"/>
-                <w:numId w:val="3"/>
-              </w:numPr>
-              <w:spacing w:after="50"/>
-            </w:pPr>
-            <w:r>
-              <w:t xml:space="preserve">「Webサイトの設定」を</w:t>
-            </w:r>
-            <w:r>
-              <w:ruby>
-                <w:rubyPr>
-                  <w:rubyAlign w:val="center"/>
-                  <w:hps w:val="10"/>
-                  <w:hpsRaise w:val="18"/>
-                  <w:hpsBaseText w:val="21"/>
-                  <w:lid w:val="ja-JP"/>
-                </w:rubyPr>
-                <w:rt>
-                  <w:r>
-                    <w:rPr>
-                      <w:sz w:val="10"/>
-                      <w:szCs w:val="10"/>
-                    </w:rPr>
-                    <w:t>お</w:t>
-                  </w:r>
-                </w:rt>
-                <w:rubyBase>
-                  <w:r>
-                    <w:t>押</w:t>
-                  </w:r>
-                </w:rubyBase>
-              </w:ruby>
-            </w:r>
-            <w:r>
-              <w:t xml:space="preserve">す</w:t>
-            </w:r>
-          </w:p>
-          <w:p>
-            <w:pPr>
-              <w:pStyle w:val="ListParagraph"/>
-              <w:numPr>
-                <w:ilvl w:val="0"/>
-                <w:numId w:val="3"/>
-              </w:numPr>
-              <w:spacing w:after="50"/>
-            </w:pPr>
-            <w:r>
-              <w:t xml:space="preserve">「マイク」と「カメラ」を「許可」にする</w:t>
-            </w:r>
-          </w:p>
-          <w:p>
-            <w:pPr>
-              <w:pStyle w:val="ListParagraph"/>
-              <w:numPr>
-                <w:ilvl w:val="0"/>
-                <w:numId w:val="3"/>
-              </w:numPr>
-              <w:spacing w:after="50"/>
-            </w:pPr>
-            <w:r>
-              <w:t xml:space="preserve">「もう一度ためす」を</w:t>
-            </w:r>
-            <w:r>
-              <w:ruby>
-                <w:rubyPr>
-                  <w:rubyAlign w:val="center"/>
-                  <w:hps w:val="10"/>
-                  <w:hpsRaise w:val="18"/>
-                  <w:hpsBaseText w:val="21"/>
-                  <w:lid w:val="ja-JP"/>
-                </w:rubyPr>
-                <w:rt>
-                  <w:r>
-                    <w:rPr>
-                      <w:sz w:val="10"/>
-                      <w:szCs w:val="10"/>
-                    </w:rPr>
-                    <w:t>お</w:t>
-                  </w:r>
-                </w:rt>
-                <w:rubyBase>
-                  <w:r>
-                    <w:t>押</w:t>
-                  </w:r>
-                </w:rubyBase>
-              </w:ruby>
-            </w:r>
-            <w:r>
-              <w:t xml:space="preserve">す</w:t>
-            </w:r>
-          </w:p>
-        </w:tc>
-        <w:tc>
-          <w:tcPr>
-            <w:tcW w:type="dxa" w:w="4876"/>
-            <w:tcBorders>
-              <w:top w:val="none" w:color="FFFFFF" w:sz="0"/>
-              <w:left w:val="none" w:color="FFFFFF" w:sz="0"/>
-              <w:bottom w:val="none" w:color="FFFFFF" w:sz="0"/>
-              <w:right w:val="none" w:color="FFFFFF" w:sz="0"/>
-            </w:tcBorders>
-            <w:tcMar>
-              <w:top w:type="dxa" w:w="60"/>
-              <w:left w:type="dxa" w:w="110"/>
-              <w:bottom w:type="dxa" w:w="60"/>
-              <w:right w:type="dxa" w:w="0"/>
-            </w:tcMar>
-            <w:vAlign w:val="top"/>
-          </w:tcPr>
-          <w:p>
-            <w:pPr>
-              <w:keepNext w:val="false"/>
-              <w:spacing w:after="100" w:before="0"/>
-              <w:jc w:val="center"/>
-            </w:pPr>
-            <w:r>
-              <w:drawing>
-                <wp:inline distT="0" distB="0" distL="0" distR="0">
-                  <wp:extent cx="1714500" cy="3609975"/>
-                  <wp:effectExtent t="0" r="0" b="0" l="0"/>
-                  <wp:docPr id="48" name="s_perm_android__grid" descr="Android（Chrome）" title="Android（Chrome）"/>
+                  <wp:docPr id="48" name="s_perm_ios__grid" descr="iPhone（Safari）" title="iPhone（Safari）"/>
                   <wp:cNvGraphicFramePr>
                     <a:graphicFrameLocks xmlns:a="http://schemas.openxmlformats.org/drawingml/2006/main" noChangeAspect="1"/>
                   </wp:cNvGraphicFramePr>
@@ -9864,6 +9651,221 @@
                 <w:sz w:val="23"/>
                 <w:szCs w:val="23"/>
               </w:rPr>
+              <w:t xml:space="preserve">iPhone（Safari）</w:t>
+            </w:r>
+          </w:p>
+          <w:p>
+            <w:pPr>
+              <w:pStyle w:val="ListParagraph"/>
+              <w:numPr>
+                <w:ilvl w:val="0"/>
+                <w:numId w:val="3"/>
+              </w:numPr>
+              <w:spacing w:after="50"/>
+            </w:pPr>
+            <w:r>
+              <w:t xml:space="preserve">画面の上（または下）にある「ぁあ」を</w:t>
+            </w:r>
+            <w:r>
+              <w:ruby>
+                <w:rubyPr>
+                  <w:rubyAlign w:val="center"/>
+                  <w:hps w:val="10"/>
+                  <w:hpsRaise w:val="18"/>
+                  <w:hpsBaseText w:val="21"/>
+                  <w:lid w:val="ja-JP"/>
+                </w:rubyPr>
+                <w:rt>
+                  <w:r>
+                    <w:rPr>
+                      <w:sz w:val="10"/>
+                      <w:szCs w:val="10"/>
+                    </w:rPr>
+                    <w:t>お</w:t>
+                  </w:r>
+                </w:rt>
+                <w:rubyBase>
+                  <w:r>
+                    <w:t>押</w:t>
+                  </w:r>
+                </w:rubyBase>
+              </w:ruby>
+            </w:r>
+            <w:r>
+              <w:t xml:space="preserve">す</w:t>
+            </w:r>
+          </w:p>
+          <w:p>
+            <w:pPr>
+              <w:pStyle w:val="ListParagraph"/>
+              <w:numPr>
+                <w:ilvl w:val="0"/>
+                <w:numId w:val="3"/>
+              </w:numPr>
+              <w:spacing w:after="50"/>
+            </w:pPr>
+            <w:r>
+              <w:t xml:space="preserve">「Webサイトの設定」を</w:t>
+            </w:r>
+            <w:r>
+              <w:ruby>
+                <w:rubyPr>
+                  <w:rubyAlign w:val="center"/>
+                  <w:hps w:val="10"/>
+                  <w:hpsRaise w:val="18"/>
+                  <w:hpsBaseText w:val="21"/>
+                  <w:lid w:val="ja-JP"/>
+                </w:rubyPr>
+                <w:rt>
+                  <w:r>
+                    <w:rPr>
+                      <w:sz w:val="10"/>
+                      <w:szCs w:val="10"/>
+                    </w:rPr>
+                    <w:t>お</w:t>
+                  </w:r>
+                </w:rt>
+                <w:rubyBase>
+                  <w:r>
+                    <w:t>押</w:t>
+                  </w:r>
+                </w:rubyBase>
+              </w:ruby>
+            </w:r>
+            <w:r>
+              <w:t xml:space="preserve">す</w:t>
+            </w:r>
+          </w:p>
+          <w:p>
+            <w:pPr>
+              <w:pStyle w:val="ListParagraph"/>
+              <w:numPr>
+                <w:ilvl w:val="0"/>
+                <w:numId w:val="3"/>
+              </w:numPr>
+              <w:spacing w:after="50"/>
+            </w:pPr>
+            <w:r>
+              <w:t xml:space="preserve">「マイク」と「カメラ」を「許可」にする</w:t>
+            </w:r>
+          </w:p>
+          <w:p>
+            <w:pPr>
+              <w:pStyle w:val="ListParagraph"/>
+              <w:numPr>
+                <w:ilvl w:val="0"/>
+                <w:numId w:val="3"/>
+              </w:numPr>
+              <w:spacing w:after="50"/>
+            </w:pPr>
+            <w:r>
+              <w:t xml:space="preserve">「もう一度ためす」を</w:t>
+            </w:r>
+            <w:r>
+              <w:ruby>
+                <w:rubyPr>
+                  <w:rubyAlign w:val="center"/>
+                  <w:hps w:val="10"/>
+                  <w:hpsRaise w:val="18"/>
+                  <w:hpsBaseText w:val="21"/>
+                  <w:lid w:val="ja-JP"/>
+                </w:rubyPr>
+                <w:rt>
+                  <w:r>
+                    <w:rPr>
+                      <w:sz w:val="10"/>
+                      <w:szCs w:val="10"/>
+                    </w:rPr>
+                    <w:t>お</w:t>
+                  </w:r>
+                </w:rt>
+                <w:rubyBase>
+                  <w:r>
+                    <w:t>押</w:t>
+                  </w:r>
+                </w:rubyBase>
+              </w:ruby>
+            </w:r>
+            <w:r>
+              <w:t xml:space="preserve">す</w:t>
+            </w:r>
+          </w:p>
+        </w:tc>
+        <w:tc>
+          <w:tcPr>
+            <w:tcW w:type="dxa" w:w="4876"/>
+            <w:tcBorders>
+              <w:top w:val="none" w:color="FFFFFF" w:sz="0"/>
+              <w:left w:val="none" w:color="FFFFFF" w:sz="0"/>
+              <w:bottom w:val="none" w:color="FFFFFF" w:sz="0"/>
+              <w:right w:val="none" w:color="FFFFFF" w:sz="0"/>
+            </w:tcBorders>
+            <w:tcMar>
+              <w:top w:type="dxa" w:w="60"/>
+              <w:left w:type="dxa" w:w="110"/>
+              <w:bottom w:type="dxa" w:w="60"/>
+              <w:right w:type="dxa" w:w="0"/>
+            </w:tcMar>
+            <w:vAlign w:val="top"/>
+          </w:tcPr>
+          <w:p>
+            <w:pPr>
+              <w:keepNext w:val="false"/>
+              <w:spacing w:after="100" w:before="0"/>
+              <w:jc w:val="center"/>
+            </w:pPr>
+            <w:r>
+              <w:drawing>
+                <wp:inline distT="0" distB="0" distL="0" distR="0">
+                  <wp:extent cx="1714500" cy="3609975"/>
+                  <wp:effectExtent t="0" r="0" b="0" l="0"/>
+                  <wp:docPr id="49" name="s_perm_android__grid" descr="Android（Chrome）" title="Android（Chrome）"/>
+                  <wp:cNvGraphicFramePr>
+                    <a:graphicFrameLocks xmlns:a="http://schemas.openxmlformats.org/drawingml/2006/main" noChangeAspect="1"/>
+                  </wp:cNvGraphicFramePr>
+                  <a:graphic xmlns:a="http://schemas.openxmlformats.org/drawingml/2006/main">
+                    <a:graphicData uri="http://schemas.openxmlformats.org/drawingml/2006/picture">
+                      <pic:pic xmlns:pic="http://schemas.openxmlformats.org/drawingml/2006/picture">
+                        <pic:nvPicPr>
+                          <pic:cNvPr id="0" name="" descr=""/>
+                          <pic:cNvPicPr>
+                            <a:picLocks noChangeAspect="1" noChangeArrowheads="1"/>
+                          </pic:cNvPicPr>
+                        </pic:nvPicPr>
+                        <pic:blipFill>
+                          <a:blip r:embed="rId42" cstate="none"/>
+                          <a:srcRect/>
+                          <a:stretch>
+                            <a:fillRect/>
+                          </a:stretch>
+                        </pic:blipFill>
+                        <pic:spPr bwMode="auto">
+                          <a:xfrm>
+                            <a:off x="0" y="0"/>
+                            <a:ext cx="1714500" cy="3609975"/>
+                          </a:xfrm>
+                          <a:prstGeom prst="rect">
+                            <a:avLst/>
+                          </a:prstGeom>
+                        </pic:spPr>
+                      </pic:pic>
+                    </a:graphicData>
+                  </a:graphic>
+                </wp:inline>
+              </w:drawing>
+            </w:r>
+          </w:p>
+          <w:p>
+            <w:pPr>
+              <w:spacing w:after="40"/>
+            </w:pPr>
+            <w:r>
+              <w:rPr>
+                <w:b/>
+                <w:bCs/>
+                <w:sz w:val="23"/>
+                <w:szCs w:val="23"/>
+              </w:rPr>
               <w:t xml:space="preserve">Android（Chrome）</w:t>
             </w:r>
           </w:p>
@@ -10714,6 +10716,7 @@
     </w:p>
     <w:sectPr>
       <w:footerReference w:type="default" r:id="rId6"/>
+      <w:type w:val="nextPage"/>
       <w:pgSz w:w="11906" w:h="16838" w:orient="portrait"/>
       <w:pgMar w:top="1000" w:right="1077" w:bottom="1000" w:left="1077" w:header="480" w:footer="480" w:gutter="0"/>
       <w:pgNumType/>
